--- a/docs/PIMS_DASHBOARD_System_Guide_VN.docx
+++ b/docs/PIMS_DASHBOARD_System_Guide_VN.docx
@@ -237,10 +237,10 @@
       </w:tblPr>
       <w:tblGrid>
         <w:gridCol w:w="1625"/>
-        <w:gridCol w:w="1805"/>
+        <w:gridCol w:w="1986"/>
         <w:gridCol w:w="1264"/>
-        <w:gridCol w:w="2166"/>
-        <w:gridCol w:w="2166"/>
+        <w:gridCol w:w="2076"/>
+        <w:gridCol w:w="2076"/>
       </w:tblGrid>
       <w:tr>
         <w:tc>
@@ -270,13 +270,13 @@
                 <w:sz w:val="19"/>
                 <w:szCs w:val="19"/>
               </w:rPr>
-              <w:t xml:space="preserve">Màn Hình / Phân Hệ</w:t>
-            </w:r>
-          </w:p>
-        </w:tc>
-        <w:tc>
-          <w:tcPr>
-            <w:tcW w:type="pct" w:w="1000"/>
+              <w:t xml:space="preserve">Màn hình</w:t>
+            </w:r>
+          </w:p>
+        </w:tc>
+        <w:tc>
+          <w:tcPr>
+            <w:tcW w:type="pct" w:w="1100"/>
             <w:tcBorders>
               <w:top w:val="single" w:color="CBD5E0" w:sz="1"/>
               <w:left w:val="single" w:color="CBD5E0" w:sz="1"/>
@@ -301,7 +301,7 @@
                 <w:sz w:val="19"/>
                 <w:szCs w:val="19"/>
               </w:rPr>
-              <w:t xml:space="preserve">Tên Chỉ Tiêu Dashboard</w:t>
+              <w:t xml:space="preserve">Tên chỉ số</w:t>
             </w:r>
           </w:p>
         </w:tc>
@@ -332,13 +332,13 @@
                 <w:sz w:val="19"/>
                 <w:szCs w:val="19"/>
               </w:rPr>
-              <w:t xml:space="preserve">Cơ Chế Nạp</w:t>
-            </w:r>
-          </w:p>
-        </w:tc>
-        <w:tc>
-          <w:tcPr>
-            <w:tcW w:type="pct" w:w="1200"/>
+              <w:t xml:space="preserve">Loại nhập liệu</w:t>
+            </w:r>
+          </w:p>
+        </w:tc>
+        <w:tc>
+          <w:tcPr>
+            <w:tcW w:type="pct" w:w="1150"/>
             <w:tcBorders>
               <w:top w:val="single" w:color="CBD5E0" w:sz="1"/>
               <w:left w:val="single" w:color="CBD5E0" w:sz="1"/>
@@ -363,13 +363,13 @@
                 <w:sz w:val="19"/>
                 <w:szCs w:val="19"/>
               </w:rPr>
-              <w:t xml:space="preserve">Menu &amp; Màn Hình PIMSVINA ERP</w:t>
-            </w:r>
-          </w:p>
-        </w:tc>
-        <w:tc>
-          <w:tcPr>
-            <w:tcW w:type="pct" w:w="1200"/>
+              <w:t xml:space="preserve">Menu PIMSVINA</w:t>
+            </w:r>
+          </w:p>
+        </w:tc>
+        <w:tc>
+          <w:tcPr>
+            <w:tcW w:type="pct" w:w="1150"/>
             <w:tcBorders>
               <w:top w:val="single" w:color="CBD5E0" w:sz="1"/>
               <w:left w:val="single" w:color="CBD5E0" w:sz="1"/>
@@ -394,7 +394,7 @@
                 <w:sz w:val="19"/>
                 <w:szCs w:val="19"/>
               </w:rPr>
-              <w:t xml:space="preserve">Bảng Dữ Liệu &amp; Quy Tắc Tính</w:t>
+              <w:t xml:space="preserve">Tên UI PIMSVINA</w:t>
             </w:r>
           </w:p>
         </w:tc>
@@ -426,38 +426,37 @@
                 <w:sz w:val="18"/>
                 <w:szCs w:val="18"/>
               </w:rPr>
-              <w:t xml:space="preserve">Dashboard Toàn Công Ty
-(Màn Hình Tổng Quan)</w:t>
-            </w:r>
-          </w:p>
-        </w:tc>
-        <w:tc>
-          <w:tcPr>
-            <w:tcBorders>
-              <w:top w:val="single" w:color="CBD5E0" w:sz="1"/>
-              <w:left w:val="single" w:color="CBD5E0" w:sz="1"/>
-              <w:bottom w:val="single" w:color="CBD5E0" w:sz="1"/>
-              <w:right w:val="single" w:color="CBD5E0" w:sz="1"/>
-            </w:tcBorders>
-            <w:shd w:fill="FFFFFF" w:val="clear"/>
-            <w:tcMar>
-              <w:top w:type="dxa" w:w="120"/>
-              <w:left w:type="dxa" w:w="140"/>
-              <w:bottom w:type="dxa" w:w="120"/>
-              <w:right w:type="dxa" w:w="140"/>
-            </w:tcMar>
-          </w:tcPr>
-          <w:p>
-            <w:r>
-              <w:rPr>
-                <w:rFonts w:ascii="Arial" w:cs="Arial" w:eastAsia="Arial" w:hAnsi="Arial"/>
-                <w:b w:val="false"/>
-                <w:bCs w:val="false"/>
-                <w:color w:val="2D3748"/>
-                <w:sz w:val="18"/>
-                <w:szCs w:val="18"/>
-              </w:rPr>
-              <w:t xml:space="preserve">Doanh thu &amp; Lợi nhuận KD lũy kế (YTD)</w:t>
+              <w:t xml:space="preserve">Dashboard Toàn Công Ty - Tổng Quan Chính</w:t>
+            </w:r>
+          </w:p>
+        </w:tc>
+        <w:tc>
+          <w:tcPr>
+            <w:tcBorders>
+              <w:top w:val="single" w:color="CBD5E0" w:sz="1"/>
+              <w:left w:val="single" w:color="CBD5E0" w:sz="1"/>
+              <w:bottom w:val="single" w:color="CBD5E0" w:sz="1"/>
+              <w:right w:val="single" w:color="CBD5E0" w:sz="1"/>
+            </w:tcBorders>
+            <w:shd w:fill="FFFFFF" w:val="clear"/>
+            <w:tcMar>
+              <w:top w:type="dxa" w:w="120"/>
+              <w:left w:type="dxa" w:w="140"/>
+              <w:bottom w:type="dxa" w:w="120"/>
+              <w:right w:type="dxa" w:w="140"/>
+            </w:tcMar>
+          </w:tcPr>
+          <w:p>
+            <w:r>
+              <w:rPr>
+                <w:rFonts w:ascii="Arial" w:cs="Arial" w:eastAsia="Arial" w:hAnsi="Arial"/>
+                <w:b w:val="false"/>
+                <w:bCs w:val="false"/>
+                <w:color w:val="2D3748"/>
+                <w:sz w:val="18"/>
+                <w:szCs w:val="18"/>
+              </w:rPr>
+              <w:t xml:space="preserve">Doanh thu lũy kế năm (Kế hoạch / Thực tế / Tỷ lệ đạt)</w:t>
             </w:r>
           </w:p>
         </w:tc>
@@ -517,39 +516,37 @@
                 <w:sz w:val="18"/>
                 <w:szCs w:val="18"/>
               </w:rPr>
-              <w:t xml:space="preserve">Đăng ký kết quả KD hàng tháng
-(월별경영실적등록)</w:t>
-            </w:r>
-          </w:p>
-        </w:tc>
-        <w:tc>
-          <w:tcPr>
-            <w:tcBorders>
-              <w:top w:val="single" w:color="CBD5E0" w:sz="1"/>
-              <w:left w:val="single" w:color="CBD5E0" w:sz="1"/>
-              <w:bottom w:val="single" w:color="CBD5E0" w:sz="1"/>
-              <w:right w:val="single" w:color="CBD5E0" w:sz="1"/>
-            </w:tcBorders>
-            <w:shd w:fill="FFFFFF" w:val="clear"/>
-            <w:tcMar>
-              <w:top w:type="dxa" w:w="120"/>
-              <w:left w:type="dxa" w:w="140"/>
-              <w:bottom w:type="dxa" w:w="120"/>
-              <w:right w:type="dxa" w:w="140"/>
-            </w:tcMar>
-          </w:tcPr>
-          <w:p>
-            <w:r>
-              <w:rPr>
-                <w:rFonts w:ascii="Arial" w:cs="Arial" w:eastAsia="Arial" w:hAnsi="Arial"/>
-                <w:b w:val="false"/>
-                <w:bCs w:val="false"/>
-                <w:color w:val="2D3748"/>
-                <w:sz w:val="18"/>
-                <w:szCs w:val="18"/>
-              </w:rPr>
-              <w:t xml:space="preserve">mr_monthly_amounts
-(Cộng dồn tháng 1 -&gt; tháng chuẩn M)</w:t>
+              <w:t xml:space="preserve">Monthly Management Performance Registration</w:t>
+            </w:r>
+          </w:p>
+        </w:tc>
+        <w:tc>
+          <w:tcPr>
+            <w:tcBorders>
+              <w:top w:val="single" w:color="CBD5E0" w:sz="1"/>
+              <w:left w:val="single" w:color="CBD5E0" w:sz="1"/>
+              <w:bottom w:val="single" w:color="CBD5E0" w:sz="1"/>
+              <w:right w:val="single" w:color="CBD5E0" w:sz="1"/>
+            </w:tcBorders>
+            <w:shd w:fill="FFFFFF" w:val="clear"/>
+            <w:tcMar>
+              <w:top w:type="dxa" w:w="120"/>
+              <w:left w:type="dxa" w:w="140"/>
+              <w:bottom w:type="dxa" w:w="120"/>
+              <w:right w:type="dxa" w:w="140"/>
+            </w:tcMar>
+          </w:tcPr>
+          <w:p>
+            <w:r>
+              <w:rPr>
+                <w:rFonts w:ascii="Arial" w:cs="Arial" w:eastAsia="Arial" w:hAnsi="Arial"/>
+                <w:b w:val="false"/>
+                <w:bCs w:val="false"/>
+                <w:color w:val="2D3748"/>
+                <w:sz w:val="18"/>
+                <w:szCs w:val="18"/>
+              </w:rPr>
+              <w:t xml:space="preserve">Management Report Excel (Revenue line cumulative)</w:t>
             </w:r>
           </w:p>
         </w:tc>
@@ -581,50 +578,49 @@
                 <w:sz w:val="18"/>
                 <w:szCs w:val="18"/>
               </w:rPr>
-              <w:t xml:space="preserve">Dashboard Toàn Công Ty
-(Biểu Đồ &amp; Thẻ Widget)</w:t>
-            </w:r>
-          </w:p>
-        </w:tc>
-        <w:tc>
-          <w:tcPr>
-            <w:tcBorders>
-              <w:top w:val="single" w:color="CBD5E0" w:sz="1"/>
-              <w:left w:val="single" w:color="CBD5E0" w:sz="1"/>
-              <w:bottom w:val="single" w:color="CBD5E0" w:sz="1"/>
-              <w:right w:val="single" w:color="CBD5E0" w:sz="1"/>
-            </w:tcBorders>
-            <w:shd w:fill="FFFFFF" w:val="clear"/>
-            <w:tcMar>
-              <w:top w:type="dxa" w:w="120"/>
-              <w:left w:type="dxa" w:w="140"/>
-              <w:bottom w:type="dxa" w:w="120"/>
-              <w:right w:type="dxa" w:w="140"/>
-            </w:tcMar>
-          </w:tcPr>
-          <w:p>
-            <w:r>
-              <w:rPr>
-                <w:rFonts w:ascii="Arial" w:cs="Arial" w:eastAsia="Arial" w:hAnsi="Arial"/>
-                <w:b w:val="false"/>
-                <w:bCs w:val="false"/>
-                <w:color w:val="2D3748"/>
-                <w:sz w:val="18"/>
-                <w:szCs w:val="18"/>
-              </w:rPr>
-              <w:t xml:space="preserve">Doanh thu năm &amp; Tỷ lệ trúng thầu</w:t>
-            </w:r>
-          </w:p>
-        </w:tc>
-        <w:tc>
-          <w:tcPr>
-            <w:tcBorders>
-              <w:top w:val="single" w:color="CBD5E0" w:sz="1"/>
-              <w:left w:val="single" w:color="CBD5E0" w:sz="1"/>
-              <w:bottom w:val="single" w:color="CBD5E0" w:sz="1"/>
-              <w:right w:val="single" w:color="CBD5E0" w:sz="1"/>
-            </w:tcBorders>
-            <w:shd w:fill="F7FAFC" w:val="clear"/>
+              <w:t xml:space="preserve">Dashboard Toàn Công Ty - Tổng Quan Chính</w:t>
+            </w:r>
+          </w:p>
+        </w:tc>
+        <w:tc>
+          <w:tcPr>
+            <w:tcBorders>
+              <w:top w:val="single" w:color="CBD5E0" w:sz="1"/>
+              <w:left w:val="single" w:color="CBD5E0" w:sz="1"/>
+              <w:bottom w:val="single" w:color="CBD5E0" w:sz="1"/>
+              <w:right w:val="single" w:color="CBD5E0" w:sz="1"/>
+            </w:tcBorders>
+            <w:shd w:fill="FFFFFF" w:val="clear"/>
+            <w:tcMar>
+              <w:top w:type="dxa" w:w="120"/>
+              <w:left w:type="dxa" w:w="140"/>
+              <w:bottom w:type="dxa" w:w="120"/>
+              <w:right w:type="dxa" w:w="140"/>
+            </w:tcMar>
+          </w:tcPr>
+          <w:p>
+            <w:r>
+              <w:rPr>
+                <w:rFonts w:ascii="Arial" w:cs="Arial" w:eastAsia="Arial" w:hAnsi="Arial"/>
+                <w:b w:val="false"/>
+                <w:bCs w:val="false"/>
+                <w:color w:val="2D3748"/>
+                <w:sz w:val="18"/>
+                <w:szCs w:val="18"/>
+              </w:rPr>
+              <w:t xml:space="preserve">Lợi nhuận kinh doanh lũy kế năm (Kế hoạch / Thực tế / Tỷ lệ đạt)</w:t>
+            </w:r>
+          </w:p>
+        </w:tc>
+        <w:tc>
+          <w:tcPr>
+            <w:tcBorders>
+              <w:top w:val="single" w:color="CBD5E0" w:sz="1"/>
+              <w:left w:val="single" w:color="CBD5E0" w:sz="1"/>
+              <w:bottom w:val="single" w:color="CBD5E0" w:sz="1"/>
+              <w:right w:val="single" w:color="CBD5E0" w:sz="1"/>
+            </w:tcBorders>
+            <w:shd w:fill="FFFFFF" w:val="clear"/>
             <w:tcMar>
               <w:top w:type="dxa" w:w="120"/>
               <w:left w:type="dxa" w:w="140"/>
@@ -672,39 +668,37 @@
                 <w:sz w:val="18"/>
                 <w:szCs w:val="18"/>
               </w:rPr>
-              <w:t xml:space="preserve">Báo cáo quản trị tổng thể hàng tháng
-(연간 매출 및 신규 수주 라인)</w:t>
-            </w:r>
-          </w:p>
-        </w:tc>
-        <w:tc>
-          <w:tcPr>
-            <w:tcBorders>
-              <w:top w:val="single" w:color="CBD5E0" w:sz="1"/>
-              <w:left w:val="single" w:color="CBD5E0" w:sz="1"/>
-              <w:bottom w:val="single" w:color="CBD5E0" w:sz="1"/>
-              <w:right w:val="single" w:color="CBD5E0" w:sz="1"/>
-            </w:tcBorders>
-            <w:shd w:fill="FFFFFF" w:val="clear"/>
-            <w:tcMar>
-              <w:top w:type="dxa" w:w="120"/>
-              <w:left w:type="dxa" w:w="140"/>
-              <w:bottom w:type="dxa" w:w="120"/>
-              <w:right w:type="dxa" w:w="140"/>
-            </w:tcMar>
-          </w:tcPr>
-          <w:p>
-            <w:r>
-              <w:rPr>
-                <w:rFonts w:ascii="Arial" w:cs="Arial" w:eastAsia="Arial" w:hAnsi="Arial"/>
-                <w:b w:val="false"/>
-                <w:bCs w:val="false"/>
-                <w:color w:val="2D3748"/>
-                <w:sz w:val="18"/>
-                <w:szCs w:val="18"/>
-              </w:rPr>
-              <w:t xml:space="preserve">mr_annual_amounts
-(Kế hoạch vs Dự báo cả năm)</w:t>
+              <w:t xml:space="preserve">Monthly Management Performance Registration</w:t>
+            </w:r>
+          </w:p>
+        </w:tc>
+        <w:tc>
+          <w:tcPr>
+            <w:tcBorders>
+              <w:top w:val="single" w:color="CBD5E0" w:sz="1"/>
+              <w:left w:val="single" w:color="CBD5E0" w:sz="1"/>
+              <w:bottom w:val="single" w:color="CBD5E0" w:sz="1"/>
+              <w:right w:val="single" w:color="CBD5E0" w:sz="1"/>
+            </w:tcBorders>
+            <w:shd w:fill="FFFFFF" w:val="clear"/>
+            <w:tcMar>
+              <w:top w:type="dxa" w:w="120"/>
+              <w:left w:type="dxa" w:w="140"/>
+              <w:bottom w:type="dxa" w:w="120"/>
+              <w:right w:type="dxa" w:w="140"/>
+            </w:tcMar>
+          </w:tcPr>
+          <w:p>
+            <w:r>
+              <w:rPr>
+                <w:rFonts w:ascii="Arial" w:cs="Arial" w:eastAsia="Arial" w:hAnsi="Arial"/>
+                <w:b w:val="false"/>
+                <w:bCs w:val="false"/>
+                <w:color w:val="2D3748"/>
+                <w:sz w:val="18"/>
+                <w:szCs w:val="18"/>
+              </w:rPr>
+              <w:t xml:space="preserve">Management Report Excel (Operating Profit line cumulative)</w:t>
             </w:r>
           </w:p>
         </w:tc>
@@ -736,38 +730,37 @@
                 <w:sz w:val="18"/>
                 <w:szCs w:val="18"/>
               </w:rPr>
-              <w:t xml:space="preserve">Dashboard Toàn Công Ty
-(Khung Nhận Xét Dưới Cùng)</w:t>
-            </w:r>
-          </w:p>
-        </w:tc>
-        <w:tc>
-          <w:tcPr>
-            <w:tcBorders>
-              <w:top w:val="single" w:color="CBD5E0" w:sz="1"/>
-              <w:left w:val="single" w:color="CBD5E0" w:sz="1"/>
-              <w:bottom w:val="single" w:color="CBD5E0" w:sz="1"/>
-              <w:right w:val="single" w:color="CBD5E0" w:sz="1"/>
-            </w:tcBorders>
-            <w:shd w:fill="FFFFFF" w:val="clear"/>
-            <w:tcMar>
-              <w:top w:type="dxa" w:w="120"/>
-              <w:left w:type="dxa" w:w="140"/>
-              <w:bottom w:type="dxa" w:w="120"/>
-              <w:right w:type="dxa" w:w="140"/>
-            </w:tcMar>
-          </w:tcPr>
-          <w:p>
-            <w:r>
-              <w:rPr>
-                <w:rFonts w:ascii="Arial" w:cs="Arial" w:eastAsia="Arial" w:hAnsi="Arial"/>
-                <w:b w:val="false"/>
-                <w:bCs w:val="false"/>
-                <w:color w:val="2D3748"/>
-                <w:sz w:val="18"/>
-                <w:szCs w:val="18"/>
-              </w:rPr>
-              <w:t xml:space="preserve">Phân tích kết quả &amp; Triển vọng</w:t>
+              <w:t xml:space="preserve">Dashboard Toàn Công Ty - Tổng Quan Chính</w:t>
+            </w:r>
+          </w:p>
+        </w:tc>
+        <w:tc>
+          <w:tcPr>
+            <w:tcBorders>
+              <w:top w:val="single" w:color="CBD5E0" w:sz="1"/>
+              <w:left w:val="single" w:color="CBD5E0" w:sz="1"/>
+              <w:bottom w:val="single" w:color="CBD5E0" w:sz="1"/>
+              <w:right w:val="single" w:color="CBD5E0" w:sz="1"/>
+            </w:tcBorders>
+            <w:shd w:fill="FFFFFF" w:val="clear"/>
+            <w:tcMar>
+              <w:top w:type="dxa" w:w="120"/>
+              <w:left w:type="dxa" w:w="140"/>
+              <w:bottom w:type="dxa" w:w="120"/>
+              <w:right w:type="dxa" w:w="140"/>
+            </w:tcMar>
+          </w:tcPr>
+          <w:p>
+            <w:r>
+              <w:rPr>
+                <w:rFonts w:ascii="Arial" w:cs="Arial" w:eastAsia="Arial" w:hAnsi="Arial"/>
+                <w:b w:val="false"/>
+                <w:bCs w:val="false"/>
+                <w:color w:val="2D3748"/>
+                <w:sz w:val="18"/>
+                <w:szCs w:val="18"/>
+              </w:rPr>
+              <w:t xml:space="preserve">Doanh thu cả năm (Kế hoạch / Dự báo / Tỷ lệ đạt)</w:t>
             </w:r>
           </w:p>
         </w:tc>
@@ -797,69 +790,67 @@
                 <w:sz w:val="18"/>
                 <w:szCs w:val="18"/>
               </w:rPr>
-              <w:t xml:space="preserve">✍️ Nhập tay</w:t>
-            </w:r>
-          </w:p>
-        </w:tc>
-        <w:tc>
-          <w:tcPr>
-            <w:tcBorders>
-              <w:top w:val="single" w:color="CBD5E0" w:sz="1"/>
-              <w:left w:val="single" w:color="CBD5E0" w:sz="1"/>
-              <w:bottom w:val="single" w:color="CBD5E0" w:sz="1"/>
-              <w:right w:val="single" w:color="CBD5E0" w:sz="1"/>
-            </w:tcBorders>
-            <w:shd w:fill="FFFFFF" w:val="clear"/>
-            <w:tcMar>
-              <w:top w:type="dxa" w:w="120"/>
-              <w:left w:type="dxa" w:w="140"/>
-              <w:bottom w:type="dxa" w:w="120"/>
-              <w:right w:type="dxa" w:w="140"/>
-            </w:tcMar>
-          </w:tcPr>
-          <w:p>
-            <w:r>
-              <w:rPr>
-                <w:rFonts w:ascii="Arial" w:cs="Arial" w:eastAsia="Arial" w:hAnsi="Arial"/>
-                <w:b w:val="false"/>
-                <w:bCs w:val="false"/>
-                <w:color w:val="2D3748"/>
-                <w:sz w:val="18"/>
-                <w:szCs w:val="18"/>
-              </w:rPr>
-              <w:t xml:space="preserve">Khung Comment Dashboard
-(Quản trị viên chỉnh sửa trực tiếp)</w:t>
-            </w:r>
-          </w:p>
-        </w:tc>
-        <w:tc>
-          <w:tcPr>
-            <w:tcBorders>
-              <w:top w:val="single" w:color="CBD5E0" w:sz="1"/>
-              <w:left w:val="single" w:color="CBD5E0" w:sz="1"/>
-              <w:bottom w:val="single" w:color="CBD5E0" w:sz="1"/>
-              <w:right w:val="single" w:color="CBD5E0" w:sz="1"/>
-            </w:tcBorders>
-            <w:shd w:fill="FFFFFF" w:val="clear"/>
-            <w:tcMar>
-              <w:top w:type="dxa" w:w="120"/>
-              <w:left w:type="dxa" w:w="140"/>
-              <w:bottom w:type="dxa" w:w="120"/>
-              <w:right w:type="dxa" w:w="140"/>
-            </w:tcMar>
-          </w:tcPr>
-          <w:p>
-            <w:r>
-              <w:rPr>
-                <w:rFonts w:ascii="Arial" w:cs="Arial" w:eastAsia="Arial" w:hAnsi="Arial"/>
-                <w:b w:val="false"/>
-                <w:bCs w:val="false"/>
-                <w:color w:val="2D3748"/>
-                <w:sz w:val="18"/>
-                <w:szCs w:val="18"/>
-              </w:rPr>
-              <w:t xml:space="preserve">mr_comments
-(Lưu theo năm và tháng báo cáo)</w:t>
+              <w:t xml:space="preserve">📤 Tải lên Excel</w:t>
+            </w:r>
+          </w:p>
+        </w:tc>
+        <w:tc>
+          <w:tcPr>
+            <w:tcBorders>
+              <w:top w:val="single" w:color="CBD5E0" w:sz="1"/>
+              <w:left w:val="single" w:color="CBD5E0" w:sz="1"/>
+              <w:bottom w:val="single" w:color="CBD5E0" w:sz="1"/>
+              <w:right w:val="single" w:color="CBD5E0" w:sz="1"/>
+            </w:tcBorders>
+            <w:shd w:fill="FFFFFF" w:val="clear"/>
+            <w:tcMar>
+              <w:top w:type="dxa" w:w="120"/>
+              <w:left w:type="dxa" w:w="140"/>
+              <w:bottom w:type="dxa" w:w="120"/>
+              <w:right w:type="dxa" w:w="140"/>
+            </w:tcMar>
+          </w:tcPr>
+          <w:p>
+            <w:r>
+              <w:rPr>
+                <w:rFonts w:ascii="Arial" w:cs="Arial" w:eastAsia="Arial" w:hAnsi="Arial"/>
+                <w:b w:val="false"/>
+                <w:bCs w:val="false"/>
+                <w:color w:val="2D3748"/>
+                <w:sz w:val="18"/>
+                <w:szCs w:val="18"/>
+              </w:rPr>
+              <w:t xml:space="preserve">Monthly Management Performance Registration</w:t>
+            </w:r>
+          </w:p>
+        </w:tc>
+        <w:tc>
+          <w:tcPr>
+            <w:tcBorders>
+              <w:top w:val="single" w:color="CBD5E0" w:sz="1"/>
+              <w:left w:val="single" w:color="CBD5E0" w:sz="1"/>
+              <w:bottom w:val="single" w:color="CBD5E0" w:sz="1"/>
+              <w:right w:val="single" w:color="CBD5E0" w:sz="1"/>
+            </w:tcBorders>
+            <w:shd w:fill="FFFFFF" w:val="clear"/>
+            <w:tcMar>
+              <w:top w:type="dxa" w:w="120"/>
+              <w:left w:type="dxa" w:w="140"/>
+              <w:bottom w:type="dxa" w:w="120"/>
+              <w:right w:type="dxa" w:w="140"/>
+            </w:tcMar>
+          </w:tcPr>
+          <w:p>
+            <w:r>
+              <w:rPr>
+                <w:rFonts w:ascii="Arial" w:cs="Arial" w:eastAsia="Arial" w:hAnsi="Arial"/>
+                <w:b w:val="false"/>
+                <w:bCs w:val="false"/>
+                <w:color w:val="2D3748"/>
+                <w:sz w:val="18"/>
+                <w:szCs w:val="18"/>
+              </w:rPr>
+              <w:t xml:space="preserve">Management Report Excel (Full-Year Total)</w:t>
             </w:r>
           </w:p>
         </w:tc>
@@ -891,50 +882,49 @@
                 <w:sz w:val="18"/>
                 <w:szCs w:val="18"/>
               </w:rPr>
-              <w:t xml:space="preserve">Chi Tiết Dự Án Xây Dựng
-(Tab Khái Yếu)</w:t>
-            </w:r>
-          </w:p>
-        </w:tc>
-        <w:tc>
-          <w:tcPr>
-            <w:tcBorders>
-              <w:top w:val="single" w:color="CBD5E0" w:sz="1"/>
-              <w:left w:val="single" w:color="CBD5E0" w:sz="1"/>
-              <w:bottom w:val="single" w:color="CBD5E0" w:sz="1"/>
-              <w:right w:val="single" w:color="CBD5E0" w:sz="1"/>
-            </w:tcBorders>
-            <w:shd w:fill="FFFFFF" w:val="clear"/>
-            <w:tcMar>
-              <w:top w:type="dxa" w:w="120"/>
-              <w:left w:type="dxa" w:w="140"/>
-              <w:bottom w:type="dxa" w:w="120"/>
-              <w:right w:type="dxa" w:w="140"/>
-            </w:tcMar>
-          </w:tcPr>
-          <w:p>
-            <w:r>
-              <w:rPr>
-                <w:rFonts w:ascii="Arial" w:cs="Arial" w:eastAsia="Arial" w:hAnsi="Arial"/>
-                <w:b w:val="false"/>
-                <w:bCs w:val="false"/>
-                <w:color w:val="2D3748"/>
-                <w:sz w:val="18"/>
-                <w:szCs w:val="18"/>
-              </w:rPr>
-              <w:t xml:space="preserve">Giá trị gói thầu / Hợp đồng (VND)</w:t>
-            </w:r>
-          </w:p>
-        </w:tc>
-        <w:tc>
-          <w:tcPr>
-            <w:tcBorders>
-              <w:top w:val="single" w:color="CBD5E0" w:sz="1"/>
-              <w:left w:val="single" w:color="CBD5E0" w:sz="1"/>
-              <w:bottom w:val="single" w:color="CBD5E0" w:sz="1"/>
-              <w:right w:val="single" w:color="CBD5E0" w:sz="1"/>
-            </w:tcBorders>
-            <w:shd w:fill="F7FAFC" w:val="clear"/>
+              <w:t xml:space="preserve">Dashboard Toàn Công Ty - Tổng Quan Chính</w:t>
+            </w:r>
+          </w:p>
+        </w:tc>
+        <w:tc>
+          <w:tcPr>
+            <w:tcBorders>
+              <w:top w:val="single" w:color="CBD5E0" w:sz="1"/>
+              <w:left w:val="single" w:color="CBD5E0" w:sz="1"/>
+              <w:bottom w:val="single" w:color="CBD5E0" w:sz="1"/>
+              <w:right w:val="single" w:color="CBD5E0" w:sz="1"/>
+            </w:tcBorders>
+            <w:shd w:fill="FFFFFF" w:val="clear"/>
+            <w:tcMar>
+              <w:top w:type="dxa" w:w="120"/>
+              <w:left w:type="dxa" w:w="140"/>
+              <w:bottom w:type="dxa" w:w="120"/>
+              <w:right w:type="dxa" w:w="140"/>
+            </w:tcMar>
+          </w:tcPr>
+          <w:p>
+            <w:r>
+              <w:rPr>
+                <w:rFonts w:ascii="Arial" w:cs="Arial" w:eastAsia="Arial" w:hAnsi="Arial"/>
+                <w:b w:val="false"/>
+                <w:bCs w:val="false"/>
+                <w:color w:val="2D3748"/>
+                <w:sz w:val="18"/>
+                <w:szCs w:val="18"/>
+              </w:rPr>
+              <w:t xml:space="preserve">Lợi nhuận kinh doanh cả năm (Kế hoạch / Dự báo / Tỷ lệ đạt)</w:t>
+            </w:r>
+          </w:p>
+        </w:tc>
+        <w:tc>
+          <w:tcPr>
+            <w:tcBorders>
+              <w:top w:val="single" w:color="CBD5E0" w:sz="1"/>
+              <w:left w:val="single" w:color="CBD5E0" w:sz="1"/>
+              <w:bottom w:val="single" w:color="CBD5E0" w:sz="1"/>
+              <w:right w:val="single" w:color="CBD5E0" w:sz="1"/>
+            </w:tcBorders>
+            <w:shd w:fill="FFFFFF" w:val="clear"/>
             <w:tcMar>
               <w:top w:type="dxa" w:w="120"/>
               <w:left w:type="dxa" w:w="140"/>
@@ -952,69 +942,67 @@
                 <w:sz w:val="18"/>
                 <w:szCs w:val="18"/>
               </w:rPr>
-              <w:t xml:space="preserve">🔄 Đồng bộ ERP</w:t>
-            </w:r>
-          </w:p>
-        </w:tc>
-        <w:tc>
-          <w:tcPr>
-            <w:tcBorders>
-              <w:top w:val="single" w:color="CBD5E0" w:sz="1"/>
-              <w:left w:val="single" w:color="CBD5E0" w:sz="1"/>
-              <w:bottom w:val="single" w:color="CBD5E0" w:sz="1"/>
-              <w:right w:val="single" w:color="CBD5E0" w:sz="1"/>
-            </w:tcBorders>
-            <w:shd w:fill="FFFFFF" w:val="clear"/>
-            <w:tcMar>
-              <w:top w:type="dxa" w:w="120"/>
-              <w:left w:type="dxa" w:w="140"/>
-              <w:bottom w:type="dxa" w:w="120"/>
-              <w:right w:type="dxa" w:w="140"/>
-            </w:tcMar>
-          </w:tcPr>
-          <w:p>
-            <w:r>
-              <w:rPr>
-                <w:rFonts w:ascii="Arial" w:cs="Arial" w:eastAsia="Arial" w:hAnsi="Arial"/>
-                <w:b w:val="false"/>
-                <w:bCs w:val="false"/>
-                <w:color w:val="2D3748"/>
-                <w:sz w:val="18"/>
-                <w:szCs w:val="18"/>
-              </w:rPr>
-              <w:t xml:space="preserve">Đăng ký khái yếu công trình &gt; Hợp đồng
-(공사개요등록 / TOTALCTRTWONAMT)</w:t>
-            </w:r>
-          </w:p>
-        </w:tc>
-        <w:tc>
-          <w:tcPr>
-            <w:tcBorders>
-              <w:top w:val="single" w:color="CBD5E0" w:sz="1"/>
-              <w:left w:val="single" w:color="CBD5E0" w:sz="1"/>
-              <w:bottom w:val="single" w:color="CBD5E0" w:sz="1"/>
-              <w:right w:val="single" w:color="CBD5E0" w:sz="1"/>
-            </w:tcBorders>
-            <w:shd w:fill="FFFFFF" w:val="clear"/>
-            <w:tcMar>
-              <w:top w:type="dxa" w:w="120"/>
-              <w:left w:type="dxa" w:w="140"/>
-              <w:bottom w:type="dxa" w:w="120"/>
-              <w:right w:type="dxa" w:w="140"/>
-            </w:tcMar>
-          </w:tcPr>
-          <w:p>
-            <w:r>
-              <w:rPr>
-                <w:rFonts w:ascii="Arial" w:cs="Arial" w:eastAsia="Arial" w:hAnsi="Arial"/>
-                <w:b w:val="false"/>
-                <w:bCs w:val="false"/>
-                <w:color w:val="2D3748"/>
-                <w:sz w:val="18"/>
-                <w:szCs w:val="18"/>
-              </w:rPr>
-              <w:t xml:space="preserve">CBTB_CTRTSUMM.TOTALCTRTWONAMT
-qua dashboard_pd_overview_1q.jsp</w:t>
+              <w:t xml:space="preserve">📤 Tải lên Excel</w:t>
+            </w:r>
+          </w:p>
+        </w:tc>
+        <w:tc>
+          <w:tcPr>
+            <w:tcBorders>
+              <w:top w:val="single" w:color="CBD5E0" w:sz="1"/>
+              <w:left w:val="single" w:color="CBD5E0" w:sz="1"/>
+              <w:bottom w:val="single" w:color="CBD5E0" w:sz="1"/>
+              <w:right w:val="single" w:color="CBD5E0" w:sz="1"/>
+            </w:tcBorders>
+            <w:shd w:fill="FFFFFF" w:val="clear"/>
+            <w:tcMar>
+              <w:top w:type="dxa" w:w="120"/>
+              <w:left w:type="dxa" w:w="140"/>
+              <w:bottom w:type="dxa" w:w="120"/>
+              <w:right w:type="dxa" w:w="140"/>
+            </w:tcMar>
+          </w:tcPr>
+          <w:p>
+            <w:r>
+              <w:rPr>
+                <w:rFonts w:ascii="Arial" w:cs="Arial" w:eastAsia="Arial" w:hAnsi="Arial"/>
+                <w:b w:val="false"/>
+                <w:bCs w:val="false"/>
+                <w:color w:val="2D3748"/>
+                <w:sz w:val="18"/>
+                <w:szCs w:val="18"/>
+              </w:rPr>
+              <w:t xml:space="preserve">Monthly Management Performance Registration</w:t>
+            </w:r>
+          </w:p>
+        </w:tc>
+        <w:tc>
+          <w:tcPr>
+            <w:tcBorders>
+              <w:top w:val="single" w:color="CBD5E0" w:sz="1"/>
+              <w:left w:val="single" w:color="CBD5E0" w:sz="1"/>
+              <w:bottom w:val="single" w:color="CBD5E0" w:sz="1"/>
+              <w:right w:val="single" w:color="CBD5E0" w:sz="1"/>
+            </w:tcBorders>
+            <w:shd w:fill="FFFFFF" w:val="clear"/>
+            <w:tcMar>
+              <w:top w:type="dxa" w:w="120"/>
+              <w:left w:type="dxa" w:w="140"/>
+              <w:bottom w:type="dxa" w:w="120"/>
+              <w:right w:type="dxa" w:w="140"/>
+            </w:tcMar>
+          </w:tcPr>
+          <w:p>
+            <w:r>
+              <w:rPr>
+                <w:rFonts w:ascii="Arial" w:cs="Arial" w:eastAsia="Arial" w:hAnsi="Arial"/>
+                <w:b w:val="false"/>
+                <w:bCs w:val="false"/>
+                <w:color w:val="2D3748"/>
+                <w:sz w:val="18"/>
+                <w:szCs w:val="18"/>
+              </w:rPr>
+              <w:t xml:space="preserve">Management Report Excel (Full-Year Total)</w:t>
             </w:r>
           </w:p>
         </w:tc>
@@ -1046,38 +1034,37 @@
                 <w:sz w:val="18"/>
                 <w:szCs w:val="18"/>
               </w:rPr>
-              <w:t xml:space="preserve">Chi Tiết Dự Án Xây Dựng
-(Tab Khái Yếu)</w:t>
-            </w:r>
-          </w:p>
-        </w:tc>
-        <w:tc>
-          <w:tcPr>
-            <w:tcBorders>
-              <w:top w:val="single" w:color="CBD5E0" w:sz="1"/>
-              <w:left w:val="single" w:color="CBD5E0" w:sz="1"/>
-              <w:bottom w:val="single" w:color="CBD5E0" w:sz="1"/>
-              <w:right w:val="single" w:color="CBD5E0" w:sz="1"/>
-            </w:tcBorders>
-            <w:shd w:fill="FFFFFF" w:val="clear"/>
-            <w:tcMar>
-              <w:top w:type="dxa" w:w="120"/>
-              <w:left w:type="dxa" w:w="140"/>
-              <w:bottom w:type="dxa" w:w="120"/>
-              <w:right w:type="dxa" w:w="140"/>
-            </w:tcMar>
-          </w:tcPr>
-          <w:p>
-            <w:r>
-              <w:rPr>
-                <w:rFonts w:ascii="Arial" w:cs="Arial" w:eastAsia="Arial" w:hAnsi="Arial"/>
-                <w:b w:val="false"/>
-                <w:bCs w:val="false"/>
-                <w:color w:val="2D3748"/>
-                <w:sz w:val="18"/>
-                <w:szCs w:val="18"/>
-              </w:rPr>
-              <w:t xml:space="preserve">Thời gian thi công (Khởi công - Hoàn thành)</w:t>
+              <w:t xml:space="preserve">Dashboard Toàn Công Ty - Biểu Đồ</w:t>
+            </w:r>
+          </w:p>
+        </w:tc>
+        <w:tc>
+          <w:tcPr>
+            <w:tcBorders>
+              <w:top w:val="single" w:color="CBD5E0" w:sz="1"/>
+              <w:left w:val="single" w:color="CBD5E0" w:sz="1"/>
+              <w:bottom w:val="single" w:color="CBD5E0" w:sz="1"/>
+              <w:right w:val="single" w:color="CBD5E0" w:sz="1"/>
+            </w:tcBorders>
+            <w:shd w:fill="FFFFFF" w:val="clear"/>
+            <w:tcMar>
+              <w:top w:type="dxa" w:w="120"/>
+              <w:left w:type="dxa" w:w="140"/>
+              <w:bottom w:type="dxa" w:w="120"/>
+              <w:right w:type="dxa" w:w="140"/>
+            </w:tcMar>
+          </w:tcPr>
+          <w:p>
+            <w:r>
+              <w:rPr>
+                <w:rFonts w:ascii="Arial" w:cs="Arial" w:eastAsia="Arial" w:hAnsi="Arial"/>
+                <w:b w:val="false"/>
+                <w:bCs w:val="false"/>
+                <w:color w:val="2D3748"/>
+                <w:sz w:val="18"/>
+                <w:szCs w:val="18"/>
+              </w:rPr>
+              <w:t xml:space="preserve">Xu hướng doanh thu hàng tháng (Kế hoạch so với Thực tế/Dự báo)</w:t>
             </w:r>
           </w:p>
         </w:tc>
@@ -1107,69 +1094,67 @@
                 <w:sz w:val="18"/>
                 <w:szCs w:val="18"/>
               </w:rPr>
-              <w:t xml:space="preserve">🔄 Đồng bộ ERP</w:t>
-            </w:r>
-          </w:p>
-        </w:tc>
-        <w:tc>
-          <w:tcPr>
-            <w:tcBorders>
-              <w:top w:val="single" w:color="CBD5E0" w:sz="1"/>
-              <w:left w:val="single" w:color="CBD5E0" w:sz="1"/>
-              <w:bottom w:val="single" w:color="CBD5E0" w:sz="1"/>
-              <w:right w:val="single" w:color="CBD5E0" w:sz="1"/>
-            </w:tcBorders>
-            <w:shd w:fill="FFFFFF" w:val="clear"/>
-            <w:tcMar>
-              <w:top w:type="dxa" w:w="120"/>
-              <w:left w:type="dxa" w:w="140"/>
-              <w:bottom w:type="dxa" w:w="120"/>
-              <w:right w:type="dxa" w:w="140"/>
-            </w:tcMar>
-          </w:tcPr>
-          <w:p>
-            <w:r>
-              <w:rPr>
-                <w:rFonts w:ascii="Arial" w:cs="Arial" w:eastAsia="Arial" w:hAnsi="Arial"/>
-                <w:b w:val="false"/>
-                <w:bCs w:val="false"/>
-                <w:color w:val="2D3748"/>
-                <w:sz w:val="18"/>
-                <w:szCs w:val="18"/>
-              </w:rPr>
-              <w:t xml:space="preserve">Khái yếu công trình &gt; Thời gian thi công
-(STCONSTDATE / CMPLSCHDDATE)</w:t>
-            </w:r>
-          </w:p>
-        </w:tc>
-        <w:tc>
-          <w:tcPr>
-            <w:tcBorders>
-              <w:top w:val="single" w:color="CBD5E0" w:sz="1"/>
-              <w:left w:val="single" w:color="CBD5E0" w:sz="1"/>
-              <w:bottom w:val="single" w:color="CBD5E0" w:sz="1"/>
-              <w:right w:val="single" w:color="CBD5E0" w:sz="1"/>
-            </w:tcBorders>
-            <w:shd w:fill="FFFFFF" w:val="clear"/>
-            <w:tcMar>
-              <w:top w:type="dxa" w:w="120"/>
-              <w:left w:type="dxa" w:w="140"/>
-              <w:bottom w:type="dxa" w:w="120"/>
-              <w:right w:type="dxa" w:w="140"/>
-            </w:tcMar>
-          </w:tcPr>
-          <w:p>
-            <w:r>
-              <w:rPr>
-                <w:rFonts w:ascii="Arial" w:cs="Arial" w:eastAsia="Arial" w:hAnsi="Arial"/>
-                <w:b w:val="false"/>
-                <w:bCs w:val="false"/>
-                <w:color w:val="2D3748"/>
-                <w:sz w:val="18"/>
-                <w:szCs w:val="18"/>
-              </w:rPr>
-              <w:t xml:space="preserve">CBTB_CONSTPERIOD (Số lần CHGSEQ mới nhất)
-Ưu tiên ngày thực tế, fallback ngày HĐ</w:t>
+              <w:t xml:space="preserve">📤 Tải lên Excel</w:t>
+            </w:r>
+          </w:p>
+        </w:tc>
+        <w:tc>
+          <w:tcPr>
+            <w:tcBorders>
+              <w:top w:val="single" w:color="CBD5E0" w:sz="1"/>
+              <w:left w:val="single" w:color="CBD5E0" w:sz="1"/>
+              <w:bottom w:val="single" w:color="CBD5E0" w:sz="1"/>
+              <w:right w:val="single" w:color="CBD5E0" w:sz="1"/>
+            </w:tcBorders>
+            <w:shd w:fill="FFFFFF" w:val="clear"/>
+            <w:tcMar>
+              <w:top w:type="dxa" w:w="120"/>
+              <w:left w:type="dxa" w:w="140"/>
+              <w:bottom w:type="dxa" w:w="120"/>
+              <w:right w:type="dxa" w:w="140"/>
+            </w:tcMar>
+          </w:tcPr>
+          <w:p>
+            <w:r>
+              <w:rPr>
+                <w:rFonts w:ascii="Arial" w:cs="Arial" w:eastAsia="Arial" w:hAnsi="Arial"/>
+                <w:b w:val="false"/>
+                <w:bCs w:val="false"/>
+                <w:color w:val="2D3748"/>
+                <w:sz w:val="18"/>
+                <w:szCs w:val="18"/>
+              </w:rPr>
+              <w:t xml:space="preserve">Monthly Management Performance Registration</w:t>
+            </w:r>
+          </w:p>
+        </w:tc>
+        <w:tc>
+          <w:tcPr>
+            <w:tcBorders>
+              <w:top w:val="single" w:color="CBD5E0" w:sz="1"/>
+              <w:left w:val="single" w:color="CBD5E0" w:sz="1"/>
+              <w:bottom w:val="single" w:color="CBD5E0" w:sz="1"/>
+              <w:right w:val="single" w:color="CBD5E0" w:sz="1"/>
+            </w:tcBorders>
+            <w:shd w:fill="FFFFFF" w:val="clear"/>
+            <w:tcMar>
+              <w:top w:type="dxa" w:w="120"/>
+              <w:left w:type="dxa" w:w="140"/>
+              <w:bottom w:type="dxa" w:w="120"/>
+              <w:right w:type="dxa" w:w="140"/>
+            </w:tcMar>
+          </w:tcPr>
+          <w:p>
+            <w:r>
+              <w:rPr>
+                <w:rFonts w:ascii="Arial" w:cs="Arial" w:eastAsia="Arial" w:hAnsi="Arial"/>
+                <w:b w:val="false"/>
+                <w:bCs w:val="false"/>
+                <w:color w:val="2D3748"/>
+                <w:sz w:val="18"/>
+                <w:szCs w:val="18"/>
+              </w:rPr>
+              <w:t xml:space="preserve">Management Report Excel (Monthly Revenue)</w:t>
             </w:r>
           </w:p>
         </w:tc>
@@ -1201,50 +1186,49 @@
                 <w:sz w:val="18"/>
                 <w:szCs w:val="18"/>
               </w:rPr>
-              <w:t xml:space="preserve">Chi Tiết Dự Án Xây Dựng
-(Tab Khái Yếu)</w:t>
-            </w:r>
-          </w:p>
-        </w:tc>
-        <w:tc>
-          <w:tcPr>
-            <w:tcBorders>
-              <w:top w:val="single" w:color="CBD5E0" w:sz="1"/>
-              <w:left w:val="single" w:color="CBD5E0" w:sz="1"/>
-              <w:bottom w:val="single" w:color="CBD5E0" w:sz="1"/>
-              <w:right w:val="single" w:color="CBD5E0" w:sz="1"/>
-            </w:tcBorders>
-            <w:shd w:fill="FFFFFF" w:val="clear"/>
-            <w:tcMar>
-              <w:top w:type="dxa" w:w="120"/>
-              <w:left w:type="dxa" w:w="140"/>
-              <w:bottom w:type="dxa" w:w="120"/>
-              <w:right w:type="dxa" w:w="140"/>
-            </w:tcMar>
-          </w:tcPr>
-          <w:p>
-            <w:r>
-              <w:rPr>
-                <w:rFonts w:ascii="Arial" w:cs="Arial" w:eastAsia="Arial" w:hAnsi="Arial"/>
-                <w:b w:val="false"/>
-                <w:bCs w:val="false"/>
-                <w:color w:val="2D3748"/>
-                <w:sz w:val="18"/>
-                <w:szCs w:val="18"/>
-              </w:rPr>
-              <w:t xml:space="preserve">Quy cách kỹ thuật (Quy mô, Chủ ĐT, DT sàn)</w:t>
-            </w:r>
-          </w:p>
-        </w:tc>
-        <w:tc>
-          <w:tcPr>
-            <w:tcBorders>
-              <w:top w:val="single" w:color="CBD5E0" w:sz="1"/>
-              <w:left w:val="single" w:color="CBD5E0" w:sz="1"/>
-              <w:bottom w:val="single" w:color="CBD5E0" w:sz="1"/>
-              <w:right w:val="single" w:color="CBD5E0" w:sz="1"/>
-            </w:tcBorders>
-            <w:shd w:fill="F7FAFC" w:val="clear"/>
+              <w:t xml:space="preserve">Dashboard Toàn Công Ty - Biểu Đồ</w:t>
+            </w:r>
+          </w:p>
+        </w:tc>
+        <w:tc>
+          <w:tcPr>
+            <w:tcBorders>
+              <w:top w:val="single" w:color="CBD5E0" w:sz="1"/>
+              <w:left w:val="single" w:color="CBD5E0" w:sz="1"/>
+              <w:bottom w:val="single" w:color="CBD5E0" w:sz="1"/>
+              <w:right w:val="single" w:color="CBD5E0" w:sz="1"/>
+            </w:tcBorders>
+            <w:shd w:fill="FFFFFF" w:val="clear"/>
+            <w:tcMar>
+              <w:top w:type="dxa" w:w="120"/>
+              <w:left w:type="dxa" w:w="140"/>
+              <w:bottom w:type="dxa" w:w="120"/>
+              <w:right w:type="dxa" w:w="140"/>
+            </w:tcMar>
+          </w:tcPr>
+          <w:p>
+            <w:r>
+              <w:rPr>
+                <w:rFonts w:ascii="Arial" w:cs="Arial" w:eastAsia="Arial" w:hAnsi="Arial"/>
+                <w:b w:val="false"/>
+                <w:bCs w:val="false"/>
+                <w:color w:val="2D3748"/>
+                <w:sz w:val="18"/>
+                <w:szCs w:val="18"/>
+              </w:rPr>
+              <w:t xml:space="preserve">Tình hình lãi lỗ hàng tháng (Lợi nhuận gộp, CP QLDN, LN kinh doanh)</w:t>
+            </w:r>
+          </w:p>
+        </w:tc>
+        <w:tc>
+          <w:tcPr>
+            <w:tcBorders>
+              <w:top w:val="single" w:color="CBD5E0" w:sz="1"/>
+              <w:left w:val="single" w:color="CBD5E0" w:sz="1"/>
+              <w:bottom w:val="single" w:color="CBD5E0" w:sz="1"/>
+              <w:right w:val="single" w:color="CBD5E0" w:sz="1"/>
+            </w:tcBorders>
+            <w:shd w:fill="FFFFFF" w:val="clear"/>
             <w:tcMar>
               <w:top w:type="dxa" w:w="120"/>
               <w:left w:type="dxa" w:w="140"/>
@@ -1262,68 +1246,67 @@
                 <w:sz w:val="18"/>
                 <w:szCs w:val="18"/>
               </w:rPr>
-              <w:t xml:space="preserve">✍️ Nhập tay</w:t>
-            </w:r>
-          </w:p>
-        </w:tc>
-        <w:tc>
-          <w:tcPr>
-            <w:tcBorders>
-              <w:top w:val="single" w:color="CBD5E0" w:sz="1"/>
-              <w:left w:val="single" w:color="CBD5E0" w:sz="1"/>
-              <w:bottom w:val="single" w:color="CBD5E0" w:sz="1"/>
-              <w:right w:val="single" w:color="CBD5E0" w:sz="1"/>
-            </w:tcBorders>
-            <w:shd w:fill="FFFFFF" w:val="clear"/>
-            <w:tcMar>
-              <w:top w:type="dxa" w:w="120"/>
-              <w:left w:type="dxa" w:w="140"/>
-              <w:bottom w:type="dxa" w:w="120"/>
-              <w:right w:type="dxa" w:w="140"/>
-            </w:tcMar>
-          </w:tcPr>
-          <w:p>
-            <w:r>
-              <w:rPr>
-                <w:rFonts w:ascii="Arial" w:cs="Arial" w:eastAsia="Arial" w:hAnsi="Arial"/>
-                <w:b w:val="false"/>
-                <w:bCs w:val="false"/>
-                <w:color w:val="2D3748"/>
-                <w:sz w:val="18"/>
-                <w:szCs w:val="18"/>
-              </w:rPr>
-              <w:t xml:space="preserve">Tab Nhập dữ liệu dự án &gt; 0. Khái yếu</w:t>
-            </w:r>
-          </w:p>
-        </w:tc>
-        <w:tc>
-          <w:tcPr>
-            <w:tcBorders>
-              <w:top w:val="single" w:color="CBD5E0" w:sz="1"/>
-              <w:left w:val="single" w:color="CBD5E0" w:sz="1"/>
-              <w:bottom w:val="single" w:color="CBD5E0" w:sz="1"/>
-              <w:right w:val="single" w:color="CBD5E0" w:sz="1"/>
-            </w:tcBorders>
-            <w:shd w:fill="FFFFFF" w:val="clear"/>
-            <w:tcMar>
-              <w:top w:type="dxa" w:w="120"/>
-              <w:left w:type="dxa" w:w="140"/>
-              <w:bottom w:type="dxa" w:w="120"/>
-              <w:right w:type="dxa" w:w="140"/>
-            </w:tcMar>
-          </w:tcPr>
-          <w:p>
-            <w:r>
-              <w:rPr>
-                <w:rFonts w:ascii="Arial" w:cs="Arial" w:eastAsia="Arial" w:hAnsi="Arial"/>
-                <w:b w:val="false"/>
-                <w:bCs w:val="false"/>
-                <w:color w:val="2D3748"/>
-                <w:sz w:val="18"/>
-                <w:szCs w:val="18"/>
-              </w:rPr>
-              <w:t xml:space="preserve">Bảng pd_overview
-(Quản trị viên cập nhật trực tiếp)</w:t>
+              <w:t xml:space="preserve">📤 Tải lên Excel</w:t>
+            </w:r>
+          </w:p>
+        </w:tc>
+        <w:tc>
+          <w:tcPr>
+            <w:tcBorders>
+              <w:top w:val="single" w:color="CBD5E0" w:sz="1"/>
+              <w:left w:val="single" w:color="CBD5E0" w:sz="1"/>
+              <w:bottom w:val="single" w:color="CBD5E0" w:sz="1"/>
+              <w:right w:val="single" w:color="CBD5E0" w:sz="1"/>
+            </w:tcBorders>
+            <w:shd w:fill="FFFFFF" w:val="clear"/>
+            <w:tcMar>
+              <w:top w:type="dxa" w:w="120"/>
+              <w:left w:type="dxa" w:w="140"/>
+              <w:bottom w:type="dxa" w:w="120"/>
+              <w:right w:type="dxa" w:w="140"/>
+            </w:tcMar>
+          </w:tcPr>
+          <w:p>
+            <w:r>
+              <w:rPr>
+                <w:rFonts w:ascii="Arial" w:cs="Arial" w:eastAsia="Arial" w:hAnsi="Arial"/>
+                <w:b w:val="false"/>
+                <w:bCs w:val="false"/>
+                <w:color w:val="2D3748"/>
+                <w:sz w:val="18"/>
+                <w:szCs w:val="18"/>
+              </w:rPr>
+              <w:t xml:space="preserve">Monthly Management Performance Registration</w:t>
+            </w:r>
+          </w:p>
+        </w:tc>
+        <w:tc>
+          <w:tcPr>
+            <w:tcBorders>
+              <w:top w:val="single" w:color="CBD5E0" w:sz="1"/>
+              <w:left w:val="single" w:color="CBD5E0" w:sz="1"/>
+              <w:bottom w:val="single" w:color="CBD5E0" w:sz="1"/>
+              <w:right w:val="single" w:color="CBD5E0" w:sz="1"/>
+            </w:tcBorders>
+            <w:shd w:fill="FFFFFF" w:val="clear"/>
+            <w:tcMar>
+              <w:top w:type="dxa" w:w="120"/>
+              <w:left w:type="dxa" w:w="140"/>
+              <w:bottom w:type="dxa" w:w="120"/>
+              <w:right w:type="dxa" w:w="140"/>
+            </w:tcMar>
+          </w:tcPr>
+          <w:p>
+            <w:r>
+              <w:rPr>
+                <w:rFonts w:ascii="Arial" w:cs="Arial" w:eastAsia="Arial" w:hAnsi="Arial"/>
+                <w:b w:val="false"/>
+                <w:bCs w:val="false"/>
+                <w:color w:val="2D3748"/>
+                <w:sz w:val="18"/>
+                <w:szCs w:val="18"/>
+              </w:rPr>
+              <w:t xml:space="preserve">Management Report Excel (P&amp;L lines)</w:t>
             </w:r>
           </w:p>
         </w:tc>
@@ -1355,38 +1338,37 @@
                 <w:sz w:val="18"/>
                 <w:szCs w:val="18"/>
               </w:rPr>
-              <w:t xml:space="preserve">Chi Tiết Dự Án Xây Dựng
-(Tab Tiến Độ)</w:t>
-            </w:r>
-          </w:p>
-        </w:tc>
-        <w:tc>
-          <w:tcPr>
-            <w:tcBorders>
-              <w:top w:val="single" w:color="CBD5E0" w:sz="1"/>
-              <w:left w:val="single" w:color="CBD5E0" w:sz="1"/>
-              <w:bottom w:val="single" w:color="CBD5E0" w:sz="1"/>
-              <w:right w:val="single" w:color="CBD5E0" w:sz="1"/>
-            </w:tcBorders>
-            <w:shd w:fill="FFFFFF" w:val="clear"/>
-            <w:tcMar>
-              <w:top w:type="dxa" w:w="120"/>
-              <w:left w:type="dxa" w:w="140"/>
-              <w:bottom w:type="dxa" w:w="120"/>
-              <w:right w:type="dxa" w:w="140"/>
-            </w:tcMar>
-          </w:tcPr>
-          <w:p>
-            <w:r>
-              <w:rPr>
-                <w:rFonts w:ascii="Arial" w:cs="Arial" w:eastAsia="Arial" w:hAnsi="Arial"/>
-                <w:b w:val="false"/>
-                <w:bCs w:val="false"/>
-                <w:color w:val="2D3748"/>
-                <w:sz w:val="18"/>
-                <w:szCs w:val="18"/>
-              </w:rPr>
-              <w:t xml:space="preserve">Tiến độ thực tế hàng tháng (%)</w:t>
+              <w:t xml:space="preserve">Dashboard Toàn Công Ty - Biểu Đồ</w:t>
+            </w:r>
+          </w:p>
+        </w:tc>
+        <w:tc>
+          <w:tcPr>
+            <w:tcBorders>
+              <w:top w:val="single" w:color="CBD5E0" w:sz="1"/>
+              <w:left w:val="single" w:color="CBD5E0" w:sz="1"/>
+              <w:bottom w:val="single" w:color="CBD5E0" w:sz="1"/>
+              <w:right w:val="single" w:color="CBD5E0" w:sz="1"/>
+            </w:tcBorders>
+            <w:shd w:fill="FFFFFF" w:val="clear"/>
+            <w:tcMar>
+              <w:top w:type="dxa" w:w="120"/>
+              <w:left w:type="dxa" w:w="140"/>
+              <w:bottom w:type="dxa" w:w="120"/>
+              <w:right w:type="dxa" w:w="140"/>
+            </w:tcMar>
+          </w:tcPr>
+          <w:p>
+            <w:r>
+              <w:rPr>
+                <w:rFonts w:ascii="Arial" w:cs="Arial" w:eastAsia="Arial" w:hAnsi="Arial"/>
+                <w:b w:val="false"/>
+                <w:bCs w:val="false"/>
+                <w:color w:val="2D3748"/>
+                <w:sz w:val="18"/>
+                <w:szCs w:val="18"/>
+              </w:rPr>
+              <w:t xml:space="preserve">Tình hình trúng thầu (Mục tiêu hợp đồng, Đã trúng thầu, Còn lại)</w:t>
             </w:r>
           </w:p>
         </w:tc>
@@ -1416,69 +1398,67 @@
                 <w:sz w:val="18"/>
                 <w:szCs w:val="18"/>
               </w:rPr>
-              <w:t xml:space="preserve">🔄 Đồng bộ ERP</w:t>
-            </w:r>
-          </w:p>
-        </w:tc>
-        <w:tc>
-          <w:tcPr>
-            <w:tcBorders>
-              <w:top w:val="single" w:color="CBD5E0" w:sz="1"/>
-              <w:left w:val="single" w:color="CBD5E0" w:sz="1"/>
-              <w:bottom w:val="single" w:color="CBD5E0" w:sz="1"/>
-              <w:right w:val="single" w:color="CBD5E0" w:sz="1"/>
-            </w:tcBorders>
-            <w:shd w:fill="FFFFFF" w:val="clear"/>
-            <w:tcMar>
-              <w:top w:type="dxa" w:w="120"/>
-              <w:left w:type="dxa" w:w="140"/>
-              <w:bottom w:type="dxa" w:w="120"/>
-              <w:right w:type="dxa" w:w="140"/>
-            </w:tcMar>
-          </w:tcPr>
-          <w:p>
-            <w:r>
-              <w:rPr>
-                <w:rFonts w:ascii="Arial" w:cs="Arial" w:eastAsia="Arial" w:hAnsi="Arial"/>
-                <w:b w:val="false"/>
-                <w:bCs w:val="false"/>
-                <w:color w:val="2D3748"/>
-                <w:sz w:val="18"/>
-                <w:szCs w:val="18"/>
-              </w:rPr>
-              <w:t xml:space="preserve">Tỷ lệ tiến độ chi phí (%)
-(원가공정율 / 시행기성)</w:t>
-            </w:r>
-          </w:p>
-        </w:tc>
-        <w:tc>
-          <w:tcPr>
-            <w:tcBorders>
-              <w:top w:val="single" w:color="CBD5E0" w:sz="1"/>
-              <w:left w:val="single" w:color="CBD5E0" w:sz="1"/>
-              <w:bottom w:val="single" w:color="CBD5E0" w:sz="1"/>
-              <w:right w:val="single" w:color="CBD5E0" w:sz="1"/>
-            </w:tcBorders>
-            <w:shd w:fill="FFFFFF" w:val="clear"/>
-            <w:tcMar>
-              <w:top w:type="dxa" w:w="120"/>
-              <w:left w:type="dxa" w:w="140"/>
-              <w:bottom w:type="dxa" w:w="120"/>
-              <w:right w:type="dxa" w:w="140"/>
-            </w:tcMar>
-          </w:tcPr>
-          <w:p>
-            <w:r>
-              <w:rPr>
-                <w:rFonts w:ascii="Arial" w:cs="Arial" w:eastAsia="Arial" w:hAnsi="Arial"/>
-                <w:b w:val="false"/>
-                <w:bCs w:val="false"/>
-                <w:color w:val="2D3748"/>
-                <w:sz w:val="18"/>
-                <w:szCs w:val="18"/>
-              </w:rPr>
-              <w:t xml:space="preserve">CHTB_PFMCOSTRMRK &amp; CETB_PFMCTRTHIST
-Công thức: Chi phí / (Ngân sách - Lệch)</w:t>
+              <w:t xml:space="preserve">📤 Tải lên Excel</w:t>
+            </w:r>
+          </w:p>
+        </w:tc>
+        <w:tc>
+          <w:tcPr>
+            <w:tcBorders>
+              <w:top w:val="single" w:color="CBD5E0" w:sz="1"/>
+              <w:left w:val="single" w:color="CBD5E0" w:sz="1"/>
+              <w:bottom w:val="single" w:color="CBD5E0" w:sz="1"/>
+              <w:right w:val="single" w:color="CBD5E0" w:sz="1"/>
+            </w:tcBorders>
+            <w:shd w:fill="FFFFFF" w:val="clear"/>
+            <w:tcMar>
+              <w:top w:type="dxa" w:w="120"/>
+              <w:left w:type="dxa" w:w="140"/>
+              <w:bottom w:type="dxa" w:w="120"/>
+              <w:right w:type="dxa" w:w="140"/>
+            </w:tcMar>
+          </w:tcPr>
+          <w:p>
+            <w:r>
+              <w:rPr>
+                <w:rFonts w:ascii="Arial" w:cs="Arial" w:eastAsia="Arial" w:hAnsi="Arial"/>
+                <w:b w:val="false"/>
+                <w:bCs w:val="false"/>
+                <w:color w:val="2D3748"/>
+                <w:sz w:val="18"/>
+                <w:szCs w:val="18"/>
+              </w:rPr>
+              <w:t xml:space="preserve">Monthly Management Performance Registration</w:t>
+            </w:r>
+          </w:p>
+        </w:tc>
+        <w:tc>
+          <w:tcPr>
+            <w:tcBorders>
+              <w:top w:val="single" w:color="CBD5E0" w:sz="1"/>
+              <w:left w:val="single" w:color="CBD5E0" w:sz="1"/>
+              <w:bottom w:val="single" w:color="CBD5E0" w:sz="1"/>
+              <w:right w:val="single" w:color="CBD5E0" w:sz="1"/>
+            </w:tcBorders>
+            <w:shd w:fill="FFFFFF" w:val="clear"/>
+            <w:tcMar>
+              <w:top w:type="dxa" w:w="120"/>
+              <w:left w:type="dxa" w:w="140"/>
+              <w:bottom w:type="dxa" w:w="120"/>
+              <w:right w:type="dxa" w:w="140"/>
+            </w:tcMar>
+          </w:tcPr>
+          <w:p>
+            <w:r>
+              <w:rPr>
+                <w:rFonts w:ascii="Arial" w:cs="Arial" w:eastAsia="Arial" w:hAnsi="Arial"/>
+                <w:b w:val="false"/>
+                <w:bCs w:val="false"/>
+                <w:color w:val="2D3748"/>
+                <w:sz w:val="18"/>
+                <w:szCs w:val="18"/>
+              </w:rPr>
+              <w:t xml:space="preserve">Management Report Excel (Orders/Contracts)</w:t>
             </w:r>
           </w:p>
         </w:tc>
@@ -1510,50 +1490,49 @@
                 <w:sz w:val="18"/>
                 <w:szCs w:val="18"/>
               </w:rPr>
-              <w:t xml:space="preserve">Chi Tiết Dự Án Xây Dựng
-(Tab Tiến Độ)</w:t>
-            </w:r>
-          </w:p>
-        </w:tc>
-        <w:tc>
-          <w:tcPr>
-            <w:tcBorders>
-              <w:top w:val="single" w:color="CBD5E0" w:sz="1"/>
-              <w:left w:val="single" w:color="CBD5E0" w:sz="1"/>
-              <w:bottom w:val="single" w:color="CBD5E0" w:sz="1"/>
-              <w:right w:val="single" w:color="CBD5E0" w:sz="1"/>
-            </w:tcBorders>
-            <w:shd w:fill="FFFFFF" w:val="clear"/>
-            <w:tcMar>
-              <w:top w:type="dxa" w:w="120"/>
-              <w:left w:type="dxa" w:w="140"/>
-              <w:bottom w:type="dxa" w:w="120"/>
-              <w:right w:type="dxa" w:w="140"/>
-            </w:tcMar>
-          </w:tcPr>
-          <w:p>
-            <w:r>
-              <w:rPr>
-                <w:rFonts w:ascii="Arial" w:cs="Arial" w:eastAsia="Arial" w:hAnsi="Arial"/>
-                <w:b w:val="false"/>
-                <w:bCs w:val="false"/>
-                <w:color w:val="2D3748"/>
-                <w:sz w:val="18"/>
-                <w:szCs w:val="18"/>
-              </w:rPr>
-              <w:t xml:space="preserve">Tiến độ kế hoạch &amp; Mốc mốc tiến độ</w:t>
-            </w:r>
-          </w:p>
-        </w:tc>
-        <w:tc>
-          <w:tcPr>
-            <w:tcBorders>
-              <w:top w:val="single" w:color="CBD5E0" w:sz="1"/>
-              <w:left w:val="single" w:color="CBD5E0" w:sz="1"/>
-              <w:bottom w:val="single" w:color="CBD5E0" w:sz="1"/>
-              <w:right w:val="single" w:color="CBD5E0" w:sz="1"/>
-            </w:tcBorders>
-            <w:shd w:fill="F7FAFC" w:val="clear"/>
+              <w:t xml:space="preserve">Dashboard Toàn Công Ty - Biểu Đồ</w:t>
+            </w:r>
+          </w:p>
+        </w:tc>
+        <w:tc>
+          <w:tcPr>
+            <w:tcBorders>
+              <w:top w:val="single" w:color="CBD5E0" w:sz="1"/>
+              <w:left w:val="single" w:color="CBD5E0" w:sz="1"/>
+              <w:bottom w:val="single" w:color="CBD5E0" w:sz="1"/>
+              <w:right w:val="single" w:color="CBD5E0" w:sz="1"/>
+            </w:tcBorders>
+            <w:shd w:fill="FFFFFF" w:val="clear"/>
+            <w:tcMar>
+              <w:top w:type="dxa" w:w="120"/>
+              <w:left w:type="dxa" w:w="140"/>
+              <w:bottom w:type="dxa" w:w="120"/>
+              <w:right w:type="dxa" w:w="140"/>
+            </w:tcMar>
+          </w:tcPr>
+          <w:p>
+            <w:r>
+              <w:rPr>
+                <w:rFonts w:ascii="Arial" w:cs="Arial" w:eastAsia="Arial" w:hAnsi="Arial"/>
+                <w:b w:val="false"/>
+                <w:bCs w:val="false"/>
+                <w:color w:val="2D3748"/>
+                <w:sz w:val="18"/>
+                <w:szCs w:val="18"/>
+              </w:rPr>
+              <w:t xml:space="preserve">Dòng tiền công ty (Thu, Chi, Số dư ròng)</w:t>
+            </w:r>
+          </w:p>
+        </w:tc>
+        <w:tc>
+          <w:tcPr>
+            <w:tcBorders>
+              <w:top w:val="single" w:color="CBD5E0" w:sz="1"/>
+              <w:left w:val="single" w:color="CBD5E0" w:sz="1"/>
+              <w:bottom w:val="single" w:color="CBD5E0" w:sz="1"/>
+              <w:right w:val="single" w:color="CBD5E0" w:sz="1"/>
+            </w:tcBorders>
+            <w:shd w:fill="FFFFFF" w:val="clear"/>
             <w:tcMar>
               <w:top w:type="dxa" w:w="120"/>
               <w:left w:type="dxa" w:w="140"/>
@@ -1571,69 +1550,67 @@
                 <w:sz w:val="18"/>
                 <w:szCs w:val="18"/>
               </w:rPr>
-              <w:t xml:space="preserve">✍️ Nhập tay
-(File Excel)</w:t>
-            </w:r>
-          </w:p>
-        </w:tc>
-        <w:tc>
-          <w:tcPr>
-            <w:tcBorders>
-              <w:top w:val="single" w:color="CBD5E0" w:sz="1"/>
-              <w:left w:val="single" w:color="CBD5E0" w:sz="1"/>
-              <w:bottom w:val="single" w:color="CBD5E0" w:sz="1"/>
-              <w:right w:val="single" w:color="CBD5E0" w:sz="1"/>
-            </w:tcBorders>
-            <w:shd w:fill="FFFFFF" w:val="clear"/>
-            <w:tcMar>
-              <w:top w:type="dxa" w:w="120"/>
-              <w:left w:type="dxa" w:w="140"/>
-              <w:bottom w:type="dxa" w:w="120"/>
-              <w:right w:type="dxa" w:w="140"/>
-            </w:tcMar>
-          </w:tcPr>
-          <w:p>
-            <w:r>
-              <w:rPr>
-                <w:rFonts w:ascii="Arial" w:cs="Arial" w:eastAsia="Arial" w:hAnsi="Arial"/>
-                <w:b w:val="false"/>
-                <w:bCs w:val="false"/>
-                <w:color w:val="2D3748"/>
-                <w:sz w:val="18"/>
-                <w:szCs w:val="18"/>
-              </w:rPr>
-              <w:t xml:space="preserve">Tab Nhập dữ liệu &gt; 1. Tiến độ / 2. Mốc tiến độ</w:t>
-            </w:r>
-          </w:p>
-        </w:tc>
-        <w:tc>
-          <w:tcPr>
-            <w:tcBorders>
-              <w:top w:val="single" w:color="CBD5E0" w:sz="1"/>
-              <w:left w:val="single" w:color="CBD5E0" w:sz="1"/>
-              <w:bottom w:val="single" w:color="CBD5E0" w:sz="1"/>
-              <w:right w:val="single" w:color="CBD5E0" w:sz="1"/>
-            </w:tcBorders>
-            <w:shd w:fill="FFFFFF" w:val="clear"/>
-            <w:tcMar>
-              <w:top w:type="dxa" w:w="120"/>
-              <w:left w:type="dxa" w:w="140"/>
-              <w:bottom w:type="dxa" w:w="120"/>
-              <w:right w:type="dxa" w:w="140"/>
-            </w:tcMar>
-          </w:tcPr>
-          <w:p>
-            <w:r>
-              <w:rPr>
-                <w:rFonts w:ascii="Arial" w:cs="Arial" w:eastAsia="Arial" w:hAnsi="Arial"/>
-                <w:b w:val="false"/>
-                <w:bCs w:val="false"/>
-                <w:color w:val="2D3748"/>
-                <w:sz w:val="18"/>
-                <w:szCs w:val="18"/>
-              </w:rPr>
-              <w:t xml:space="preserve">pd_progress_monthly.plan_pct
-pd_milestones (Hỗ trợ upload Excel)</w:t>
+              <w:t xml:space="preserve">📤 Tải lên Excel</w:t>
+            </w:r>
+          </w:p>
+        </w:tc>
+        <w:tc>
+          <w:tcPr>
+            <w:tcBorders>
+              <w:top w:val="single" w:color="CBD5E0" w:sz="1"/>
+              <w:left w:val="single" w:color="CBD5E0" w:sz="1"/>
+              <w:bottom w:val="single" w:color="CBD5E0" w:sz="1"/>
+              <w:right w:val="single" w:color="CBD5E0" w:sz="1"/>
+            </w:tcBorders>
+            <w:shd w:fill="FFFFFF" w:val="clear"/>
+            <w:tcMar>
+              <w:top w:type="dxa" w:w="120"/>
+              <w:left w:type="dxa" w:w="140"/>
+              <w:bottom w:type="dxa" w:w="120"/>
+              <w:right w:type="dxa" w:w="140"/>
+            </w:tcMar>
+          </w:tcPr>
+          <w:p>
+            <w:r>
+              <w:rPr>
+                <w:rFonts w:ascii="Arial" w:cs="Arial" w:eastAsia="Arial" w:hAnsi="Arial"/>
+                <w:b w:val="false"/>
+                <w:bCs w:val="false"/>
+                <w:color w:val="2D3748"/>
+                <w:sz w:val="18"/>
+                <w:szCs w:val="18"/>
+              </w:rPr>
+              <w:t xml:space="preserve">1. Site Fund Movement (Cash / Bank) / Cash Flow Sheet</w:t>
+            </w:r>
+          </w:p>
+        </w:tc>
+        <w:tc>
+          <w:tcPr>
+            <w:tcBorders>
+              <w:top w:val="single" w:color="CBD5E0" w:sz="1"/>
+              <w:left w:val="single" w:color="CBD5E0" w:sz="1"/>
+              <w:bottom w:val="single" w:color="CBD5E0" w:sz="1"/>
+              <w:right w:val="single" w:color="CBD5E0" w:sz="1"/>
+            </w:tcBorders>
+            <w:shd w:fill="FFFFFF" w:val="clear"/>
+            <w:tcMar>
+              <w:top w:type="dxa" w:w="120"/>
+              <w:left w:type="dxa" w:w="140"/>
+              <w:bottom w:type="dxa" w:w="120"/>
+              <w:right w:type="dxa" w:w="140"/>
+            </w:tcMar>
+          </w:tcPr>
+          <w:p>
+            <w:r>
+              <w:rPr>
+                <w:rFonts w:ascii="Arial" w:cs="Arial" w:eastAsia="Arial" w:hAnsi="Arial"/>
+                <w:b w:val="false"/>
+                <w:bCs w:val="false"/>
+                <w:color w:val="2D3748"/>
+                <w:sz w:val="18"/>
+                <w:szCs w:val="18"/>
+              </w:rPr>
+              <w:t xml:space="preserve">Cash Flow Excel Upload</w:t>
             </w:r>
           </w:p>
         </w:tc>
@@ -1665,38 +1642,37 @@
                 <w:sz w:val="18"/>
                 <w:szCs w:val="18"/>
               </w:rPr>
-              <w:t xml:space="preserve">Chi Tiết Dự Án Xây Dựng
-(Tab Doanh Thu/Giá Vốn)</w:t>
-            </w:r>
-          </w:p>
-        </w:tc>
-        <w:tc>
-          <w:tcPr>
-            <w:tcBorders>
-              <w:top w:val="single" w:color="CBD5E0" w:sz="1"/>
-              <w:left w:val="single" w:color="CBD5E0" w:sz="1"/>
-              <w:bottom w:val="single" w:color="CBD5E0" w:sz="1"/>
-              <w:right w:val="single" w:color="CBD5E0" w:sz="1"/>
-            </w:tcBorders>
-            <w:shd w:fill="FFFFFF" w:val="clear"/>
-            <w:tcMar>
-              <w:top w:type="dxa" w:w="120"/>
-              <w:left w:type="dxa" w:w="140"/>
-              <w:bottom w:type="dxa" w:w="120"/>
-              <w:right w:type="dxa" w:w="140"/>
-            </w:tcMar>
-          </w:tcPr>
-          <w:p>
-            <w:r>
-              <w:rPr>
-                <w:rFonts w:ascii="Arial" w:cs="Arial" w:eastAsia="Arial" w:hAnsi="Arial"/>
-                <w:b w:val="false"/>
-                <w:bCs w:val="false"/>
-                <w:color w:val="2D3748"/>
-                <w:sz w:val="18"/>
-                <w:szCs w:val="18"/>
-              </w:rPr>
-              <w:t xml:space="preserve">Tỷ lệ giá vốn (Ngân sách &amp; Ước hoàn thành)</w:t>
+              <w:t xml:space="preserve">Dashboard Toàn Công Ty - Bảng &amp; Tổng Hợp</w:t>
+            </w:r>
+          </w:p>
+        </w:tc>
+        <w:tc>
+          <w:tcPr>
+            <w:tcBorders>
+              <w:top w:val="single" w:color="CBD5E0" w:sz="1"/>
+              <w:left w:val="single" w:color="CBD5E0" w:sz="1"/>
+              <w:bottom w:val="single" w:color="CBD5E0" w:sz="1"/>
+              <w:right w:val="single" w:color="CBD5E0" w:sz="1"/>
+            </w:tcBorders>
+            <w:shd w:fill="FFFFFF" w:val="clear"/>
+            <w:tcMar>
+              <w:top w:type="dxa" w:w="120"/>
+              <w:left w:type="dxa" w:w="140"/>
+              <w:bottom w:type="dxa" w:w="120"/>
+              <w:right w:type="dxa" w:w="140"/>
+            </w:tcMar>
+          </w:tcPr>
+          <w:p>
+            <w:r>
+              <w:rPr>
+                <w:rFonts w:ascii="Arial" w:cs="Arial" w:eastAsia="Arial" w:hAnsi="Arial"/>
+                <w:b w:val="false"/>
+                <w:bCs w:val="false"/>
+                <w:color w:val="2D3748"/>
+                <w:sz w:val="18"/>
+                <w:szCs w:val="18"/>
+              </w:rPr>
+              <w:t xml:space="preserve">Bảng tổng hợp kết quả kinh doanh</w:t>
             </w:r>
           </w:p>
         </w:tc>
@@ -1726,69 +1702,67 @@
                 <w:sz w:val="18"/>
                 <w:szCs w:val="18"/>
               </w:rPr>
-              <w:t xml:space="preserve">🔄 Đồng bộ ERP</w:t>
-            </w:r>
-          </w:p>
-        </w:tc>
-        <w:tc>
-          <w:tcPr>
-            <w:tcBorders>
-              <w:top w:val="single" w:color="CBD5E0" w:sz="1"/>
-              <w:left w:val="single" w:color="CBD5E0" w:sz="1"/>
-              <w:bottom w:val="single" w:color="CBD5E0" w:sz="1"/>
-              <w:right w:val="single" w:color="CBD5E0" w:sz="1"/>
-            </w:tcBorders>
-            <w:shd w:fill="FFFFFF" w:val="clear"/>
-            <w:tcMar>
-              <w:top w:type="dxa" w:w="120"/>
-              <w:left w:type="dxa" w:w="140"/>
-              <w:bottom w:type="dxa" w:w="120"/>
-              <w:right w:type="dxa" w:w="140"/>
-            </w:tcMar>
-          </w:tcPr>
-          <w:p>
-            <w:r>
-              <w:rPr>
-                <w:rFonts w:ascii="Arial" w:cs="Arial" w:eastAsia="Arial" w:hAnsi="Arial"/>
-                <w:b w:val="false"/>
-                <w:bCs w:val="false"/>
-                <w:color w:val="2D3748"/>
-                <w:sz w:val="18"/>
-                <w:szCs w:val="18"/>
-              </w:rPr>
-              <w:t xml:space="preserve">Màn hình Báo cáo Quyết toán Tỷ lệ Chi phí
-(Business Budget REC7, Gross Profit REC9)</w:t>
-            </w:r>
-          </w:p>
-        </w:tc>
-        <w:tc>
-          <w:tcPr>
-            <w:tcBorders>
-              <w:top w:val="single" w:color="CBD5E0" w:sz="1"/>
-              <w:left w:val="single" w:color="CBD5E0" w:sz="1"/>
-              <w:bottom w:val="single" w:color="CBD5E0" w:sz="1"/>
-              <w:right w:val="single" w:color="CBD5E0" w:sz="1"/>
-            </w:tcBorders>
-            <w:shd w:fill="FFFFFF" w:val="clear"/>
-            <w:tcMar>
-              <w:top w:type="dxa" w:w="120"/>
-              <w:left w:type="dxa" w:w="140"/>
-              <w:bottom w:type="dxa" w:w="120"/>
-              <w:right w:type="dxa" w:w="140"/>
-            </w:tcMar>
-          </w:tcPr>
-          <w:p>
-            <w:r>
-              <w:rPr>
-                <w:rFonts w:ascii="Arial" w:cs="Arial" w:eastAsia="Arial" w:hAnsi="Arial"/>
-                <w:b w:val="false"/>
-                <w:bCs w:val="false"/>
-                <w:color w:val="2D3748"/>
-                <w:sz w:val="18"/>
-                <w:szCs w:val="18"/>
-              </w:rPr>
-              <w:t xml:space="preserve">ch_cost_settle_ratio_q_1q.jsp
-Lưu giá trị gốc VND &amp; lịch sử các tháng</w:t>
+              <w:t xml:space="preserve">📤 Tải lên Excel</w:t>
+            </w:r>
+          </w:p>
+        </w:tc>
+        <w:tc>
+          <w:tcPr>
+            <w:tcBorders>
+              <w:top w:val="single" w:color="CBD5E0" w:sz="1"/>
+              <w:left w:val="single" w:color="CBD5E0" w:sz="1"/>
+              <w:bottom w:val="single" w:color="CBD5E0" w:sz="1"/>
+              <w:right w:val="single" w:color="CBD5E0" w:sz="1"/>
+            </w:tcBorders>
+            <w:shd w:fill="FFFFFF" w:val="clear"/>
+            <w:tcMar>
+              <w:top w:type="dxa" w:w="120"/>
+              <w:left w:type="dxa" w:w="140"/>
+              <w:bottom w:type="dxa" w:w="120"/>
+              <w:right w:type="dxa" w:w="140"/>
+            </w:tcMar>
+          </w:tcPr>
+          <w:p>
+            <w:r>
+              <w:rPr>
+                <w:rFonts w:ascii="Arial" w:cs="Arial" w:eastAsia="Arial" w:hAnsi="Arial"/>
+                <w:b w:val="false"/>
+                <w:bCs w:val="false"/>
+                <w:color w:val="2D3748"/>
+                <w:sz w:val="18"/>
+                <w:szCs w:val="18"/>
+              </w:rPr>
+              <w:t xml:space="preserve">Monthly Management Performance Registration</w:t>
+            </w:r>
+          </w:p>
+        </w:tc>
+        <w:tc>
+          <w:tcPr>
+            <w:tcBorders>
+              <w:top w:val="single" w:color="CBD5E0" w:sz="1"/>
+              <w:left w:val="single" w:color="CBD5E0" w:sz="1"/>
+              <w:bottom w:val="single" w:color="CBD5E0" w:sz="1"/>
+              <w:right w:val="single" w:color="CBD5E0" w:sz="1"/>
+            </w:tcBorders>
+            <w:shd w:fill="FFFFFF" w:val="clear"/>
+            <w:tcMar>
+              <w:top w:type="dxa" w:w="120"/>
+              <w:left w:type="dxa" w:w="140"/>
+              <w:bottom w:type="dxa" w:w="120"/>
+              <w:right w:type="dxa" w:w="140"/>
+            </w:tcMar>
+          </w:tcPr>
+          <w:p>
+            <w:r>
+              <w:rPr>
+                <w:rFonts w:ascii="Arial" w:cs="Arial" w:eastAsia="Arial" w:hAnsi="Arial"/>
+                <w:b w:val="false"/>
+                <w:bCs w:val="false"/>
+                <w:color w:val="2D3748"/>
+                <w:sz w:val="18"/>
+                <w:szCs w:val="18"/>
+              </w:rPr>
+              <w:t xml:space="preserve">Management Report Excel Sheet</w:t>
             </w:r>
           </w:p>
         </w:tc>
@@ -1820,50 +1794,49 @@
                 <w:sz w:val="18"/>
                 <w:szCs w:val="18"/>
               </w:rPr>
-              <w:t xml:space="preserve">Chi Tiết Dự Án Xây Dựng
-(Tab Thầu Phụ / Thuê Ngoài)</w:t>
-            </w:r>
-          </w:p>
-        </w:tc>
-        <w:tc>
-          <w:tcPr>
-            <w:tcBorders>
-              <w:top w:val="single" w:color="CBD5E0" w:sz="1"/>
-              <w:left w:val="single" w:color="CBD5E0" w:sz="1"/>
-              <w:bottom w:val="single" w:color="CBD5E0" w:sz="1"/>
-              <w:right w:val="single" w:color="CBD5E0" w:sz="1"/>
-            </w:tcBorders>
-            <w:shd w:fill="FFFFFF" w:val="clear"/>
-            <w:tcMar>
-              <w:top w:type="dxa" w:w="120"/>
-              <w:left w:type="dxa" w:w="140"/>
-              <w:bottom w:type="dxa" w:w="120"/>
-              <w:right w:type="dxa" w:w="140"/>
-            </w:tcMar>
-          </w:tcPr>
-          <w:p>
-            <w:r>
-              <w:rPr>
-                <w:rFonts w:ascii="Arial" w:cs="Arial" w:eastAsia="Arial" w:hAnsi="Arial"/>
-                <w:b w:val="false"/>
-                <w:bCs w:val="false"/>
-                <w:color w:val="2D3748"/>
-                <w:sz w:val="18"/>
-                <w:szCs w:val="18"/>
-              </w:rPr>
-              <w:t xml:space="preserve">Danh sách HĐ thầu phụ &amp; Giá trị nghiệm thu</w:t>
-            </w:r>
-          </w:p>
-        </w:tc>
-        <w:tc>
-          <w:tcPr>
-            <w:tcBorders>
-              <w:top w:val="single" w:color="CBD5E0" w:sz="1"/>
-              <w:left w:val="single" w:color="CBD5E0" w:sz="1"/>
-              <w:bottom w:val="single" w:color="CBD5E0" w:sz="1"/>
-              <w:right w:val="single" w:color="CBD5E0" w:sz="1"/>
-            </w:tcBorders>
-            <w:shd w:fill="F7FAFC" w:val="clear"/>
+              <w:t xml:space="preserve">Dashboard Toàn Công Ty - Nhận Xét</w:t>
+            </w:r>
+          </w:p>
+        </w:tc>
+        <w:tc>
+          <w:tcPr>
+            <w:tcBorders>
+              <w:top w:val="single" w:color="CBD5E0" w:sz="1"/>
+              <w:left w:val="single" w:color="CBD5E0" w:sz="1"/>
+              <w:bottom w:val="single" w:color="CBD5E0" w:sz="1"/>
+              <w:right w:val="single" w:color="CBD5E0" w:sz="1"/>
+            </w:tcBorders>
+            <w:shd w:fill="FFFFFF" w:val="clear"/>
+            <w:tcMar>
+              <w:top w:type="dxa" w:w="120"/>
+              <w:left w:type="dxa" w:w="140"/>
+              <w:bottom w:type="dxa" w:w="120"/>
+              <w:right w:type="dxa" w:w="140"/>
+            </w:tcMar>
+          </w:tcPr>
+          <w:p>
+            <w:r>
+              <w:rPr>
+                <w:rFonts w:ascii="Arial" w:cs="Arial" w:eastAsia="Arial" w:hAnsi="Arial"/>
+                <w:b w:val="false"/>
+                <w:bCs w:val="false"/>
+                <w:color w:val="2D3748"/>
+                <w:sz w:val="18"/>
+                <w:szCs w:val="18"/>
+              </w:rPr>
+              <w:t xml:space="preserve">Nhận xét điều hành (Phân tích kết quả &amp; Triển vọng)</w:t>
+            </w:r>
+          </w:p>
+        </w:tc>
+        <w:tc>
+          <w:tcPr>
+            <w:tcBorders>
+              <w:top w:val="single" w:color="CBD5E0" w:sz="1"/>
+              <w:left w:val="single" w:color="CBD5E0" w:sz="1"/>
+              <w:bottom w:val="single" w:color="CBD5E0" w:sz="1"/>
+              <w:right w:val="single" w:color="CBD5E0" w:sz="1"/>
+            </w:tcBorders>
+            <w:shd w:fill="FFFFFF" w:val="clear"/>
             <w:tcMar>
               <w:top w:type="dxa" w:w="120"/>
               <w:left w:type="dxa" w:w="140"/>
@@ -1881,69 +1854,67 @@
                 <w:sz w:val="18"/>
                 <w:szCs w:val="18"/>
               </w:rPr>
-              <w:t xml:space="preserve">🔄 Đồng bộ ERP</w:t>
-            </w:r>
-          </w:p>
-        </w:tc>
-        <w:tc>
-          <w:tcPr>
-            <w:tcBorders>
-              <w:top w:val="single" w:color="CBD5E0" w:sz="1"/>
-              <w:left w:val="single" w:color="CBD5E0" w:sz="1"/>
-              <w:bottom w:val="single" w:color="CBD5E0" w:sz="1"/>
-              <w:right w:val="single" w:color="CBD5E0" w:sz="1"/>
-            </w:tcBorders>
-            <w:shd w:fill="FFFFFF" w:val="clear"/>
-            <w:tcMar>
-              <w:top w:type="dxa" w:w="120"/>
-              <w:left w:type="dxa" w:w="140"/>
-              <w:bottom w:type="dxa" w:w="120"/>
-              <w:right w:type="dxa" w:w="140"/>
-            </w:tcMar>
-          </w:tcPr>
-          <w:p>
-            <w:r>
-              <w:rPr>
-                <w:rFonts w:ascii="Arial" w:cs="Arial" w:eastAsia="Arial" w:hAnsi="Arial"/>
-                <w:b w:val="false"/>
-                <w:bCs w:val="false"/>
-                <w:color w:val="2D3748"/>
-                <w:sz w:val="18"/>
-                <w:szCs w:val="18"/>
-              </w:rPr>
-              <w:t xml:space="preserve">Tiến độ thanh toán thi hành (Công trường)
-(시행기성 / Đăng ký chi tiết BOQ)</w:t>
-            </w:r>
-          </w:p>
-        </w:tc>
-        <w:tc>
-          <w:tcPr>
-            <w:tcBorders>
-              <w:top w:val="single" w:color="CBD5E0" w:sz="1"/>
-              <w:left w:val="single" w:color="CBD5E0" w:sz="1"/>
-              <w:bottom w:val="single" w:color="CBD5E0" w:sz="1"/>
-              <w:right w:val="single" w:color="CBD5E0" w:sz="1"/>
-            </w:tcBorders>
-            <w:shd w:fill="FFFFFF" w:val="clear"/>
-            <w:tcMar>
-              <w:top w:type="dxa" w:w="120"/>
-              <w:left w:type="dxa" w:w="140"/>
-              <w:bottom w:type="dxa" w:w="120"/>
-              <w:right w:type="dxa" w:w="140"/>
-            </w:tcMar>
-          </w:tcPr>
-          <w:p>
-            <w:r>
-              <w:rPr>
-                <w:rFonts w:ascii="Arial" w:cs="Arial" w:eastAsia="Arial" w:hAnsi="Arial"/>
-                <w:b w:val="false"/>
-                <w:bCs w:val="false"/>
-                <w:color w:val="2D3748"/>
-                <w:sz w:val="18"/>
-                <w:szCs w:val="18"/>
-              </w:rPr>
-              <w:t xml:space="preserve">CDTB_ORDCONTTYPE, CETB_PFMCTRTHIST
-CETB_PFMSCHDHIST qua dashboard_pd_outsourcing</w:t>
+              <w:t xml:space="preserve">✍️ Nhập tay</w:t>
+            </w:r>
+          </w:p>
+        </w:tc>
+        <w:tc>
+          <w:tcPr>
+            <w:tcBorders>
+              <w:top w:val="single" w:color="CBD5E0" w:sz="1"/>
+              <w:left w:val="single" w:color="CBD5E0" w:sz="1"/>
+              <w:bottom w:val="single" w:color="CBD5E0" w:sz="1"/>
+              <w:right w:val="single" w:color="CBD5E0" w:sz="1"/>
+            </w:tcBorders>
+            <w:shd w:fill="FFFFFF" w:val="clear"/>
+            <w:tcMar>
+              <w:top w:type="dxa" w:w="120"/>
+              <w:left w:type="dxa" w:w="140"/>
+              <w:bottom w:type="dxa" w:w="120"/>
+              <w:right w:type="dxa" w:w="140"/>
+            </w:tcMar>
+          </w:tcPr>
+          <w:p>
+            <w:r>
+              <w:rPr>
+                <w:rFonts w:ascii="Arial" w:cs="Arial" w:eastAsia="Arial" w:hAnsi="Arial"/>
+                <w:b w:val="false"/>
+                <w:bCs w:val="false"/>
+                <w:color w:val="2D3748"/>
+                <w:sz w:val="18"/>
+                <w:szCs w:val="18"/>
+              </w:rPr>
+              <w:t xml:space="preserve">N/A (Dashboard Exclusive)</w:t>
+            </w:r>
+          </w:p>
+        </w:tc>
+        <w:tc>
+          <w:tcPr>
+            <w:tcBorders>
+              <w:top w:val="single" w:color="CBD5E0" w:sz="1"/>
+              <w:left w:val="single" w:color="CBD5E0" w:sz="1"/>
+              <w:bottom w:val="single" w:color="CBD5E0" w:sz="1"/>
+              <w:right w:val="single" w:color="CBD5E0" w:sz="1"/>
+            </w:tcBorders>
+            <w:shd w:fill="FFFFFF" w:val="clear"/>
+            <w:tcMar>
+              <w:top w:type="dxa" w:w="120"/>
+              <w:left w:type="dxa" w:w="140"/>
+              <w:bottom w:type="dxa" w:w="120"/>
+              <w:right w:type="dxa" w:w="140"/>
+            </w:tcMar>
+          </w:tcPr>
+          <w:p>
+            <w:r>
+              <w:rPr>
+                <w:rFonts w:ascii="Arial" w:cs="Arial" w:eastAsia="Arial" w:hAnsi="Arial"/>
+                <w:b w:val="false"/>
+                <w:bCs w:val="false"/>
+                <w:color w:val="2D3748"/>
+                <w:sz w:val="18"/>
+                <w:szCs w:val="18"/>
+              </w:rPr>
+              <w:t xml:space="preserve">Bottom Comment Panel (Edit &amp; Save)</w:t>
             </w:r>
           </w:p>
         </w:tc>
@@ -1975,38 +1946,37 @@
                 <w:sz w:val="18"/>
                 <w:szCs w:val="18"/>
               </w:rPr>
-              <w:t xml:space="preserve">Chi Tiết Dự Án Xây Dựng
-(Tab Chi Phí / CBS)</w:t>
-            </w:r>
-          </w:p>
-        </w:tc>
-        <w:tc>
-          <w:tcPr>
-            <w:tcBorders>
-              <w:top w:val="single" w:color="CBD5E0" w:sz="1"/>
-              <w:left w:val="single" w:color="CBD5E0" w:sz="1"/>
-              <w:bottom w:val="single" w:color="CBD5E0" w:sz="1"/>
-              <w:right w:val="single" w:color="CBD5E0" w:sz="1"/>
-            </w:tcBorders>
-            <w:shd w:fill="FFFFFF" w:val="clear"/>
-            <w:tcMar>
-              <w:top w:type="dxa" w:w="120"/>
-              <w:left w:type="dxa" w:w="140"/>
-              <w:bottom w:type="dxa" w:w="120"/>
-              <w:right w:type="dxa" w:w="140"/>
-            </w:tcMar>
-          </w:tcPr>
-          <w:p>
-            <w:r>
-              <w:rPr>
-                <w:rFonts w:ascii="Arial" w:cs="Arial" w:eastAsia="Arial" w:hAnsi="Arial"/>
-                <w:b w:val="false"/>
-                <w:bCs w:val="false"/>
-                <w:color w:val="2D3748"/>
-                <w:sz w:val="18"/>
-                <w:szCs w:val="18"/>
-              </w:rPr>
-              <w:t xml:space="preserve">Tình hình giải ngân theo cây chi phí CBS</w:t>
+              <w:t xml:space="preserve">Chi Tiết Dự Án Xây Dựng - Tab Khái Yếu</w:t>
+            </w:r>
+          </w:p>
+        </w:tc>
+        <w:tc>
+          <w:tcPr>
+            <w:tcBorders>
+              <w:top w:val="single" w:color="CBD5E0" w:sz="1"/>
+              <w:left w:val="single" w:color="CBD5E0" w:sz="1"/>
+              <w:bottom w:val="single" w:color="CBD5E0" w:sz="1"/>
+              <w:right w:val="single" w:color="CBD5E0" w:sz="1"/>
+            </w:tcBorders>
+            <w:shd w:fill="FFFFFF" w:val="clear"/>
+            <w:tcMar>
+              <w:top w:type="dxa" w:w="120"/>
+              <w:left w:type="dxa" w:w="140"/>
+              <w:bottom w:type="dxa" w:w="120"/>
+              <w:right w:type="dxa" w:w="140"/>
+            </w:tcMar>
+          </w:tcPr>
+          <w:p>
+            <w:r>
+              <w:rPr>
+                <w:rFonts w:ascii="Arial" w:cs="Arial" w:eastAsia="Arial" w:hAnsi="Arial"/>
+                <w:b w:val="false"/>
+                <w:bCs w:val="false"/>
+                <w:color w:val="2D3748"/>
+                <w:sz w:val="18"/>
+                <w:szCs w:val="18"/>
+              </w:rPr>
+              <w:t xml:space="preserve">Giá trị hợp đồng (VND)</w:t>
             </w:r>
           </w:p>
         </w:tc>
@@ -2066,39 +2036,37 @@
                 <w:sz w:val="18"/>
                 <w:szCs w:val="18"/>
               </w:rPr>
-              <w:t xml:space="preserve">Tờ trình ngân sách thực hiện &gt; Chi tiết chi phí
-(실행예산품의서 / 비목별 원가투입 현황)</w:t>
-            </w:r>
-          </w:p>
-        </w:tc>
-        <w:tc>
-          <w:tcPr>
-            <w:tcBorders>
-              <w:top w:val="single" w:color="CBD5E0" w:sz="1"/>
-              <w:left w:val="single" w:color="CBD5E0" w:sz="1"/>
-              <w:bottom w:val="single" w:color="CBD5E0" w:sz="1"/>
-              <w:right w:val="single" w:color="CBD5E0" w:sz="1"/>
-            </w:tcBorders>
-            <w:shd w:fill="FFFFFF" w:val="clear"/>
-            <w:tcMar>
-              <w:top w:type="dxa" w:w="120"/>
-              <w:left w:type="dxa" w:w="140"/>
-              <w:bottom w:type="dxa" w:w="120"/>
-              <w:right w:type="dxa" w:w="140"/>
-            </w:tcMar>
-          </w:tcPr>
-          <w:p>
-            <w:r>
-              <w:rPr>
-                <w:rFonts w:ascii="Arial" w:cs="Arial" w:eastAsia="Arial" w:hAnsi="Arial"/>
-                <w:b w:val="false"/>
-                <w:bCs w:val="false"/>
-                <w:color w:val="2D3748"/>
-                <w:sz w:val="18"/>
-                <w:szCs w:val="18"/>
-              </w:rPr>
-              <w:t xml:space="preserve">CATB_STNDCBS &amp; CHTB_PFMCOSTRMRK
-Trực tiếp (Thầu phụ/Chung/CP1), Gián tiếp (CP2)</w:t>
+              <w:t xml:space="preserve">Construction Overview Registration / Contract Summary</w:t>
+            </w:r>
+          </w:p>
+        </w:tc>
+        <w:tc>
+          <w:tcPr>
+            <w:tcBorders>
+              <w:top w:val="single" w:color="CBD5E0" w:sz="1"/>
+              <w:left w:val="single" w:color="CBD5E0" w:sz="1"/>
+              <w:bottom w:val="single" w:color="CBD5E0" w:sz="1"/>
+              <w:right w:val="single" w:color="CBD5E0" w:sz="1"/>
+            </w:tcBorders>
+            <w:shd w:fill="FFFFFF" w:val="clear"/>
+            <w:tcMar>
+              <w:top w:type="dxa" w:w="120"/>
+              <w:left w:type="dxa" w:w="140"/>
+              <w:bottom w:type="dxa" w:w="120"/>
+              <w:right w:type="dxa" w:w="140"/>
+            </w:tcMar>
+          </w:tcPr>
+          <w:p>
+            <w:r>
+              <w:rPr>
+                <w:rFonts w:ascii="Arial" w:cs="Arial" w:eastAsia="Arial" w:hAnsi="Arial"/>
+                <w:b w:val="false"/>
+                <w:bCs w:val="false"/>
+                <w:color w:val="2D3748"/>
+                <w:sz w:val="18"/>
+                <w:szCs w:val="18"/>
+              </w:rPr>
+              <w:t xml:space="preserve">Total Contract Won Amount (TOTALCTRTWONAMT)</w:t>
             </w:r>
           </w:p>
         </w:tc>
@@ -2130,50 +2098,49 @@
                 <w:sz w:val="18"/>
                 <w:szCs w:val="18"/>
               </w:rPr>
-              <w:t xml:space="preserve">Chi Tiết Dự Án Xây Dựng
-(Tab Dòng Tiền)</w:t>
-            </w:r>
-          </w:p>
-        </w:tc>
-        <w:tc>
-          <w:tcPr>
-            <w:tcBorders>
-              <w:top w:val="single" w:color="CBD5E0" w:sz="1"/>
-              <w:left w:val="single" w:color="CBD5E0" w:sz="1"/>
-              <w:bottom w:val="single" w:color="CBD5E0" w:sz="1"/>
-              <w:right w:val="single" w:color="CBD5E0" w:sz="1"/>
-            </w:tcBorders>
-            <w:shd w:fill="FFFFFF" w:val="clear"/>
-            <w:tcMar>
-              <w:top w:type="dxa" w:w="120"/>
-              <w:left w:type="dxa" w:w="140"/>
-              <w:bottom w:type="dxa" w:w="120"/>
-              <w:right w:type="dxa" w:w="140"/>
-            </w:tcMar>
-          </w:tcPr>
-          <w:p>
-            <w:r>
-              <w:rPr>
-                <w:rFonts w:ascii="Arial" w:cs="Arial" w:eastAsia="Arial" w:hAnsi="Arial"/>
-                <w:b w:val="false"/>
-                <w:bCs w:val="false"/>
-                <w:color w:val="2D3748"/>
-                <w:sz w:val="18"/>
-                <w:szCs w:val="18"/>
-              </w:rPr>
-              <w:t xml:space="preserve">Dòng tiền dự án (Thu, Chi, Số dư)</w:t>
-            </w:r>
-          </w:p>
-        </w:tc>
-        <w:tc>
-          <w:tcPr>
-            <w:tcBorders>
-              <w:top w:val="single" w:color="CBD5E0" w:sz="1"/>
-              <w:left w:val="single" w:color="CBD5E0" w:sz="1"/>
-              <w:bottom w:val="single" w:color="CBD5E0" w:sz="1"/>
-              <w:right w:val="single" w:color="CBD5E0" w:sz="1"/>
-            </w:tcBorders>
-            <w:shd w:fill="F7FAFC" w:val="clear"/>
+              <w:t xml:space="preserve">Chi Tiết Dự Án Xây Dựng - Tab Khái Yếu</w:t>
+            </w:r>
+          </w:p>
+        </w:tc>
+        <w:tc>
+          <w:tcPr>
+            <w:tcBorders>
+              <w:top w:val="single" w:color="CBD5E0" w:sz="1"/>
+              <w:left w:val="single" w:color="CBD5E0" w:sz="1"/>
+              <w:bottom w:val="single" w:color="CBD5E0" w:sz="1"/>
+              <w:right w:val="single" w:color="CBD5E0" w:sz="1"/>
+            </w:tcBorders>
+            <w:shd w:fill="FFFFFF" w:val="clear"/>
+            <w:tcMar>
+              <w:top w:type="dxa" w:w="120"/>
+              <w:left w:type="dxa" w:w="140"/>
+              <w:bottom w:type="dxa" w:w="120"/>
+              <w:right w:type="dxa" w:w="140"/>
+            </w:tcMar>
+          </w:tcPr>
+          <w:p>
+            <w:r>
+              <w:rPr>
+                <w:rFonts w:ascii="Arial" w:cs="Arial" w:eastAsia="Arial" w:hAnsi="Arial"/>
+                <w:b w:val="false"/>
+                <w:bCs w:val="false"/>
+                <w:color w:val="2D3748"/>
+                <w:sz w:val="18"/>
+                <w:szCs w:val="18"/>
+              </w:rPr>
+              <w:t xml:space="preserve">Thời gian thi công (Ngày bắt đầu &amp; kết thúc)</w:t>
+            </w:r>
+          </w:p>
+        </w:tc>
+        <w:tc>
+          <w:tcPr>
+            <w:tcBorders>
+              <w:top w:val="single" w:color="CBD5E0" w:sz="1"/>
+              <w:left w:val="single" w:color="CBD5E0" w:sz="1"/>
+              <w:bottom w:val="single" w:color="CBD5E0" w:sz="1"/>
+              <w:right w:val="single" w:color="CBD5E0" w:sz="1"/>
+            </w:tcBorders>
+            <w:shd w:fill="FFFFFF" w:val="clear"/>
             <w:tcMar>
               <w:top w:type="dxa" w:w="120"/>
               <w:left w:type="dxa" w:w="140"/>
@@ -2221,39 +2188,2469 @@
                 <w:sz w:val="18"/>
                 <w:szCs w:val="18"/>
               </w:rPr>
-              <w:t xml:space="preserve">Biến động quỹ công trường (Tiền mặt/Tiền gửi)
-(1.현장자금변동 / CFTB_CFTRANSACTION)</w:t>
-            </w:r>
-          </w:p>
-        </w:tc>
-        <w:tc>
-          <w:tcPr>
-            <w:tcBorders>
-              <w:top w:val="single" w:color="CBD5E0" w:sz="1"/>
-              <w:left w:val="single" w:color="CBD5E0" w:sz="1"/>
-              <w:bottom w:val="single" w:color="CBD5E0" w:sz="1"/>
-              <w:right w:val="single" w:color="CBD5E0" w:sz="1"/>
-            </w:tcBorders>
-            <w:shd w:fill="FFFFFF" w:val="clear"/>
-            <w:tcMar>
-              <w:top w:type="dxa" w:w="120"/>
-              <w:left w:type="dxa" w:w="140"/>
-              <w:bottom w:type="dxa" w:w="120"/>
-              <w:right w:type="dxa" w:w="140"/>
-            </w:tcMar>
-          </w:tcPr>
-          <w:p>
-            <w:r>
-              <w:rPr>
-                <w:rFonts w:ascii="Arial" w:cs="Arial" w:eastAsia="Arial" w:hAnsi="Arial"/>
-                <w:b w:val="false"/>
-                <w:bCs w:val="false"/>
-                <w:color w:val="2D3748"/>
-                <w:sz w:val="18"/>
-                <w:szCs w:val="18"/>
-              </w:rPr>
-              <w:t xml:space="preserve">CFTB_CFTRANSACTION, CFTB_OPENINGBALANCE
-Fallback dữ liệu excel dòng tiền nếu chưa có</w:t>
+              <w:t xml:space="preserve">Construction Overview Registration &gt; Period</w:t>
+            </w:r>
+          </w:p>
+        </w:tc>
+        <w:tc>
+          <w:tcPr>
+            <w:tcBorders>
+              <w:top w:val="single" w:color="CBD5E0" w:sz="1"/>
+              <w:left w:val="single" w:color="CBD5E0" w:sz="1"/>
+              <w:bottom w:val="single" w:color="CBD5E0" w:sz="1"/>
+              <w:right w:val="single" w:color="CBD5E0" w:sz="1"/>
+            </w:tcBorders>
+            <w:shd w:fill="FFFFFF" w:val="clear"/>
+            <w:tcMar>
+              <w:top w:type="dxa" w:w="120"/>
+              <w:left w:type="dxa" w:w="140"/>
+              <w:bottom w:type="dxa" w:w="120"/>
+              <w:right w:type="dxa" w:w="140"/>
+            </w:tcMar>
+          </w:tcPr>
+          <w:p>
+            <w:r>
+              <w:rPr>
+                <w:rFonts w:ascii="Arial" w:cs="Arial" w:eastAsia="Arial" w:hAnsi="Arial"/>
+                <w:b w:val="false"/>
+                <w:bCs w:val="false"/>
+                <w:color w:val="2D3748"/>
+                <w:sz w:val="18"/>
+                <w:szCs w:val="18"/>
+              </w:rPr>
+              <w:t xml:space="preserve">Actual Start (STCONSTDATE) ~ Sched. Completion (CMPLSCHDDATE)</w:t>
+            </w:r>
+          </w:p>
+        </w:tc>
+      </w:tr>
+      <w:tr>
+        <w:tc>
+          <w:tcPr>
+            <w:tcBorders>
+              <w:top w:val="single" w:color="CBD5E0" w:sz="1"/>
+              <w:left w:val="single" w:color="CBD5E0" w:sz="1"/>
+              <w:bottom w:val="single" w:color="CBD5E0" w:sz="1"/>
+              <w:right w:val="single" w:color="CBD5E0" w:sz="1"/>
+            </w:tcBorders>
+            <w:shd w:fill="FFFFFF" w:val="clear"/>
+            <w:tcMar>
+              <w:top w:type="dxa" w:w="120"/>
+              <w:left w:type="dxa" w:w="140"/>
+              <w:bottom w:type="dxa" w:w="120"/>
+              <w:right w:type="dxa" w:w="140"/>
+            </w:tcMar>
+          </w:tcPr>
+          <w:p>
+            <w:r>
+              <w:rPr>
+                <w:rFonts w:ascii="Arial" w:cs="Arial" w:eastAsia="Arial" w:hAnsi="Arial"/>
+                <w:b w:val="false"/>
+                <w:bCs w:val="false"/>
+                <w:color w:val="2D3748"/>
+                <w:sz w:val="18"/>
+                <w:szCs w:val="18"/>
+              </w:rPr>
+              <w:t xml:space="preserve">Chi Tiết Dự Án Xây Dựng - Tab Khái Yếu</w:t>
+            </w:r>
+          </w:p>
+        </w:tc>
+        <w:tc>
+          <w:tcPr>
+            <w:tcBorders>
+              <w:top w:val="single" w:color="CBD5E0" w:sz="1"/>
+              <w:left w:val="single" w:color="CBD5E0" w:sz="1"/>
+              <w:bottom w:val="single" w:color="CBD5E0" w:sz="1"/>
+              <w:right w:val="single" w:color="CBD5E0" w:sz="1"/>
+            </w:tcBorders>
+            <w:shd w:fill="FFFFFF" w:val="clear"/>
+            <w:tcMar>
+              <w:top w:type="dxa" w:w="120"/>
+              <w:left w:type="dxa" w:w="140"/>
+              <w:bottom w:type="dxa" w:w="120"/>
+              <w:right w:type="dxa" w:w="140"/>
+            </w:tcMar>
+          </w:tcPr>
+          <w:p>
+            <w:r>
+              <w:rPr>
+                <w:rFonts w:ascii="Arial" w:cs="Arial" w:eastAsia="Arial" w:hAnsi="Arial"/>
+                <w:b w:val="false"/>
+                <w:bCs w:val="false"/>
+                <w:color w:val="2D3748"/>
+                <w:sz w:val="18"/>
+                <w:szCs w:val="18"/>
+              </w:rPr>
+              <w:t xml:space="preserve">Thông số dự án (Chủ đầu tư, Quy mô, Diện tích, Vị trí, Mục đích, Bảo hành, Tạm ứng)</w:t>
+            </w:r>
+          </w:p>
+        </w:tc>
+        <w:tc>
+          <w:tcPr>
+            <w:tcBorders>
+              <w:top w:val="single" w:color="CBD5E0" w:sz="1"/>
+              <w:left w:val="single" w:color="CBD5E0" w:sz="1"/>
+              <w:bottom w:val="single" w:color="CBD5E0" w:sz="1"/>
+              <w:right w:val="single" w:color="CBD5E0" w:sz="1"/>
+            </w:tcBorders>
+            <w:shd w:fill="FFFFFF" w:val="clear"/>
+            <w:tcMar>
+              <w:top w:type="dxa" w:w="120"/>
+              <w:left w:type="dxa" w:w="140"/>
+              <w:bottom w:type="dxa" w:w="120"/>
+              <w:right w:type="dxa" w:w="140"/>
+            </w:tcMar>
+          </w:tcPr>
+          <w:p>
+            <w:r>
+              <w:rPr>
+                <w:rFonts w:ascii="Arial" w:cs="Arial" w:eastAsia="Arial" w:hAnsi="Arial"/>
+                <w:b/>
+                <w:bCs/>
+                <w:color w:val="2D3748"/>
+                <w:sz w:val="18"/>
+                <w:szCs w:val="18"/>
+              </w:rPr>
+              <w:t xml:space="preserve">✍️ Nhập tay</w:t>
+            </w:r>
+          </w:p>
+        </w:tc>
+        <w:tc>
+          <w:tcPr>
+            <w:tcBorders>
+              <w:top w:val="single" w:color="CBD5E0" w:sz="1"/>
+              <w:left w:val="single" w:color="CBD5E0" w:sz="1"/>
+              <w:bottom w:val="single" w:color="CBD5E0" w:sz="1"/>
+              <w:right w:val="single" w:color="CBD5E0" w:sz="1"/>
+            </w:tcBorders>
+            <w:shd w:fill="FFFFFF" w:val="clear"/>
+            <w:tcMar>
+              <w:top w:type="dxa" w:w="120"/>
+              <w:left w:type="dxa" w:w="140"/>
+              <w:bottom w:type="dxa" w:w="120"/>
+              <w:right w:type="dxa" w:w="140"/>
+            </w:tcMar>
+          </w:tcPr>
+          <w:p>
+            <w:r>
+              <w:rPr>
+                <w:rFonts w:ascii="Arial" w:cs="Arial" w:eastAsia="Arial" w:hAnsi="Arial"/>
+                <w:b w:val="false"/>
+                <w:bCs w:val="false"/>
+                <w:color w:val="2D3748"/>
+                <w:sz w:val="18"/>
+                <w:szCs w:val="18"/>
+              </w:rPr>
+              <w:t xml:space="preserve">Construction Overview Registration (Unregistered items)</w:t>
+            </w:r>
+          </w:p>
+        </w:tc>
+        <w:tc>
+          <w:tcPr>
+            <w:tcBorders>
+              <w:top w:val="single" w:color="CBD5E0" w:sz="1"/>
+              <w:left w:val="single" w:color="CBD5E0" w:sz="1"/>
+              <w:bottom w:val="single" w:color="CBD5E0" w:sz="1"/>
+              <w:right w:val="single" w:color="CBD5E0" w:sz="1"/>
+            </w:tcBorders>
+            <w:shd w:fill="FFFFFF" w:val="clear"/>
+            <w:tcMar>
+              <w:top w:type="dxa" w:w="120"/>
+              <w:left w:type="dxa" w:w="140"/>
+              <w:bottom w:type="dxa" w:w="120"/>
+              <w:right w:type="dxa" w:w="140"/>
+            </w:tcMar>
+          </w:tcPr>
+          <w:p>
+            <w:r>
+              <w:rPr>
+                <w:rFonts w:ascii="Arial" w:cs="Arial" w:eastAsia="Arial" w:hAnsi="Arial"/>
+                <w:b w:val="false"/>
+                <w:bCs w:val="false"/>
+                <w:color w:val="2D3748"/>
+                <w:sz w:val="18"/>
+                <w:szCs w:val="18"/>
+              </w:rPr>
+              <w:t xml:space="preserve">Data Entry Tab &gt; 0. Overview Information</w:t>
+            </w:r>
+          </w:p>
+        </w:tc>
+      </w:tr>
+      <w:tr>
+        <w:tc>
+          <w:tcPr>
+            <w:tcBorders>
+              <w:top w:val="single" w:color="CBD5E0" w:sz="1"/>
+              <w:left w:val="single" w:color="CBD5E0" w:sz="1"/>
+              <w:bottom w:val="single" w:color="CBD5E0" w:sz="1"/>
+              <w:right w:val="single" w:color="CBD5E0" w:sz="1"/>
+            </w:tcBorders>
+            <w:shd w:fill="FFFFFF" w:val="clear"/>
+            <w:tcMar>
+              <w:top w:type="dxa" w:w="120"/>
+              <w:left w:type="dxa" w:w="140"/>
+              <w:bottom w:type="dxa" w:w="120"/>
+              <w:right w:type="dxa" w:w="140"/>
+            </w:tcMar>
+          </w:tcPr>
+          <w:p>
+            <w:r>
+              <w:rPr>
+                <w:rFonts w:ascii="Arial" w:cs="Arial" w:eastAsia="Arial" w:hAnsi="Arial"/>
+                <w:b w:val="false"/>
+                <w:bCs w:val="false"/>
+                <w:color w:val="2D3748"/>
+                <w:sz w:val="18"/>
+                <w:szCs w:val="18"/>
+              </w:rPr>
+              <w:t xml:space="preserve">Chi Tiết Dự Án Xây Dựng - Tab Khái Yếu</w:t>
+            </w:r>
+          </w:p>
+        </w:tc>
+        <w:tc>
+          <w:tcPr>
+            <w:tcBorders>
+              <w:top w:val="single" w:color="CBD5E0" w:sz="1"/>
+              <w:left w:val="single" w:color="CBD5E0" w:sz="1"/>
+              <w:bottom w:val="single" w:color="CBD5E0" w:sz="1"/>
+              <w:right w:val="single" w:color="CBD5E0" w:sz="1"/>
+            </w:tcBorders>
+            <w:shd w:fill="FFFFFF" w:val="clear"/>
+            <w:tcMar>
+              <w:top w:type="dxa" w:w="120"/>
+              <w:left w:type="dxa" w:w="140"/>
+              <w:bottom w:type="dxa" w:w="120"/>
+              <w:right w:type="dxa" w:w="140"/>
+            </w:tcMar>
+          </w:tcPr>
+          <w:p>
+            <w:r>
+              <w:rPr>
+                <w:rFonts w:ascii="Arial" w:cs="Arial" w:eastAsia="Arial" w:hAnsi="Arial"/>
+                <w:b w:val="false"/>
+                <w:bCs w:val="false"/>
+                <w:color w:val="2D3748"/>
+                <w:sz w:val="18"/>
+                <w:szCs w:val="18"/>
+              </w:rPr>
+              <w:t xml:space="preserve">Ảnh phối cảnh / Ảnh trên không</w:t>
+            </w:r>
+          </w:p>
+        </w:tc>
+        <w:tc>
+          <w:tcPr>
+            <w:tcBorders>
+              <w:top w:val="single" w:color="CBD5E0" w:sz="1"/>
+              <w:left w:val="single" w:color="CBD5E0" w:sz="1"/>
+              <w:bottom w:val="single" w:color="CBD5E0" w:sz="1"/>
+              <w:right w:val="single" w:color="CBD5E0" w:sz="1"/>
+            </w:tcBorders>
+            <w:shd w:fill="FFFFFF" w:val="clear"/>
+            <w:tcMar>
+              <w:top w:type="dxa" w:w="120"/>
+              <w:left w:type="dxa" w:w="140"/>
+              <w:bottom w:type="dxa" w:w="120"/>
+              <w:right w:type="dxa" w:w="140"/>
+            </w:tcMar>
+          </w:tcPr>
+          <w:p>
+            <w:r>
+              <w:rPr>
+                <w:rFonts w:ascii="Arial" w:cs="Arial" w:eastAsia="Arial" w:hAnsi="Arial"/>
+                <w:b/>
+                <w:bCs/>
+                <w:color w:val="2D3748"/>
+                <w:sz w:val="18"/>
+                <w:szCs w:val="18"/>
+              </w:rPr>
+              <w:t xml:space="preserve">🔄 Đồng bộ ERP</w:t>
+            </w:r>
+          </w:p>
+        </w:tc>
+        <w:tc>
+          <w:tcPr>
+            <w:tcBorders>
+              <w:top w:val="single" w:color="CBD5E0" w:sz="1"/>
+              <w:left w:val="single" w:color="CBD5E0" w:sz="1"/>
+              <w:bottom w:val="single" w:color="CBD5E0" w:sz="1"/>
+              <w:right w:val="single" w:color="CBD5E0" w:sz="1"/>
+            </w:tcBorders>
+            <w:shd w:fill="FFFFFF" w:val="clear"/>
+            <w:tcMar>
+              <w:top w:type="dxa" w:w="120"/>
+              <w:left w:type="dxa" w:w="140"/>
+              <w:bottom w:type="dxa" w:w="120"/>
+              <w:right w:type="dxa" w:w="140"/>
+            </w:tcMar>
+          </w:tcPr>
+          <w:p>
+            <w:r>
+              <w:rPr>
+                <w:rFonts w:ascii="Arial" w:cs="Arial" w:eastAsia="Arial" w:hAnsi="Arial"/>
+                <w:b w:val="false"/>
+                <w:bCs w:val="false"/>
+                <w:color w:val="2D3748"/>
+                <w:sz w:val="18"/>
+                <w:szCs w:val="18"/>
+              </w:rPr>
+              <w:t xml:space="preserve">Construction Overview Registration &gt; Aerial View</w:t>
+            </w:r>
+          </w:p>
+        </w:tc>
+        <w:tc>
+          <w:tcPr>
+            <w:tcBorders>
+              <w:top w:val="single" w:color="CBD5E0" w:sz="1"/>
+              <w:left w:val="single" w:color="CBD5E0" w:sz="1"/>
+              <w:bottom w:val="single" w:color="CBD5E0" w:sz="1"/>
+              <w:right w:val="single" w:color="CBD5E0" w:sz="1"/>
+            </w:tcBorders>
+            <w:shd w:fill="FFFFFF" w:val="clear"/>
+            <w:tcMar>
+              <w:top w:type="dxa" w:w="120"/>
+              <w:left w:type="dxa" w:w="140"/>
+              <w:bottom w:type="dxa" w:w="120"/>
+              <w:right w:type="dxa" w:w="140"/>
+            </w:tcMar>
+          </w:tcPr>
+          <w:p>
+            <w:r>
+              <w:rPr>
+                <w:rFonts w:ascii="Arial" w:cs="Arial" w:eastAsia="Arial" w:hAnsi="Arial"/>
+                <w:b w:val="false"/>
+                <w:bCs w:val="false"/>
+                <w:color w:val="2D3748"/>
+                <w:sz w:val="18"/>
+                <w:szCs w:val="18"/>
+              </w:rPr>
+              <w:t xml:space="preserve">Aerial View Picture File (AIRVIEWPICPATH)</w:t>
+            </w:r>
+          </w:p>
+        </w:tc>
+      </w:tr>
+      <w:tr>
+        <w:tc>
+          <w:tcPr>
+            <w:tcBorders>
+              <w:top w:val="single" w:color="CBD5E0" w:sz="1"/>
+              <w:left w:val="single" w:color="CBD5E0" w:sz="1"/>
+              <w:bottom w:val="single" w:color="CBD5E0" w:sz="1"/>
+              <w:right w:val="single" w:color="CBD5E0" w:sz="1"/>
+            </w:tcBorders>
+            <w:shd w:fill="FFFFFF" w:val="clear"/>
+            <w:tcMar>
+              <w:top w:type="dxa" w:w="120"/>
+              <w:left w:type="dxa" w:w="140"/>
+              <w:bottom w:type="dxa" w:w="120"/>
+              <w:right w:type="dxa" w:w="140"/>
+            </w:tcMar>
+          </w:tcPr>
+          <w:p>
+            <w:r>
+              <w:rPr>
+                <w:rFonts w:ascii="Arial" w:cs="Arial" w:eastAsia="Arial" w:hAnsi="Arial"/>
+                <w:b w:val="false"/>
+                <w:bCs w:val="false"/>
+                <w:color w:val="2D3748"/>
+                <w:sz w:val="18"/>
+                <w:szCs w:val="18"/>
+              </w:rPr>
+              <w:t xml:space="preserve">Chi Tiết Dự Án Xây Dựng - Tab Tiến Độ</w:t>
+            </w:r>
+          </w:p>
+        </w:tc>
+        <w:tc>
+          <w:tcPr>
+            <w:tcBorders>
+              <w:top w:val="single" w:color="CBD5E0" w:sz="1"/>
+              <w:left w:val="single" w:color="CBD5E0" w:sz="1"/>
+              <w:bottom w:val="single" w:color="CBD5E0" w:sz="1"/>
+              <w:right w:val="single" w:color="CBD5E0" w:sz="1"/>
+            </w:tcBorders>
+            <w:shd w:fill="FFFFFF" w:val="clear"/>
+            <w:tcMar>
+              <w:top w:type="dxa" w:w="120"/>
+              <w:left w:type="dxa" w:w="140"/>
+              <w:bottom w:type="dxa" w:w="120"/>
+              <w:right w:type="dxa" w:w="140"/>
+            </w:tcMar>
+          </w:tcPr>
+          <w:p>
+            <w:r>
+              <w:rPr>
+                <w:rFonts w:ascii="Arial" w:cs="Arial" w:eastAsia="Arial" w:hAnsi="Arial"/>
+                <w:b w:val="false"/>
+                <w:bCs w:val="false"/>
+                <w:color w:val="2D3748"/>
+                <w:sz w:val="18"/>
+                <w:szCs w:val="18"/>
+              </w:rPr>
+              <w:t xml:space="preserve">Tiến độ thực tế hàng tháng (%)</w:t>
+            </w:r>
+          </w:p>
+        </w:tc>
+        <w:tc>
+          <w:tcPr>
+            <w:tcBorders>
+              <w:top w:val="single" w:color="CBD5E0" w:sz="1"/>
+              <w:left w:val="single" w:color="CBD5E0" w:sz="1"/>
+              <w:bottom w:val="single" w:color="CBD5E0" w:sz="1"/>
+              <w:right w:val="single" w:color="CBD5E0" w:sz="1"/>
+            </w:tcBorders>
+            <w:shd w:fill="FFFFFF" w:val="clear"/>
+            <w:tcMar>
+              <w:top w:type="dxa" w:w="120"/>
+              <w:left w:type="dxa" w:w="140"/>
+              <w:bottom w:type="dxa" w:w="120"/>
+              <w:right w:type="dxa" w:w="140"/>
+            </w:tcMar>
+          </w:tcPr>
+          <w:p>
+            <w:r>
+              <w:rPr>
+                <w:rFonts w:ascii="Arial" w:cs="Arial" w:eastAsia="Arial" w:hAnsi="Arial"/>
+                <w:b/>
+                <w:bCs/>
+                <w:color w:val="2D3748"/>
+                <w:sz w:val="18"/>
+                <w:szCs w:val="18"/>
+              </w:rPr>
+              <w:t xml:space="preserve">🔄 Đồng bộ ERP</w:t>
+            </w:r>
+          </w:p>
+        </w:tc>
+        <w:tc>
+          <w:tcPr>
+            <w:tcBorders>
+              <w:top w:val="single" w:color="CBD5E0" w:sz="1"/>
+              <w:left w:val="single" w:color="CBD5E0" w:sz="1"/>
+              <w:bottom w:val="single" w:color="CBD5E0" w:sz="1"/>
+              <w:right w:val="single" w:color="CBD5E0" w:sz="1"/>
+            </w:tcBorders>
+            <w:shd w:fill="FFFFFF" w:val="clear"/>
+            <w:tcMar>
+              <w:top w:type="dxa" w:w="120"/>
+              <w:left w:type="dxa" w:w="140"/>
+              <w:bottom w:type="dxa" w:w="120"/>
+              <w:right w:type="dxa" w:w="140"/>
+            </w:tcMar>
+          </w:tcPr>
+          <w:p>
+            <w:r>
+              <w:rPr>
+                <w:rFonts w:ascii="Arial" w:cs="Arial" w:eastAsia="Arial" w:hAnsi="Arial"/>
+                <w:b w:val="false"/>
+                <w:bCs w:val="false"/>
+                <w:color w:val="2D3748"/>
+                <w:sz w:val="18"/>
+                <w:szCs w:val="18"/>
+              </w:rPr>
+              <w:t xml:space="preserve">Cost Progress Rate (%) / Execution Progress (Site)</w:t>
+            </w:r>
+          </w:p>
+        </w:tc>
+        <w:tc>
+          <w:tcPr>
+            <w:tcBorders>
+              <w:top w:val="single" w:color="CBD5E0" w:sz="1"/>
+              <w:left w:val="single" w:color="CBD5E0" w:sz="1"/>
+              <w:bottom w:val="single" w:color="CBD5E0" w:sz="1"/>
+              <w:right w:val="single" w:color="CBD5E0" w:sz="1"/>
+            </w:tcBorders>
+            <w:shd w:fill="FFFFFF" w:val="clear"/>
+            <w:tcMar>
+              <w:top w:type="dxa" w:w="120"/>
+              <w:left w:type="dxa" w:w="140"/>
+              <w:bottom w:type="dxa" w:w="120"/>
+              <w:right w:type="dxa" w:w="140"/>
+            </w:tcMar>
+          </w:tcPr>
+          <w:p>
+            <w:r>
+              <w:rPr>
+                <w:rFonts w:ascii="Arial" w:cs="Arial" w:eastAsia="Arial" w:hAnsi="Arial"/>
+                <w:b w:val="false"/>
+                <w:bCs w:val="false"/>
+                <w:color w:val="2D3748"/>
+                <w:sz w:val="18"/>
+                <w:szCs w:val="18"/>
+              </w:rPr>
+              <w:t xml:space="preserve">Calculated progress rate based on monthly cost input</w:t>
+            </w:r>
+          </w:p>
+        </w:tc>
+      </w:tr>
+      <w:tr>
+        <w:tc>
+          <w:tcPr>
+            <w:tcBorders>
+              <w:top w:val="single" w:color="CBD5E0" w:sz="1"/>
+              <w:left w:val="single" w:color="CBD5E0" w:sz="1"/>
+              <w:bottom w:val="single" w:color="CBD5E0" w:sz="1"/>
+              <w:right w:val="single" w:color="CBD5E0" w:sz="1"/>
+            </w:tcBorders>
+            <w:shd w:fill="FFFFFF" w:val="clear"/>
+            <w:tcMar>
+              <w:top w:type="dxa" w:w="120"/>
+              <w:left w:type="dxa" w:w="140"/>
+              <w:bottom w:type="dxa" w:w="120"/>
+              <w:right w:type="dxa" w:w="140"/>
+            </w:tcMar>
+          </w:tcPr>
+          <w:p>
+            <w:r>
+              <w:rPr>
+                <w:rFonts w:ascii="Arial" w:cs="Arial" w:eastAsia="Arial" w:hAnsi="Arial"/>
+                <w:b w:val="false"/>
+                <w:bCs w:val="false"/>
+                <w:color w:val="2D3748"/>
+                <w:sz w:val="18"/>
+                <w:szCs w:val="18"/>
+              </w:rPr>
+              <w:t xml:space="preserve">Chi Tiết Dự Án Xây Dựng - Tab Tiến Độ</w:t>
+            </w:r>
+          </w:p>
+        </w:tc>
+        <w:tc>
+          <w:tcPr>
+            <w:tcBorders>
+              <w:top w:val="single" w:color="CBD5E0" w:sz="1"/>
+              <w:left w:val="single" w:color="CBD5E0" w:sz="1"/>
+              <w:bottom w:val="single" w:color="CBD5E0" w:sz="1"/>
+              <w:right w:val="single" w:color="CBD5E0" w:sz="1"/>
+            </w:tcBorders>
+            <w:shd w:fill="FFFFFF" w:val="clear"/>
+            <w:tcMar>
+              <w:top w:type="dxa" w:w="120"/>
+              <w:left w:type="dxa" w:w="140"/>
+              <w:bottom w:type="dxa" w:w="120"/>
+              <w:right w:type="dxa" w:w="140"/>
+            </w:tcMar>
+          </w:tcPr>
+          <w:p>
+            <w:r>
+              <w:rPr>
+                <w:rFonts w:ascii="Arial" w:cs="Arial" w:eastAsia="Arial" w:hAnsi="Arial"/>
+                <w:b w:val="false"/>
+                <w:bCs w:val="false"/>
+                <w:color w:val="2D3748"/>
+                <w:sz w:val="18"/>
+                <w:szCs w:val="18"/>
+              </w:rPr>
+              <w:t xml:space="preserve">Tiến độ kế hoạch hàng tháng (%) &amp; Mốc tiến độ</w:t>
+            </w:r>
+          </w:p>
+        </w:tc>
+        <w:tc>
+          <w:tcPr>
+            <w:tcBorders>
+              <w:top w:val="single" w:color="CBD5E0" w:sz="1"/>
+              <w:left w:val="single" w:color="CBD5E0" w:sz="1"/>
+              <w:bottom w:val="single" w:color="CBD5E0" w:sz="1"/>
+              <w:right w:val="single" w:color="CBD5E0" w:sz="1"/>
+            </w:tcBorders>
+            <w:shd w:fill="FFFFFF" w:val="clear"/>
+            <w:tcMar>
+              <w:top w:type="dxa" w:w="120"/>
+              <w:left w:type="dxa" w:w="140"/>
+              <w:bottom w:type="dxa" w:w="120"/>
+              <w:right w:type="dxa" w:w="140"/>
+            </w:tcMar>
+          </w:tcPr>
+          <w:p>
+            <w:r>
+              <w:rPr>
+                <w:rFonts w:ascii="Arial" w:cs="Arial" w:eastAsia="Arial" w:hAnsi="Arial"/>
+                <w:b/>
+                <w:bCs/>
+                <w:color w:val="2D3748"/>
+                <w:sz w:val="18"/>
+                <w:szCs w:val="18"/>
+              </w:rPr>
+              <w:t xml:space="preserve">✍️ Nhập tay</w:t>
+            </w:r>
+          </w:p>
+        </w:tc>
+        <w:tc>
+          <w:tcPr>
+            <w:tcBorders>
+              <w:top w:val="single" w:color="CBD5E0" w:sz="1"/>
+              <w:left w:val="single" w:color="CBD5E0" w:sz="1"/>
+              <w:bottom w:val="single" w:color="CBD5E0" w:sz="1"/>
+              <w:right w:val="single" w:color="CBD5E0" w:sz="1"/>
+            </w:tcBorders>
+            <w:shd w:fill="FFFFFF" w:val="clear"/>
+            <w:tcMar>
+              <w:top w:type="dxa" w:w="120"/>
+              <w:left w:type="dxa" w:w="140"/>
+              <w:bottom w:type="dxa" w:w="120"/>
+              <w:right w:type="dxa" w:w="140"/>
+            </w:tcMar>
+          </w:tcPr>
+          <w:p>
+            <w:r>
+              <w:rPr>
+                <w:rFonts w:ascii="Arial" w:cs="Arial" w:eastAsia="Arial" w:hAnsi="Arial"/>
+                <w:b w:val="false"/>
+                <w:bCs w:val="false"/>
+                <w:color w:val="2D3748"/>
+                <w:sz w:val="18"/>
+                <w:szCs w:val="18"/>
+              </w:rPr>
+              <w:t xml:space="preserve">N/A (Site Schedule Table)</w:t>
+            </w:r>
+          </w:p>
+        </w:tc>
+        <w:tc>
+          <w:tcPr>
+            <w:tcBorders>
+              <w:top w:val="single" w:color="CBD5E0" w:sz="1"/>
+              <w:left w:val="single" w:color="CBD5E0" w:sz="1"/>
+              <w:bottom w:val="single" w:color="CBD5E0" w:sz="1"/>
+              <w:right w:val="single" w:color="CBD5E0" w:sz="1"/>
+            </w:tcBorders>
+            <w:shd w:fill="FFFFFF" w:val="clear"/>
+            <w:tcMar>
+              <w:top w:type="dxa" w:w="120"/>
+              <w:left w:type="dxa" w:w="140"/>
+              <w:bottom w:type="dxa" w:w="120"/>
+              <w:right w:type="dxa" w:w="140"/>
+            </w:tcMar>
+          </w:tcPr>
+          <w:p>
+            <w:r>
+              <w:rPr>
+                <w:rFonts w:ascii="Arial" w:cs="Arial" w:eastAsia="Arial" w:hAnsi="Arial"/>
+                <w:b w:val="false"/>
+                <w:bCs w:val="false"/>
+                <w:color w:val="2D3748"/>
+                <w:sz w:val="18"/>
+                <w:szCs w:val="18"/>
+              </w:rPr>
+              <w:t xml:space="preserve">Data Entry Tab &gt; 1. Monthly Progress / 2. Milestones (Excel Upload supported)</w:t>
+            </w:r>
+          </w:p>
+        </w:tc>
+      </w:tr>
+      <w:tr>
+        <w:tc>
+          <w:tcPr>
+            <w:tcBorders>
+              <w:top w:val="single" w:color="CBD5E0" w:sz="1"/>
+              <w:left w:val="single" w:color="CBD5E0" w:sz="1"/>
+              <w:bottom w:val="single" w:color="CBD5E0" w:sz="1"/>
+              <w:right w:val="single" w:color="CBD5E0" w:sz="1"/>
+            </w:tcBorders>
+            <w:shd w:fill="FFFFFF" w:val="clear"/>
+            <w:tcMar>
+              <w:top w:type="dxa" w:w="120"/>
+              <w:left w:type="dxa" w:w="140"/>
+              <w:bottom w:type="dxa" w:w="120"/>
+              <w:right w:type="dxa" w:w="140"/>
+            </w:tcMar>
+          </w:tcPr>
+          <w:p>
+            <w:r>
+              <w:rPr>
+                <w:rFonts w:ascii="Arial" w:cs="Arial" w:eastAsia="Arial" w:hAnsi="Arial"/>
+                <w:b w:val="false"/>
+                <w:bCs w:val="false"/>
+                <w:color w:val="2D3748"/>
+                <w:sz w:val="18"/>
+                <w:szCs w:val="18"/>
+              </w:rPr>
+              <w:t xml:space="preserve">Chi Tiết Dự Án Xây Dựng - Tab Tiến Độ</w:t>
+            </w:r>
+          </w:p>
+        </w:tc>
+        <w:tc>
+          <w:tcPr>
+            <w:tcBorders>
+              <w:top w:val="single" w:color="CBD5E0" w:sz="1"/>
+              <w:left w:val="single" w:color="CBD5E0" w:sz="1"/>
+              <w:bottom w:val="single" w:color="CBD5E0" w:sz="1"/>
+              <w:right w:val="single" w:color="CBD5E0" w:sz="1"/>
+            </w:tcBorders>
+            <w:shd w:fill="FFFFFF" w:val="clear"/>
+            <w:tcMar>
+              <w:top w:type="dxa" w:w="120"/>
+              <w:left w:type="dxa" w:w="140"/>
+              <w:bottom w:type="dxa" w:w="120"/>
+              <w:right w:type="dxa" w:w="140"/>
+            </w:tcMar>
+          </w:tcPr>
+          <w:p>
+            <w:r>
+              <w:rPr>
+                <w:rFonts w:ascii="Arial" w:cs="Arial" w:eastAsia="Arial" w:hAnsi="Arial"/>
+                <w:b w:val="false"/>
+                <w:bCs w:val="false"/>
+                <w:color w:val="2D3748"/>
+                <w:sz w:val="18"/>
+                <w:szCs w:val="18"/>
+              </w:rPr>
+              <w:t xml:space="preserve">Ảnh tiến độ công trường hàng tháng</w:t>
+            </w:r>
+          </w:p>
+        </w:tc>
+        <w:tc>
+          <w:tcPr>
+            <w:tcBorders>
+              <w:top w:val="single" w:color="CBD5E0" w:sz="1"/>
+              <w:left w:val="single" w:color="CBD5E0" w:sz="1"/>
+              <w:bottom w:val="single" w:color="CBD5E0" w:sz="1"/>
+              <w:right w:val="single" w:color="CBD5E0" w:sz="1"/>
+            </w:tcBorders>
+            <w:shd w:fill="FFFFFF" w:val="clear"/>
+            <w:tcMar>
+              <w:top w:type="dxa" w:w="120"/>
+              <w:left w:type="dxa" w:w="140"/>
+              <w:bottom w:type="dxa" w:w="120"/>
+              <w:right w:type="dxa" w:w="140"/>
+            </w:tcMar>
+          </w:tcPr>
+          <w:p>
+            <w:r>
+              <w:rPr>
+                <w:rFonts w:ascii="Arial" w:cs="Arial" w:eastAsia="Arial" w:hAnsi="Arial"/>
+                <w:b/>
+                <w:bCs/>
+                <w:color w:val="2D3748"/>
+                <w:sz w:val="18"/>
+                <w:szCs w:val="18"/>
+              </w:rPr>
+              <w:t xml:space="preserve">🔄 Đồng bộ ERP</w:t>
+            </w:r>
+          </w:p>
+        </w:tc>
+        <w:tc>
+          <w:tcPr>
+            <w:tcBorders>
+              <w:top w:val="single" w:color="CBD5E0" w:sz="1"/>
+              <w:left w:val="single" w:color="CBD5E0" w:sz="1"/>
+              <w:bottom w:val="single" w:color="CBD5E0" w:sz="1"/>
+              <w:right w:val="single" w:color="CBD5E0" w:sz="1"/>
+            </w:tcBorders>
+            <w:shd w:fill="FFFFFF" w:val="clear"/>
+            <w:tcMar>
+              <w:top w:type="dxa" w:w="120"/>
+              <w:left w:type="dxa" w:w="140"/>
+              <w:bottom w:type="dxa" w:w="120"/>
+              <w:right w:type="dxa" w:w="140"/>
+            </w:tcMar>
+          </w:tcPr>
+          <w:p>
+            <w:r>
+              <w:rPr>
+                <w:rFonts w:ascii="Arial" w:cs="Arial" w:eastAsia="Arial" w:hAnsi="Arial"/>
+                <w:b w:val="false"/>
+                <w:bCs w:val="false"/>
+                <w:color w:val="2D3748"/>
+                <w:sz w:val="18"/>
+                <w:szCs w:val="18"/>
+              </w:rPr>
+              <w:t xml:space="preserve">Monthly Construction Photo Registration</w:t>
+            </w:r>
+          </w:p>
+        </w:tc>
+        <w:tc>
+          <w:tcPr>
+            <w:tcBorders>
+              <w:top w:val="single" w:color="CBD5E0" w:sz="1"/>
+              <w:left w:val="single" w:color="CBD5E0" w:sz="1"/>
+              <w:bottom w:val="single" w:color="CBD5E0" w:sz="1"/>
+              <w:right w:val="single" w:color="CBD5E0" w:sz="1"/>
+            </w:tcBorders>
+            <w:shd w:fill="FFFFFF" w:val="clear"/>
+            <w:tcMar>
+              <w:top w:type="dxa" w:w="120"/>
+              <w:left w:type="dxa" w:w="140"/>
+              <w:bottom w:type="dxa" w:w="120"/>
+              <w:right w:type="dxa" w:w="140"/>
+            </w:tcMar>
+          </w:tcPr>
+          <w:p>
+            <w:r>
+              <w:rPr>
+                <w:rFonts w:ascii="Arial" w:cs="Arial" w:eastAsia="Arial" w:hAnsi="Arial"/>
+                <w:b w:val="false"/>
+                <w:bCs w:val="false"/>
+                <w:color w:val="2D3748"/>
+                <w:sz w:val="18"/>
+                <w:szCs w:val="18"/>
+              </w:rPr>
+              <w:t xml:space="preserve">Monthly Photo List with Location/Trade Notes</w:t>
+            </w:r>
+          </w:p>
+        </w:tc>
+      </w:tr>
+      <w:tr>
+        <w:tc>
+          <w:tcPr>
+            <w:tcBorders>
+              <w:top w:val="single" w:color="CBD5E0" w:sz="1"/>
+              <w:left w:val="single" w:color="CBD5E0" w:sz="1"/>
+              <w:bottom w:val="single" w:color="CBD5E0" w:sz="1"/>
+              <w:right w:val="single" w:color="CBD5E0" w:sz="1"/>
+            </w:tcBorders>
+            <w:shd w:fill="FFFFFF" w:val="clear"/>
+            <w:tcMar>
+              <w:top w:type="dxa" w:w="120"/>
+              <w:left w:type="dxa" w:w="140"/>
+              <w:bottom w:type="dxa" w:w="120"/>
+              <w:right w:type="dxa" w:w="140"/>
+            </w:tcMar>
+          </w:tcPr>
+          <w:p>
+            <w:r>
+              <w:rPr>
+                <w:rFonts w:ascii="Arial" w:cs="Arial" w:eastAsia="Arial" w:hAnsi="Arial"/>
+                <w:b w:val="false"/>
+                <w:bCs w:val="false"/>
+                <w:color w:val="2D3748"/>
+                <w:sz w:val="18"/>
+                <w:szCs w:val="18"/>
+              </w:rPr>
+              <w:t xml:space="preserve">Chi Tiết Dự Án Xây Dựng - Tab Doanh Thu/Lợi Nhuận</w:t>
+            </w:r>
+          </w:p>
+        </w:tc>
+        <w:tc>
+          <w:tcPr>
+            <w:tcBorders>
+              <w:top w:val="single" w:color="CBD5E0" w:sz="1"/>
+              <w:left w:val="single" w:color="CBD5E0" w:sz="1"/>
+              <w:bottom w:val="single" w:color="CBD5E0" w:sz="1"/>
+              <w:right w:val="single" w:color="CBD5E0" w:sz="1"/>
+            </w:tcBorders>
+            <w:shd w:fill="FFFFFF" w:val="clear"/>
+            <w:tcMar>
+              <w:top w:type="dxa" w:w="120"/>
+              <w:left w:type="dxa" w:w="140"/>
+              <w:bottom w:type="dxa" w:w="120"/>
+              <w:right w:type="dxa" w:w="140"/>
+            </w:tcMar>
+          </w:tcPr>
+          <w:p>
+            <w:r>
+              <w:rPr>
+                <w:rFonts w:ascii="Arial" w:cs="Arial" w:eastAsia="Arial" w:hAnsi="Arial"/>
+                <w:b w:val="false"/>
+                <w:bCs w:val="false"/>
+                <w:color w:val="2D3748"/>
+                <w:sz w:val="18"/>
+                <w:szCs w:val="18"/>
+              </w:rPr>
+              <w:t xml:space="preserve">Doanh thu công trường hàng tháng (Kế hoạch / Thực tế / Dự báo)</w:t>
+            </w:r>
+          </w:p>
+        </w:tc>
+        <w:tc>
+          <w:tcPr>
+            <w:tcBorders>
+              <w:top w:val="single" w:color="CBD5E0" w:sz="1"/>
+              <w:left w:val="single" w:color="CBD5E0" w:sz="1"/>
+              <w:bottom w:val="single" w:color="CBD5E0" w:sz="1"/>
+              <w:right w:val="single" w:color="CBD5E0" w:sz="1"/>
+            </w:tcBorders>
+            <w:shd w:fill="FFFFFF" w:val="clear"/>
+            <w:tcMar>
+              <w:top w:type="dxa" w:w="120"/>
+              <w:left w:type="dxa" w:w="140"/>
+              <w:bottom w:type="dxa" w:w="120"/>
+              <w:right w:type="dxa" w:w="140"/>
+            </w:tcMar>
+          </w:tcPr>
+          <w:p>
+            <w:r>
+              <w:rPr>
+                <w:rFonts w:ascii="Arial" w:cs="Arial" w:eastAsia="Arial" w:hAnsi="Arial"/>
+                <w:b/>
+                <w:bCs/>
+                <w:color w:val="2D3748"/>
+                <w:sz w:val="18"/>
+                <w:szCs w:val="18"/>
+              </w:rPr>
+              <w:t xml:space="preserve">📤 Tải lên Excel</w:t>
+            </w:r>
+          </w:p>
+        </w:tc>
+        <w:tc>
+          <w:tcPr>
+            <w:tcBorders>
+              <w:top w:val="single" w:color="CBD5E0" w:sz="1"/>
+              <w:left w:val="single" w:color="CBD5E0" w:sz="1"/>
+              <w:bottom w:val="single" w:color="CBD5E0" w:sz="1"/>
+              <w:right w:val="single" w:color="CBD5E0" w:sz="1"/>
+            </w:tcBorders>
+            <w:shd w:fill="FFFFFF" w:val="clear"/>
+            <w:tcMar>
+              <w:top w:type="dxa" w:w="120"/>
+              <w:left w:type="dxa" w:w="140"/>
+              <w:bottom w:type="dxa" w:w="120"/>
+              <w:right w:type="dxa" w:w="140"/>
+            </w:tcMar>
+          </w:tcPr>
+          <w:p>
+            <w:r>
+              <w:rPr>
+                <w:rFonts w:ascii="Arial" w:cs="Arial" w:eastAsia="Arial" w:hAnsi="Arial"/>
+                <w:b w:val="false"/>
+                <w:bCs w:val="false"/>
+                <w:color w:val="2D3748"/>
+                <w:sz w:val="18"/>
+                <w:szCs w:val="18"/>
+              </w:rPr>
+              <w:t xml:space="preserve">Monthly Management Performance Registration / Excel</w:t>
+            </w:r>
+          </w:p>
+        </w:tc>
+        <w:tc>
+          <w:tcPr>
+            <w:tcBorders>
+              <w:top w:val="single" w:color="CBD5E0" w:sz="1"/>
+              <w:left w:val="single" w:color="CBD5E0" w:sz="1"/>
+              <w:bottom w:val="single" w:color="CBD5E0" w:sz="1"/>
+              <w:right w:val="single" w:color="CBD5E0" w:sz="1"/>
+            </w:tcBorders>
+            <w:shd w:fill="FFFFFF" w:val="clear"/>
+            <w:tcMar>
+              <w:top w:type="dxa" w:w="120"/>
+              <w:left w:type="dxa" w:w="140"/>
+              <w:bottom w:type="dxa" w:w="120"/>
+              <w:right w:type="dxa" w:w="140"/>
+            </w:tcMar>
+          </w:tcPr>
+          <w:p>
+            <w:r>
+              <w:rPr>
+                <w:rFonts w:ascii="Arial" w:cs="Arial" w:eastAsia="Arial" w:hAnsi="Arial"/>
+                <w:b w:val="false"/>
+                <w:bCs w:val="false"/>
+                <w:color w:val="2D3748"/>
+                <w:sz w:val="18"/>
+                <w:szCs w:val="18"/>
+              </w:rPr>
+              <w:t xml:space="preserve">Site Monthly Revenue Column</w:t>
+            </w:r>
+          </w:p>
+        </w:tc>
+      </w:tr>
+      <w:tr>
+        <w:tc>
+          <w:tcPr>
+            <w:tcBorders>
+              <w:top w:val="single" w:color="CBD5E0" w:sz="1"/>
+              <w:left w:val="single" w:color="CBD5E0" w:sz="1"/>
+              <w:bottom w:val="single" w:color="CBD5E0" w:sz="1"/>
+              <w:right w:val="single" w:color="CBD5E0" w:sz="1"/>
+            </w:tcBorders>
+            <w:shd w:fill="FFFFFF" w:val="clear"/>
+            <w:tcMar>
+              <w:top w:type="dxa" w:w="120"/>
+              <w:left w:type="dxa" w:w="140"/>
+              <w:bottom w:type="dxa" w:w="120"/>
+              <w:right w:type="dxa" w:w="140"/>
+            </w:tcMar>
+          </w:tcPr>
+          <w:p>
+            <w:r>
+              <w:rPr>
+                <w:rFonts w:ascii="Arial" w:cs="Arial" w:eastAsia="Arial" w:hAnsi="Arial"/>
+                <w:b w:val="false"/>
+                <w:bCs w:val="false"/>
+                <w:color w:val="2D3748"/>
+                <w:sz w:val="18"/>
+                <w:szCs w:val="18"/>
+              </w:rPr>
+              <w:t xml:space="preserve">Chi Tiết Dự Án Xây Dựng - Tab Doanh Thu/Lợi Nhuận</w:t>
+            </w:r>
+          </w:p>
+        </w:tc>
+        <w:tc>
+          <w:tcPr>
+            <w:tcBorders>
+              <w:top w:val="single" w:color="CBD5E0" w:sz="1"/>
+              <w:left w:val="single" w:color="CBD5E0" w:sz="1"/>
+              <w:bottom w:val="single" w:color="CBD5E0" w:sz="1"/>
+              <w:right w:val="single" w:color="CBD5E0" w:sz="1"/>
+            </w:tcBorders>
+            <w:shd w:fill="FFFFFF" w:val="clear"/>
+            <w:tcMar>
+              <w:top w:type="dxa" w:w="120"/>
+              <w:left w:type="dxa" w:w="140"/>
+              <w:bottom w:type="dxa" w:w="120"/>
+              <w:right w:type="dxa" w:w="140"/>
+            </w:tcMar>
+          </w:tcPr>
+          <w:p>
+            <w:r>
+              <w:rPr>
+                <w:rFonts w:ascii="Arial" w:cs="Arial" w:eastAsia="Arial" w:hAnsi="Arial"/>
+                <w:b w:val="false"/>
+                <w:bCs w:val="false"/>
+                <w:color w:val="2D3748"/>
+                <w:sz w:val="18"/>
+                <w:szCs w:val="18"/>
+              </w:rPr>
+              <w:t xml:space="preserve">Thiết lập tỷ lệ giá vốn (Đấu thầu, Thực hiện, Hoàn thành)</w:t>
+            </w:r>
+          </w:p>
+        </w:tc>
+        <w:tc>
+          <w:tcPr>
+            <w:tcBorders>
+              <w:top w:val="single" w:color="CBD5E0" w:sz="1"/>
+              <w:left w:val="single" w:color="CBD5E0" w:sz="1"/>
+              <w:bottom w:val="single" w:color="CBD5E0" w:sz="1"/>
+              <w:right w:val="single" w:color="CBD5E0" w:sz="1"/>
+            </w:tcBorders>
+            <w:shd w:fill="FFFFFF" w:val="clear"/>
+            <w:tcMar>
+              <w:top w:type="dxa" w:w="120"/>
+              <w:left w:type="dxa" w:w="140"/>
+              <w:bottom w:type="dxa" w:w="120"/>
+              <w:right w:type="dxa" w:w="140"/>
+            </w:tcMar>
+          </w:tcPr>
+          <w:p>
+            <w:r>
+              <w:rPr>
+                <w:rFonts w:ascii="Arial" w:cs="Arial" w:eastAsia="Arial" w:hAnsi="Arial"/>
+                <w:b/>
+                <w:bCs/>
+                <w:color w:val="2D3748"/>
+                <w:sz w:val="18"/>
+                <w:szCs w:val="18"/>
+              </w:rPr>
+              <w:t xml:space="preserve">🔄 Đồng bộ ERP</w:t>
+            </w:r>
+          </w:p>
+        </w:tc>
+        <w:tc>
+          <w:tcPr>
+            <w:tcBorders>
+              <w:top w:val="single" w:color="CBD5E0" w:sz="1"/>
+              <w:left w:val="single" w:color="CBD5E0" w:sz="1"/>
+              <w:bottom w:val="single" w:color="CBD5E0" w:sz="1"/>
+              <w:right w:val="single" w:color="CBD5E0" w:sz="1"/>
+            </w:tcBorders>
+            <w:shd w:fill="FFFFFF" w:val="clear"/>
+            <w:tcMar>
+              <w:top w:type="dxa" w:w="120"/>
+              <w:left w:type="dxa" w:w="140"/>
+              <w:bottom w:type="dxa" w:w="120"/>
+              <w:right w:type="dxa" w:w="140"/>
+            </w:tcMar>
+          </w:tcPr>
+          <w:p>
+            <w:r>
+              <w:rPr>
+                <w:rFonts w:ascii="Arial" w:cs="Arial" w:eastAsia="Arial" w:hAnsi="Arial"/>
+                <w:b w:val="false"/>
+                <w:bCs w:val="false"/>
+                <w:color w:val="2D3748"/>
+                <w:sz w:val="18"/>
+                <w:szCs w:val="18"/>
+              </w:rPr>
+              <w:t xml:space="preserve">Execution Budget Proposal / Settlement Cost Ratio</w:t>
+            </w:r>
+          </w:p>
+        </w:tc>
+        <w:tc>
+          <w:tcPr>
+            <w:tcBorders>
+              <w:top w:val="single" w:color="CBD5E0" w:sz="1"/>
+              <w:left w:val="single" w:color="CBD5E0" w:sz="1"/>
+              <w:bottom w:val="single" w:color="CBD5E0" w:sz="1"/>
+              <w:right w:val="single" w:color="CBD5E0" w:sz="1"/>
+            </w:tcBorders>
+            <w:shd w:fill="FFFFFF" w:val="clear"/>
+            <w:tcMar>
+              <w:top w:type="dxa" w:w="120"/>
+              <w:left w:type="dxa" w:w="140"/>
+              <w:bottom w:type="dxa" w:w="120"/>
+              <w:right w:type="dxa" w:w="140"/>
+            </w:tcMar>
+          </w:tcPr>
+          <w:p>
+            <w:r>
+              <w:rPr>
+                <w:rFonts w:ascii="Arial" w:cs="Arial" w:eastAsia="Arial" w:hAnsi="Arial"/>
+                <w:b w:val="false"/>
+                <w:bCs w:val="false"/>
+                <w:color w:val="2D3748"/>
+                <w:sz w:val="18"/>
+                <w:szCs w:val="18"/>
+              </w:rPr>
+              <w:t xml:space="preserve">Business Budget, Contract Amount, Gross Profit Ratio</w:t>
+            </w:r>
+          </w:p>
+        </w:tc>
+      </w:tr>
+      <w:tr>
+        <w:tc>
+          <w:tcPr>
+            <w:tcBorders>
+              <w:top w:val="single" w:color="CBD5E0" w:sz="1"/>
+              <w:left w:val="single" w:color="CBD5E0" w:sz="1"/>
+              <w:bottom w:val="single" w:color="CBD5E0" w:sz="1"/>
+              <w:right w:val="single" w:color="CBD5E0" w:sz="1"/>
+            </w:tcBorders>
+            <w:shd w:fill="FFFFFF" w:val="clear"/>
+            <w:tcMar>
+              <w:top w:type="dxa" w:w="120"/>
+              <w:left w:type="dxa" w:w="140"/>
+              <w:bottom w:type="dxa" w:w="120"/>
+              <w:right w:type="dxa" w:w="140"/>
+            </w:tcMar>
+          </w:tcPr>
+          <w:p>
+            <w:r>
+              <w:rPr>
+                <w:rFonts w:ascii="Arial" w:cs="Arial" w:eastAsia="Arial" w:hAnsi="Arial"/>
+                <w:b w:val="false"/>
+                <w:bCs w:val="false"/>
+                <w:color w:val="2D3748"/>
+                <w:sz w:val="18"/>
+                <w:szCs w:val="18"/>
+              </w:rPr>
+              <w:t xml:space="preserve">Chi Tiết Dự Án Xây Dựng - Tab Thầu Phụ</w:t>
+            </w:r>
+          </w:p>
+        </w:tc>
+        <w:tc>
+          <w:tcPr>
+            <w:tcBorders>
+              <w:top w:val="single" w:color="CBD5E0" w:sz="1"/>
+              <w:left w:val="single" w:color="CBD5E0" w:sz="1"/>
+              <w:bottom w:val="single" w:color="CBD5E0" w:sz="1"/>
+              <w:right w:val="single" w:color="CBD5E0" w:sz="1"/>
+            </w:tcBorders>
+            <w:shd w:fill="FFFFFF" w:val="clear"/>
+            <w:tcMar>
+              <w:top w:type="dxa" w:w="120"/>
+              <w:left w:type="dxa" w:w="140"/>
+              <w:bottom w:type="dxa" w:w="120"/>
+              <w:right w:type="dxa" w:w="140"/>
+            </w:tcMar>
+          </w:tcPr>
+          <w:p>
+            <w:r>
+              <w:rPr>
+                <w:rFonts w:ascii="Arial" w:cs="Arial" w:eastAsia="Arial" w:hAnsi="Arial"/>
+                <w:b w:val="false"/>
+                <w:bCs w:val="false"/>
+                <w:color w:val="2D3748"/>
+                <w:sz w:val="18"/>
+                <w:szCs w:val="18"/>
+              </w:rPr>
+              <w:t xml:space="preserve">Danh sách &amp; Giá trị hợp đồng thầu phụ (Ngân sách, NS thực hiện, Quyết toán HĐ, Tiến độ)</w:t>
+            </w:r>
+          </w:p>
+        </w:tc>
+        <w:tc>
+          <w:tcPr>
+            <w:tcBorders>
+              <w:top w:val="single" w:color="CBD5E0" w:sz="1"/>
+              <w:left w:val="single" w:color="CBD5E0" w:sz="1"/>
+              <w:bottom w:val="single" w:color="CBD5E0" w:sz="1"/>
+              <w:right w:val="single" w:color="CBD5E0" w:sz="1"/>
+            </w:tcBorders>
+            <w:shd w:fill="FFFFFF" w:val="clear"/>
+            <w:tcMar>
+              <w:top w:type="dxa" w:w="120"/>
+              <w:left w:type="dxa" w:w="140"/>
+              <w:bottom w:type="dxa" w:w="120"/>
+              <w:right w:type="dxa" w:w="140"/>
+            </w:tcMar>
+          </w:tcPr>
+          <w:p>
+            <w:r>
+              <w:rPr>
+                <w:rFonts w:ascii="Arial" w:cs="Arial" w:eastAsia="Arial" w:hAnsi="Arial"/>
+                <w:b/>
+                <w:bCs/>
+                <w:color w:val="2D3748"/>
+                <w:sz w:val="18"/>
+                <w:szCs w:val="18"/>
+              </w:rPr>
+              <w:t xml:space="preserve">🔄 Đồng bộ ERP</w:t>
+            </w:r>
+          </w:p>
+        </w:tc>
+        <w:tc>
+          <w:tcPr>
+            <w:tcBorders>
+              <w:top w:val="single" w:color="CBD5E0" w:sz="1"/>
+              <w:left w:val="single" w:color="CBD5E0" w:sz="1"/>
+              <w:bottom w:val="single" w:color="CBD5E0" w:sz="1"/>
+              <w:right w:val="single" w:color="CBD5E0" w:sz="1"/>
+            </w:tcBorders>
+            <w:shd w:fill="FFFFFF" w:val="clear"/>
+            <w:tcMar>
+              <w:top w:type="dxa" w:w="120"/>
+              <w:left w:type="dxa" w:w="140"/>
+              <w:bottom w:type="dxa" w:w="120"/>
+              <w:right w:type="dxa" w:w="140"/>
+            </w:tcMar>
+          </w:tcPr>
+          <w:p>
+            <w:r>
+              <w:rPr>
+                <w:rFonts w:ascii="Arial" w:cs="Arial" w:eastAsia="Arial" w:hAnsi="Arial"/>
+                <w:b w:val="false"/>
+                <w:bCs w:val="false"/>
+                <w:color w:val="2D3748"/>
+                <w:sz w:val="18"/>
+                <w:szCs w:val="18"/>
+              </w:rPr>
+              <w:t xml:space="preserve">Execution Progress (Site) / Sub-Contract Detailed Bid / Resolution</w:t>
+            </w:r>
+          </w:p>
+        </w:tc>
+        <w:tc>
+          <w:tcPr>
+            <w:tcBorders>
+              <w:top w:val="single" w:color="CBD5E0" w:sz="1"/>
+              <w:left w:val="single" w:color="CBD5E0" w:sz="1"/>
+              <w:bottom w:val="single" w:color="CBD5E0" w:sz="1"/>
+              <w:right w:val="single" w:color="CBD5E0" w:sz="1"/>
+            </w:tcBorders>
+            <w:shd w:fill="FFFFFF" w:val="clear"/>
+            <w:tcMar>
+              <w:top w:type="dxa" w:w="120"/>
+              <w:left w:type="dxa" w:w="140"/>
+              <w:bottom w:type="dxa" w:w="120"/>
+              <w:right w:type="dxa" w:w="140"/>
+            </w:tcMar>
+          </w:tcPr>
+          <w:p>
+            <w:r>
+              <w:rPr>
+                <w:rFonts w:ascii="Arial" w:cs="Arial" w:eastAsia="Arial" w:hAnsi="Arial"/>
+                <w:b w:val="false"/>
+                <w:bCs w:val="false"/>
+                <w:color w:val="2D3748"/>
+                <w:sz w:val="18"/>
+                <w:szCs w:val="18"/>
+              </w:rPr>
+              <w:t xml:space="preserve">Budget (A), Executed Budget, Resolved (B), Current Month, Cumulative (C), Exec Rate</w:t>
+            </w:r>
+          </w:p>
+        </w:tc>
+      </w:tr>
+      <w:tr>
+        <w:tc>
+          <w:tcPr>
+            <w:tcBorders>
+              <w:top w:val="single" w:color="CBD5E0" w:sz="1"/>
+              <w:left w:val="single" w:color="CBD5E0" w:sz="1"/>
+              <w:bottom w:val="single" w:color="CBD5E0" w:sz="1"/>
+              <w:right w:val="single" w:color="CBD5E0" w:sz="1"/>
+            </w:tcBorders>
+            <w:shd w:fill="FFFFFF" w:val="clear"/>
+            <w:tcMar>
+              <w:top w:type="dxa" w:w="120"/>
+              <w:left w:type="dxa" w:w="140"/>
+              <w:bottom w:type="dxa" w:w="120"/>
+              <w:right w:type="dxa" w:w="140"/>
+            </w:tcMar>
+          </w:tcPr>
+          <w:p>
+            <w:r>
+              <w:rPr>
+                <w:rFonts w:ascii="Arial" w:cs="Arial" w:eastAsia="Arial" w:hAnsi="Arial"/>
+                <w:b w:val="false"/>
+                <w:bCs w:val="false"/>
+                <w:color w:val="2D3748"/>
+                <w:sz w:val="18"/>
+                <w:szCs w:val="18"/>
+              </w:rPr>
+              <w:t xml:space="preserve">Chi Tiết Dự Án Xây Dựng - Tab Chi Phí</w:t>
+            </w:r>
+          </w:p>
+        </w:tc>
+        <w:tc>
+          <w:tcPr>
+            <w:tcBorders>
+              <w:top w:val="single" w:color="CBD5E0" w:sz="1"/>
+              <w:left w:val="single" w:color="CBD5E0" w:sz="1"/>
+              <w:bottom w:val="single" w:color="CBD5E0" w:sz="1"/>
+              <w:right w:val="single" w:color="CBD5E0" w:sz="1"/>
+            </w:tcBorders>
+            <w:shd w:fill="FFFFFF" w:val="clear"/>
+            <w:tcMar>
+              <w:top w:type="dxa" w:w="120"/>
+              <w:left w:type="dxa" w:w="140"/>
+              <w:bottom w:type="dxa" w:w="120"/>
+              <w:right w:type="dxa" w:w="140"/>
+            </w:tcMar>
+          </w:tcPr>
+          <w:p>
+            <w:r>
+              <w:rPr>
+                <w:rFonts w:ascii="Arial" w:cs="Arial" w:eastAsia="Arial" w:hAnsi="Arial"/>
+                <w:b w:val="false"/>
+                <w:bCs w:val="false"/>
+                <w:color w:val="2D3748"/>
+                <w:sz w:val="18"/>
+                <w:szCs w:val="18"/>
+              </w:rPr>
+              <w:t xml:space="preserve">Thực hiện ngân sách theo CBS (CP trực tiếp, CP gián tiếp, Dự phòng)</w:t>
+            </w:r>
+          </w:p>
+        </w:tc>
+        <w:tc>
+          <w:tcPr>
+            <w:tcBorders>
+              <w:top w:val="single" w:color="CBD5E0" w:sz="1"/>
+              <w:left w:val="single" w:color="CBD5E0" w:sz="1"/>
+              <w:bottom w:val="single" w:color="CBD5E0" w:sz="1"/>
+              <w:right w:val="single" w:color="CBD5E0" w:sz="1"/>
+            </w:tcBorders>
+            <w:shd w:fill="FFFFFF" w:val="clear"/>
+            <w:tcMar>
+              <w:top w:type="dxa" w:w="120"/>
+              <w:left w:type="dxa" w:w="140"/>
+              <w:bottom w:type="dxa" w:w="120"/>
+              <w:right w:type="dxa" w:w="140"/>
+            </w:tcMar>
+          </w:tcPr>
+          <w:p>
+            <w:r>
+              <w:rPr>
+                <w:rFonts w:ascii="Arial" w:cs="Arial" w:eastAsia="Arial" w:hAnsi="Arial"/>
+                <w:b/>
+                <w:bCs/>
+                <w:color w:val="2D3748"/>
+                <w:sz w:val="18"/>
+                <w:szCs w:val="18"/>
+              </w:rPr>
+              <w:t xml:space="preserve">🔄 Đồng bộ ERP</w:t>
+            </w:r>
+          </w:p>
+        </w:tc>
+        <w:tc>
+          <w:tcPr>
+            <w:tcBorders>
+              <w:top w:val="single" w:color="CBD5E0" w:sz="1"/>
+              <w:left w:val="single" w:color="CBD5E0" w:sz="1"/>
+              <w:bottom w:val="single" w:color="CBD5E0" w:sz="1"/>
+              <w:right w:val="single" w:color="CBD5E0" w:sz="1"/>
+            </w:tcBorders>
+            <w:shd w:fill="FFFFFF" w:val="clear"/>
+            <w:tcMar>
+              <w:top w:type="dxa" w:w="120"/>
+              <w:left w:type="dxa" w:w="140"/>
+              <w:bottom w:type="dxa" w:w="120"/>
+              <w:right w:type="dxa" w:w="140"/>
+            </w:tcMar>
+          </w:tcPr>
+          <w:p>
+            <w:r>
+              <w:rPr>
+                <w:rFonts w:ascii="Arial" w:cs="Arial" w:eastAsia="Arial" w:hAnsi="Arial"/>
+                <w:b w:val="false"/>
+                <w:bCs w:val="false"/>
+                <w:color w:val="2D3748"/>
+                <w:sz w:val="18"/>
+                <w:szCs w:val="18"/>
+              </w:rPr>
+              <w:t xml:space="preserve">Execution Budget Proposal &gt; Cost Breakdown</w:t>
+            </w:r>
+          </w:p>
+        </w:tc>
+        <w:tc>
+          <w:tcPr>
+            <w:tcBorders>
+              <w:top w:val="single" w:color="CBD5E0" w:sz="1"/>
+              <w:left w:val="single" w:color="CBD5E0" w:sz="1"/>
+              <w:bottom w:val="single" w:color="CBD5E0" w:sz="1"/>
+              <w:right w:val="single" w:color="CBD5E0" w:sz="1"/>
+            </w:tcBorders>
+            <w:shd w:fill="FFFFFF" w:val="clear"/>
+            <w:tcMar>
+              <w:top w:type="dxa" w:w="120"/>
+              <w:left w:type="dxa" w:w="140"/>
+              <w:bottom w:type="dxa" w:w="120"/>
+              <w:right w:type="dxa" w:w="140"/>
+            </w:tcMar>
+          </w:tcPr>
+          <w:p>
+            <w:r>
+              <w:rPr>
+                <w:rFonts w:ascii="Arial" w:cs="Arial" w:eastAsia="Arial" w:hAnsi="Arial"/>
+                <w:b w:val="false"/>
+                <w:bCs w:val="false"/>
+                <w:color w:val="2D3748"/>
+                <w:sz w:val="18"/>
+                <w:szCs w:val="18"/>
+              </w:rPr>
+              <w:t xml:space="preserve">Budget &amp; Incurred Cost by Standard CBS</w:t>
+            </w:r>
+          </w:p>
+        </w:tc>
+      </w:tr>
+      <w:tr>
+        <w:tc>
+          <w:tcPr>
+            <w:tcBorders>
+              <w:top w:val="single" w:color="CBD5E0" w:sz="1"/>
+              <w:left w:val="single" w:color="CBD5E0" w:sz="1"/>
+              <w:bottom w:val="single" w:color="CBD5E0" w:sz="1"/>
+              <w:right w:val="single" w:color="CBD5E0" w:sz="1"/>
+            </w:tcBorders>
+            <w:shd w:fill="FFFFFF" w:val="clear"/>
+            <w:tcMar>
+              <w:top w:type="dxa" w:w="120"/>
+              <w:left w:type="dxa" w:w="140"/>
+              <w:bottom w:type="dxa" w:w="120"/>
+              <w:right w:type="dxa" w:w="140"/>
+            </w:tcMar>
+          </w:tcPr>
+          <w:p>
+            <w:r>
+              <w:rPr>
+                <w:rFonts w:ascii="Arial" w:cs="Arial" w:eastAsia="Arial" w:hAnsi="Arial"/>
+                <w:b w:val="false"/>
+                <w:bCs w:val="false"/>
+                <w:color w:val="2D3748"/>
+                <w:sz w:val="18"/>
+                <w:szCs w:val="18"/>
+              </w:rPr>
+              <w:t xml:space="preserve">Chi Tiết Dự Án Xây Dựng - Tab Chi Phí</w:t>
+            </w:r>
+          </w:p>
+        </w:tc>
+        <w:tc>
+          <w:tcPr>
+            <w:tcBorders>
+              <w:top w:val="single" w:color="CBD5E0" w:sz="1"/>
+              <w:left w:val="single" w:color="CBD5E0" w:sz="1"/>
+              <w:bottom w:val="single" w:color="CBD5E0" w:sz="1"/>
+              <w:right w:val="single" w:color="CBD5E0" w:sz="1"/>
+            </w:tcBorders>
+            <w:shd w:fill="FFFFFF" w:val="clear"/>
+            <w:tcMar>
+              <w:top w:type="dxa" w:w="120"/>
+              <w:left w:type="dxa" w:w="140"/>
+              <w:bottom w:type="dxa" w:w="120"/>
+              <w:right w:type="dxa" w:w="140"/>
+            </w:tcMar>
+          </w:tcPr>
+          <w:p>
+            <w:r>
+              <w:rPr>
+                <w:rFonts w:ascii="Arial" w:cs="Arial" w:eastAsia="Arial" w:hAnsi="Arial"/>
+                <w:b w:val="false"/>
+                <w:bCs w:val="false"/>
+                <w:color w:val="2D3748"/>
+                <w:sz w:val="18"/>
+                <w:szCs w:val="18"/>
+              </w:rPr>
+              <w:t xml:space="preserve">Kế hoạch chi phí hàng tháng &amp; Phân loại theo nhóm công việc</w:t>
+            </w:r>
+          </w:p>
+        </w:tc>
+        <w:tc>
+          <w:tcPr>
+            <w:tcBorders>
+              <w:top w:val="single" w:color="CBD5E0" w:sz="1"/>
+              <w:left w:val="single" w:color="CBD5E0" w:sz="1"/>
+              <w:bottom w:val="single" w:color="CBD5E0" w:sz="1"/>
+              <w:right w:val="single" w:color="CBD5E0" w:sz="1"/>
+            </w:tcBorders>
+            <w:shd w:fill="FFFFFF" w:val="clear"/>
+            <w:tcMar>
+              <w:top w:type="dxa" w:w="120"/>
+              <w:left w:type="dxa" w:w="140"/>
+              <w:bottom w:type="dxa" w:w="120"/>
+              <w:right w:type="dxa" w:w="140"/>
+            </w:tcMar>
+          </w:tcPr>
+          <w:p>
+            <w:r>
+              <w:rPr>
+                <w:rFonts w:ascii="Arial" w:cs="Arial" w:eastAsia="Arial" w:hAnsi="Arial"/>
+                <w:b/>
+                <w:bCs/>
+                <w:color w:val="2D3748"/>
+                <w:sz w:val="18"/>
+                <w:szCs w:val="18"/>
+              </w:rPr>
+              <w:t xml:space="preserve">✍️ Nhập tay</w:t>
+            </w:r>
+          </w:p>
+        </w:tc>
+        <w:tc>
+          <w:tcPr>
+            <w:tcBorders>
+              <w:top w:val="single" w:color="CBD5E0" w:sz="1"/>
+              <w:left w:val="single" w:color="CBD5E0" w:sz="1"/>
+              <w:bottom w:val="single" w:color="CBD5E0" w:sz="1"/>
+              <w:right w:val="single" w:color="CBD5E0" w:sz="1"/>
+            </w:tcBorders>
+            <w:shd w:fill="FFFFFF" w:val="clear"/>
+            <w:tcMar>
+              <w:top w:type="dxa" w:w="120"/>
+              <w:left w:type="dxa" w:w="140"/>
+              <w:bottom w:type="dxa" w:w="120"/>
+              <w:right w:type="dxa" w:w="140"/>
+            </w:tcMar>
+          </w:tcPr>
+          <w:p>
+            <w:r>
+              <w:rPr>
+                <w:rFonts w:ascii="Arial" w:cs="Arial" w:eastAsia="Arial" w:hAnsi="Arial"/>
+                <w:b w:val="false"/>
+                <w:bCs w:val="false"/>
+                <w:color w:val="2D3748"/>
+                <w:sz w:val="18"/>
+                <w:szCs w:val="18"/>
+              </w:rPr>
+              <w:t xml:space="preserve">N/A (Site Cost Incurrence Plan)</w:t>
+            </w:r>
+          </w:p>
+        </w:tc>
+        <w:tc>
+          <w:tcPr>
+            <w:tcBorders>
+              <w:top w:val="single" w:color="CBD5E0" w:sz="1"/>
+              <w:left w:val="single" w:color="CBD5E0" w:sz="1"/>
+              <w:bottom w:val="single" w:color="CBD5E0" w:sz="1"/>
+              <w:right w:val="single" w:color="CBD5E0" w:sz="1"/>
+            </w:tcBorders>
+            <w:shd w:fill="FFFFFF" w:val="clear"/>
+            <w:tcMar>
+              <w:top w:type="dxa" w:w="120"/>
+              <w:left w:type="dxa" w:w="140"/>
+              <w:bottom w:type="dxa" w:w="120"/>
+              <w:right w:type="dxa" w:w="140"/>
+            </w:tcMar>
+          </w:tcPr>
+          <w:p>
+            <w:r>
+              <w:rPr>
+                <w:rFonts w:ascii="Arial" w:cs="Arial" w:eastAsia="Arial" w:hAnsi="Arial"/>
+                <w:b w:val="false"/>
+                <w:bCs w:val="false"/>
+                <w:color w:val="2D3748"/>
+                <w:sz w:val="18"/>
+                <w:szCs w:val="18"/>
+              </w:rPr>
+              <w:t xml:space="preserve">Data Entry Tab &gt; 4. Cost Plan/Actual by Work Type</w:t>
+            </w:r>
+          </w:p>
+        </w:tc>
+      </w:tr>
+      <w:tr>
+        <w:tc>
+          <w:tcPr>
+            <w:tcBorders>
+              <w:top w:val="single" w:color="CBD5E0" w:sz="1"/>
+              <w:left w:val="single" w:color="CBD5E0" w:sz="1"/>
+              <w:bottom w:val="single" w:color="CBD5E0" w:sz="1"/>
+              <w:right w:val="single" w:color="CBD5E0" w:sz="1"/>
+            </w:tcBorders>
+            <w:shd w:fill="FFFFFF" w:val="clear"/>
+            <w:tcMar>
+              <w:top w:type="dxa" w:w="120"/>
+              <w:left w:type="dxa" w:w="140"/>
+              <w:bottom w:type="dxa" w:w="120"/>
+              <w:right w:type="dxa" w:w="140"/>
+            </w:tcMar>
+          </w:tcPr>
+          <w:p>
+            <w:r>
+              <w:rPr>
+                <w:rFonts w:ascii="Arial" w:cs="Arial" w:eastAsia="Arial" w:hAnsi="Arial"/>
+                <w:b w:val="false"/>
+                <w:bCs w:val="false"/>
+                <w:color w:val="2D3748"/>
+                <w:sz w:val="18"/>
+                <w:szCs w:val="18"/>
+              </w:rPr>
+              <w:t xml:space="preserve">Chi Tiết Dự Án Xây Dựng - Tab Dòng Tiền</w:t>
+            </w:r>
+          </w:p>
+        </w:tc>
+        <w:tc>
+          <w:tcPr>
+            <w:tcBorders>
+              <w:top w:val="single" w:color="CBD5E0" w:sz="1"/>
+              <w:left w:val="single" w:color="CBD5E0" w:sz="1"/>
+              <w:bottom w:val="single" w:color="CBD5E0" w:sz="1"/>
+              <w:right w:val="single" w:color="CBD5E0" w:sz="1"/>
+            </w:tcBorders>
+            <w:shd w:fill="FFFFFF" w:val="clear"/>
+            <w:tcMar>
+              <w:top w:type="dxa" w:w="120"/>
+              <w:left w:type="dxa" w:w="140"/>
+              <w:bottom w:type="dxa" w:w="120"/>
+              <w:right w:type="dxa" w:w="140"/>
+            </w:tcMar>
+          </w:tcPr>
+          <w:p>
+            <w:r>
+              <w:rPr>
+                <w:rFonts w:ascii="Arial" w:cs="Arial" w:eastAsia="Arial" w:hAnsi="Arial"/>
+                <w:b w:val="false"/>
+                <w:bCs w:val="false"/>
+                <w:color w:val="2D3748"/>
+                <w:sz w:val="18"/>
+                <w:szCs w:val="18"/>
+              </w:rPr>
+              <w:t xml:space="preserve">Dòng tiền vào/ra &amp; Số dư tiền mặt dự án</w:t>
+            </w:r>
+          </w:p>
+        </w:tc>
+        <w:tc>
+          <w:tcPr>
+            <w:tcBorders>
+              <w:top w:val="single" w:color="CBD5E0" w:sz="1"/>
+              <w:left w:val="single" w:color="CBD5E0" w:sz="1"/>
+              <w:bottom w:val="single" w:color="CBD5E0" w:sz="1"/>
+              <w:right w:val="single" w:color="CBD5E0" w:sz="1"/>
+            </w:tcBorders>
+            <w:shd w:fill="FFFFFF" w:val="clear"/>
+            <w:tcMar>
+              <w:top w:type="dxa" w:w="120"/>
+              <w:left w:type="dxa" w:w="140"/>
+              <w:bottom w:type="dxa" w:w="120"/>
+              <w:right w:type="dxa" w:w="140"/>
+            </w:tcMar>
+          </w:tcPr>
+          <w:p>
+            <w:r>
+              <w:rPr>
+                <w:rFonts w:ascii="Arial" w:cs="Arial" w:eastAsia="Arial" w:hAnsi="Arial"/>
+                <w:b/>
+                <w:bCs/>
+                <w:color w:val="2D3748"/>
+                <w:sz w:val="18"/>
+                <w:szCs w:val="18"/>
+              </w:rPr>
+              <w:t xml:space="preserve">🔄 Đồng bộ ERP</w:t>
+            </w:r>
+          </w:p>
+        </w:tc>
+        <w:tc>
+          <w:tcPr>
+            <w:tcBorders>
+              <w:top w:val="single" w:color="CBD5E0" w:sz="1"/>
+              <w:left w:val="single" w:color="CBD5E0" w:sz="1"/>
+              <w:bottom w:val="single" w:color="CBD5E0" w:sz="1"/>
+              <w:right w:val="single" w:color="CBD5E0" w:sz="1"/>
+            </w:tcBorders>
+            <w:shd w:fill="FFFFFF" w:val="clear"/>
+            <w:tcMar>
+              <w:top w:type="dxa" w:w="120"/>
+              <w:left w:type="dxa" w:w="140"/>
+              <w:bottom w:type="dxa" w:w="120"/>
+              <w:right w:type="dxa" w:w="140"/>
+            </w:tcMar>
+          </w:tcPr>
+          <w:p>
+            <w:r>
+              <w:rPr>
+                <w:rFonts w:ascii="Arial" w:cs="Arial" w:eastAsia="Arial" w:hAnsi="Arial"/>
+                <w:b w:val="false"/>
+                <w:bCs w:val="false"/>
+                <w:color w:val="2D3748"/>
+                <w:sz w:val="18"/>
+                <w:szCs w:val="18"/>
+              </w:rPr>
+              <w:t xml:space="preserve">1. Site Fund Movement (Cash / Bank) / Transactions</w:t>
+            </w:r>
+          </w:p>
+        </w:tc>
+        <w:tc>
+          <w:tcPr>
+            <w:tcBorders>
+              <w:top w:val="single" w:color="CBD5E0" w:sz="1"/>
+              <w:left w:val="single" w:color="CBD5E0" w:sz="1"/>
+              <w:bottom w:val="single" w:color="CBD5E0" w:sz="1"/>
+              <w:right w:val="single" w:color="CBD5E0" w:sz="1"/>
+            </w:tcBorders>
+            <w:shd w:fill="FFFFFF" w:val="clear"/>
+            <w:tcMar>
+              <w:top w:type="dxa" w:w="120"/>
+              <w:left w:type="dxa" w:w="140"/>
+              <w:bottom w:type="dxa" w:w="120"/>
+              <w:right w:type="dxa" w:w="140"/>
+            </w:tcMar>
+          </w:tcPr>
+          <w:p>
+            <w:r>
+              <w:rPr>
+                <w:rFonts w:ascii="Arial" w:cs="Arial" w:eastAsia="Arial" w:hAnsi="Arial"/>
+                <w:b w:val="false"/>
+                <w:bCs w:val="false"/>
+                <w:color w:val="2D3748"/>
+                <w:sz w:val="18"/>
+                <w:szCs w:val="18"/>
+              </w:rPr>
+              <w:t xml:space="preserve">Income / Withdrawal / Opening Balance</w:t>
+            </w:r>
+          </w:p>
+        </w:tc>
+      </w:tr>
+      <w:tr>
+        <w:tc>
+          <w:tcPr>
+            <w:tcBorders>
+              <w:top w:val="single" w:color="CBD5E0" w:sz="1"/>
+              <w:left w:val="single" w:color="CBD5E0" w:sz="1"/>
+              <w:bottom w:val="single" w:color="CBD5E0" w:sz="1"/>
+              <w:right w:val="single" w:color="CBD5E0" w:sz="1"/>
+            </w:tcBorders>
+            <w:shd w:fill="FFFFFF" w:val="clear"/>
+            <w:tcMar>
+              <w:top w:type="dxa" w:w="120"/>
+              <w:left w:type="dxa" w:w="140"/>
+              <w:bottom w:type="dxa" w:w="120"/>
+              <w:right w:type="dxa" w:w="140"/>
+            </w:tcMar>
+          </w:tcPr>
+          <w:p>
+            <w:r>
+              <w:rPr>
+                <w:rFonts w:ascii="Arial" w:cs="Arial" w:eastAsia="Arial" w:hAnsi="Arial"/>
+                <w:b w:val="false"/>
+                <w:bCs w:val="false"/>
+                <w:color w:val="2D3748"/>
+                <w:sz w:val="18"/>
+                <w:szCs w:val="18"/>
+              </w:rPr>
+              <w:t xml:space="preserve">Chi Tiết Dự Án Dịch Vụ - Khái Yếu &amp; Doanh Thu</w:t>
+            </w:r>
+          </w:p>
+        </w:tc>
+        <w:tc>
+          <w:tcPr>
+            <w:tcBorders>
+              <w:top w:val="single" w:color="CBD5E0" w:sz="1"/>
+              <w:left w:val="single" w:color="CBD5E0" w:sz="1"/>
+              <w:bottom w:val="single" w:color="CBD5E0" w:sz="1"/>
+              <w:right w:val="single" w:color="CBD5E0" w:sz="1"/>
+            </w:tcBorders>
+            <w:shd w:fill="FFFFFF" w:val="clear"/>
+            <w:tcMar>
+              <w:top w:type="dxa" w:w="120"/>
+              <w:left w:type="dxa" w:w="140"/>
+              <w:bottom w:type="dxa" w:w="120"/>
+              <w:right w:type="dxa" w:w="140"/>
+            </w:tcMar>
+          </w:tcPr>
+          <w:p>
+            <w:r>
+              <w:rPr>
+                <w:rFonts w:ascii="Arial" w:cs="Arial" w:eastAsia="Arial" w:hAnsi="Arial"/>
+                <w:b w:val="false"/>
+                <w:bCs w:val="false"/>
+                <w:color w:val="2D3748"/>
+                <w:sz w:val="18"/>
+                <w:szCs w:val="18"/>
+              </w:rPr>
+              <w:t xml:space="preserve">Hợp đồng dịch vụ &amp; Phạm vi công việc</w:t>
+            </w:r>
+          </w:p>
+        </w:tc>
+        <w:tc>
+          <w:tcPr>
+            <w:tcBorders>
+              <w:top w:val="single" w:color="CBD5E0" w:sz="1"/>
+              <w:left w:val="single" w:color="CBD5E0" w:sz="1"/>
+              <w:bottom w:val="single" w:color="CBD5E0" w:sz="1"/>
+              <w:right w:val="single" w:color="CBD5E0" w:sz="1"/>
+            </w:tcBorders>
+            <w:shd w:fill="FFFFFF" w:val="clear"/>
+            <w:tcMar>
+              <w:top w:type="dxa" w:w="120"/>
+              <w:left w:type="dxa" w:w="140"/>
+              <w:bottom w:type="dxa" w:w="120"/>
+              <w:right w:type="dxa" w:w="140"/>
+            </w:tcMar>
+          </w:tcPr>
+          <w:p>
+            <w:r>
+              <w:rPr>
+                <w:rFonts w:ascii="Arial" w:cs="Arial" w:eastAsia="Arial" w:hAnsi="Arial"/>
+                <w:b/>
+                <w:bCs/>
+                <w:color w:val="2D3748"/>
+                <w:sz w:val="18"/>
+                <w:szCs w:val="18"/>
+              </w:rPr>
+              <w:t xml:space="preserve">✍️ Nhập tay</w:t>
+            </w:r>
+          </w:p>
+        </w:tc>
+        <w:tc>
+          <w:tcPr>
+            <w:tcBorders>
+              <w:top w:val="single" w:color="CBD5E0" w:sz="1"/>
+              <w:left w:val="single" w:color="CBD5E0" w:sz="1"/>
+              <w:bottom w:val="single" w:color="CBD5E0" w:sz="1"/>
+              <w:right w:val="single" w:color="CBD5E0" w:sz="1"/>
+            </w:tcBorders>
+            <w:shd w:fill="FFFFFF" w:val="clear"/>
+            <w:tcMar>
+              <w:top w:type="dxa" w:w="120"/>
+              <w:left w:type="dxa" w:w="140"/>
+              <w:bottom w:type="dxa" w:w="120"/>
+              <w:right w:type="dxa" w:w="140"/>
+            </w:tcMar>
+          </w:tcPr>
+          <w:p>
+            <w:r>
+              <w:rPr>
+                <w:rFonts w:ascii="Arial" w:cs="Arial" w:eastAsia="Arial" w:hAnsi="Arial"/>
+                <w:b w:val="false"/>
+                <w:bCs w:val="false"/>
+                <w:color w:val="2D3748"/>
+                <w:sz w:val="18"/>
+                <w:szCs w:val="18"/>
+              </w:rPr>
+              <w:t xml:space="preserve">Service Contract / Order Management</w:t>
+            </w:r>
+          </w:p>
+        </w:tc>
+        <w:tc>
+          <w:tcPr>
+            <w:tcBorders>
+              <w:top w:val="single" w:color="CBD5E0" w:sz="1"/>
+              <w:left w:val="single" w:color="CBD5E0" w:sz="1"/>
+              <w:bottom w:val="single" w:color="CBD5E0" w:sz="1"/>
+              <w:right w:val="single" w:color="CBD5E0" w:sz="1"/>
+            </w:tcBorders>
+            <w:shd w:fill="FFFFFF" w:val="clear"/>
+            <w:tcMar>
+              <w:top w:type="dxa" w:w="120"/>
+              <w:left w:type="dxa" w:w="140"/>
+              <w:bottom w:type="dxa" w:w="120"/>
+              <w:right w:type="dxa" w:w="140"/>
+            </w:tcMar>
+          </w:tcPr>
+          <w:p>
+            <w:r>
+              <w:rPr>
+                <w:rFonts w:ascii="Arial" w:cs="Arial" w:eastAsia="Arial" w:hAnsi="Arial"/>
+                <w:b w:val="false"/>
+                <w:bCs w:val="false"/>
+                <w:color w:val="2D3748"/>
+                <w:sz w:val="18"/>
+                <w:szCs w:val="18"/>
+              </w:rPr>
+              <w:t xml:space="preserve">Data Entry Tab &gt; Service Overview (Period, Client, Scope, Payment Terms)</w:t>
+            </w:r>
+          </w:p>
+        </w:tc>
+      </w:tr>
+      <w:tr>
+        <w:tc>
+          <w:tcPr>
+            <w:tcBorders>
+              <w:top w:val="single" w:color="CBD5E0" w:sz="1"/>
+              <w:left w:val="single" w:color="CBD5E0" w:sz="1"/>
+              <w:bottom w:val="single" w:color="CBD5E0" w:sz="1"/>
+              <w:right w:val="single" w:color="CBD5E0" w:sz="1"/>
+            </w:tcBorders>
+            <w:shd w:fill="FFFFFF" w:val="clear"/>
+            <w:tcMar>
+              <w:top w:type="dxa" w:w="120"/>
+              <w:left w:type="dxa" w:w="140"/>
+              <w:bottom w:type="dxa" w:w="120"/>
+              <w:right w:type="dxa" w:w="140"/>
+            </w:tcMar>
+          </w:tcPr>
+          <w:p>
+            <w:r>
+              <w:rPr>
+                <w:rFonts w:ascii="Arial" w:cs="Arial" w:eastAsia="Arial" w:hAnsi="Arial"/>
+                <w:b w:val="false"/>
+                <w:bCs w:val="false"/>
+                <w:color w:val="2D3748"/>
+                <w:sz w:val="18"/>
+                <w:szCs w:val="18"/>
+              </w:rPr>
+              <w:t xml:space="preserve">Chi Tiết Dự Án Dịch Vụ - Tab Doanh Thu &amp; Giá Vốn</w:t>
+            </w:r>
+          </w:p>
+        </w:tc>
+        <w:tc>
+          <w:tcPr>
+            <w:tcBorders>
+              <w:top w:val="single" w:color="CBD5E0" w:sz="1"/>
+              <w:left w:val="single" w:color="CBD5E0" w:sz="1"/>
+              <w:bottom w:val="single" w:color="CBD5E0" w:sz="1"/>
+              <w:right w:val="single" w:color="CBD5E0" w:sz="1"/>
+            </w:tcBorders>
+            <w:shd w:fill="FFFFFF" w:val="clear"/>
+            <w:tcMar>
+              <w:top w:type="dxa" w:w="120"/>
+              <w:left w:type="dxa" w:w="140"/>
+              <w:bottom w:type="dxa" w:w="120"/>
+              <w:right w:type="dxa" w:w="140"/>
+            </w:tcMar>
+          </w:tcPr>
+          <w:p>
+            <w:r>
+              <w:rPr>
+                <w:rFonts w:ascii="Arial" w:cs="Arial" w:eastAsia="Arial" w:hAnsi="Arial"/>
+                <w:b w:val="false"/>
+                <w:bCs w:val="false"/>
+                <w:color w:val="2D3748"/>
+                <w:sz w:val="18"/>
+                <w:szCs w:val="18"/>
+              </w:rPr>
+              <w:t xml:space="preserve">Giá vốn kế toán &amp; Giá vốn thực hiện hàng tháng (Dịch vụ, WIP)</w:t>
+            </w:r>
+          </w:p>
+        </w:tc>
+        <w:tc>
+          <w:tcPr>
+            <w:tcBorders>
+              <w:top w:val="single" w:color="CBD5E0" w:sz="1"/>
+              <w:left w:val="single" w:color="CBD5E0" w:sz="1"/>
+              <w:bottom w:val="single" w:color="CBD5E0" w:sz="1"/>
+              <w:right w:val="single" w:color="CBD5E0" w:sz="1"/>
+            </w:tcBorders>
+            <w:shd w:fill="FFFFFF" w:val="clear"/>
+            <w:tcMar>
+              <w:top w:type="dxa" w:w="120"/>
+              <w:left w:type="dxa" w:w="140"/>
+              <w:bottom w:type="dxa" w:w="120"/>
+              <w:right w:type="dxa" w:w="140"/>
+            </w:tcMar>
+          </w:tcPr>
+          <w:p>
+            <w:r>
+              <w:rPr>
+                <w:rFonts w:ascii="Arial" w:cs="Arial" w:eastAsia="Arial" w:hAnsi="Arial"/>
+                <w:b/>
+                <w:bCs/>
+                <w:color w:val="2D3748"/>
+                <w:sz w:val="18"/>
+                <w:szCs w:val="18"/>
+              </w:rPr>
+              <w:t xml:space="preserve">✍️ Nhập tay</w:t>
+            </w:r>
+          </w:p>
+        </w:tc>
+        <w:tc>
+          <w:tcPr>
+            <w:tcBorders>
+              <w:top w:val="single" w:color="CBD5E0" w:sz="1"/>
+              <w:left w:val="single" w:color="CBD5E0" w:sz="1"/>
+              <w:bottom w:val="single" w:color="CBD5E0" w:sz="1"/>
+              <w:right w:val="single" w:color="CBD5E0" w:sz="1"/>
+            </w:tcBorders>
+            <w:shd w:fill="FFFFFF" w:val="clear"/>
+            <w:tcMar>
+              <w:top w:type="dxa" w:w="120"/>
+              <w:left w:type="dxa" w:w="140"/>
+              <w:bottom w:type="dxa" w:w="120"/>
+              <w:right w:type="dxa" w:w="140"/>
+            </w:tcMar>
+          </w:tcPr>
+          <w:p>
+            <w:r>
+              <w:rPr>
+                <w:rFonts w:ascii="Arial" w:cs="Arial" w:eastAsia="Arial" w:hAnsi="Arial"/>
+                <w:b w:val="false"/>
+                <w:bCs w:val="false"/>
+                <w:color w:val="2D3748"/>
+                <w:sz w:val="18"/>
+                <w:szCs w:val="18"/>
+              </w:rPr>
+              <w:t xml:space="preserve">Monthly Management Performance / Service Cost</w:t>
+            </w:r>
+          </w:p>
+        </w:tc>
+        <w:tc>
+          <w:tcPr>
+            <w:tcBorders>
+              <w:top w:val="single" w:color="CBD5E0" w:sz="1"/>
+              <w:left w:val="single" w:color="CBD5E0" w:sz="1"/>
+              <w:bottom w:val="single" w:color="CBD5E0" w:sz="1"/>
+              <w:right w:val="single" w:color="CBD5E0" w:sz="1"/>
+            </w:tcBorders>
+            <w:shd w:fill="FFFFFF" w:val="clear"/>
+            <w:tcMar>
+              <w:top w:type="dxa" w:w="120"/>
+              <w:left w:type="dxa" w:w="140"/>
+              <w:bottom w:type="dxa" w:w="120"/>
+              <w:right w:type="dxa" w:w="140"/>
+            </w:tcMar>
+          </w:tcPr>
+          <w:p>
+            <w:r>
+              <w:rPr>
+                <w:rFonts w:ascii="Arial" w:cs="Arial" w:eastAsia="Arial" w:hAnsi="Arial"/>
+                <w:b w:val="false"/>
+                <w:bCs w:val="false"/>
+                <w:color w:val="2D3748"/>
+                <w:sz w:val="18"/>
+                <w:szCs w:val="18"/>
+              </w:rPr>
+              <w:t xml:space="preserve">Data Entry Tab &gt; 3. Monthly Cost of Revenue</w:t>
+            </w:r>
+          </w:p>
+        </w:tc>
+      </w:tr>
+      <w:tr>
+        <w:tc>
+          <w:tcPr>
+            <w:tcBorders>
+              <w:top w:val="single" w:color="CBD5E0" w:sz="1"/>
+              <w:left w:val="single" w:color="CBD5E0" w:sz="1"/>
+              <w:bottom w:val="single" w:color="CBD5E0" w:sz="1"/>
+              <w:right w:val="single" w:color="CBD5E0" w:sz="1"/>
+            </w:tcBorders>
+            <w:shd w:fill="FFFFFF" w:val="clear"/>
+            <w:tcMar>
+              <w:top w:type="dxa" w:w="120"/>
+              <w:left w:type="dxa" w:w="140"/>
+              <w:bottom w:type="dxa" w:w="120"/>
+              <w:right w:type="dxa" w:w="140"/>
+            </w:tcMar>
+          </w:tcPr>
+          <w:p>
+            <w:r>
+              <w:rPr>
+                <w:rFonts w:ascii="Arial" w:cs="Arial" w:eastAsia="Arial" w:hAnsi="Arial"/>
+                <w:b w:val="false"/>
+                <w:bCs w:val="false"/>
+                <w:color w:val="2D3748"/>
+                <w:sz w:val="18"/>
+                <w:szCs w:val="18"/>
+              </w:rPr>
+              <w:t xml:space="preserve">Quản Trị Hệ Thống - Đồng Bộ &amp; Nạp Dữ Liệu</w:t>
+            </w:r>
+          </w:p>
+        </w:tc>
+        <w:tc>
+          <w:tcPr>
+            <w:tcBorders>
+              <w:top w:val="single" w:color="CBD5E0" w:sz="1"/>
+              <w:left w:val="single" w:color="CBD5E0" w:sz="1"/>
+              <w:bottom w:val="single" w:color="CBD5E0" w:sz="1"/>
+              <w:right w:val="single" w:color="CBD5E0" w:sz="1"/>
+            </w:tcBorders>
+            <w:shd w:fill="FFFFFF" w:val="clear"/>
+            <w:tcMar>
+              <w:top w:type="dxa" w:w="120"/>
+              <w:left w:type="dxa" w:w="140"/>
+              <w:bottom w:type="dxa" w:w="120"/>
+              <w:right w:type="dxa" w:w="140"/>
+            </w:tcMar>
+          </w:tcPr>
+          <w:p>
+            <w:r>
+              <w:rPr>
+                <w:rFonts w:ascii="Arial" w:cs="Arial" w:eastAsia="Arial" w:hAnsi="Arial"/>
+                <w:b w:val="false"/>
+                <w:bCs w:val="false"/>
+                <w:color w:val="2D3748"/>
+                <w:sz w:val="18"/>
+                <w:szCs w:val="18"/>
+              </w:rPr>
+              <w:t xml:space="preserve">Quản lý tỷ giá hối đoái (USD / VND / KRW)</w:t>
+            </w:r>
+          </w:p>
+        </w:tc>
+        <w:tc>
+          <w:tcPr>
+            <w:tcBorders>
+              <w:top w:val="single" w:color="CBD5E0" w:sz="1"/>
+              <w:left w:val="single" w:color="CBD5E0" w:sz="1"/>
+              <w:bottom w:val="single" w:color="CBD5E0" w:sz="1"/>
+              <w:right w:val="single" w:color="CBD5E0" w:sz="1"/>
+            </w:tcBorders>
+            <w:shd w:fill="FFFFFF" w:val="clear"/>
+            <w:tcMar>
+              <w:top w:type="dxa" w:w="120"/>
+              <w:left w:type="dxa" w:w="140"/>
+              <w:bottom w:type="dxa" w:w="120"/>
+              <w:right w:type="dxa" w:w="140"/>
+            </w:tcMar>
+          </w:tcPr>
+          <w:p>
+            <w:r>
+              <w:rPr>
+                <w:rFonts w:ascii="Arial" w:cs="Arial" w:eastAsia="Arial" w:hAnsi="Arial"/>
+                <w:b/>
+                <w:bCs/>
+                <w:color w:val="2D3748"/>
+                <w:sz w:val="18"/>
+                <w:szCs w:val="18"/>
+              </w:rPr>
+              <w:t xml:space="preserve">✍️ Nhập tay</w:t>
+            </w:r>
+          </w:p>
+        </w:tc>
+        <w:tc>
+          <w:tcPr>
+            <w:tcBorders>
+              <w:top w:val="single" w:color="CBD5E0" w:sz="1"/>
+              <w:left w:val="single" w:color="CBD5E0" w:sz="1"/>
+              <w:bottom w:val="single" w:color="CBD5E0" w:sz="1"/>
+              <w:right w:val="single" w:color="CBD5E0" w:sz="1"/>
+            </w:tcBorders>
+            <w:shd w:fill="FFFFFF" w:val="clear"/>
+            <w:tcMar>
+              <w:top w:type="dxa" w:w="120"/>
+              <w:left w:type="dxa" w:w="140"/>
+              <w:bottom w:type="dxa" w:w="120"/>
+              <w:right w:type="dxa" w:w="140"/>
+            </w:tcMar>
+          </w:tcPr>
+          <w:p>
+            <w:r>
+              <w:rPr>
+                <w:rFonts w:ascii="Arial" w:cs="Arial" w:eastAsia="Arial" w:hAnsi="Arial"/>
+                <w:b w:val="false"/>
+                <w:bCs w:val="false"/>
+                <w:color w:val="2D3748"/>
+                <w:sz w:val="18"/>
+                <w:szCs w:val="18"/>
+              </w:rPr>
+              <w:t xml:space="preserve">Contract Exchange Rate / CHTB_EXCHANGE_RATIO</w:t>
+            </w:r>
+          </w:p>
+        </w:tc>
+        <w:tc>
+          <w:tcPr>
+            <w:tcBorders>
+              <w:top w:val="single" w:color="CBD5E0" w:sz="1"/>
+              <w:left w:val="single" w:color="CBD5E0" w:sz="1"/>
+              <w:bottom w:val="single" w:color="CBD5E0" w:sz="1"/>
+              <w:right w:val="single" w:color="CBD5E0" w:sz="1"/>
+            </w:tcBorders>
+            <w:shd w:fill="FFFFFF" w:val="clear"/>
+            <w:tcMar>
+              <w:top w:type="dxa" w:w="120"/>
+              <w:left w:type="dxa" w:w="140"/>
+              <w:bottom w:type="dxa" w:w="120"/>
+              <w:right w:type="dxa" w:w="140"/>
+            </w:tcMar>
+          </w:tcPr>
+          <w:p>
+            <w:r>
+              <w:rPr>
+                <w:rFonts w:ascii="Arial" w:cs="Arial" w:eastAsia="Arial" w:hAnsi="Arial"/>
+                <w:b w:val="false"/>
+                <w:bCs w:val="false"/>
+                <w:color w:val="2D3748"/>
+                <w:sz w:val="18"/>
+                <w:szCs w:val="18"/>
+              </w:rPr>
+              <w:t xml:space="preserve">Dashboard Top FX Rate Editor Modal</w:t>
+            </w:r>
+          </w:p>
+        </w:tc>
+      </w:tr>
+      <w:tr>
+        <w:tc>
+          <w:tcPr>
+            <w:tcBorders>
+              <w:top w:val="single" w:color="CBD5E0" w:sz="1"/>
+              <w:left w:val="single" w:color="CBD5E0" w:sz="1"/>
+              <w:bottom w:val="single" w:color="CBD5E0" w:sz="1"/>
+              <w:right w:val="single" w:color="CBD5E0" w:sz="1"/>
+            </w:tcBorders>
+            <w:shd w:fill="FFFFFF" w:val="clear"/>
+            <w:tcMar>
+              <w:top w:type="dxa" w:w="120"/>
+              <w:left w:type="dxa" w:w="140"/>
+              <w:bottom w:type="dxa" w:w="120"/>
+              <w:right w:type="dxa" w:w="140"/>
+            </w:tcMar>
+          </w:tcPr>
+          <w:p>
+            <w:r>
+              <w:rPr>
+                <w:rFonts w:ascii="Arial" w:cs="Arial" w:eastAsia="Arial" w:hAnsi="Arial"/>
+                <w:b w:val="false"/>
+                <w:bCs w:val="false"/>
+                <w:color w:val="2D3748"/>
+                <w:sz w:val="18"/>
+                <w:szCs w:val="18"/>
+              </w:rPr>
+              <w:t xml:space="preserve">Quản Trị Hệ Thống - Đồng Bộ &amp; Nạp Dữ Liệu</w:t>
+            </w:r>
+          </w:p>
+        </w:tc>
+        <w:tc>
+          <w:tcPr>
+            <w:tcBorders>
+              <w:top w:val="single" w:color="CBD5E0" w:sz="1"/>
+              <w:left w:val="single" w:color="CBD5E0" w:sz="1"/>
+              <w:bottom w:val="single" w:color="CBD5E0" w:sz="1"/>
+              <w:right w:val="single" w:color="CBD5E0" w:sz="1"/>
+            </w:tcBorders>
+            <w:shd w:fill="FFFFFF" w:val="clear"/>
+            <w:tcMar>
+              <w:top w:type="dxa" w:w="120"/>
+              <w:left w:type="dxa" w:w="140"/>
+              <w:bottom w:type="dxa" w:w="120"/>
+              <w:right w:type="dxa" w:w="140"/>
+            </w:tcMar>
+          </w:tcPr>
+          <w:p>
+            <w:r>
+              <w:rPr>
+                <w:rFonts w:ascii="Arial" w:cs="Arial" w:eastAsia="Arial" w:hAnsi="Arial"/>
+                <w:b w:val="false"/>
+                <w:bCs w:val="false"/>
+                <w:color w:val="2D3748"/>
+                <w:sz w:val="18"/>
+                <w:szCs w:val="18"/>
+              </w:rPr>
+              <w:t xml:space="preserve">Nạp file Excel báo cáo quản trị &amp; Khôi phục phiên bản trước</w:t>
+            </w:r>
+          </w:p>
+        </w:tc>
+        <w:tc>
+          <w:tcPr>
+            <w:tcBorders>
+              <w:top w:val="single" w:color="CBD5E0" w:sz="1"/>
+              <w:left w:val="single" w:color="CBD5E0" w:sz="1"/>
+              <w:bottom w:val="single" w:color="CBD5E0" w:sz="1"/>
+              <w:right w:val="single" w:color="CBD5E0" w:sz="1"/>
+            </w:tcBorders>
+            <w:shd w:fill="FFFFFF" w:val="clear"/>
+            <w:tcMar>
+              <w:top w:type="dxa" w:w="120"/>
+              <w:left w:type="dxa" w:w="140"/>
+              <w:bottom w:type="dxa" w:w="120"/>
+              <w:right w:type="dxa" w:w="140"/>
+            </w:tcMar>
+          </w:tcPr>
+          <w:p>
+            <w:r>
+              <w:rPr>
+                <w:rFonts w:ascii="Arial" w:cs="Arial" w:eastAsia="Arial" w:hAnsi="Arial"/>
+                <w:b/>
+                <w:bCs/>
+                <w:color w:val="2D3748"/>
+                <w:sz w:val="18"/>
+                <w:szCs w:val="18"/>
+              </w:rPr>
+              <w:t xml:space="preserve">📤 Tải lên Excel</w:t>
+            </w:r>
+          </w:p>
+        </w:tc>
+        <w:tc>
+          <w:tcPr>
+            <w:tcBorders>
+              <w:top w:val="single" w:color="CBD5E0" w:sz="1"/>
+              <w:left w:val="single" w:color="CBD5E0" w:sz="1"/>
+              <w:bottom w:val="single" w:color="CBD5E0" w:sz="1"/>
+              <w:right w:val="single" w:color="CBD5E0" w:sz="1"/>
+            </w:tcBorders>
+            <w:shd w:fill="FFFFFF" w:val="clear"/>
+            <w:tcMar>
+              <w:top w:type="dxa" w:w="120"/>
+              <w:left w:type="dxa" w:w="140"/>
+              <w:bottom w:type="dxa" w:w="120"/>
+              <w:right w:type="dxa" w:w="140"/>
+            </w:tcMar>
+          </w:tcPr>
+          <w:p>
+            <w:r>
+              <w:rPr>
+                <w:rFonts w:ascii="Arial" w:cs="Arial" w:eastAsia="Arial" w:hAnsi="Arial"/>
+                <w:b w:val="false"/>
+                <w:bCs w:val="false"/>
+                <w:color w:val="2D3748"/>
+                <w:sz w:val="18"/>
+                <w:szCs w:val="18"/>
+              </w:rPr>
+              <w:t xml:space="preserve">Monthly Management Performance Registration</w:t>
+            </w:r>
+          </w:p>
+        </w:tc>
+        <w:tc>
+          <w:tcPr>
+            <w:tcBorders>
+              <w:top w:val="single" w:color="CBD5E0" w:sz="1"/>
+              <w:left w:val="single" w:color="CBD5E0" w:sz="1"/>
+              <w:bottom w:val="single" w:color="CBD5E0" w:sz="1"/>
+              <w:right w:val="single" w:color="CBD5E0" w:sz="1"/>
+            </w:tcBorders>
+            <w:shd w:fill="FFFFFF" w:val="clear"/>
+            <w:tcMar>
+              <w:top w:type="dxa" w:w="120"/>
+              <w:left w:type="dxa" w:w="140"/>
+              <w:bottom w:type="dxa" w:w="120"/>
+              <w:right w:type="dxa" w:w="140"/>
+            </w:tcMar>
+          </w:tcPr>
+          <w:p>
+            <w:r>
+              <w:rPr>
+                <w:rFonts w:ascii="Arial" w:cs="Arial" w:eastAsia="Arial" w:hAnsi="Arial"/>
+                <w:b w:val="false"/>
+                <w:bCs w:val="false"/>
+                <w:color w:val="2D3748"/>
+                <w:sz w:val="18"/>
+                <w:szCs w:val="18"/>
+              </w:rPr>
+              <w:t xml:space="preserve">Upload Modal (Management Report Excel Parsing)</w:t>
+            </w:r>
+          </w:p>
+        </w:tc>
+      </w:tr>
+      <w:tr>
+        <w:tc>
+          <w:tcPr>
+            <w:tcBorders>
+              <w:top w:val="single" w:color="CBD5E0" w:sz="1"/>
+              <w:left w:val="single" w:color="CBD5E0" w:sz="1"/>
+              <w:bottom w:val="single" w:color="CBD5E0" w:sz="1"/>
+              <w:right w:val="single" w:color="CBD5E0" w:sz="1"/>
+            </w:tcBorders>
+            <w:shd w:fill="FFFFFF" w:val="clear"/>
+            <w:tcMar>
+              <w:top w:type="dxa" w:w="120"/>
+              <w:left w:type="dxa" w:w="140"/>
+              <w:bottom w:type="dxa" w:w="120"/>
+              <w:right w:type="dxa" w:w="140"/>
+            </w:tcMar>
+          </w:tcPr>
+          <w:p>
+            <w:r>
+              <w:rPr>
+                <w:rFonts w:ascii="Arial" w:cs="Arial" w:eastAsia="Arial" w:hAnsi="Arial"/>
+                <w:b w:val="false"/>
+                <w:bCs w:val="false"/>
+                <w:color w:val="2D3748"/>
+                <w:sz w:val="18"/>
+                <w:szCs w:val="18"/>
+              </w:rPr>
+              <w:t xml:space="preserve">Quản Trị Hệ Thống - Đồng Bộ &amp; Nạp Dữ Liệu</w:t>
+            </w:r>
+          </w:p>
+        </w:tc>
+        <w:tc>
+          <w:tcPr>
+            <w:tcBorders>
+              <w:top w:val="single" w:color="CBD5E0" w:sz="1"/>
+              <w:left w:val="single" w:color="CBD5E0" w:sz="1"/>
+              <w:bottom w:val="single" w:color="CBD5E0" w:sz="1"/>
+              <w:right w:val="single" w:color="CBD5E0" w:sz="1"/>
+            </w:tcBorders>
+            <w:shd w:fill="FFFFFF" w:val="clear"/>
+            <w:tcMar>
+              <w:top w:type="dxa" w:w="120"/>
+              <w:left w:type="dxa" w:w="140"/>
+              <w:bottom w:type="dxa" w:w="120"/>
+              <w:right w:type="dxa" w:w="140"/>
+            </w:tcMar>
+          </w:tcPr>
+          <w:p>
+            <w:r>
+              <w:rPr>
+                <w:rFonts w:ascii="Arial" w:cs="Arial" w:eastAsia="Arial" w:hAnsi="Arial"/>
+                <w:b w:val="false"/>
+                <w:bCs w:val="false"/>
+                <w:color w:val="2D3748"/>
+                <w:sz w:val="18"/>
+                <w:szCs w:val="18"/>
+              </w:rPr>
+              <w:t xml:space="preserve">Đồng bộ tự động PIMSVINA (Xem trước &amp; Xác nhận)</w:t>
+            </w:r>
+          </w:p>
+        </w:tc>
+        <w:tc>
+          <w:tcPr>
+            <w:tcBorders>
+              <w:top w:val="single" w:color="CBD5E0" w:sz="1"/>
+              <w:left w:val="single" w:color="CBD5E0" w:sz="1"/>
+              <w:bottom w:val="single" w:color="CBD5E0" w:sz="1"/>
+              <w:right w:val="single" w:color="CBD5E0" w:sz="1"/>
+            </w:tcBorders>
+            <w:shd w:fill="FFFFFF" w:val="clear"/>
+            <w:tcMar>
+              <w:top w:type="dxa" w:w="120"/>
+              <w:left w:type="dxa" w:w="140"/>
+              <w:bottom w:type="dxa" w:w="120"/>
+              <w:right w:type="dxa" w:w="140"/>
+            </w:tcMar>
+          </w:tcPr>
+          <w:p>
+            <w:r>
+              <w:rPr>
+                <w:rFonts w:ascii="Arial" w:cs="Arial" w:eastAsia="Arial" w:hAnsi="Arial"/>
+                <w:b/>
+                <w:bCs/>
+                <w:color w:val="2D3748"/>
+                <w:sz w:val="18"/>
+                <w:szCs w:val="18"/>
+              </w:rPr>
+              <w:t xml:space="preserve">🔄 Đồng bộ ERP</w:t>
+            </w:r>
+          </w:p>
+        </w:tc>
+        <w:tc>
+          <w:tcPr>
+            <w:tcBorders>
+              <w:top w:val="single" w:color="CBD5E0" w:sz="1"/>
+              <w:left w:val="single" w:color="CBD5E0" w:sz="1"/>
+              <w:bottom w:val="single" w:color="CBD5E0" w:sz="1"/>
+              <w:right w:val="single" w:color="CBD5E0" w:sz="1"/>
+            </w:tcBorders>
+            <w:shd w:fill="FFFFFF" w:val="clear"/>
+            <w:tcMar>
+              <w:top w:type="dxa" w:w="120"/>
+              <w:left w:type="dxa" w:w="140"/>
+              <w:bottom w:type="dxa" w:w="120"/>
+              <w:right w:type="dxa" w:w="140"/>
+            </w:tcMar>
+          </w:tcPr>
+          <w:p>
+            <w:r>
+              <w:rPr>
+                <w:rFonts w:ascii="Arial" w:cs="Arial" w:eastAsia="Arial" w:hAnsi="Arial"/>
+                <w:b w:val="false"/>
+                <w:bCs w:val="false"/>
+                <w:color w:val="2D3748"/>
+                <w:sz w:val="18"/>
+                <w:szCs w:val="18"/>
+              </w:rPr>
+              <w:t xml:space="preserve">ERP All Modules</w:t>
+            </w:r>
+          </w:p>
+        </w:tc>
+        <w:tc>
+          <w:tcPr>
+            <w:tcBorders>
+              <w:top w:val="single" w:color="CBD5E0" w:sz="1"/>
+              <w:left w:val="single" w:color="CBD5E0" w:sz="1"/>
+              <w:bottom w:val="single" w:color="CBD5E0" w:sz="1"/>
+              <w:right w:val="single" w:color="CBD5E0" w:sz="1"/>
+            </w:tcBorders>
+            <w:shd w:fill="FFFFFF" w:val="clear"/>
+            <w:tcMar>
+              <w:top w:type="dxa" w:w="120"/>
+              <w:left w:type="dxa" w:w="140"/>
+              <w:bottom w:type="dxa" w:w="120"/>
+              <w:right w:type="dxa" w:w="140"/>
+            </w:tcMar>
+          </w:tcPr>
+          <w:p>
+            <w:r>
+              <w:rPr>
+                <w:rFonts w:ascii="Arial" w:cs="Arial" w:eastAsia="Arial" w:hAnsi="Arial"/>
+                <w:b w:val="false"/>
+                <w:bCs w:val="false"/>
+                <w:color w:val="2D3748"/>
+                <w:sz w:val="18"/>
+                <w:szCs w:val="18"/>
+              </w:rPr>
+              <w:t xml:space="preserve">Top 'PIMS Sync' button -&gt; Preview Popup -&gt; Confirm Apply</w:t>
             </w:r>
           </w:p>
         </w:tc>

--- a/docs/PIMS_DASHBOARD_System_Guide_VN.docx
+++ b/docs/PIMS_DASHBOARD_System_Guide_VN.docx
@@ -237,10 +237,10 @@
       </w:tblPr>
       <w:tblGrid>
         <w:gridCol w:w="1625"/>
-        <w:gridCol w:w="1986"/>
+        <w:gridCol w:w="1805"/>
         <w:gridCol w:w="1264"/>
-        <w:gridCol w:w="2076"/>
-        <w:gridCol w:w="2076"/>
+        <w:gridCol w:w="2166"/>
+        <w:gridCol w:w="2166"/>
       </w:tblGrid>
       <w:tr>
         <w:tc>
@@ -270,13 +270,13 @@
                 <w:sz w:val="19"/>
                 <w:szCs w:val="19"/>
               </w:rPr>
-              <w:t xml:space="preserve">Màn hình</w:t>
-            </w:r>
-          </w:p>
-        </w:tc>
-        <w:tc>
-          <w:tcPr>
-            <w:tcW w:type="pct" w:w="1100"/>
+              <w:t xml:space="preserve">Màn Hình</w:t>
+            </w:r>
+          </w:p>
+        </w:tc>
+        <w:tc>
+          <w:tcPr>
+            <w:tcW w:type="pct" w:w="1000"/>
             <w:tcBorders>
               <w:top w:val="single" w:color="CBD5E0" w:sz="1"/>
               <w:left w:val="single" w:color="CBD5E0" w:sz="1"/>
@@ -301,7 +301,7 @@
                 <w:sz w:val="19"/>
                 <w:szCs w:val="19"/>
               </w:rPr>
-              <w:t xml:space="preserve">Tên chỉ số</w:t>
+              <w:t xml:space="preserve">Tên Chỉ Tiêu</w:t>
             </w:r>
           </w:p>
         </w:tc>
@@ -332,13 +332,13 @@
                 <w:sz w:val="19"/>
                 <w:szCs w:val="19"/>
               </w:rPr>
-              <w:t xml:space="preserve">Loại nhập liệu</w:t>
-            </w:r>
-          </w:p>
-        </w:tc>
-        <w:tc>
-          <w:tcPr>
-            <w:tcW w:type="pct" w:w="1150"/>
+              <w:t xml:space="preserve">Cơ Chế Nạp</w:t>
+            </w:r>
+          </w:p>
+        </w:tc>
+        <w:tc>
+          <w:tcPr>
+            <w:tcW w:type="pct" w:w="1200"/>
             <w:tcBorders>
               <w:top w:val="single" w:color="CBD5E0" w:sz="1"/>
               <w:left w:val="single" w:color="CBD5E0" w:sz="1"/>
@@ -369,7 +369,7 @@
         </w:tc>
         <w:tc>
           <w:tcPr>
-            <w:tcW w:type="pct" w:w="1150"/>
+            <w:tcW w:type="pct" w:w="1200"/>
             <w:tcBorders>
               <w:top w:val="single" w:color="CBD5E0" w:sz="1"/>
               <w:left w:val="single" w:color="CBD5E0" w:sz="1"/>
@@ -394,7 +394,7 @@
                 <w:sz w:val="19"/>
                 <w:szCs w:val="19"/>
               </w:rPr>
-              <w:t xml:space="preserve">Tên UI PIMSVINA</w:t>
+              <w:t xml:space="preserve">Tên Màn Hình PIMSVINA (UI)</w:t>
             </w:r>
           </w:p>
         </w:tc>
@@ -426,37 +426,37 @@
                 <w:sz w:val="18"/>
                 <w:szCs w:val="18"/>
               </w:rPr>
-              <w:t xml:space="preserve">Dashboard Toàn Công Ty - Tổng Quan Chính</w:t>
-            </w:r>
-          </w:p>
-        </w:tc>
-        <w:tc>
-          <w:tcPr>
-            <w:tcBorders>
-              <w:top w:val="single" w:color="CBD5E0" w:sz="1"/>
-              <w:left w:val="single" w:color="CBD5E0" w:sz="1"/>
-              <w:bottom w:val="single" w:color="CBD5E0" w:sz="1"/>
-              <w:right w:val="single" w:color="CBD5E0" w:sz="1"/>
-            </w:tcBorders>
-            <w:shd w:fill="FFFFFF" w:val="clear"/>
-            <w:tcMar>
-              <w:top w:type="dxa" w:w="120"/>
-              <w:left w:type="dxa" w:w="140"/>
-              <w:bottom w:type="dxa" w:w="120"/>
-              <w:right w:type="dxa" w:w="140"/>
-            </w:tcMar>
-          </w:tcPr>
-          <w:p>
-            <w:r>
-              <w:rPr>
-                <w:rFonts w:ascii="Arial" w:cs="Arial" w:eastAsia="Arial" w:hAnsi="Arial"/>
-                <w:b w:val="false"/>
-                <w:bCs w:val="false"/>
-                <w:color w:val="2D3748"/>
-                <w:sz w:val="18"/>
-                <w:szCs w:val="18"/>
-              </w:rPr>
-              <w:t xml:space="preserve">Doanh thu lũy kế năm (Kế hoạch / Thực tế / Tỷ lệ đạt)</w:t>
+              <w:t xml:space="preserve">Dashboard Toàn Công Ty - Tổng Quan</w:t>
+            </w:r>
+          </w:p>
+        </w:tc>
+        <w:tc>
+          <w:tcPr>
+            <w:tcBorders>
+              <w:top w:val="single" w:color="CBD5E0" w:sz="1"/>
+              <w:left w:val="single" w:color="CBD5E0" w:sz="1"/>
+              <w:bottom w:val="single" w:color="CBD5E0" w:sz="1"/>
+              <w:right w:val="single" w:color="CBD5E0" w:sz="1"/>
+            </w:tcBorders>
+            <w:shd w:fill="FFFFFF" w:val="clear"/>
+            <w:tcMar>
+              <w:top w:type="dxa" w:w="120"/>
+              <w:left w:type="dxa" w:w="140"/>
+              <w:bottom w:type="dxa" w:w="120"/>
+              <w:right w:type="dxa" w:w="140"/>
+            </w:tcMar>
+          </w:tcPr>
+          <w:p>
+            <w:r>
+              <w:rPr>
+                <w:rFonts w:ascii="Arial" w:cs="Arial" w:eastAsia="Arial" w:hAnsi="Arial"/>
+                <w:b w:val="false"/>
+                <w:bCs w:val="false"/>
+                <w:color w:val="2D3748"/>
+                <w:sz w:val="18"/>
+                <w:szCs w:val="18"/>
+              </w:rPr>
+              <w:t xml:space="preserve">Doanh thu lũy kế (Kế hoạch / Thực tế / Tỷ lệ đạt)</w:t>
             </w:r>
           </w:p>
         </w:tc>
@@ -516,37 +516,37 @@
                 <w:sz w:val="18"/>
                 <w:szCs w:val="18"/>
               </w:rPr>
-              <w:t xml:space="preserve">Monthly Management Performance Registration</w:t>
-            </w:r>
-          </w:p>
-        </w:tc>
-        <w:tc>
-          <w:tcPr>
-            <w:tcBorders>
-              <w:top w:val="single" w:color="CBD5E0" w:sz="1"/>
-              <w:left w:val="single" w:color="CBD5E0" w:sz="1"/>
-              <w:bottom w:val="single" w:color="CBD5E0" w:sz="1"/>
-              <w:right w:val="single" w:color="CBD5E0" w:sz="1"/>
-            </w:tcBorders>
-            <w:shd w:fill="FFFFFF" w:val="clear"/>
-            <w:tcMar>
-              <w:top w:type="dxa" w:w="120"/>
-              <w:left w:type="dxa" w:w="140"/>
-              <w:bottom w:type="dxa" w:w="120"/>
-              <w:right w:type="dxa" w:w="140"/>
-            </w:tcMar>
-          </w:tcPr>
-          <w:p>
-            <w:r>
-              <w:rPr>
-                <w:rFonts w:ascii="Arial" w:cs="Arial" w:eastAsia="Arial" w:hAnsi="Arial"/>
-                <w:b w:val="false"/>
-                <w:bCs w:val="false"/>
-                <w:color w:val="2D3748"/>
-                <w:sz w:val="18"/>
-                <w:szCs w:val="18"/>
-              </w:rPr>
-              <w:t xml:space="preserve">Management Report Excel (Revenue line cumulative)</w:t>
+              <w:t xml:space="preserve"/>
+            </w:r>
+          </w:p>
+        </w:tc>
+        <w:tc>
+          <w:tcPr>
+            <w:tcBorders>
+              <w:top w:val="single" w:color="CBD5E0" w:sz="1"/>
+              <w:left w:val="single" w:color="CBD5E0" w:sz="1"/>
+              <w:bottom w:val="single" w:color="CBD5E0" w:sz="1"/>
+              <w:right w:val="single" w:color="CBD5E0" w:sz="1"/>
+            </w:tcBorders>
+            <w:shd w:fill="FFFFFF" w:val="clear"/>
+            <w:tcMar>
+              <w:top w:type="dxa" w:w="120"/>
+              <w:left w:type="dxa" w:w="140"/>
+              <w:bottom w:type="dxa" w:w="120"/>
+              <w:right w:type="dxa" w:w="140"/>
+            </w:tcMar>
+          </w:tcPr>
+          <w:p>
+            <w:r>
+              <w:rPr>
+                <w:rFonts w:ascii="Arial" w:cs="Arial" w:eastAsia="Arial" w:hAnsi="Arial"/>
+                <w:b w:val="false"/>
+                <w:bCs w:val="false"/>
+                <w:color w:val="2D3748"/>
+                <w:sz w:val="18"/>
+                <w:szCs w:val="18"/>
+              </w:rPr>
+              <w:t xml:space="preserve"/>
             </w:r>
           </w:p>
         </w:tc>
@@ -578,37 +578,37 @@
                 <w:sz w:val="18"/>
                 <w:szCs w:val="18"/>
               </w:rPr>
-              <w:t xml:space="preserve">Dashboard Toàn Công Ty - Tổng Quan Chính</w:t>
-            </w:r>
-          </w:p>
-        </w:tc>
-        <w:tc>
-          <w:tcPr>
-            <w:tcBorders>
-              <w:top w:val="single" w:color="CBD5E0" w:sz="1"/>
-              <w:left w:val="single" w:color="CBD5E0" w:sz="1"/>
-              <w:bottom w:val="single" w:color="CBD5E0" w:sz="1"/>
-              <w:right w:val="single" w:color="CBD5E0" w:sz="1"/>
-            </w:tcBorders>
-            <w:shd w:fill="FFFFFF" w:val="clear"/>
-            <w:tcMar>
-              <w:top w:type="dxa" w:w="120"/>
-              <w:left w:type="dxa" w:w="140"/>
-              <w:bottom w:type="dxa" w:w="120"/>
-              <w:right w:type="dxa" w:w="140"/>
-            </w:tcMar>
-          </w:tcPr>
-          <w:p>
-            <w:r>
-              <w:rPr>
-                <w:rFonts w:ascii="Arial" w:cs="Arial" w:eastAsia="Arial" w:hAnsi="Arial"/>
-                <w:b w:val="false"/>
-                <w:bCs w:val="false"/>
-                <w:color w:val="2D3748"/>
-                <w:sz w:val="18"/>
-                <w:szCs w:val="18"/>
-              </w:rPr>
-              <w:t xml:space="preserve">Lợi nhuận kinh doanh lũy kế năm (Kế hoạch / Thực tế / Tỷ lệ đạt)</w:t>
+              <w:t xml:space="preserve">Dashboard Toàn Công Ty - Tổng Quan</w:t>
+            </w:r>
+          </w:p>
+        </w:tc>
+        <w:tc>
+          <w:tcPr>
+            <w:tcBorders>
+              <w:top w:val="single" w:color="CBD5E0" w:sz="1"/>
+              <w:left w:val="single" w:color="CBD5E0" w:sz="1"/>
+              <w:bottom w:val="single" w:color="CBD5E0" w:sz="1"/>
+              <w:right w:val="single" w:color="CBD5E0" w:sz="1"/>
+            </w:tcBorders>
+            <w:shd w:fill="FFFFFF" w:val="clear"/>
+            <w:tcMar>
+              <w:top w:type="dxa" w:w="120"/>
+              <w:left w:type="dxa" w:w="140"/>
+              <w:bottom w:type="dxa" w:w="120"/>
+              <w:right w:type="dxa" w:w="140"/>
+            </w:tcMar>
+          </w:tcPr>
+          <w:p>
+            <w:r>
+              <w:rPr>
+                <w:rFonts w:ascii="Arial" w:cs="Arial" w:eastAsia="Arial" w:hAnsi="Arial"/>
+                <w:b w:val="false"/>
+                <w:bCs w:val="false"/>
+                <w:color w:val="2D3748"/>
+                <w:sz w:val="18"/>
+                <w:szCs w:val="18"/>
+              </w:rPr>
+              <w:t xml:space="preserve">Lợi nhuận kinh doanh lũy kế (Kế hoạch / Thực tế / Tỷ lệ đạt)</w:t>
             </w:r>
           </w:p>
         </w:tc>
@@ -650,55 +650,55 @@
               <w:bottom w:val="single" w:color="CBD5E0" w:sz="1"/>
               <w:right w:val="single" w:color="CBD5E0" w:sz="1"/>
             </w:tcBorders>
-            <w:shd w:fill="FFFFFF" w:val="clear"/>
-            <w:tcMar>
-              <w:top w:type="dxa" w:w="120"/>
-              <w:left w:type="dxa" w:w="140"/>
-              <w:bottom w:type="dxa" w:w="120"/>
-              <w:right w:type="dxa" w:w="140"/>
-            </w:tcMar>
-          </w:tcPr>
-          <w:p>
-            <w:r>
-              <w:rPr>
-                <w:rFonts w:ascii="Arial" w:cs="Arial" w:eastAsia="Arial" w:hAnsi="Arial"/>
-                <w:b w:val="false"/>
-                <w:bCs w:val="false"/>
-                <w:color w:val="2D3748"/>
-                <w:sz w:val="18"/>
-                <w:szCs w:val="18"/>
-              </w:rPr>
-              <w:t xml:space="preserve">Monthly Management Performance Registration</w:t>
-            </w:r>
-          </w:p>
-        </w:tc>
-        <w:tc>
-          <w:tcPr>
-            <w:tcBorders>
-              <w:top w:val="single" w:color="CBD5E0" w:sz="1"/>
-              <w:left w:val="single" w:color="CBD5E0" w:sz="1"/>
-              <w:bottom w:val="single" w:color="CBD5E0" w:sz="1"/>
-              <w:right w:val="single" w:color="CBD5E0" w:sz="1"/>
-            </w:tcBorders>
-            <w:shd w:fill="FFFFFF" w:val="clear"/>
-            <w:tcMar>
-              <w:top w:type="dxa" w:w="120"/>
-              <w:left w:type="dxa" w:w="140"/>
-              <w:bottom w:type="dxa" w:w="120"/>
-              <w:right w:type="dxa" w:w="140"/>
-            </w:tcMar>
-          </w:tcPr>
-          <w:p>
-            <w:r>
-              <w:rPr>
-                <w:rFonts w:ascii="Arial" w:cs="Arial" w:eastAsia="Arial" w:hAnsi="Arial"/>
-                <w:b w:val="false"/>
-                <w:bCs w:val="false"/>
-                <w:color w:val="2D3748"/>
-                <w:sz w:val="18"/>
-                <w:szCs w:val="18"/>
-              </w:rPr>
-              <w:t xml:space="preserve">Management Report Excel (Operating Profit line cumulative)</w:t>
+            <w:shd w:fill="F7FAFC" w:val="clear"/>
+            <w:tcMar>
+              <w:top w:type="dxa" w:w="120"/>
+              <w:left w:type="dxa" w:w="140"/>
+              <w:bottom w:type="dxa" w:w="120"/>
+              <w:right w:type="dxa" w:w="140"/>
+            </w:tcMar>
+          </w:tcPr>
+          <w:p>
+            <w:r>
+              <w:rPr>
+                <w:rFonts w:ascii="Arial" w:cs="Arial" w:eastAsia="Arial" w:hAnsi="Arial"/>
+                <w:b w:val="false"/>
+                <w:bCs w:val="false"/>
+                <w:color w:val="2D3748"/>
+                <w:sz w:val="18"/>
+                <w:szCs w:val="18"/>
+              </w:rPr>
+              <w:t xml:space="preserve"/>
+            </w:r>
+          </w:p>
+        </w:tc>
+        <w:tc>
+          <w:tcPr>
+            <w:tcBorders>
+              <w:top w:val="single" w:color="CBD5E0" w:sz="1"/>
+              <w:left w:val="single" w:color="CBD5E0" w:sz="1"/>
+              <w:bottom w:val="single" w:color="CBD5E0" w:sz="1"/>
+              <w:right w:val="single" w:color="CBD5E0" w:sz="1"/>
+            </w:tcBorders>
+            <w:shd w:fill="F7FAFC" w:val="clear"/>
+            <w:tcMar>
+              <w:top w:type="dxa" w:w="120"/>
+              <w:left w:type="dxa" w:w="140"/>
+              <w:bottom w:type="dxa" w:w="120"/>
+              <w:right w:type="dxa" w:w="140"/>
+            </w:tcMar>
+          </w:tcPr>
+          <w:p>
+            <w:r>
+              <w:rPr>
+                <w:rFonts w:ascii="Arial" w:cs="Arial" w:eastAsia="Arial" w:hAnsi="Arial"/>
+                <w:b w:val="false"/>
+                <w:bCs w:val="false"/>
+                <w:color w:val="2D3748"/>
+                <w:sz w:val="18"/>
+                <w:szCs w:val="18"/>
+              </w:rPr>
+              <w:t xml:space="preserve"/>
             </w:r>
           </w:p>
         </w:tc>
@@ -730,7 +730,7 @@
                 <w:sz w:val="18"/>
                 <w:szCs w:val="18"/>
               </w:rPr>
-              <w:t xml:space="preserve">Dashboard Toàn Công Ty - Tổng Quan Chính</w:t>
+              <w:t xml:space="preserve">Dashboard Toàn Công Ty - Tổng Quan</w:t>
             </w:r>
           </w:p>
         </w:tc>
@@ -820,37 +820,37 @@
                 <w:sz w:val="18"/>
                 <w:szCs w:val="18"/>
               </w:rPr>
-              <w:t xml:space="preserve">Monthly Management Performance Registration</w:t>
-            </w:r>
-          </w:p>
-        </w:tc>
-        <w:tc>
-          <w:tcPr>
-            <w:tcBorders>
-              <w:top w:val="single" w:color="CBD5E0" w:sz="1"/>
-              <w:left w:val="single" w:color="CBD5E0" w:sz="1"/>
-              <w:bottom w:val="single" w:color="CBD5E0" w:sz="1"/>
-              <w:right w:val="single" w:color="CBD5E0" w:sz="1"/>
-            </w:tcBorders>
-            <w:shd w:fill="FFFFFF" w:val="clear"/>
-            <w:tcMar>
-              <w:top w:type="dxa" w:w="120"/>
-              <w:left w:type="dxa" w:w="140"/>
-              <w:bottom w:type="dxa" w:w="120"/>
-              <w:right w:type="dxa" w:w="140"/>
-            </w:tcMar>
-          </w:tcPr>
-          <w:p>
-            <w:r>
-              <w:rPr>
-                <w:rFonts w:ascii="Arial" w:cs="Arial" w:eastAsia="Arial" w:hAnsi="Arial"/>
-                <w:b w:val="false"/>
-                <w:bCs w:val="false"/>
-                <w:color w:val="2D3748"/>
-                <w:sz w:val="18"/>
-                <w:szCs w:val="18"/>
-              </w:rPr>
-              <w:t xml:space="preserve">Management Report Excel (Full-Year Total)</w:t>
+              <w:t xml:space="preserve"/>
+            </w:r>
+          </w:p>
+        </w:tc>
+        <w:tc>
+          <w:tcPr>
+            <w:tcBorders>
+              <w:top w:val="single" w:color="CBD5E0" w:sz="1"/>
+              <w:left w:val="single" w:color="CBD5E0" w:sz="1"/>
+              <w:bottom w:val="single" w:color="CBD5E0" w:sz="1"/>
+              <w:right w:val="single" w:color="CBD5E0" w:sz="1"/>
+            </w:tcBorders>
+            <w:shd w:fill="FFFFFF" w:val="clear"/>
+            <w:tcMar>
+              <w:top w:type="dxa" w:w="120"/>
+              <w:left w:type="dxa" w:w="140"/>
+              <w:bottom w:type="dxa" w:w="120"/>
+              <w:right w:type="dxa" w:w="140"/>
+            </w:tcMar>
+          </w:tcPr>
+          <w:p>
+            <w:r>
+              <w:rPr>
+                <w:rFonts w:ascii="Arial" w:cs="Arial" w:eastAsia="Arial" w:hAnsi="Arial"/>
+                <w:b w:val="false"/>
+                <w:bCs w:val="false"/>
+                <w:color w:val="2D3748"/>
+                <w:sz w:val="18"/>
+                <w:szCs w:val="18"/>
+              </w:rPr>
+              <w:t xml:space="preserve"/>
             </w:r>
           </w:p>
         </w:tc>
@@ -882,7 +882,7 @@
                 <w:sz w:val="18"/>
                 <w:szCs w:val="18"/>
               </w:rPr>
-              <w:t xml:space="preserve">Dashboard Toàn Công Ty - Tổng Quan Chính</w:t>
+              <w:t xml:space="preserve">Dashboard Toàn Công Ty - Tổng Quan</w:t>
             </w:r>
           </w:p>
         </w:tc>
@@ -954,55 +954,55 @@
               <w:bottom w:val="single" w:color="CBD5E0" w:sz="1"/>
               <w:right w:val="single" w:color="CBD5E0" w:sz="1"/>
             </w:tcBorders>
-            <w:shd w:fill="FFFFFF" w:val="clear"/>
-            <w:tcMar>
-              <w:top w:type="dxa" w:w="120"/>
-              <w:left w:type="dxa" w:w="140"/>
-              <w:bottom w:type="dxa" w:w="120"/>
-              <w:right w:type="dxa" w:w="140"/>
-            </w:tcMar>
-          </w:tcPr>
-          <w:p>
-            <w:r>
-              <w:rPr>
-                <w:rFonts w:ascii="Arial" w:cs="Arial" w:eastAsia="Arial" w:hAnsi="Arial"/>
-                <w:b w:val="false"/>
-                <w:bCs w:val="false"/>
-                <w:color w:val="2D3748"/>
-                <w:sz w:val="18"/>
-                <w:szCs w:val="18"/>
-              </w:rPr>
-              <w:t xml:space="preserve">Monthly Management Performance Registration</w:t>
-            </w:r>
-          </w:p>
-        </w:tc>
-        <w:tc>
-          <w:tcPr>
-            <w:tcBorders>
-              <w:top w:val="single" w:color="CBD5E0" w:sz="1"/>
-              <w:left w:val="single" w:color="CBD5E0" w:sz="1"/>
-              <w:bottom w:val="single" w:color="CBD5E0" w:sz="1"/>
-              <w:right w:val="single" w:color="CBD5E0" w:sz="1"/>
-            </w:tcBorders>
-            <w:shd w:fill="FFFFFF" w:val="clear"/>
-            <w:tcMar>
-              <w:top w:type="dxa" w:w="120"/>
-              <w:left w:type="dxa" w:w="140"/>
-              <w:bottom w:type="dxa" w:w="120"/>
-              <w:right w:type="dxa" w:w="140"/>
-            </w:tcMar>
-          </w:tcPr>
-          <w:p>
-            <w:r>
-              <w:rPr>
-                <w:rFonts w:ascii="Arial" w:cs="Arial" w:eastAsia="Arial" w:hAnsi="Arial"/>
-                <w:b w:val="false"/>
-                <w:bCs w:val="false"/>
-                <w:color w:val="2D3748"/>
-                <w:sz w:val="18"/>
-                <w:szCs w:val="18"/>
-              </w:rPr>
-              <w:t xml:space="preserve">Management Report Excel (Full-Year Total)</w:t>
+            <w:shd w:fill="F7FAFC" w:val="clear"/>
+            <w:tcMar>
+              <w:top w:type="dxa" w:w="120"/>
+              <w:left w:type="dxa" w:w="140"/>
+              <w:bottom w:type="dxa" w:w="120"/>
+              <w:right w:type="dxa" w:w="140"/>
+            </w:tcMar>
+          </w:tcPr>
+          <w:p>
+            <w:r>
+              <w:rPr>
+                <w:rFonts w:ascii="Arial" w:cs="Arial" w:eastAsia="Arial" w:hAnsi="Arial"/>
+                <w:b w:val="false"/>
+                <w:bCs w:val="false"/>
+                <w:color w:val="2D3748"/>
+                <w:sz w:val="18"/>
+                <w:szCs w:val="18"/>
+              </w:rPr>
+              <w:t xml:space="preserve"/>
+            </w:r>
+          </w:p>
+        </w:tc>
+        <w:tc>
+          <w:tcPr>
+            <w:tcBorders>
+              <w:top w:val="single" w:color="CBD5E0" w:sz="1"/>
+              <w:left w:val="single" w:color="CBD5E0" w:sz="1"/>
+              <w:bottom w:val="single" w:color="CBD5E0" w:sz="1"/>
+              <w:right w:val="single" w:color="CBD5E0" w:sz="1"/>
+            </w:tcBorders>
+            <w:shd w:fill="F7FAFC" w:val="clear"/>
+            <w:tcMar>
+              <w:top w:type="dxa" w:w="120"/>
+              <w:left w:type="dxa" w:w="140"/>
+              <w:bottom w:type="dxa" w:w="120"/>
+              <w:right w:type="dxa" w:w="140"/>
+            </w:tcMar>
+          </w:tcPr>
+          <w:p>
+            <w:r>
+              <w:rPr>
+                <w:rFonts w:ascii="Arial" w:cs="Arial" w:eastAsia="Arial" w:hAnsi="Arial"/>
+                <w:b w:val="false"/>
+                <w:bCs w:val="false"/>
+                <w:color w:val="2D3748"/>
+                <w:sz w:val="18"/>
+                <w:szCs w:val="18"/>
+              </w:rPr>
+              <w:t xml:space="preserve"/>
             </w:r>
           </w:p>
         </w:tc>
@@ -1124,37 +1124,37 @@
                 <w:sz w:val="18"/>
                 <w:szCs w:val="18"/>
               </w:rPr>
-              <w:t xml:space="preserve">Monthly Management Performance Registration</w:t>
-            </w:r>
-          </w:p>
-        </w:tc>
-        <w:tc>
-          <w:tcPr>
-            <w:tcBorders>
-              <w:top w:val="single" w:color="CBD5E0" w:sz="1"/>
-              <w:left w:val="single" w:color="CBD5E0" w:sz="1"/>
-              <w:bottom w:val="single" w:color="CBD5E0" w:sz="1"/>
-              <w:right w:val="single" w:color="CBD5E0" w:sz="1"/>
-            </w:tcBorders>
-            <w:shd w:fill="FFFFFF" w:val="clear"/>
-            <w:tcMar>
-              <w:top w:type="dxa" w:w="120"/>
-              <w:left w:type="dxa" w:w="140"/>
-              <w:bottom w:type="dxa" w:w="120"/>
-              <w:right w:type="dxa" w:w="140"/>
-            </w:tcMar>
-          </w:tcPr>
-          <w:p>
-            <w:r>
-              <w:rPr>
-                <w:rFonts w:ascii="Arial" w:cs="Arial" w:eastAsia="Arial" w:hAnsi="Arial"/>
-                <w:b w:val="false"/>
-                <w:bCs w:val="false"/>
-                <w:color w:val="2D3748"/>
-                <w:sz w:val="18"/>
-                <w:szCs w:val="18"/>
-              </w:rPr>
-              <w:t xml:space="preserve">Management Report Excel (Monthly Revenue)</w:t>
+              <w:t xml:space="preserve"/>
+            </w:r>
+          </w:p>
+        </w:tc>
+        <w:tc>
+          <w:tcPr>
+            <w:tcBorders>
+              <w:top w:val="single" w:color="CBD5E0" w:sz="1"/>
+              <w:left w:val="single" w:color="CBD5E0" w:sz="1"/>
+              <w:bottom w:val="single" w:color="CBD5E0" w:sz="1"/>
+              <w:right w:val="single" w:color="CBD5E0" w:sz="1"/>
+            </w:tcBorders>
+            <w:shd w:fill="FFFFFF" w:val="clear"/>
+            <w:tcMar>
+              <w:top w:type="dxa" w:w="120"/>
+              <w:left w:type="dxa" w:w="140"/>
+              <w:bottom w:type="dxa" w:w="120"/>
+              <w:right w:type="dxa" w:w="140"/>
+            </w:tcMar>
+          </w:tcPr>
+          <w:p>
+            <w:r>
+              <w:rPr>
+                <w:rFonts w:ascii="Arial" w:cs="Arial" w:eastAsia="Arial" w:hAnsi="Arial"/>
+                <w:b w:val="false"/>
+                <w:bCs w:val="false"/>
+                <w:color w:val="2D3748"/>
+                <w:sz w:val="18"/>
+                <w:szCs w:val="18"/>
+              </w:rPr>
+              <w:t xml:space="preserve"/>
             </w:r>
           </w:p>
         </w:tc>
@@ -1216,7 +1216,7 @@
                 <w:sz w:val="18"/>
                 <w:szCs w:val="18"/>
               </w:rPr>
-              <w:t xml:space="preserve">Tình hình lãi lỗ hàng tháng (Lợi nhuận gộp, CP QLDN, LN kinh doanh)</w:t>
+              <w:t xml:space="preserve">Tình hình lãi/lỗ hàng tháng (Lợi nhuận gộp, Chi phí QLDN, Lợi nhuận KD)</w:t>
             </w:r>
           </w:p>
         </w:tc>
@@ -1258,55 +1258,55 @@
               <w:bottom w:val="single" w:color="CBD5E0" w:sz="1"/>
               <w:right w:val="single" w:color="CBD5E0" w:sz="1"/>
             </w:tcBorders>
-            <w:shd w:fill="FFFFFF" w:val="clear"/>
-            <w:tcMar>
-              <w:top w:type="dxa" w:w="120"/>
-              <w:left w:type="dxa" w:w="140"/>
-              <w:bottom w:type="dxa" w:w="120"/>
-              <w:right w:type="dxa" w:w="140"/>
-            </w:tcMar>
-          </w:tcPr>
-          <w:p>
-            <w:r>
-              <w:rPr>
-                <w:rFonts w:ascii="Arial" w:cs="Arial" w:eastAsia="Arial" w:hAnsi="Arial"/>
-                <w:b w:val="false"/>
-                <w:bCs w:val="false"/>
-                <w:color w:val="2D3748"/>
-                <w:sz w:val="18"/>
-                <w:szCs w:val="18"/>
-              </w:rPr>
-              <w:t xml:space="preserve">Monthly Management Performance Registration</w:t>
-            </w:r>
-          </w:p>
-        </w:tc>
-        <w:tc>
-          <w:tcPr>
-            <w:tcBorders>
-              <w:top w:val="single" w:color="CBD5E0" w:sz="1"/>
-              <w:left w:val="single" w:color="CBD5E0" w:sz="1"/>
-              <w:bottom w:val="single" w:color="CBD5E0" w:sz="1"/>
-              <w:right w:val="single" w:color="CBD5E0" w:sz="1"/>
-            </w:tcBorders>
-            <w:shd w:fill="FFFFFF" w:val="clear"/>
-            <w:tcMar>
-              <w:top w:type="dxa" w:w="120"/>
-              <w:left w:type="dxa" w:w="140"/>
-              <w:bottom w:type="dxa" w:w="120"/>
-              <w:right w:type="dxa" w:w="140"/>
-            </w:tcMar>
-          </w:tcPr>
-          <w:p>
-            <w:r>
-              <w:rPr>
-                <w:rFonts w:ascii="Arial" w:cs="Arial" w:eastAsia="Arial" w:hAnsi="Arial"/>
-                <w:b w:val="false"/>
-                <w:bCs w:val="false"/>
-                <w:color w:val="2D3748"/>
-                <w:sz w:val="18"/>
-                <w:szCs w:val="18"/>
-              </w:rPr>
-              <w:t xml:space="preserve">Management Report Excel (P&amp;L lines)</w:t>
+            <w:shd w:fill="F7FAFC" w:val="clear"/>
+            <w:tcMar>
+              <w:top w:type="dxa" w:w="120"/>
+              <w:left w:type="dxa" w:w="140"/>
+              <w:bottom w:type="dxa" w:w="120"/>
+              <w:right w:type="dxa" w:w="140"/>
+            </w:tcMar>
+          </w:tcPr>
+          <w:p>
+            <w:r>
+              <w:rPr>
+                <w:rFonts w:ascii="Arial" w:cs="Arial" w:eastAsia="Arial" w:hAnsi="Arial"/>
+                <w:b w:val="false"/>
+                <w:bCs w:val="false"/>
+                <w:color w:val="2D3748"/>
+                <w:sz w:val="18"/>
+                <w:szCs w:val="18"/>
+              </w:rPr>
+              <w:t xml:space="preserve"/>
+            </w:r>
+          </w:p>
+        </w:tc>
+        <w:tc>
+          <w:tcPr>
+            <w:tcBorders>
+              <w:top w:val="single" w:color="CBD5E0" w:sz="1"/>
+              <w:left w:val="single" w:color="CBD5E0" w:sz="1"/>
+              <w:bottom w:val="single" w:color="CBD5E0" w:sz="1"/>
+              <w:right w:val="single" w:color="CBD5E0" w:sz="1"/>
+            </w:tcBorders>
+            <w:shd w:fill="F7FAFC" w:val="clear"/>
+            <w:tcMar>
+              <w:top w:type="dxa" w:w="120"/>
+              <w:left w:type="dxa" w:w="140"/>
+              <w:bottom w:type="dxa" w:w="120"/>
+              <w:right w:type="dxa" w:w="140"/>
+            </w:tcMar>
+          </w:tcPr>
+          <w:p>
+            <w:r>
+              <w:rPr>
+                <w:rFonts w:ascii="Arial" w:cs="Arial" w:eastAsia="Arial" w:hAnsi="Arial"/>
+                <w:b w:val="false"/>
+                <w:bCs w:val="false"/>
+                <w:color w:val="2D3748"/>
+                <w:sz w:val="18"/>
+                <w:szCs w:val="18"/>
+              </w:rPr>
+              <w:t xml:space="preserve"/>
             </w:r>
           </w:p>
         </w:tc>
@@ -1368,7 +1368,7 @@
                 <w:sz w:val="18"/>
                 <w:szCs w:val="18"/>
               </w:rPr>
-              <w:t xml:space="preserve">Tình hình trúng thầu (Mục tiêu hợp đồng, Đã trúng thầu, Còn lại)</w:t>
+              <w:t xml:space="preserve">Tình hình trúng thầu (Mục tiêu hợp đồng, Đơn hàng phát sinh, Số dư)</w:t>
             </w:r>
           </w:p>
         </w:tc>
@@ -1428,37 +1428,37 @@
                 <w:sz w:val="18"/>
                 <w:szCs w:val="18"/>
               </w:rPr>
-              <w:t xml:space="preserve">Monthly Management Performance Registration</w:t>
-            </w:r>
-          </w:p>
-        </w:tc>
-        <w:tc>
-          <w:tcPr>
-            <w:tcBorders>
-              <w:top w:val="single" w:color="CBD5E0" w:sz="1"/>
-              <w:left w:val="single" w:color="CBD5E0" w:sz="1"/>
-              <w:bottom w:val="single" w:color="CBD5E0" w:sz="1"/>
-              <w:right w:val="single" w:color="CBD5E0" w:sz="1"/>
-            </w:tcBorders>
-            <w:shd w:fill="FFFFFF" w:val="clear"/>
-            <w:tcMar>
-              <w:top w:type="dxa" w:w="120"/>
-              <w:left w:type="dxa" w:w="140"/>
-              <w:bottom w:type="dxa" w:w="120"/>
-              <w:right w:type="dxa" w:w="140"/>
-            </w:tcMar>
-          </w:tcPr>
-          <w:p>
-            <w:r>
-              <w:rPr>
-                <w:rFonts w:ascii="Arial" w:cs="Arial" w:eastAsia="Arial" w:hAnsi="Arial"/>
-                <w:b w:val="false"/>
-                <w:bCs w:val="false"/>
-                <w:color w:val="2D3748"/>
-                <w:sz w:val="18"/>
-                <w:szCs w:val="18"/>
-              </w:rPr>
-              <w:t xml:space="preserve">Management Report Excel (Orders/Contracts)</w:t>
+              <w:t xml:space="preserve"/>
+            </w:r>
+          </w:p>
+        </w:tc>
+        <w:tc>
+          <w:tcPr>
+            <w:tcBorders>
+              <w:top w:val="single" w:color="CBD5E0" w:sz="1"/>
+              <w:left w:val="single" w:color="CBD5E0" w:sz="1"/>
+              <w:bottom w:val="single" w:color="CBD5E0" w:sz="1"/>
+              <w:right w:val="single" w:color="CBD5E0" w:sz="1"/>
+            </w:tcBorders>
+            <w:shd w:fill="FFFFFF" w:val="clear"/>
+            <w:tcMar>
+              <w:top w:type="dxa" w:w="120"/>
+              <w:left w:type="dxa" w:w="140"/>
+              <w:bottom w:type="dxa" w:w="120"/>
+              <w:right w:type="dxa" w:w="140"/>
+            </w:tcMar>
+          </w:tcPr>
+          <w:p>
+            <w:r>
+              <w:rPr>
+                <w:rFonts w:ascii="Arial" w:cs="Arial" w:eastAsia="Arial" w:hAnsi="Arial"/>
+                <w:b w:val="false"/>
+                <w:bCs w:val="false"/>
+                <w:color w:val="2D3748"/>
+                <w:sz w:val="18"/>
+                <w:szCs w:val="18"/>
+              </w:rPr>
+              <w:t xml:space="preserve"/>
             </w:r>
           </w:p>
         </w:tc>
@@ -1550,67 +1550,67 @@
                 <w:sz w:val="18"/>
                 <w:szCs w:val="18"/>
               </w:rPr>
-              <w:t xml:space="preserve">📤 Tải lên Excel</w:t>
-            </w:r>
-          </w:p>
-        </w:tc>
-        <w:tc>
-          <w:tcPr>
-            <w:tcBorders>
-              <w:top w:val="single" w:color="CBD5E0" w:sz="1"/>
-              <w:left w:val="single" w:color="CBD5E0" w:sz="1"/>
-              <w:bottom w:val="single" w:color="CBD5E0" w:sz="1"/>
-              <w:right w:val="single" w:color="CBD5E0" w:sz="1"/>
-            </w:tcBorders>
-            <w:shd w:fill="FFFFFF" w:val="clear"/>
-            <w:tcMar>
-              <w:top w:type="dxa" w:w="120"/>
-              <w:left w:type="dxa" w:w="140"/>
-              <w:bottom w:type="dxa" w:w="120"/>
-              <w:right w:type="dxa" w:w="140"/>
-            </w:tcMar>
-          </w:tcPr>
-          <w:p>
-            <w:r>
-              <w:rPr>
-                <w:rFonts w:ascii="Arial" w:cs="Arial" w:eastAsia="Arial" w:hAnsi="Arial"/>
-                <w:b w:val="false"/>
-                <w:bCs w:val="false"/>
-                <w:color w:val="2D3748"/>
-                <w:sz w:val="18"/>
-                <w:szCs w:val="18"/>
-              </w:rPr>
-              <w:t xml:space="preserve">1. Site Fund Movement (Cash / Bank) / Cash Flow Sheet</w:t>
-            </w:r>
-          </w:p>
-        </w:tc>
-        <w:tc>
-          <w:tcPr>
-            <w:tcBorders>
-              <w:top w:val="single" w:color="CBD5E0" w:sz="1"/>
-              <w:left w:val="single" w:color="CBD5E0" w:sz="1"/>
-              <w:bottom w:val="single" w:color="CBD5E0" w:sz="1"/>
-              <w:right w:val="single" w:color="CBD5E0" w:sz="1"/>
-            </w:tcBorders>
-            <w:shd w:fill="FFFFFF" w:val="clear"/>
-            <w:tcMar>
-              <w:top w:type="dxa" w:w="120"/>
-              <w:left w:type="dxa" w:w="140"/>
-              <w:bottom w:type="dxa" w:w="120"/>
-              <w:right w:type="dxa" w:w="140"/>
-            </w:tcMar>
-          </w:tcPr>
-          <w:p>
-            <w:r>
-              <w:rPr>
-                <w:rFonts w:ascii="Arial" w:cs="Arial" w:eastAsia="Arial" w:hAnsi="Arial"/>
-                <w:b w:val="false"/>
-                <w:bCs w:val="false"/>
-                <w:color w:val="2D3748"/>
-                <w:sz w:val="18"/>
-                <w:szCs w:val="18"/>
-              </w:rPr>
-              <w:t xml:space="preserve">Cash Flow Excel Upload</w:t>
+              <w:t xml:space="preserve">📤 Tải lên Excel, 🔄 Đồng bộ ERP</w:t>
+            </w:r>
+          </w:p>
+        </w:tc>
+        <w:tc>
+          <w:tcPr>
+            <w:tcBorders>
+              <w:top w:val="single" w:color="CBD5E0" w:sz="1"/>
+              <w:left w:val="single" w:color="CBD5E0" w:sz="1"/>
+              <w:bottom w:val="single" w:color="CBD5E0" w:sz="1"/>
+              <w:right w:val="single" w:color="CBD5E0" w:sz="1"/>
+            </w:tcBorders>
+            <w:shd w:fill="F7FAFC" w:val="clear"/>
+            <w:tcMar>
+              <w:top w:type="dxa" w:w="120"/>
+              <w:left w:type="dxa" w:w="140"/>
+              <w:bottom w:type="dxa" w:w="120"/>
+              <w:right w:type="dxa" w:w="140"/>
+            </w:tcMar>
+          </w:tcPr>
+          <w:p>
+            <w:r>
+              <w:rPr>
+                <w:rFonts w:ascii="Arial" w:cs="Arial" w:eastAsia="Arial" w:hAnsi="Arial"/>
+                <w:b w:val="false"/>
+                <w:bCs w:val="false"/>
+                <w:color w:val="2D3748"/>
+                <w:sz w:val="18"/>
+                <w:szCs w:val="18"/>
+              </w:rPr>
+              <w:t xml:space="preserve">Cash Flow &gt; Report &gt; Cash Flow ReportCash Flow Excel Upload</w:t>
+            </w:r>
+          </w:p>
+        </w:tc>
+        <w:tc>
+          <w:tcPr>
+            <w:tcBorders>
+              <w:top w:val="single" w:color="CBD5E0" w:sz="1"/>
+              <w:left w:val="single" w:color="CBD5E0" w:sz="1"/>
+              <w:bottom w:val="single" w:color="CBD5E0" w:sz="1"/>
+              <w:right w:val="single" w:color="CBD5E0" w:sz="1"/>
+            </w:tcBorders>
+            <w:shd w:fill="F7FAFC" w:val="clear"/>
+            <w:tcMar>
+              <w:top w:type="dxa" w:w="120"/>
+              <w:left w:type="dxa" w:w="140"/>
+              <w:bottom w:type="dxa" w:w="120"/>
+              <w:right w:type="dxa" w:w="140"/>
+            </w:tcMar>
+          </w:tcPr>
+          <w:p>
+            <w:r>
+              <w:rPr>
+                <w:rFonts w:ascii="Arial" w:cs="Arial" w:eastAsia="Arial" w:hAnsi="Arial"/>
+                <w:b w:val="false"/>
+                <w:bCs w:val="false"/>
+                <w:color w:val="2D3748"/>
+                <w:sz w:val="18"/>
+                <w:szCs w:val="18"/>
+              </w:rPr>
+              <w:t xml:space="preserve">Income &gt; month (1-12)Outcome &gt; month (1-12)</w:t>
             </w:r>
           </w:p>
         </w:tc>
@@ -1642,37 +1642,37 @@
                 <w:sz w:val="18"/>
                 <w:szCs w:val="18"/>
               </w:rPr>
-              <w:t xml:space="preserve">Dashboard Toàn Công Ty - Bảng &amp; Tổng Hợp</w:t>
-            </w:r>
-          </w:p>
-        </w:tc>
-        <w:tc>
-          <w:tcPr>
-            <w:tcBorders>
-              <w:top w:val="single" w:color="CBD5E0" w:sz="1"/>
-              <w:left w:val="single" w:color="CBD5E0" w:sz="1"/>
-              <w:bottom w:val="single" w:color="CBD5E0" w:sz="1"/>
-              <w:right w:val="single" w:color="CBD5E0" w:sz="1"/>
-            </w:tcBorders>
-            <w:shd w:fill="FFFFFF" w:val="clear"/>
-            <w:tcMar>
-              <w:top w:type="dxa" w:w="120"/>
-              <w:left w:type="dxa" w:w="140"/>
-              <w:bottom w:type="dxa" w:w="120"/>
-              <w:right w:type="dxa" w:w="140"/>
-            </w:tcMar>
-          </w:tcPr>
-          <w:p>
-            <w:r>
-              <w:rPr>
-                <w:rFonts w:ascii="Arial" w:cs="Arial" w:eastAsia="Arial" w:hAnsi="Arial"/>
-                <w:b w:val="false"/>
-                <w:bCs w:val="false"/>
-                <w:color w:val="2D3748"/>
-                <w:sz w:val="18"/>
-                <w:szCs w:val="18"/>
-              </w:rPr>
-              <w:t xml:space="preserve">Bảng tổng hợp kết quả kinh doanh</w:t>
+              <w:t xml:space="preserve">Dashboard Toàn Công Ty - Nhận Xét</w:t>
+            </w:r>
+          </w:p>
+        </w:tc>
+        <w:tc>
+          <w:tcPr>
+            <w:tcBorders>
+              <w:top w:val="single" w:color="CBD5E0" w:sz="1"/>
+              <w:left w:val="single" w:color="CBD5E0" w:sz="1"/>
+              <w:bottom w:val="single" w:color="CBD5E0" w:sz="1"/>
+              <w:right w:val="single" w:color="CBD5E0" w:sz="1"/>
+            </w:tcBorders>
+            <w:shd w:fill="FFFFFF" w:val="clear"/>
+            <w:tcMar>
+              <w:top w:type="dxa" w:w="120"/>
+              <w:left w:type="dxa" w:w="140"/>
+              <w:bottom w:type="dxa" w:w="120"/>
+              <w:right w:type="dxa" w:w="140"/>
+            </w:tcMar>
+          </w:tcPr>
+          <w:p>
+            <w:r>
+              <w:rPr>
+                <w:rFonts w:ascii="Arial" w:cs="Arial" w:eastAsia="Arial" w:hAnsi="Arial"/>
+                <w:b w:val="false"/>
+                <w:bCs w:val="false"/>
+                <w:color w:val="2D3748"/>
+                <w:sz w:val="18"/>
+                <w:szCs w:val="18"/>
+              </w:rPr>
+              <w:t xml:space="preserve">Nhận xét Ban Giám đốc (Phân tích kết quả &amp; Triển vọng)</w:t>
             </w:r>
           </w:p>
         </w:tc>
@@ -1702,67 +1702,67 @@
                 <w:sz w:val="18"/>
                 <w:szCs w:val="18"/>
               </w:rPr>
-              <w:t xml:space="preserve">📤 Tải lên Excel</w:t>
-            </w:r>
-          </w:p>
-        </w:tc>
-        <w:tc>
-          <w:tcPr>
-            <w:tcBorders>
-              <w:top w:val="single" w:color="CBD5E0" w:sz="1"/>
-              <w:left w:val="single" w:color="CBD5E0" w:sz="1"/>
-              <w:bottom w:val="single" w:color="CBD5E0" w:sz="1"/>
-              <w:right w:val="single" w:color="CBD5E0" w:sz="1"/>
-            </w:tcBorders>
-            <w:shd w:fill="FFFFFF" w:val="clear"/>
-            <w:tcMar>
-              <w:top w:type="dxa" w:w="120"/>
-              <w:left w:type="dxa" w:w="140"/>
-              <w:bottom w:type="dxa" w:w="120"/>
-              <w:right w:type="dxa" w:w="140"/>
-            </w:tcMar>
-          </w:tcPr>
-          <w:p>
-            <w:r>
-              <w:rPr>
-                <w:rFonts w:ascii="Arial" w:cs="Arial" w:eastAsia="Arial" w:hAnsi="Arial"/>
-                <w:b w:val="false"/>
-                <w:bCs w:val="false"/>
-                <w:color w:val="2D3748"/>
-                <w:sz w:val="18"/>
-                <w:szCs w:val="18"/>
-              </w:rPr>
-              <w:t xml:space="preserve">Monthly Management Performance Registration</w:t>
-            </w:r>
-          </w:p>
-        </w:tc>
-        <w:tc>
-          <w:tcPr>
-            <w:tcBorders>
-              <w:top w:val="single" w:color="CBD5E0" w:sz="1"/>
-              <w:left w:val="single" w:color="CBD5E0" w:sz="1"/>
-              <w:bottom w:val="single" w:color="CBD5E0" w:sz="1"/>
-              <w:right w:val="single" w:color="CBD5E0" w:sz="1"/>
-            </w:tcBorders>
-            <w:shd w:fill="FFFFFF" w:val="clear"/>
-            <w:tcMar>
-              <w:top w:type="dxa" w:w="120"/>
-              <w:left w:type="dxa" w:w="140"/>
-              <w:bottom w:type="dxa" w:w="120"/>
-              <w:right w:type="dxa" w:w="140"/>
-            </w:tcMar>
-          </w:tcPr>
-          <w:p>
-            <w:r>
-              <w:rPr>
-                <w:rFonts w:ascii="Arial" w:cs="Arial" w:eastAsia="Arial" w:hAnsi="Arial"/>
-                <w:b w:val="false"/>
-                <w:bCs w:val="false"/>
-                <w:color w:val="2D3748"/>
-                <w:sz w:val="18"/>
-                <w:szCs w:val="18"/>
-              </w:rPr>
-              <w:t xml:space="preserve">Management Report Excel Sheet</w:t>
+              <w:t xml:space="preserve">✍️ Nhập tay</w:t>
+            </w:r>
+          </w:p>
+        </w:tc>
+        <w:tc>
+          <w:tcPr>
+            <w:tcBorders>
+              <w:top w:val="single" w:color="CBD5E0" w:sz="1"/>
+              <w:left w:val="single" w:color="CBD5E0" w:sz="1"/>
+              <w:bottom w:val="single" w:color="CBD5E0" w:sz="1"/>
+              <w:right w:val="single" w:color="CBD5E0" w:sz="1"/>
+            </w:tcBorders>
+            <w:shd w:fill="FFFFFF" w:val="clear"/>
+            <w:tcMar>
+              <w:top w:type="dxa" w:w="120"/>
+              <w:left w:type="dxa" w:w="140"/>
+              <w:bottom w:type="dxa" w:w="120"/>
+              <w:right w:type="dxa" w:w="140"/>
+            </w:tcMar>
+          </w:tcPr>
+          <w:p>
+            <w:r>
+              <w:rPr>
+                <w:rFonts w:ascii="Arial" w:cs="Arial" w:eastAsia="Arial" w:hAnsi="Arial"/>
+                <w:b w:val="false"/>
+                <w:bCs w:val="false"/>
+                <w:color w:val="2D3748"/>
+                <w:sz w:val="18"/>
+                <w:szCs w:val="18"/>
+              </w:rPr>
+              <w:t xml:space="preserve"/>
+            </w:r>
+          </w:p>
+        </w:tc>
+        <w:tc>
+          <w:tcPr>
+            <w:tcBorders>
+              <w:top w:val="single" w:color="CBD5E0" w:sz="1"/>
+              <w:left w:val="single" w:color="CBD5E0" w:sz="1"/>
+              <w:bottom w:val="single" w:color="CBD5E0" w:sz="1"/>
+              <w:right w:val="single" w:color="CBD5E0" w:sz="1"/>
+            </w:tcBorders>
+            <w:shd w:fill="FFFFFF" w:val="clear"/>
+            <w:tcMar>
+              <w:top w:type="dxa" w:w="120"/>
+              <w:left w:type="dxa" w:w="140"/>
+              <w:bottom w:type="dxa" w:w="120"/>
+              <w:right w:type="dxa" w:w="140"/>
+            </w:tcMar>
+          </w:tcPr>
+          <w:p>
+            <w:r>
+              <w:rPr>
+                <w:rFonts w:ascii="Arial" w:cs="Arial" w:eastAsia="Arial" w:hAnsi="Arial"/>
+                <w:b w:val="false"/>
+                <w:bCs w:val="false"/>
+                <w:color w:val="2D3748"/>
+                <w:sz w:val="18"/>
+                <w:szCs w:val="18"/>
+              </w:rPr>
+              <w:t xml:space="preserve"/>
             </w:r>
           </w:p>
         </w:tc>
@@ -1794,37 +1794,37 @@
                 <w:sz w:val="18"/>
                 <w:szCs w:val="18"/>
               </w:rPr>
-              <w:t xml:space="preserve">Dashboard Toàn Công Ty - Nhận Xét</w:t>
-            </w:r>
-          </w:p>
-        </w:tc>
-        <w:tc>
-          <w:tcPr>
-            <w:tcBorders>
-              <w:top w:val="single" w:color="CBD5E0" w:sz="1"/>
-              <w:left w:val="single" w:color="CBD5E0" w:sz="1"/>
-              <w:bottom w:val="single" w:color="CBD5E0" w:sz="1"/>
-              <w:right w:val="single" w:color="CBD5E0" w:sz="1"/>
-            </w:tcBorders>
-            <w:shd w:fill="FFFFFF" w:val="clear"/>
-            <w:tcMar>
-              <w:top w:type="dxa" w:w="120"/>
-              <w:left w:type="dxa" w:w="140"/>
-              <w:bottom w:type="dxa" w:w="120"/>
-              <w:right w:type="dxa" w:w="140"/>
-            </w:tcMar>
-          </w:tcPr>
-          <w:p>
-            <w:r>
-              <w:rPr>
-                <w:rFonts w:ascii="Arial" w:cs="Arial" w:eastAsia="Arial" w:hAnsi="Arial"/>
-                <w:b w:val="false"/>
-                <w:bCs w:val="false"/>
-                <w:color w:val="2D3748"/>
-                <w:sz w:val="18"/>
-                <w:szCs w:val="18"/>
-              </w:rPr>
-              <w:t xml:space="preserve">Nhận xét điều hành (Phân tích kết quả &amp; Triển vọng)</w:t>
+              <w:t xml:space="preserve">Chi Tiết Dự Án (Xây Dựng) - Tab Khái Yếu</w:t>
+            </w:r>
+          </w:p>
+        </w:tc>
+        <w:tc>
+          <w:tcPr>
+            <w:tcBorders>
+              <w:top w:val="single" w:color="CBD5E0" w:sz="1"/>
+              <w:left w:val="single" w:color="CBD5E0" w:sz="1"/>
+              <w:bottom w:val="single" w:color="CBD5E0" w:sz="1"/>
+              <w:right w:val="single" w:color="CBD5E0" w:sz="1"/>
+            </w:tcBorders>
+            <w:shd w:fill="FFFFFF" w:val="clear"/>
+            <w:tcMar>
+              <w:top w:type="dxa" w:w="120"/>
+              <w:left w:type="dxa" w:w="140"/>
+              <w:bottom w:type="dxa" w:w="120"/>
+              <w:right w:type="dxa" w:w="140"/>
+            </w:tcMar>
+          </w:tcPr>
+          <w:p>
+            <w:r>
+              <w:rPr>
+                <w:rFonts w:ascii="Arial" w:cs="Arial" w:eastAsia="Arial" w:hAnsi="Arial"/>
+                <w:b w:val="false"/>
+                <w:bCs w:val="false"/>
+                <w:color w:val="2D3748"/>
+                <w:sz w:val="18"/>
+                <w:szCs w:val="18"/>
+              </w:rPr>
+              <w:t xml:space="preserve">Giá trị hợp đồng</w:t>
             </w:r>
           </w:p>
         </w:tc>
@@ -1854,67 +1854,67 @@
                 <w:sz w:val="18"/>
                 <w:szCs w:val="18"/>
               </w:rPr>
-              <w:t xml:space="preserve">✍️ Nhập tay</w:t>
-            </w:r>
-          </w:p>
-        </w:tc>
-        <w:tc>
-          <w:tcPr>
-            <w:tcBorders>
-              <w:top w:val="single" w:color="CBD5E0" w:sz="1"/>
-              <w:left w:val="single" w:color="CBD5E0" w:sz="1"/>
-              <w:bottom w:val="single" w:color="CBD5E0" w:sz="1"/>
-              <w:right w:val="single" w:color="CBD5E0" w:sz="1"/>
-            </w:tcBorders>
-            <w:shd w:fill="FFFFFF" w:val="clear"/>
-            <w:tcMar>
-              <w:top w:type="dxa" w:w="120"/>
-              <w:left w:type="dxa" w:w="140"/>
-              <w:bottom w:type="dxa" w:w="120"/>
-              <w:right w:type="dxa" w:w="140"/>
-            </w:tcMar>
-          </w:tcPr>
-          <w:p>
-            <w:r>
-              <w:rPr>
-                <w:rFonts w:ascii="Arial" w:cs="Arial" w:eastAsia="Arial" w:hAnsi="Arial"/>
-                <w:b w:val="false"/>
-                <w:bCs w:val="false"/>
-                <w:color w:val="2D3748"/>
-                <w:sz w:val="18"/>
-                <w:szCs w:val="18"/>
-              </w:rPr>
-              <w:t xml:space="preserve">N/A (Dashboard Exclusive)</w:t>
-            </w:r>
-          </w:p>
-        </w:tc>
-        <w:tc>
-          <w:tcPr>
-            <w:tcBorders>
-              <w:top w:val="single" w:color="CBD5E0" w:sz="1"/>
-              <w:left w:val="single" w:color="CBD5E0" w:sz="1"/>
-              <w:bottom w:val="single" w:color="CBD5E0" w:sz="1"/>
-              <w:right w:val="single" w:color="CBD5E0" w:sz="1"/>
-            </w:tcBorders>
-            <w:shd w:fill="FFFFFF" w:val="clear"/>
-            <w:tcMar>
-              <w:top w:type="dxa" w:w="120"/>
-              <w:left w:type="dxa" w:w="140"/>
-              <w:bottom w:type="dxa" w:w="120"/>
-              <w:right w:type="dxa" w:w="140"/>
-            </w:tcMar>
-          </w:tcPr>
-          <w:p>
-            <w:r>
-              <w:rPr>
-                <w:rFonts w:ascii="Arial" w:cs="Arial" w:eastAsia="Arial" w:hAnsi="Arial"/>
-                <w:b w:val="false"/>
-                <w:bCs w:val="false"/>
-                <w:color w:val="2D3748"/>
-                <w:sz w:val="18"/>
-                <w:szCs w:val="18"/>
-              </w:rPr>
-              <w:t xml:space="preserve">Bottom Comment Panel (Edit &amp; Save)</w:t>
+              <w:t xml:space="preserve">🔄 Đồng bộ ERP</w:t>
+            </w:r>
+          </w:p>
+        </w:tc>
+        <w:tc>
+          <w:tcPr>
+            <w:tcBorders>
+              <w:top w:val="single" w:color="CBD5E0" w:sz="1"/>
+              <w:left w:val="single" w:color="CBD5E0" w:sz="1"/>
+              <w:bottom w:val="single" w:color="CBD5E0" w:sz="1"/>
+              <w:right w:val="single" w:color="CBD5E0" w:sz="1"/>
+            </w:tcBorders>
+            <w:shd w:fill="F7FAFC" w:val="clear"/>
+            <w:tcMar>
+              <w:top w:type="dxa" w:w="120"/>
+              <w:left w:type="dxa" w:w="140"/>
+              <w:bottom w:type="dxa" w:w="120"/>
+              <w:right w:type="dxa" w:w="140"/>
+            </w:tcMar>
+          </w:tcPr>
+          <w:p>
+            <w:r>
+              <w:rPr>
+                <w:rFonts w:ascii="Arial" w:cs="Arial" w:eastAsia="Arial" w:hAnsi="Arial"/>
+                <w:b w:val="false"/>
+                <w:bCs w:val="false"/>
+                <w:color w:val="2D3748"/>
+                <w:sz w:val="18"/>
+                <w:szCs w:val="18"/>
+              </w:rPr>
+              <w:t xml:space="preserve">Common &gt; Construction Overview &gt; Register Construction Overview</w:t>
+            </w:r>
+          </w:p>
+        </w:tc>
+        <w:tc>
+          <w:tcPr>
+            <w:tcBorders>
+              <w:top w:val="single" w:color="CBD5E0" w:sz="1"/>
+              <w:left w:val="single" w:color="CBD5E0" w:sz="1"/>
+              <w:bottom w:val="single" w:color="CBD5E0" w:sz="1"/>
+              <w:right w:val="single" w:color="CBD5E0" w:sz="1"/>
+            </w:tcBorders>
+            <w:shd w:fill="F7FAFC" w:val="clear"/>
+            <w:tcMar>
+              <w:top w:type="dxa" w:w="120"/>
+              <w:left w:type="dxa" w:w="140"/>
+              <w:bottom w:type="dxa" w:w="120"/>
+              <w:right w:type="dxa" w:w="140"/>
+            </w:tcMar>
+          </w:tcPr>
+          <w:p>
+            <w:r>
+              <w:rPr>
+                <w:rFonts w:ascii="Arial" w:cs="Arial" w:eastAsia="Arial" w:hAnsi="Arial"/>
+                <w:b w:val="false"/>
+                <w:bCs w:val="false"/>
+                <w:color w:val="2D3748"/>
+                <w:sz w:val="18"/>
+                <w:szCs w:val="18"/>
+              </w:rPr>
+              <w:t xml:space="preserve">Tab Contract Details &gt; Total Contract Amount</w:t>
             </w:r>
           </w:p>
         </w:tc>
@@ -1946,37 +1946,37 @@
                 <w:sz w:val="18"/>
                 <w:szCs w:val="18"/>
               </w:rPr>
-              <w:t xml:space="preserve">Chi Tiết Dự Án Xây Dựng - Tab Khái Yếu</w:t>
-            </w:r>
-          </w:p>
-        </w:tc>
-        <w:tc>
-          <w:tcPr>
-            <w:tcBorders>
-              <w:top w:val="single" w:color="CBD5E0" w:sz="1"/>
-              <w:left w:val="single" w:color="CBD5E0" w:sz="1"/>
-              <w:bottom w:val="single" w:color="CBD5E0" w:sz="1"/>
-              <w:right w:val="single" w:color="CBD5E0" w:sz="1"/>
-            </w:tcBorders>
-            <w:shd w:fill="FFFFFF" w:val="clear"/>
-            <w:tcMar>
-              <w:top w:type="dxa" w:w="120"/>
-              <w:left w:type="dxa" w:w="140"/>
-              <w:bottom w:type="dxa" w:w="120"/>
-              <w:right w:type="dxa" w:w="140"/>
-            </w:tcMar>
-          </w:tcPr>
-          <w:p>
-            <w:r>
-              <w:rPr>
-                <w:rFonts w:ascii="Arial" w:cs="Arial" w:eastAsia="Arial" w:hAnsi="Arial"/>
-                <w:b w:val="false"/>
-                <w:bCs w:val="false"/>
-                <w:color w:val="2D3748"/>
-                <w:sz w:val="18"/>
-                <w:szCs w:val="18"/>
-              </w:rPr>
-              <w:t xml:space="preserve">Giá trị hợp đồng (VND)</w:t>
+              <w:t xml:space="preserve">Chi Tiết Dự Án (Xây Dựng) - Tab Khái Yếu</w:t>
+            </w:r>
+          </w:p>
+        </w:tc>
+        <w:tc>
+          <w:tcPr>
+            <w:tcBorders>
+              <w:top w:val="single" w:color="CBD5E0" w:sz="1"/>
+              <w:left w:val="single" w:color="CBD5E0" w:sz="1"/>
+              <w:bottom w:val="single" w:color="CBD5E0" w:sz="1"/>
+              <w:right w:val="single" w:color="CBD5E0" w:sz="1"/>
+            </w:tcBorders>
+            <w:shd w:fill="FFFFFF" w:val="clear"/>
+            <w:tcMar>
+              <w:top w:type="dxa" w:w="120"/>
+              <w:left w:type="dxa" w:w="140"/>
+              <w:bottom w:type="dxa" w:w="120"/>
+              <w:right w:type="dxa" w:w="140"/>
+            </w:tcMar>
+          </w:tcPr>
+          <w:p>
+            <w:r>
+              <w:rPr>
+                <w:rFonts w:ascii="Arial" w:cs="Arial" w:eastAsia="Arial" w:hAnsi="Arial"/>
+                <w:b w:val="false"/>
+                <w:bCs w:val="false"/>
+                <w:color w:val="2D3748"/>
+                <w:sz w:val="18"/>
+                <w:szCs w:val="18"/>
+              </w:rPr>
+              <w:t xml:space="preserve">Thời gian thi công (Ngày khởi công &amp; Ngày hoàn thành)</w:t>
             </w:r>
           </w:p>
         </w:tc>
@@ -2036,37 +2036,37 @@
                 <w:sz w:val="18"/>
                 <w:szCs w:val="18"/>
               </w:rPr>
-              <w:t xml:space="preserve">Construction Overview Registration / Contract Summary</w:t>
-            </w:r>
-          </w:p>
-        </w:tc>
-        <w:tc>
-          <w:tcPr>
-            <w:tcBorders>
-              <w:top w:val="single" w:color="CBD5E0" w:sz="1"/>
-              <w:left w:val="single" w:color="CBD5E0" w:sz="1"/>
-              <w:bottom w:val="single" w:color="CBD5E0" w:sz="1"/>
-              <w:right w:val="single" w:color="CBD5E0" w:sz="1"/>
-            </w:tcBorders>
-            <w:shd w:fill="FFFFFF" w:val="clear"/>
-            <w:tcMar>
-              <w:top w:type="dxa" w:w="120"/>
-              <w:left w:type="dxa" w:w="140"/>
-              <w:bottom w:type="dxa" w:w="120"/>
-              <w:right w:type="dxa" w:w="140"/>
-            </w:tcMar>
-          </w:tcPr>
-          <w:p>
-            <w:r>
-              <w:rPr>
-                <w:rFonts w:ascii="Arial" w:cs="Arial" w:eastAsia="Arial" w:hAnsi="Arial"/>
-                <w:b w:val="false"/>
-                <w:bCs w:val="false"/>
-                <w:color w:val="2D3748"/>
-                <w:sz w:val="18"/>
-                <w:szCs w:val="18"/>
-              </w:rPr>
-              <w:t xml:space="preserve">Total Contract Won Amount (TOTALCTRTWONAMT)</w:t>
+              <w:t xml:space="preserve">Common &gt; Construction Overview &gt; Register Construction Overview</w:t>
+            </w:r>
+          </w:p>
+        </w:tc>
+        <w:tc>
+          <w:tcPr>
+            <w:tcBorders>
+              <w:top w:val="single" w:color="CBD5E0" w:sz="1"/>
+              <w:left w:val="single" w:color="CBD5E0" w:sz="1"/>
+              <w:bottom w:val="single" w:color="CBD5E0" w:sz="1"/>
+              <w:right w:val="single" w:color="CBD5E0" w:sz="1"/>
+            </w:tcBorders>
+            <w:shd w:fill="FFFFFF" w:val="clear"/>
+            <w:tcMar>
+              <w:top w:type="dxa" w:w="120"/>
+              <w:left w:type="dxa" w:w="140"/>
+              <w:bottom w:type="dxa" w:w="120"/>
+              <w:right w:type="dxa" w:w="140"/>
+            </w:tcMar>
+          </w:tcPr>
+          <w:p>
+            <w:r>
+              <w:rPr>
+                <w:rFonts w:ascii="Arial" w:cs="Arial" w:eastAsia="Arial" w:hAnsi="Arial"/>
+                <w:b w:val="false"/>
+                <w:bCs w:val="false"/>
+                <w:color w:val="2D3748"/>
+                <w:sz w:val="18"/>
+                <w:szCs w:val="18"/>
+              </w:rPr>
+              <w:t xml:space="preserve">Tab Construction Period &gt; - Actual Start Date- Actual Final Completion / Expected Final Completion Date</w:t>
             </w:r>
           </w:p>
         </w:tc>
@@ -2098,37 +2098,37 @@
                 <w:sz w:val="18"/>
                 <w:szCs w:val="18"/>
               </w:rPr>
-              <w:t xml:space="preserve">Chi Tiết Dự Án Xây Dựng - Tab Khái Yếu</w:t>
-            </w:r>
-          </w:p>
-        </w:tc>
-        <w:tc>
-          <w:tcPr>
-            <w:tcBorders>
-              <w:top w:val="single" w:color="CBD5E0" w:sz="1"/>
-              <w:left w:val="single" w:color="CBD5E0" w:sz="1"/>
-              <w:bottom w:val="single" w:color="CBD5E0" w:sz="1"/>
-              <w:right w:val="single" w:color="CBD5E0" w:sz="1"/>
-            </w:tcBorders>
-            <w:shd w:fill="FFFFFF" w:val="clear"/>
-            <w:tcMar>
-              <w:top w:type="dxa" w:w="120"/>
-              <w:left w:type="dxa" w:w="140"/>
-              <w:bottom w:type="dxa" w:w="120"/>
-              <w:right w:type="dxa" w:w="140"/>
-            </w:tcMar>
-          </w:tcPr>
-          <w:p>
-            <w:r>
-              <w:rPr>
-                <w:rFonts w:ascii="Arial" w:cs="Arial" w:eastAsia="Arial" w:hAnsi="Arial"/>
-                <w:b w:val="false"/>
-                <w:bCs w:val="false"/>
-                <w:color w:val="2D3748"/>
-                <w:sz w:val="18"/>
-                <w:szCs w:val="18"/>
-              </w:rPr>
-              <w:t xml:space="preserve">Thời gian thi công (Ngày bắt đầu &amp; kết thúc)</w:t>
+              <w:t xml:space="preserve">Chi Tiết Dự Án (Xây Dựng) - Tab Khái Yếu</w:t>
+            </w:r>
+          </w:p>
+        </w:tc>
+        <w:tc>
+          <w:tcPr>
+            <w:tcBorders>
+              <w:top w:val="single" w:color="CBD5E0" w:sz="1"/>
+              <w:left w:val="single" w:color="CBD5E0" w:sz="1"/>
+              <w:bottom w:val="single" w:color="CBD5E0" w:sz="1"/>
+              <w:right w:val="single" w:color="CBD5E0" w:sz="1"/>
+            </w:tcBorders>
+            <w:shd w:fill="FFFFFF" w:val="clear"/>
+            <w:tcMar>
+              <w:top w:type="dxa" w:w="120"/>
+              <w:left w:type="dxa" w:w="140"/>
+              <w:bottom w:type="dxa" w:w="120"/>
+              <w:right w:type="dxa" w:w="140"/>
+            </w:tcMar>
+          </w:tcPr>
+          <w:p>
+            <w:r>
+              <w:rPr>
+                <w:rFonts w:ascii="Arial" w:cs="Arial" w:eastAsia="Arial" w:hAnsi="Arial"/>
+                <w:b w:val="false"/>
+                <w:bCs w:val="false"/>
+                <w:color w:val="2D3748"/>
+                <w:sz w:val="18"/>
+                <w:szCs w:val="18"/>
+              </w:rPr>
+              <w:t xml:space="preserve">Thông số dự án (Chủ đầu tư, Quy mô, Vị trí, Diện tích đất, Tổng diện tích sàn, Mục đích, Tỷ lệ sở hữu, Đối tác, Phương thức hợp đồng, Điều khoản thanh toán, Thời hạn bảo hành, Bảo lãnh bảo hành, Tạm ứng, Giữ lại, Điều khoản VE)</w:t>
             </w:r>
           </w:p>
         </w:tc>
@@ -2158,67 +2158,67 @@
                 <w:sz w:val="18"/>
                 <w:szCs w:val="18"/>
               </w:rPr>
-              <w:t xml:space="preserve">🔄 Đồng bộ ERP</w:t>
-            </w:r>
-          </w:p>
-        </w:tc>
-        <w:tc>
-          <w:tcPr>
-            <w:tcBorders>
-              <w:top w:val="single" w:color="CBD5E0" w:sz="1"/>
-              <w:left w:val="single" w:color="CBD5E0" w:sz="1"/>
-              <w:bottom w:val="single" w:color="CBD5E0" w:sz="1"/>
-              <w:right w:val="single" w:color="CBD5E0" w:sz="1"/>
-            </w:tcBorders>
-            <w:shd w:fill="FFFFFF" w:val="clear"/>
-            <w:tcMar>
-              <w:top w:type="dxa" w:w="120"/>
-              <w:left w:type="dxa" w:w="140"/>
-              <w:bottom w:type="dxa" w:w="120"/>
-              <w:right w:type="dxa" w:w="140"/>
-            </w:tcMar>
-          </w:tcPr>
-          <w:p>
-            <w:r>
-              <w:rPr>
-                <w:rFonts w:ascii="Arial" w:cs="Arial" w:eastAsia="Arial" w:hAnsi="Arial"/>
-                <w:b w:val="false"/>
-                <w:bCs w:val="false"/>
-                <w:color w:val="2D3748"/>
-                <w:sz w:val="18"/>
-                <w:szCs w:val="18"/>
-              </w:rPr>
-              <w:t xml:space="preserve">Construction Overview Registration &gt; Period</w:t>
-            </w:r>
-          </w:p>
-        </w:tc>
-        <w:tc>
-          <w:tcPr>
-            <w:tcBorders>
-              <w:top w:val="single" w:color="CBD5E0" w:sz="1"/>
-              <w:left w:val="single" w:color="CBD5E0" w:sz="1"/>
-              <w:bottom w:val="single" w:color="CBD5E0" w:sz="1"/>
-              <w:right w:val="single" w:color="CBD5E0" w:sz="1"/>
-            </w:tcBorders>
-            <w:shd w:fill="FFFFFF" w:val="clear"/>
-            <w:tcMar>
-              <w:top w:type="dxa" w:w="120"/>
-              <w:left w:type="dxa" w:w="140"/>
-              <w:bottom w:type="dxa" w:w="120"/>
-              <w:right w:type="dxa" w:w="140"/>
-            </w:tcMar>
-          </w:tcPr>
-          <w:p>
-            <w:r>
-              <w:rPr>
-                <w:rFonts w:ascii="Arial" w:cs="Arial" w:eastAsia="Arial" w:hAnsi="Arial"/>
-                <w:b w:val="false"/>
-                <w:bCs w:val="false"/>
-                <w:color w:val="2D3748"/>
-                <w:sz w:val="18"/>
-                <w:szCs w:val="18"/>
-              </w:rPr>
-              <w:t xml:space="preserve">Actual Start (STCONSTDATE) ~ Sched. Completion (CMPLSCHDDATE)</w:t>
+              <w:t xml:space="preserve">✍️ Nhập tay</w:t>
+            </w:r>
+          </w:p>
+        </w:tc>
+        <w:tc>
+          <w:tcPr>
+            <w:tcBorders>
+              <w:top w:val="single" w:color="CBD5E0" w:sz="1"/>
+              <w:left w:val="single" w:color="CBD5E0" w:sz="1"/>
+              <w:bottom w:val="single" w:color="CBD5E0" w:sz="1"/>
+              <w:right w:val="single" w:color="CBD5E0" w:sz="1"/>
+            </w:tcBorders>
+            <w:shd w:fill="F7FAFC" w:val="clear"/>
+            <w:tcMar>
+              <w:top w:type="dxa" w:w="120"/>
+              <w:left w:type="dxa" w:w="140"/>
+              <w:bottom w:type="dxa" w:w="120"/>
+              <w:right w:type="dxa" w:w="140"/>
+            </w:tcMar>
+          </w:tcPr>
+          <w:p>
+            <w:r>
+              <w:rPr>
+                <w:rFonts w:ascii="Arial" w:cs="Arial" w:eastAsia="Arial" w:hAnsi="Arial"/>
+                <w:b w:val="false"/>
+                <w:bCs w:val="false"/>
+                <w:color w:val="2D3748"/>
+                <w:sz w:val="18"/>
+                <w:szCs w:val="18"/>
+              </w:rPr>
+              <w:t xml:space="preserve"/>
+            </w:r>
+          </w:p>
+        </w:tc>
+        <w:tc>
+          <w:tcPr>
+            <w:tcBorders>
+              <w:top w:val="single" w:color="CBD5E0" w:sz="1"/>
+              <w:left w:val="single" w:color="CBD5E0" w:sz="1"/>
+              <w:bottom w:val="single" w:color="CBD5E0" w:sz="1"/>
+              <w:right w:val="single" w:color="CBD5E0" w:sz="1"/>
+            </w:tcBorders>
+            <w:shd w:fill="F7FAFC" w:val="clear"/>
+            <w:tcMar>
+              <w:top w:type="dxa" w:w="120"/>
+              <w:left w:type="dxa" w:w="140"/>
+              <w:bottom w:type="dxa" w:w="120"/>
+              <w:right w:type="dxa" w:w="140"/>
+            </w:tcMar>
+          </w:tcPr>
+          <w:p>
+            <w:r>
+              <w:rPr>
+                <w:rFonts w:ascii="Arial" w:cs="Arial" w:eastAsia="Arial" w:hAnsi="Arial"/>
+                <w:b w:val="false"/>
+                <w:bCs w:val="false"/>
+                <w:color w:val="2D3748"/>
+                <w:sz w:val="18"/>
+                <w:szCs w:val="18"/>
+              </w:rPr>
+              <w:t xml:space="preserve"/>
             </w:r>
           </w:p>
         </w:tc>
@@ -2250,37 +2250,37 @@
                 <w:sz w:val="18"/>
                 <w:szCs w:val="18"/>
               </w:rPr>
-              <w:t xml:space="preserve">Chi Tiết Dự Án Xây Dựng - Tab Khái Yếu</w:t>
-            </w:r>
-          </w:p>
-        </w:tc>
-        <w:tc>
-          <w:tcPr>
-            <w:tcBorders>
-              <w:top w:val="single" w:color="CBD5E0" w:sz="1"/>
-              <w:left w:val="single" w:color="CBD5E0" w:sz="1"/>
-              <w:bottom w:val="single" w:color="CBD5E0" w:sz="1"/>
-              <w:right w:val="single" w:color="CBD5E0" w:sz="1"/>
-            </w:tcBorders>
-            <w:shd w:fill="FFFFFF" w:val="clear"/>
-            <w:tcMar>
-              <w:top w:type="dxa" w:w="120"/>
-              <w:left w:type="dxa" w:w="140"/>
-              <w:bottom w:type="dxa" w:w="120"/>
-              <w:right w:type="dxa" w:w="140"/>
-            </w:tcMar>
-          </w:tcPr>
-          <w:p>
-            <w:r>
-              <w:rPr>
-                <w:rFonts w:ascii="Arial" w:cs="Arial" w:eastAsia="Arial" w:hAnsi="Arial"/>
-                <w:b w:val="false"/>
-                <w:bCs w:val="false"/>
-                <w:color w:val="2D3748"/>
-                <w:sz w:val="18"/>
-                <w:szCs w:val="18"/>
-              </w:rPr>
-              <w:t xml:space="preserve">Thông số dự án (Chủ đầu tư, Quy mô, Diện tích, Vị trí, Mục đích, Bảo hành, Tạm ứng)</w:t>
+              <w:t xml:space="preserve">Chi Tiết Dự Án (Xây Dựng) - Tab Khái Yếu</w:t>
+            </w:r>
+          </w:p>
+        </w:tc>
+        <w:tc>
+          <w:tcPr>
+            <w:tcBorders>
+              <w:top w:val="single" w:color="CBD5E0" w:sz="1"/>
+              <w:left w:val="single" w:color="CBD5E0" w:sz="1"/>
+              <w:bottom w:val="single" w:color="CBD5E0" w:sz="1"/>
+              <w:right w:val="single" w:color="CBD5E0" w:sz="1"/>
+            </w:tcBorders>
+            <w:shd w:fill="FFFFFF" w:val="clear"/>
+            <w:tcMar>
+              <w:top w:type="dxa" w:w="120"/>
+              <w:left w:type="dxa" w:w="140"/>
+              <w:bottom w:type="dxa" w:w="120"/>
+              <w:right w:type="dxa" w:w="140"/>
+            </w:tcMar>
+          </w:tcPr>
+          <w:p>
+            <w:r>
+              <w:rPr>
+                <w:rFonts w:ascii="Arial" w:cs="Arial" w:eastAsia="Arial" w:hAnsi="Arial"/>
+                <w:b w:val="false"/>
+                <w:bCs w:val="false"/>
+                <w:color w:val="2D3748"/>
+                <w:sz w:val="18"/>
+                <w:szCs w:val="18"/>
+              </w:rPr>
+              <w:t xml:space="preserve">Ảnh công trường</w:t>
             </w:r>
           </w:p>
         </w:tc>
@@ -2310,67 +2310,67 @@
                 <w:sz w:val="18"/>
                 <w:szCs w:val="18"/>
               </w:rPr>
-              <w:t xml:space="preserve">✍️ Nhập tay</w:t>
-            </w:r>
-          </w:p>
-        </w:tc>
-        <w:tc>
-          <w:tcPr>
-            <w:tcBorders>
-              <w:top w:val="single" w:color="CBD5E0" w:sz="1"/>
-              <w:left w:val="single" w:color="CBD5E0" w:sz="1"/>
-              <w:bottom w:val="single" w:color="CBD5E0" w:sz="1"/>
-              <w:right w:val="single" w:color="CBD5E0" w:sz="1"/>
-            </w:tcBorders>
-            <w:shd w:fill="FFFFFF" w:val="clear"/>
-            <w:tcMar>
-              <w:top w:type="dxa" w:w="120"/>
-              <w:left w:type="dxa" w:w="140"/>
-              <w:bottom w:type="dxa" w:w="120"/>
-              <w:right w:type="dxa" w:w="140"/>
-            </w:tcMar>
-          </w:tcPr>
-          <w:p>
-            <w:r>
-              <w:rPr>
-                <w:rFonts w:ascii="Arial" w:cs="Arial" w:eastAsia="Arial" w:hAnsi="Arial"/>
-                <w:b w:val="false"/>
-                <w:bCs w:val="false"/>
-                <w:color w:val="2D3748"/>
-                <w:sz w:val="18"/>
-                <w:szCs w:val="18"/>
-              </w:rPr>
-              <w:t xml:space="preserve">Construction Overview Registration (Unregistered items)</w:t>
-            </w:r>
-          </w:p>
-        </w:tc>
-        <w:tc>
-          <w:tcPr>
-            <w:tcBorders>
-              <w:top w:val="single" w:color="CBD5E0" w:sz="1"/>
-              <w:left w:val="single" w:color="CBD5E0" w:sz="1"/>
-              <w:bottom w:val="single" w:color="CBD5E0" w:sz="1"/>
-              <w:right w:val="single" w:color="CBD5E0" w:sz="1"/>
-            </w:tcBorders>
-            <w:shd w:fill="FFFFFF" w:val="clear"/>
-            <w:tcMar>
-              <w:top w:type="dxa" w:w="120"/>
-              <w:left w:type="dxa" w:w="140"/>
-              <w:bottom w:type="dxa" w:w="120"/>
-              <w:right w:type="dxa" w:w="140"/>
-            </w:tcMar>
-          </w:tcPr>
-          <w:p>
-            <w:r>
-              <w:rPr>
-                <w:rFonts w:ascii="Arial" w:cs="Arial" w:eastAsia="Arial" w:hAnsi="Arial"/>
-                <w:b w:val="false"/>
-                <w:bCs w:val="false"/>
-                <w:color w:val="2D3748"/>
-                <w:sz w:val="18"/>
-                <w:szCs w:val="18"/>
-              </w:rPr>
-              <w:t xml:space="preserve">Data Entry Tab &gt; 0. Overview Information</w:t>
+              <w:t xml:space="preserve">🔄 Đồng bộ ERP</w:t>
+            </w:r>
+          </w:p>
+        </w:tc>
+        <w:tc>
+          <w:tcPr>
+            <w:tcBorders>
+              <w:top w:val="single" w:color="CBD5E0" w:sz="1"/>
+              <w:left w:val="single" w:color="CBD5E0" w:sz="1"/>
+              <w:bottom w:val="single" w:color="CBD5E0" w:sz="1"/>
+              <w:right w:val="single" w:color="CBD5E0" w:sz="1"/>
+            </w:tcBorders>
+            <w:shd w:fill="FFFFFF" w:val="clear"/>
+            <w:tcMar>
+              <w:top w:type="dxa" w:w="120"/>
+              <w:left w:type="dxa" w:w="140"/>
+              <w:bottom w:type="dxa" w:w="120"/>
+              <w:right w:type="dxa" w:w="140"/>
+            </w:tcMar>
+          </w:tcPr>
+          <w:p>
+            <w:r>
+              <w:rPr>
+                <w:rFonts w:ascii="Arial" w:cs="Arial" w:eastAsia="Arial" w:hAnsi="Arial"/>
+                <w:b w:val="false"/>
+                <w:bCs w:val="false"/>
+                <w:color w:val="2D3748"/>
+                <w:sz w:val="18"/>
+                <w:szCs w:val="18"/>
+              </w:rPr>
+              <w:t xml:space="preserve">Common &gt; Perspective/Photo &gt; Register Perspective</w:t>
+            </w:r>
+          </w:p>
+        </w:tc>
+        <w:tc>
+          <w:tcPr>
+            <w:tcBorders>
+              <w:top w:val="single" w:color="CBD5E0" w:sz="1"/>
+              <w:left w:val="single" w:color="CBD5E0" w:sz="1"/>
+              <w:bottom w:val="single" w:color="CBD5E0" w:sz="1"/>
+              <w:right w:val="single" w:color="CBD5E0" w:sz="1"/>
+            </w:tcBorders>
+            <w:shd w:fill="FFFFFF" w:val="clear"/>
+            <w:tcMar>
+              <w:top w:type="dxa" w:w="120"/>
+              <w:left w:type="dxa" w:w="140"/>
+              <w:bottom w:type="dxa" w:w="120"/>
+              <w:right w:type="dxa" w:w="140"/>
+            </w:tcMar>
+          </w:tcPr>
+          <w:p>
+            <w:r>
+              <w:rPr>
+                <w:rFonts w:ascii="Arial" w:cs="Arial" w:eastAsia="Arial" w:hAnsi="Arial"/>
+                <w:b w:val="false"/>
+                <w:bCs w:val="false"/>
+                <w:color w:val="2D3748"/>
+                <w:sz w:val="18"/>
+                <w:szCs w:val="18"/>
+              </w:rPr>
+              <w:t xml:space="preserve">Aerial rendering</w:t>
             </w:r>
           </w:p>
         </w:tc>
@@ -2402,37 +2402,37 @@
                 <w:sz w:val="18"/>
                 <w:szCs w:val="18"/>
               </w:rPr>
-              <w:t xml:space="preserve">Chi Tiết Dự Án Xây Dựng - Tab Khái Yếu</w:t>
-            </w:r>
-          </w:p>
-        </w:tc>
-        <w:tc>
-          <w:tcPr>
-            <w:tcBorders>
-              <w:top w:val="single" w:color="CBD5E0" w:sz="1"/>
-              <w:left w:val="single" w:color="CBD5E0" w:sz="1"/>
-              <w:bottom w:val="single" w:color="CBD5E0" w:sz="1"/>
-              <w:right w:val="single" w:color="CBD5E0" w:sz="1"/>
-            </w:tcBorders>
-            <w:shd w:fill="FFFFFF" w:val="clear"/>
-            <w:tcMar>
-              <w:top w:type="dxa" w:w="120"/>
-              <w:left w:type="dxa" w:w="140"/>
-              <w:bottom w:type="dxa" w:w="120"/>
-              <w:right w:type="dxa" w:w="140"/>
-            </w:tcMar>
-          </w:tcPr>
-          <w:p>
-            <w:r>
-              <w:rPr>
-                <w:rFonts w:ascii="Arial" w:cs="Arial" w:eastAsia="Arial" w:hAnsi="Arial"/>
-                <w:b w:val="false"/>
-                <w:bCs w:val="false"/>
-                <w:color w:val="2D3748"/>
-                <w:sz w:val="18"/>
-                <w:szCs w:val="18"/>
-              </w:rPr>
-              <w:t xml:space="preserve">Ảnh phối cảnh / Ảnh trên không</w:t>
+              <w:t xml:space="preserve">Chi Tiết Dự Án (Xây Dựng) - Tab Tiến Độ</w:t>
+            </w:r>
+          </w:p>
+        </w:tc>
+        <w:tc>
+          <w:tcPr>
+            <w:tcBorders>
+              <w:top w:val="single" w:color="CBD5E0" w:sz="1"/>
+              <w:left w:val="single" w:color="CBD5E0" w:sz="1"/>
+              <w:bottom w:val="single" w:color="CBD5E0" w:sz="1"/>
+              <w:right w:val="single" w:color="CBD5E0" w:sz="1"/>
+            </w:tcBorders>
+            <w:shd w:fill="FFFFFF" w:val="clear"/>
+            <w:tcMar>
+              <w:top w:type="dxa" w:w="120"/>
+              <w:left w:type="dxa" w:w="140"/>
+              <w:bottom w:type="dxa" w:w="120"/>
+              <w:right w:type="dxa" w:w="140"/>
+            </w:tcMar>
+          </w:tcPr>
+          <w:p>
+            <w:r>
+              <w:rPr>
+                <w:rFonts w:ascii="Arial" w:cs="Arial" w:eastAsia="Arial" w:hAnsi="Arial"/>
+                <w:b w:val="false"/>
+                <w:bCs w:val="false"/>
+                <w:color w:val="2D3748"/>
+                <w:sz w:val="18"/>
+                <w:szCs w:val="18"/>
+              </w:rPr>
+              <w:t xml:space="preserve">Thực tế hàng tháng (%)</w:t>
             </w:r>
           </w:p>
         </w:tc>
@@ -2474,55 +2474,55 @@
               <w:bottom w:val="single" w:color="CBD5E0" w:sz="1"/>
               <w:right w:val="single" w:color="CBD5E0" w:sz="1"/>
             </w:tcBorders>
-            <w:shd w:fill="FFFFFF" w:val="clear"/>
-            <w:tcMar>
-              <w:top w:type="dxa" w:w="120"/>
-              <w:left w:type="dxa" w:w="140"/>
-              <w:bottom w:type="dxa" w:w="120"/>
-              <w:right w:type="dxa" w:w="140"/>
-            </w:tcMar>
-          </w:tcPr>
-          <w:p>
-            <w:r>
-              <w:rPr>
-                <w:rFonts w:ascii="Arial" w:cs="Arial" w:eastAsia="Arial" w:hAnsi="Arial"/>
-                <w:b w:val="false"/>
-                <w:bCs w:val="false"/>
-                <w:color w:val="2D3748"/>
-                <w:sz w:val="18"/>
-                <w:szCs w:val="18"/>
-              </w:rPr>
-              <w:t xml:space="preserve">Construction Overview Registration &gt; Aerial View</w:t>
-            </w:r>
-          </w:p>
-        </w:tc>
-        <w:tc>
-          <w:tcPr>
-            <w:tcBorders>
-              <w:top w:val="single" w:color="CBD5E0" w:sz="1"/>
-              <w:left w:val="single" w:color="CBD5E0" w:sz="1"/>
-              <w:bottom w:val="single" w:color="CBD5E0" w:sz="1"/>
-              <w:right w:val="single" w:color="CBD5E0" w:sz="1"/>
-            </w:tcBorders>
-            <w:shd w:fill="FFFFFF" w:val="clear"/>
-            <w:tcMar>
-              <w:top w:type="dxa" w:w="120"/>
-              <w:left w:type="dxa" w:w="140"/>
-              <w:bottom w:type="dxa" w:w="120"/>
-              <w:right w:type="dxa" w:w="140"/>
-            </w:tcMar>
-          </w:tcPr>
-          <w:p>
-            <w:r>
-              <w:rPr>
-                <w:rFonts w:ascii="Arial" w:cs="Arial" w:eastAsia="Arial" w:hAnsi="Arial"/>
-                <w:b w:val="false"/>
-                <w:bCs w:val="false"/>
-                <w:color w:val="2D3748"/>
-                <w:sz w:val="18"/>
-                <w:szCs w:val="18"/>
-              </w:rPr>
-              <w:t xml:space="preserve">Aerial View Picture File (AIRVIEWPICPATH)</w:t>
+            <w:shd w:fill="F7FAFC" w:val="clear"/>
+            <w:tcMar>
+              <w:top w:type="dxa" w:w="120"/>
+              <w:left w:type="dxa" w:w="140"/>
+              <w:bottom w:type="dxa" w:w="120"/>
+              <w:right w:type="dxa" w:w="140"/>
+            </w:tcMar>
+          </w:tcPr>
+          <w:p>
+            <w:r>
+              <w:rPr>
+                <w:rFonts w:ascii="Arial" w:cs="Arial" w:eastAsia="Arial" w:hAnsi="Arial"/>
+                <w:b w:val="false"/>
+                <w:bCs w:val="false"/>
+                <w:color w:val="2D3748"/>
+                <w:sz w:val="18"/>
+                <w:szCs w:val="18"/>
+              </w:rPr>
+              <w:t xml:space="preserve">1. Cost &gt; Cost Performance &gt; Cost Input Status by Execution Details2. Sub-Contracting &gt; Request Execution Resolution (Site) &gt; Request Execution Resolution(Site)</w:t>
+            </w:r>
+          </w:p>
+        </w:tc>
+        <w:tc>
+          <w:tcPr>
+            <w:tcBorders>
+              <w:top w:val="single" w:color="CBD5E0" w:sz="1"/>
+              <w:left w:val="single" w:color="CBD5E0" w:sz="1"/>
+              <w:bottom w:val="single" w:color="CBD5E0" w:sz="1"/>
+              <w:right w:val="single" w:color="CBD5E0" w:sz="1"/>
+            </w:tcBorders>
+            <w:shd w:fill="F7FAFC" w:val="clear"/>
+            <w:tcMar>
+              <w:top w:type="dxa" w:w="120"/>
+              <w:left w:type="dxa" w:w="140"/>
+              <w:bottom w:type="dxa" w:w="120"/>
+              <w:right w:type="dxa" w:w="140"/>
+            </w:tcMar>
+          </w:tcPr>
+          <w:p>
+            <w:r>
+              <w:rPr>
+                <w:rFonts w:ascii="Arial" w:cs="Arial" w:eastAsia="Arial" w:hAnsi="Arial"/>
+                <w:b w:val="false"/>
+                <w:bCs w:val="false"/>
+                <w:color w:val="2D3748"/>
+                <w:sz w:val="18"/>
+                <w:szCs w:val="18"/>
+              </w:rPr>
+              <w:t xml:space="preserve">1. Sum total column input By Month(1-12)2. Sum column Execution Budget &gt; Amount3. Request Execution Resolution(Site) sum column Execution Budget minus sum column Implementation AmountActual = (1(each month)/(2-3))*100%</w:t>
             </w:r>
           </w:p>
         </w:tc>
@@ -2554,37 +2554,37 @@
                 <w:sz w:val="18"/>
                 <w:szCs w:val="18"/>
               </w:rPr>
-              <w:t xml:space="preserve">Chi Tiết Dự Án Xây Dựng - Tab Tiến Độ</w:t>
-            </w:r>
-          </w:p>
-        </w:tc>
-        <w:tc>
-          <w:tcPr>
-            <w:tcBorders>
-              <w:top w:val="single" w:color="CBD5E0" w:sz="1"/>
-              <w:left w:val="single" w:color="CBD5E0" w:sz="1"/>
-              <w:bottom w:val="single" w:color="CBD5E0" w:sz="1"/>
-              <w:right w:val="single" w:color="CBD5E0" w:sz="1"/>
-            </w:tcBorders>
-            <w:shd w:fill="FFFFFF" w:val="clear"/>
-            <w:tcMar>
-              <w:top w:type="dxa" w:w="120"/>
-              <w:left w:type="dxa" w:w="140"/>
-              <w:bottom w:type="dxa" w:w="120"/>
-              <w:right w:type="dxa" w:w="140"/>
-            </w:tcMar>
-          </w:tcPr>
-          <w:p>
-            <w:r>
-              <w:rPr>
-                <w:rFonts w:ascii="Arial" w:cs="Arial" w:eastAsia="Arial" w:hAnsi="Arial"/>
-                <w:b w:val="false"/>
-                <w:bCs w:val="false"/>
-                <w:color w:val="2D3748"/>
-                <w:sz w:val="18"/>
-                <w:szCs w:val="18"/>
-              </w:rPr>
-              <w:t xml:space="preserve">Tiến độ thực tế hàng tháng (%)</w:t>
+              <w:t xml:space="preserve">Chi Tiết Dự Án (Xây Dựng) - Tab Tiến Độ</w:t>
+            </w:r>
+          </w:p>
+        </w:tc>
+        <w:tc>
+          <w:tcPr>
+            <w:tcBorders>
+              <w:top w:val="single" w:color="CBD5E0" w:sz="1"/>
+              <w:left w:val="single" w:color="CBD5E0" w:sz="1"/>
+              <w:bottom w:val="single" w:color="CBD5E0" w:sz="1"/>
+              <w:right w:val="single" w:color="CBD5E0" w:sz="1"/>
+            </w:tcBorders>
+            <w:shd w:fill="FFFFFF" w:val="clear"/>
+            <w:tcMar>
+              <w:top w:type="dxa" w:w="120"/>
+              <w:left w:type="dxa" w:w="140"/>
+              <w:bottom w:type="dxa" w:w="120"/>
+              <w:right w:type="dxa" w:w="140"/>
+            </w:tcMar>
+          </w:tcPr>
+          <w:p>
+            <w:r>
+              <w:rPr>
+                <w:rFonts w:ascii="Arial" w:cs="Arial" w:eastAsia="Arial" w:hAnsi="Arial"/>
+                <w:b w:val="false"/>
+                <w:bCs w:val="false"/>
+                <w:color w:val="2D3748"/>
+                <w:sz w:val="18"/>
+                <w:szCs w:val="18"/>
+              </w:rPr>
+              <w:t xml:space="preserve">Kế hoạch hàng tháng (%)</w:t>
             </w:r>
           </w:p>
         </w:tc>
@@ -2614,67 +2614,67 @@
                 <w:sz w:val="18"/>
                 <w:szCs w:val="18"/>
               </w:rPr>
-              <w:t xml:space="preserve">🔄 Đồng bộ ERP</w:t>
-            </w:r>
-          </w:p>
-        </w:tc>
-        <w:tc>
-          <w:tcPr>
-            <w:tcBorders>
-              <w:top w:val="single" w:color="CBD5E0" w:sz="1"/>
-              <w:left w:val="single" w:color="CBD5E0" w:sz="1"/>
-              <w:bottom w:val="single" w:color="CBD5E0" w:sz="1"/>
-              <w:right w:val="single" w:color="CBD5E0" w:sz="1"/>
-            </w:tcBorders>
-            <w:shd w:fill="FFFFFF" w:val="clear"/>
-            <w:tcMar>
-              <w:top w:type="dxa" w:w="120"/>
-              <w:left w:type="dxa" w:w="140"/>
-              <w:bottom w:type="dxa" w:w="120"/>
-              <w:right w:type="dxa" w:w="140"/>
-            </w:tcMar>
-          </w:tcPr>
-          <w:p>
-            <w:r>
-              <w:rPr>
-                <w:rFonts w:ascii="Arial" w:cs="Arial" w:eastAsia="Arial" w:hAnsi="Arial"/>
-                <w:b w:val="false"/>
-                <w:bCs w:val="false"/>
-                <w:color w:val="2D3748"/>
-                <w:sz w:val="18"/>
-                <w:szCs w:val="18"/>
-              </w:rPr>
-              <w:t xml:space="preserve">Cost Progress Rate (%) / Execution Progress (Site)</w:t>
-            </w:r>
-          </w:p>
-        </w:tc>
-        <w:tc>
-          <w:tcPr>
-            <w:tcBorders>
-              <w:top w:val="single" w:color="CBD5E0" w:sz="1"/>
-              <w:left w:val="single" w:color="CBD5E0" w:sz="1"/>
-              <w:bottom w:val="single" w:color="CBD5E0" w:sz="1"/>
-              <w:right w:val="single" w:color="CBD5E0" w:sz="1"/>
-            </w:tcBorders>
-            <w:shd w:fill="FFFFFF" w:val="clear"/>
-            <w:tcMar>
-              <w:top w:type="dxa" w:w="120"/>
-              <w:left w:type="dxa" w:w="140"/>
-              <w:bottom w:type="dxa" w:w="120"/>
-              <w:right w:type="dxa" w:w="140"/>
-            </w:tcMar>
-          </w:tcPr>
-          <w:p>
-            <w:r>
-              <w:rPr>
-                <w:rFonts w:ascii="Arial" w:cs="Arial" w:eastAsia="Arial" w:hAnsi="Arial"/>
-                <w:b w:val="false"/>
-                <w:bCs w:val="false"/>
-                <w:color w:val="2D3748"/>
-                <w:sz w:val="18"/>
-                <w:szCs w:val="18"/>
-              </w:rPr>
-              <w:t xml:space="preserve">Calculated progress rate based on monthly cost input</w:t>
+              <w:t xml:space="preserve">✍️ Nhập tay</w:t>
+            </w:r>
+          </w:p>
+        </w:tc>
+        <w:tc>
+          <w:tcPr>
+            <w:tcBorders>
+              <w:top w:val="single" w:color="CBD5E0" w:sz="1"/>
+              <w:left w:val="single" w:color="CBD5E0" w:sz="1"/>
+              <w:bottom w:val="single" w:color="CBD5E0" w:sz="1"/>
+              <w:right w:val="single" w:color="CBD5E0" w:sz="1"/>
+            </w:tcBorders>
+            <w:shd w:fill="FFFFFF" w:val="clear"/>
+            <w:tcMar>
+              <w:top w:type="dxa" w:w="120"/>
+              <w:left w:type="dxa" w:w="140"/>
+              <w:bottom w:type="dxa" w:w="120"/>
+              <w:right w:type="dxa" w:w="140"/>
+            </w:tcMar>
+          </w:tcPr>
+          <w:p>
+            <w:r>
+              <w:rPr>
+                <w:rFonts w:ascii="Arial" w:cs="Arial" w:eastAsia="Arial" w:hAnsi="Arial"/>
+                <w:b w:val="false"/>
+                <w:bCs w:val="false"/>
+                <w:color w:val="2D3748"/>
+                <w:sz w:val="18"/>
+                <w:szCs w:val="18"/>
+              </w:rPr>
+              <w:t xml:space="preserve"/>
+            </w:r>
+          </w:p>
+        </w:tc>
+        <w:tc>
+          <w:tcPr>
+            <w:tcBorders>
+              <w:top w:val="single" w:color="CBD5E0" w:sz="1"/>
+              <w:left w:val="single" w:color="CBD5E0" w:sz="1"/>
+              <w:bottom w:val="single" w:color="CBD5E0" w:sz="1"/>
+              <w:right w:val="single" w:color="CBD5E0" w:sz="1"/>
+            </w:tcBorders>
+            <w:shd w:fill="FFFFFF" w:val="clear"/>
+            <w:tcMar>
+              <w:top w:type="dxa" w:w="120"/>
+              <w:left w:type="dxa" w:w="140"/>
+              <w:bottom w:type="dxa" w:w="120"/>
+              <w:right w:type="dxa" w:w="140"/>
+            </w:tcMar>
+          </w:tcPr>
+          <w:p>
+            <w:r>
+              <w:rPr>
+                <w:rFonts w:ascii="Arial" w:cs="Arial" w:eastAsia="Arial" w:hAnsi="Arial"/>
+                <w:b w:val="false"/>
+                <w:bCs w:val="false"/>
+                <w:color w:val="2D3748"/>
+                <w:sz w:val="18"/>
+                <w:szCs w:val="18"/>
+              </w:rPr>
+              <w:t xml:space="preserve"/>
             </w:r>
           </w:p>
         </w:tc>
@@ -2706,37 +2706,37 @@
                 <w:sz w:val="18"/>
                 <w:szCs w:val="18"/>
               </w:rPr>
-              <w:t xml:space="preserve">Chi Tiết Dự Án Xây Dựng - Tab Tiến Độ</w:t>
-            </w:r>
-          </w:p>
-        </w:tc>
-        <w:tc>
-          <w:tcPr>
-            <w:tcBorders>
-              <w:top w:val="single" w:color="CBD5E0" w:sz="1"/>
-              <w:left w:val="single" w:color="CBD5E0" w:sz="1"/>
-              <w:bottom w:val="single" w:color="CBD5E0" w:sz="1"/>
-              <w:right w:val="single" w:color="CBD5E0" w:sz="1"/>
-            </w:tcBorders>
-            <w:shd w:fill="FFFFFF" w:val="clear"/>
-            <w:tcMar>
-              <w:top w:type="dxa" w:w="120"/>
-              <w:left w:type="dxa" w:w="140"/>
-              <w:bottom w:type="dxa" w:w="120"/>
-              <w:right w:type="dxa" w:w="140"/>
-            </w:tcMar>
-          </w:tcPr>
-          <w:p>
-            <w:r>
-              <w:rPr>
-                <w:rFonts w:ascii="Arial" w:cs="Arial" w:eastAsia="Arial" w:hAnsi="Arial"/>
-                <w:b w:val="false"/>
-                <w:bCs w:val="false"/>
-                <w:color w:val="2D3748"/>
-                <w:sz w:val="18"/>
-                <w:szCs w:val="18"/>
-              </w:rPr>
-              <w:t xml:space="preserve">Tiến độ kế hoạch hàng tháng (%) &amp; Mốc tiến độ</w:t>
+              <w:t xml:space="preserve">Chi Tiết Dự Án (Xây Dựng) - Tab Tiến Độ</w:t>
+            </w:r>
+          </w:p>
+        </w:tc>
+        <w:tc>
+          <w:tcPr>
+            <w:tcBorders>
+              <w:top w:val="single" w:color="CBD5E0" w:sz="1"/>
+              <w:left w:val="single" w:color="CBD5E0" w:sz="1"/>
+              <w:bottom w:val="single" w:color="CBD5E0" w:sz="1"/>
+              <w:right w:val="single" w:color="CBD5E0" w:sz="1"/>
+            </w:tcBorders>
+            <w:shd w:fill="FFFFFF" w:val="clear"/>
+            <w:tcMar>
+              <w:top w:type="dxa" w:w="120"/>
+              <w:left w:type="dxa" w:w="140"/>
+              <w:bottom w:type="dxa" w:w="120"/>
+              <w:right w:type="dxa" w:w="140"/>
+            </w:tcMar>
+          </w:tcPr>
+          <w:p>
+            <w:r>
+              <w:rPr>
+                <w:rFonts w:ascii="Arial" w:cs="Arial" w:eastAsia="Arial" w:hAnsi="Arial"/>
+                <w:b w:val="false"/>
+                <w:bCs w:val="false"/>
+                <w:color w:val="2D3748"/>
+                <w:sz w:val="18"/>
+                <w:szCs w:val="18"/>
+              </w:rPr>
+              <w:t xml:space="preserve">Tình trạng tiến độ công trường</w:t>
             </w:r>
           </w:p>
         </w:tc>
@@ -2766,67 +2766,67 @@
                 <w:sz w:val="18"/>
                 <w:szCs w:val="18"/>
               </w:rPr>
-              <w:t xml:space="preserve">✍️ Nhập tay</w:t>
-            </w:r>
-          </w:p>
-        </w:tc>
-        <w:tc>
-          <w:tcPr>
-            <w:tcBorders>
-              <w:top w:val="single" w:color="CBD5E0" w:sz="1"/>
-              <w:left w:val="single" w:color="CBD5E0" w:sz="1"/>
-              <w:bottom w:val="single" w:color="CBD5E0" w:sz="1"/>
-              <w:right w:val="single" w:color="CBD5E0" w:sz="1"/>
-            </w:tcBorders>
-            <w:shd w:fill="FFFFFF" w:val="clear"/>
-            <w:tcMar>
-              <w:top w:type="dxa" w:w="120"/>
-              <w:left w:type="dxa" w:w="140"/>
-              <w:bottom w:type="dxa" w:w="120"/>
-              <w:right w:type="dxa" w:w="140"/>
-            </w:tcMar>
-          </w:tcPr>
-          <w:p>
-            <w:r>
-              <w:rPr>
-                <w:rFonts w:ascii="Arial" w:cs="Arial" w:eastAsia="Arial" w:hAnsi="Arial"/>
-                <w:b w:val="false"/>
-                <w:bCs w:val="false"/>
-                <w:color w:val="2D3748"/>
-                <w:sz w:val="18"/>
-                <w:szCs w:val="18"/>
-              </w:rPr>
-              <w:t xml:space="preserve">N/A (Site Schedule Table)</w:t>
-            </w:r>
-          </w:p>
-        </w:tc>
-        <w:tc>
-          <w:tcPr>
-            <w:tcBorders>
-              <w:top w:val="single" w:color="CBD5E0" w:sz="1"/>
-              <w:left w:val="single" w:color="CBD5E0" w:sz="1"/>
-              <w:bottom w:val="single" w:color="CBD5E0" w:sz="1"/>
-              <w:right w:val="single" w:color="CBD5E0" w:sz="1"/>
-            </w:tcBorders>
-            <w:shd w:fill="FFFFFF" w:val="clear"/>
-            <w:tcMar>
-              <w:top w:type="dxa" w:w="120"/>
-              <w:left w:type="dxa" w:w="140"/>
-              <w:bottom w:type="dxa" w:w="120"/>
-              <w:right w:type="dxa" w:w="140"/>
-            </w:tcMar>
-          </w:tcPr>
-          <w:p>
-            <w:r>
-              <w:rPr>
-                <w:rFonts w:ascii="Arial" w:cs="Arial" w:eastAsia="Arial" w:hAnsi="Arial"/>
-                <w:b w:val="false"/>
-                <w:bCs w:val="false"/>
-                <w:color w:val="2D3748"/>
-                <w:sz w:val="18"/>
-                <w:szCs w:val="18"/>
-              </w:rPr>
-              <w:t xml:space="preserve">Data Entry Tab &gt; 1. Monthly Progress / 2. Milestones (Excel Upload supported)</w:t>
+              <w:t xml:space="preserve">🔄 Đồng bộ ERP</w:t>
+            </w:r>
+          </w:p>
+        </w:tc>
+        <w:tc>
+          <w:tcPr>
+            <w:tcBorders>
+              <w:top w:val="single" w:color="CBD5E0" w:sz="1"/>
+              <w:left w:val="single" w:color="CBD5E0" w:sz="1"/>
+              <w:bottom w:val="single" w:color="CBD5E0" w:sz="1"/>
+              <w:right w:val="single" w:color="CBD5E0" w:sz="1"/>
+            </w:tcBorders>
+            <w:shd w:fill="F7FAFC" w:val="clear"/>
+            <w:tcMar>
+              <w:top w:type="dxa" w:w="120"/>
+              <w:left w:type="dxa" w:w="140"/>
+              <w:bottom w:type="dxa" w:w="120"/>
+              <w:right w:type="dxa" w:w="140"/>
+            </w:tcMar>
+          </w:tcPr>
+          <w:p>
+            <w:r>
+              <w:rPr>
+                <w:rFonts w:ascii="Arial" w:cs="Arial" w:eastAsia="Arial" w:hAnsi="Arial"/>
+                <w:b w:val="false"/>
+                <w:bCs w:val="false"/>
+                <w:color w:val="2D3748"/>
+                <w:sz w:val="18"/>
+                <w:szCs w:val="18"/>
+              </w:rPr>
+              <w:t xml:space="preserve">Common &gt; Perspective/Photo &gt; Register Site Photos</w:t>
+            </w:r>
+          </w:p>
+        </w:tc>
+        <w:tc>
+          <w:tcPr>
+            <w:tcBorders>
+              <w:top w:val="single" w:color="CBD5E0" w:sz="1"/>
+              <w:left w:val="single" w:color="CBD5E0" w:sz="1"/>
+              <w:bottom w:val="single" w:color="CBD5E0" w:sz="1"/>
+              <w:right w:val="single" w:color="CBD5E0" w:sz="1"/>
+            </w:tcBorders>
+            <w:shd w:fill="F7FAFC" w:val="clear"/>
+            <w:tcMar>
+              <w:top w:type="dxa" w:w="120"/>
+              <w:left w:type="dxa" w:w="140"/>
+              <w:bottom w:type="dxa" w:w="120"/>
+              <w:right w:type="dxa" w:w="140"/>
+            </w:tcMar>
+          </w:tcPr>
+          <w:p>
+            <w:r>
+              <w:rPr>
+                <w:rFonts w:ascii="Arial" w:cs="Arial" w:eastAsia="Arial" w:hAnsi="Arial"/>
+                <w:b w:val="false"/>
+                <w:bCs w:val="false"/>
+                <w:color w:val="2D3748"/>
+                <w:sz w:val="18"/>
+                <w:szCs w:val="18"/>
+              </w:rPr>
+              <w:t xml:space="preserve">Photo List</w:t>
             </w:r>
           </w:p>
         </w:tc>
@@ -2858,37 +2858,37 @@
                 <w:sz w:val="18"/>
                 <w:szCs w:val="18"/>
               </w:rPr>
-              <w:t xml:space="preserve">Chi Tiết Dự Án Xây Dựng - Tab Tiến Độ</w:t>
-            </w:r>
-          </w:p>
-        </w:tc>
-        <w:tc>
-          <w:tcPr>
-            <w:tcBorders>
-              <w:top w:val="single" w:color="CBD5E0" w:sz="1"/>
-              <w:left w:val="single" w:color="CBD5E0" w:sz="1"/>
-              <w:bottom w:val="single" w:color="CBD5E0" w:sz="1"/>
-              <w:right w:val="single" w:color="CBD5E0" w:sz="1"/>
-            </w:tcBorders>
-            <w:shd w:fill="FFFFFF" w:val="clear"/>
-            <w:tcMar>
-              <w:top w:type="dxa" w:w="120"/>
-              <w:left w:type="dxa" w:w="140"/>
-              <w:bottom w:type="dxa" w:w="120"/>
-              <w:right w:type="dxa" w:w="140"/>
-            </w:tcMar>
-          </w:tcPr>
-          <w:p>
-            <w:r>
-              <w:rPr>
-                <w:rFonts w:ascii="Arial" w:cs="Arial" w:eastAsia="Arial" w:hAnsi="Arial"/>
-                <w:b w:val="false"/>
-                <w:bCs w:val="false"/>
-                <w:color w:val="2D3748"/>
-                <w:sz w:val="18"/>
-                <w:szCs w:val="18"/>
-              </w:rPr>
-              <w:t xml:space="preserve">Ảnh tiến độ công trường hàng tháng</w:t>
+              <w:t xml:space="preserve">Chi Tiết Dự Án (Xây Dựng) - Tab Doanh Thu/Giá Vốn</w:t>
+            </w:r>
+          </w:p>
+        </w:tc>
+        <w:tc>
+          <w:tcPr>
+            <w:tcBorders>
+              <w:top w:val="single" w:color="CBD5E0" w:sz="1"/>
+              <w:left w:val="single" w:color="CBD5E0" w:sz="1"/>
+              <w:bottom w:val="single" w:color="CBD5E0" w:sz="1"/>
+              <w:right w:val="single" w:color="CBD5E0" w:sz="1"/>
+            </w:tcBorders>
+            <w:shd w:fill="FFFFFF" w:val="clear"/>
+            <w:tcMar>
+              <w:top w:type="dxa" w:w="120"/>
+              <w:left w:type="dxa" w:w="140"/>
+              <w:bottom w:type="dxa" w:w="120"/>
+              <w:right w:type="dxa" w:w="140"/>
+            </w:tcMar>
+          </w:tcPr>
+          <w:p>
+            <w:r>
+              <w:rPr>
+                <w:rFonts w:ascii="Arial" w:cs="Arial" w:eastAsia="Arial" w:hAnsi="Arial"/>
+                <w:b w:val="false"/>
+                <w:bCs w:val="false"/>
+                <w:color w:val="2D3748"/>
+                <w:sz w:val="18"/>
+                <w:szCs w:val="18"/>
+              </w:rPr>
+              <w:t xml:space="preserve">Doanh thu hàng tháng của công trường (Kế hoạch / Thực tế / Dự báo)</w:t>
             </w:r>
           </w:p>
         </w:tc>
@@ -2918,67 +2918,67 @@
                 <w:sz w:val="18"/>
                 <w:szCs w:val="18"/>
               </w:rPr>
-              <w:t xml:space="preserve">🔄 Đồng bộ ERP</w:t>
-            </w:r>
-          </w:p>
-        </w:tc>
-        <w:tc>
-          <w:tcPr>
-            <w:tcBorders>
-              <w:top w:val="single" w:color="CBD5E0" w:sz="1"/>
-              <w:left w:val="single" w:color="CBD5E0" w:sz="1"/>
-              <w:bottom w:val="single" w:color="CBD5E0" w:sz="1"/>
-              <w:right w:val="single" w:color="CBD5E0" w:sz="1"/>
-            </w:tcBorders>
-            <w:shd w:fill="FFFFFF" w:val="clear"/>
-            <w:tcMar>
-              <w:top w:type="dxa" w:w="120"/>
-              <w:left w:type="dxa" w:w="140"/>
-              <w:bottom w:type="dxa" w:w="120"/>
-              <w:right w:type="dxa" w:w="140"/>
-            </w:tcMar>
-          </w:tcPr>
-          <w:p>
-            <w:r>
-              <w:rPr>
-                <w:rFonts w:ascii="Arial" w:cs="Arial" w:eastAsia="Arial" w:hAnsi="Arial"/>
-                <w:b w:val="false"/>
-                <w:bCs w:val="false"/>
-                <w:color w:val="2D3748"/>
-                <w:sz w:val="18"/>
-                <w:szCs w:val="18"/>
-              </w:rPr>
-              <w:t xml:space="preserve">Monthly Construction Photo Registration</w:t>
-            </w:r>
-          </w:p>
-        </w:tc>
-        <w:tc>
-          <w:tcPr>
-            <w:tcBorders>
-              <w:top w:val="single" w:color="CBD5E0" w:sz="1"/>
-              <w:left w:val="single" w:color="CBD5E0" w:sz="1"/>
-              <w:bottom w:val="single" w:color="CBD5E0" w:sz="1"/>
-              <w:right w:val="single" w:color="CBD5E0" w:sz="1"/>
-            </w:tcBorders>
-            <w:shd w:fill="FFFFFF" w:val="clear"/>
-            <w:tcMar>
-              <w:top w:type="dxa" w:w="120"/>
-              <w:left w:type="dxa" w:w="140"/>
-              <w:bottom w:type="dxa" w:w="120"/>
-              <w:right w:type="dxa" w:w="140"/>
-            </w:tcMar>
-          </w:tcPr>
-          <w:p>
-            <w:r>
-              <w:rPr>
-                <w:rFonts w:ascii="Arial" w:cs="Arial" w:eastAsia="Arial" w:hAnsi="Arial"/>
-                <w:b w:val="false"/>
-                <w:bCs w:val="false"/>
-                <w:color w:val="2D3748"/>
-                <w:sz w:val="18"/>
-                <w:szCs w:val="18"/>
-              </w:rPr>
-              <w:t xml:space="preserve">Monthly Photo List with Location/Trade Notes</w:t>
+              <w:t xml:space="preserve">📤 Tải lên Excel</w:t>
+            </w:r>
+          </w:p>
+        </w:tc>
+        <w:tc>
+          <w:tcPr>
+            <w:tcBorders>
+              <w:top w:val="single" w:color="CBD5E0" w:sz="1"/>
+              <w:left w:val="single" w:color="CBD5E0" w:sz="1"/>
+              <w:bottom w:val="single" w:color="CBD5E0" w:sz="1"/>
+              <w:right w:val="single" w:color="CBD5E0" w:sz="1"/>
+            </w:tcBorders>
+            <w:shd w:fill="FFFFFF" w:val="clear"/>
+            <w:tcMar>
+              <w:top w:type="dxa" w:w="120"/>
+              <w:left w:type="dxa" w:w="140"/>
+              <w:bottom w:type="dxa" w:w="120"/>
+              <w:right w:type="dxa" w:w="140"/>
+            </w:tcMar>
+          </w:tcPr>
+          <w:p>
+            <w:r>
+              <w:rPr>
+                <w:rFonts w:ascii="Arial" w:cs="Arial" w:eastAsia="Arial" w:hAnsi="Arial"/>
+                <w:b w:val="false"/>
+                <w:bCs w:val="false"/>
+                <w:color w:val="2D3748"/>
+                <w:sz w:val="18"/>
+                <w:szCs w:val="18"/>
+              </w:rPr>
+              <w:t xml:space="preserve"/>
+            </w:r>
+          </w:p>
+        </w:tc>
+        <w:tc>
+          <w:tcPr>
+            <w:tcBorders>
+              <w:top w:val="single" w:color="CBD5E0" w:sz="1"/>
+              <w:left w:val="single" w:color="CBD5E0" w:sz="1"/>
+              <w:bottom w:val="single" w:color="CBD5E0" w:sz="1"/>
+              <w:right w:val="single" w:color="CBD5E0" w:sz="1"/>
+            </w:tcBorders>
+            <w:shd w:fill="FFFFFF" w:val="clear"/>
+            <w:tcMar>
+              <w:top w:type="dxa" w:w="120"/>
+              <w:left w:type="dxa" w:w="140"/>
+              <w:bottom w:type="dxa" w:w="120"/>
+              <w:right w:type="dxa" w:w="140"/>
+            </w:tcMar>
+          </w:tcPr>
+          <w:p>
+            <w:r>
+              <w:rPr>
+                <w:rFonts w:ascii="Arial" w:cs="Arial" w:eastAsia="Arial" w:hAnsi="Arial"/>
+                <w:b w:val="false"/>
+                <w:bCs w:val="false"/>
+                <w:color w:val="2D3748"/>
+                <w:sz w:val="18"/>
+                <w:szCs w:val="18"/>
+              </w:rPr>
+              <w:t xml:space="preserve"/>
             </w:r>
           </w:p>
         </w:tc>
@@ -3010,37 +3010,37 @@
                 <w:sz w:val="18"/>
                 <w:szCs w:val="18"/>
               </w:rPr>
-              <w:t xml:space="preserve">Chi Tiết Dự Án Xây Dựng - Tab Doanh Thu/Lợi Nhuận</w:t>
-            </w:r>
-          </w:p>
-        </w:tc>
-        <w:tc>
-          <w:tcPr>
-            <w:tcBorders>
-              <w:top w:val="single" w:color="CBD5E0" w:sz="1"/>
-              <w:left w:val="single" w:color="CBD5E0" w:sz="1"/>
-              <w:bottom w:val="single" w:color="CBD5E0" w:sz="1"/>
-              <w:right w:val="single" w:color="CBD5E0" w:sz="1"/>
-            </w:tcBorders>
-            <w:shd w:fill="FFFFFF" w:val="clear"/>
-            <w:tcMar>
-              <w:top w:type="dxa" w:w="120"/>
-              <w:left w:type="dxa" w:w="140"/>
-              <w:bottom w:type="dxa" w:w="120"/>
-              <w:right w:type="dxa" w:w="140"/>
-            </w:tcMar>
-          </w:tcPr>
-          <w:p>
-            <w:r>
-              <w:rPr>
-                <w:rFonts w:ascii="Arial" w:cs="Arial" w:eastAsia="Arial" w:hAnsi="Arial"/>
-                <w:b w:val="false"/>
-                <w:bCs w:val="false"/>
-                <w:color w:val="2D3748"/>
-                <w:sz w:val="18"/>
-                <w:szCs w:val="18"/>
-              </w:rPr>
-              <w:t xml:space="preserve">Doanh thu công trường hàng tháng (Kế hoạch / Thực tế / Dự báo)</w:t>
+              <w:t xml:space="preserve">Chi Tiết Dự Án (Xây Dựng) - Tab Doanh Thu/Giá Vốn</w:t>
+            </w:r>
+          </w:p>
+        </w:tc>
+        <w:tc>
+          <w:tcPr>
+            <w:tcBorders>
+              <w:top w:val="single" w:color="CBD5E0" w:sz="1"/>
+              <w:left w:val="single" w:color="CBD5E0" w:sz="1"/>
+              <w:bottom w:val="single" w:color="CBD5E0" w:sz="1"/>
+              <w:right w:val="single" w:color="CBD5E0" w:sz="1"/>
+            </w:tcBorders>
+            <w:shd w:fill="FFFFFF" w:val="clear"/>
+            <w:tcMar>
+              <w:top w:type="dxa" w:w="120"/>
+              <w:left w:type="dxa" w:w="140"/>
+              <w:bottom w:type="dxa" w:w="120"/>
+              <w:right w:type="dxa" w:w="140"/>
+            </w:tcMar>
+          </w:tcPr>
+          <w:p>
+            <w:r>
+              <w:rPr>
+                <w:rFonts w:ascii="Arial" w:cs="Arial" w:eastAsia="Arial" w:hAnsi="Arial"/>
+                <w:b w:val="false"/>
+                <w:bCs w:val="false"/>
+                <w:color w:val="2D3748"/>
+                <w:sz w:val="18"/>
+                <w:szCs w:val="18"/>
+              </w:rPr>
+              <w:t xml:space="preserve">Tỷ lệ giá vốn</w:t>
             </w:r>
           </w:p>
         </w:tc>
@@ -3070,67 +3070,67 @@
                 <w:sz w:val="18"/>
                 <w:szCs w:val="18"/>
               </w:rPr>
-              <w:t xml:space="preserve">📤 Tải lên Excel</w:t>
-            </w:r>
-          </w:p>
-        </w:tc>
-        <w:tc>
-          <w:tcPr>
-            <w:tcBorders>
-              <w:top w:val="single" w:color="CBD5E0" w:sz="1"/>
-              <w:left w:val="single" w:color="CBD5E0" w:sz="1"/>
-              <w:bottom w:val="single" w:color="CBD5E0" w:sz="1"/>
-              <w:right w:val="single" w:color="CBD5E0" w:sz="1"/>
-            </w:tcBorders>
-            <w:shd w:fill="FFFFFF" w:val="clear"/>
-            <w:tcMar>
-              <w:top w:type="dxa" w:w="120"/>
-              <w:left w:type="dxa" w:w="140"/>
-              <w:bottom w:type="dxa" w:w="120"/>
-              <w:right w:type="dxa" w:w="140"/>
-            </w:tcMar>
-          </w:tcPr>
-          <w:p>
-            <w:r>
-              <w:rPr>
-                <w:rFonts w:ascii="Arial" w:cs="Arial" w:eastAsia="Arial" w:hAnsi="Arial"/>
-                <w:b w:val="false"/>
-                <w:bCs w:val="false"/>
-                <w:color w:val="2D3748"/>
-                <w:sz w:val="18"/>
-                <w:szCs w:val="18"/>
-              </w:rPr>
-              <w:t xml:space="preserve">Monthly Management Performance Registration / Excel</w:t>
-            </w:r>
-          </w:p>
-        </w:tc>
-        <w:tc>
-          <w:tcPr>
-            <w:tcBorders>
-              <w:top w:val="single" w:color="CBD5E0" w:sz="1"/>
-              <w:left w:val="single" w:color="CBD5E0" w:sz="1"/>
-              <w:bottom w:val="single" w:color="CBD5E0" w:sz="1"/>
-              <w:right w:val="single" w:color="CBD5E0" w:sz="1"/>
-            </w:tcBorders>
-            <w:shd w:fill="FFFFFF" w:val="clear"/>
-            <w:tcMar>
-              <w:top w:type="dxa" w:w="120"/>
-              <w:left w:type="dxa" w:w="140"/>
-              <w:bottom w:type="dxa" w:w="120"/>
-              <w:right w:type="dxa" w:w="140"/>
-            </w:tcMar>
-          </w:tcPr>
-          <w:p>
-            <w:r>
-              <w:rPr>
-                <w:rFonts w:ascii="Arial" w:cs="Arial" w:eastAsia="Arial" w:hAnsi="Arial"/>
-                <w:b w:val="false"/>
-                <w:bCs w:val="false"/>
-                <w:color w:val="2D3748"/>
-                <w:sz w:val="18"/>
-                <w:szCs w:val="18"/>
-              </w:rPr>
-              <w:t xml:space="preserve">Site Monthly Revenue Column</w:t>
+              <w:t xml:space="preserve">🔄 Đồng bộ ERP</w:t>
+            </w:r>
+          </w:p>
+        </w:tc>
+        <w:tc>
+          <w:tcPr>
+            <w:tcBorders>
+              <w:top w:val="single" w:color="CBD5E0" w:sz="1"/>
+              <w:left w:val="single" w:color="CBD5E0" w:sz="1"/>
+              <w:bottom w:val="single" w:color="CBD5E0" w:sz="1"/>
+              <w:right w:val="single" w:color="CBD5E0" w:sz="1"/>
+            </w:tcBorders>
+            <w:shd w:fill="F7FAFC" w:val="clear"/>
+            <w:tcMar>
+              <w:top w:type="dxa" w:w="120"/>
+              <w:left w:type="dxa" w:w="140"/>
+              <w:bottom w:type="dxa" w:w="120"/>
+              <w:right w:type="dxa" w:w="140"/>
+            </w:tcMar>
+          </w:tcPr>
+          <w:p>
+            <w:r>
+              <w:rPr>
+                <w:rFonts w:ascii="Arial" w:cs="Arial" w:eastAsia="Arial" w:hAnsi="Arial"/>
+                <w:b w:val="false"/>
+                <w:bCs w:val="false"/>
+                <w:color w:val="2D3748"/>
+                <w:sz w:val="18"/>
+                <w:szCs w:val="18"/>
+              </w:rPr>
+              <w:t xml:space="preserve">Cost &gt; Settlement ratio cost &gt;  Settlement Cost Ratio</w:t>
+            </w:r>
+          </w:p>
+        </w:tc>
+        <w:tc>
+          <w:tcPr>
+            <w:tcBorders>
+              <w:top w:val="single" w:color="CBD5E0" w:sz="1"/>
+              <w:left w:val="single" w:color="CBD5E0" w:sz="1"/>
+              <w:bottom w:val="single" w:color="CBD5E0" w:sz="1"/>
+              <w:right w:val="single" w:color="CBD5E0" w:sz="1"/>
+            </w:tcBorders>
+            <w:shd w:fill="F7FAFC" w:val="clear"/>
+            <w:tcMar>
+              <w:top w:type="dxa" w:w="120"/>
+              <w:left w:type="dxa" w:w="140"/>
+              <w:bottom w:type="dxa" w:w="120"/>
+              <w:right w:type="dxa" w:w="140"/>
+            </w:tcMar>
+          </w:tcPr>
+          <w:p>
+            <w:r>
+              <w:rPr>
+                <w:rFonts w:ascii="Arial" w:cs="Arial" w:eastAsia="Arial" w:hAnsi="Arial"/>
+                <w:b w:val="false"/>
+                <w:bCs w:val="false"/>
+                <w:color w:val="2D3748"/>
+                <w:sz w:val="18"/>
+                <w:szCs w:val="18"/>
+              </w:rPr>
+              <w:t xml:space="preserve">Row in column month &gt; Business Budget, Contract Amount, Gross Profit Ratio</w:t>
             </w:r>
           </w:p>
         </w:tc>
@@ -3162,37 +3162,37 @@
                 <w:sz w:val="18"/>
                 <w:szCs w:val="18"/>
               </w:rPr>
-              <w:t xml:space="preserve">Chi Tiết Dự Án Xây Dựng - Tab Doanh Thu/Lợi Nhuận</w:t>
-            </w:r>
-          </w:p>
-        </w:tc>
-        <w:tc>
-          <w:tcPr>
-            <w:tcBorders>
-              <w:top w:val="single" w:color="CBD5E0" w:sz="1"/>
-              <w:left w:val="single" w:color="CBD5E0" w:sz="1"/>
-              <w:bottom w:val="single" w:color="CBD5E0" w:sz="1"/>
-              <w:right w:val="single" w:color="CBD5E0" w:sz="1"/>
-            </w:tcBorders>
-            <w:shd w:fill="FFFFFF" w:val="clear"/>
-            <w:tcMar>
-              <w:top w:type="dxa" w:w="120"/>
-              <w:left w:type="dxa" w:w="140"/>
-              <w:bottom w:type="dxa" w:w="120"/>
-              <w:right w:type="dxa" w:w="140"/>
-            </w:tcMar>
-          </w:tcPr>
-          <w:p>
-            <w:r>
-              <w:rPr>
-                <w:rFonts w:ascii="Arial" w:cs="Arial" w:eastAsia="Arial" w:hAnsi="Arial"/>
-                <w:b w:val="false"/>
-                <w:bCs w:val="false"/>
-                <w:color w:val="2D3748"/>
-                <w:sz w:val="18"/>
-                <w:szCs w:val="18"/>
-              </w:rPr>
-              <w:t xml:space="preserve">Thiết lập tỷ lệ giá vốn (Đấu thầu, Thực hiện, Hoàn thành)</w:t>
+              <w:t xml:space="preserve">Chi Tiết Dự Án (Xây Dựng) - Tab Thầu Phụ</w:t>
+            </w:r>
+          </w:p>
+        </w:tc>
+        <w:tc>
+          <w:tcPr>
+            <w:tcBorders>
+              <w:top w:val="single" w:color="CBD5E0" w:sz="1"/>
+              <w:left w:val="single" w:color="CBD5E0" w:sz="1"/>
+              <w:bottom w:val="single" w:color="CBD5E0" w:sz="1"/>
+              <w:right w:val="single" w:color="CBD5E0" w:sz="1"/>
+            </w:tcBorders>
+            <w:shd w:fill="FFFFFF" w:val="clear"/>
+            <w:tcMar>
+              <w:top w:type="dxa" w:w="120"/>
+              <w:left w:type="dxa" w:w="140"/>
+              <w:bottom w:type="dxa" w:w="120"/>
+              <w:right w:type="dxa" w:w="140"/>
+            </w:tcMar>
+          </w:tcPr>
+          <w:p>
+            <w:r>
+              <w:rPr>
+                <w:rFonts w:ascii="Arial" w:cs="Arial" w:eastAsia="Arial" w:hAnsi="Arial"/>
+                <w:b w:val="false"/>
+                <w:bCs w:val="false"/>
+                <w:color w:val="2D3748"/>
+                <w:sz w:val="18"/>
+                <w:szCs w:val="18"/>
+              </w:rPr>
+              <w:t xml:space="preserve">Thầu phụ/Vật tư 1.Ngân sách (A), Ngân sách thực hiện, Giá trị đã xác định (B), 2. Thanh toán tiến độ tháng này, Thanh toán tiến độ lũy kế (C))</w:t>
             </w:r>
           </w:p>
         </w:tc>
@@ -3252,37 +3252,37 @@
                 <w:sz w:val="18"/>
                 <w:szCs w:val="18"/>
               </w:rPr>
-              <w:t xml:space="preserve">Execution Budget Proposal / Settlement Cost Ratio</w:t>
-            </w:r>
-          </w:p>
-        </w:tc>
-        <w:tc>
-          <w:tcPr>
-            <w:tcBorders>
-              <w:top w:val="single" w:color="CBD5E0" w:sz="1"/>
-              <w:left w:val="single" w:color="CBD5E0" w:sz="1"/>
-              <w:bottom w:val="single" w:color="CBD5E0" w:sz="1"/>
-              <w:right w:val="single" w:color="CBD5E0" w:sz="1"/>
-            </w:tcBorders>
-            <w:shd w:fill="FFFFFF" w:val="clear"/>
-            <w:tcMar>
-              <w:top w:type="dxa" w:w="120"/>
-              <w:left w:type="dxa" w:w="140"/>
-              <w:bottom w:type="dxa" w:w="120"/>
-              <w:right w:type="dxa" w:w="140"/>
-            </w:tcMar>
-          </w:tcPr>
-          <w:p>
-            <w:r>
-              <w:rPr>
-                <w:rFonts w:ascii="Arial" w:cs="Arial" w:eastAsia="Arial" w:hAnsi="Arial"/>
-                <w:b w:val="false"/>
-                <w:bCs w:val="false"/>
-                <w:color w:val="2D3748"/>
-                <w:sz w:val="18"/>
-                <w:szCs w:val="18"/>
-              </w:rPr>
-              <w:t xml:space="preserve">Business Budget, Contract Amount, Gross Profit Ratio</w:t>
+              <w:t xml:space="preserve">1. Sub-Contracting &gt; Request Execution Resolution (Site) &gt; Request Execution Resolution(Site)2. Sub-Contracting &gt; Implementation Progress Payment(Site) &gt; Interim Payment Status</w:t>
+            </w:r>
+          </w:p>
+        </w:tc>
+        <w:tc>
+          <w:tcPr>
+            <w:tcBorders>
+              <w:top w:val="single" w:color="CBD5E0" w:sz="1"/>
+              <w:left w:val="single" w:color="CBD5E0" w:sz="1"/>
+              <w:bottom w:val="single" w:color="CBD5E0" w:sz="1"/>
+              <w:right w:val="single" w:color="CBD5E0" w:sz="1"/>
+            </w:tcBorders>
+            <w:shd w:fill="FFFFFF" w:val="clear"/>
+            <w:tcMar>
+              <w:top w:type="dxa" w:w="120"/>
+              <w:left w:type="dxa" w:w="140"/>
+              <w:bottom w:type="dxa" w:w="120"/>
+              <w:right w:type="dxa" w:w="140"/>
+            </w:tcMar>
+          </w:tcPr>
+          <w:p>
+            <w:r>
+              <w:rPr>
+                <w:rFonts w:ascii="Arial" w:cs="Arial" w:eastAsia="Arial" w:hAnsi="Arial"/>
+                <w:b w:val="false"/>
+                <w:bCs w:val="false"/>
+                <w:color w:val="2D3748"/>
+                <w:sz w:val="18"/>
+                <w:szCs w:val="18"/>
+              </w:rPr>
+              <w:t xml:space="preserve">1. Execution Budget, Operational Budget, Implementation Amount2. - Tab This Month column 당월기성금액 (B)- Tab All column Progress Payment &gt; Amount (B)</w:t>
             </w:r>
           </w:p>
         </w:tc>
@@ -3314,37 +3314,37 @@
                 <w:sz w:val="18"/>
                 <w:szCs w:val="18"/>
               </w:rPr>
-              <w:t xml:space="preserve">Chi Tiết Dự Án Xây Dựng - Tab Thầu Phụ</w:t>
-            </w:r>
-          </w:p>
-        </w:tc>
-        <w:tc>
-          <w:tcPr>
-            <w:tcBorders>
-              <w:top w:val="single" w:color="CBD5E0" w:sz="1"/>
-              <w:left w:val="single" w:color="CBD5E0" w:sz="1"/>
-              <w:bottom w:val="single" w:color="CBD5E0" w:sz="1"/>
-              <w:right w:val="single" w:color="CBD5E0" w:sz="1"/>
-            </w:tcBorders>
-            <w:shd w:fill="FFFFFF" w:val="clear"/>
-            <w:tcMar>
-              <w:top w:type="dxa" w:w="120"/>
-              <w:left w:type="dxa" w:w="140"/>
-              <w:bottom w:type="dxa" w:w="120"/>
-              <w:right w:type="dxa" w:w="140"/>
-            </w:tcMar>
-          </w:tcPr>
-          <w:p>
-            <w:r>
-              <w:rPr>
-                <w:rFonts w:ascii="Arial" w:cs="Arial" w:eastAsia="Arial" w:hAnsi="Arial"/>
-                <w:b w:val="false"/>
-                <w:bCs w:val="false"/>
-                <w:color w:val="2D3748"/>
-                <w:sz w:val="18"/>
-                <w:szCs w:val="18"/>
-              </w:rPr>
-              <w:t xml:space="preserve">Danh sách &amp; Giá trị hợp đồng thầu phụ (Ngân sách, NS thực hiện, Quyết toán HĐ, Tiến độ)</w:t>
+              <w:t xml:space="preserve">Chi Tiết Dự Án (Xây Dựng) - Tab Chi Phí</w:t>
+            </w:r>
+          </w:p>
+        </w:tc>
+        <w:tc>
+          <w:tcPr>
+            <w:tcBorders>
+              <w:top w:val="single" w:color="CBD5E0" w:sz="1"/>
+              <w:left w:val="single" w:color="CBD5E0" w:sz="1"/>
+              <w:bottom w:val="single" w:color="CBD5E0" w:sz="1"/>
+              <w:right w:val="single" w:color="CBD5E0" w:sz="1"/>
+            </w:tcBorders>
+            <w:shd w:fill="FFFFFF" w:val="clear"/>
+            <w:tcMar>
+              <w:top w:type="dxa" w:w="120"/>
+              <w:left w:type="dxa" w:w="140"/>
+              <w:bottom w:type="dxa" w:w="120"/>
+              <w:right w:type="dxa" w:w="140"/>
+            </w:tcMar>
+          </w:tcPr>
+          <w:p>
+            <w:r>
+              <w:rPr>
+                <w:rFonts w:ascii="Arial" w:cs="Arial" w:eastAsia="Arial" w:hAnsi="Arial"/>
+                <w:b w:val="false"/>
+                <w:bCs w:val="false"/>
+                <w:color w:val="2D3748"/>
+                <w:sz w:val="18"/>
+                <w:szCs w:val="18"/>
+              </w:rPr>
+              <w:t xml:space="preserve">Tình hình thực hiện ngân sách (Chi phí trực tiếp, Chi phí gián tiếp, Dự phòng)</w:t>
             </w:r>
           </w:p>
         </w:tc>
@@ -3386,55 +3386,55 @@
               <w:bottom w:val="single" w:color="CBD5E0" w:sz="1"/>
               <w:right w:val="single" w:color="CBD5E0" w:sz="1"/>
             </w:tcBorders>
-            <w:shd w:fill="FFFFFF" w:val="clear"/>
-            <w:tcMar>
-              <w:top w:type="dxa" w:w="120"/>
-              <w:left w:type="dxa" w:w="140"/>
-              <w:bottom w:type="dxa" w:w="120"/>
-              <w:right w:type="dxa" w:w="140"/>
-            </w:tcMar>
-          </w:tcPr>
-          <w:p>
-            <w:r>
-              <w:rPr>
-                <w:rFonts w:ascii="Arial" w:cs="Arial" w:eastAsia="Arial" w:hAnsi="Arial"/>
-                <w:b w:val="false"/>
-                <w:bCs w:val="false"/>
-                <w:color w:val="2D3748"/>
-                <w:sz w:val="18"/>
-                <w:szCs w:val="18"/>
-              </w:rPr>
-              <w:t xml:space="preserve">Execution Progress (Site) / Sub-Contract Detailed Bid / Resolution</w:t>
-            </w:r>
-          </w:p>
-        </w:tc>
-        <w:tc>
-          <w:tcPr>
-            <w:tcBorders>
-              <w:top w:val="single" w:color="CBD5E0" w:sz="1"/>
-              <w:left w:val="single" w:color="CBD5E0" w:sz="1"/>
-              <w:bottom w:val="single" w:color="CBD5E0" w:sz="1"/>
-              <w:right w:val="single" w:color="CBD5E0" w:sz="1"/>
-            </w:tcBorders>
-            <w:shd w:fill="FFFFFF" w:val="clear"/>
-            <w:tcMar>
-              <w:top w:type="dxa" w:w="120"/>
-              <w:left w:type="dxa" w:w="140"/>
-              <w:bottom w:type="dxa" w:w="120"/>
-              <w:right w:type="dxa" w:w="140"/>
-            </w:tcMar>
-          </w:tcPr>
-          <w:p>
-            <w:r>
-              <w:rPr>
-                <w:rFonts w:ascii="Arial" w:cs="Arial" w:eastAsia="Arial" w:hAnsi="Arial"/>
-                <w:b w:val="false"/>
-                <w:bCs w:val="false"/>
-                <w:color w:val="2D3748"/>
-                <w:sz w:val="18"/>
-                <w:szCs w:val="18"/>
-              </w:rPr>
-              <w:t xml:space="preserve">Budget (A), Executed Budget, Resolved (B), Current Month, Cumulative (C), Exec Rate</w:t>
+            <w:shd w:fill="F7FAFC" w:val="clear"/>
+            <w:tcMar>
+              <w:top w:type="dxa" w:w="120"/>
+              <w:left w:type="dxa" w:w="140"/>
+              <w:bottom w:type="dxa" w:w="120"/>
+              <w:right w:type="dxa" w:w="140"/>
+            </w:tcMar>
+          </w:tcPr>
+          <w:p>
+            <w:r>
+              <w:rPr>
+                <w:rFonts w:ascii="Arial" w:cs="Arial" w:eastAsia="Arial" w:hAnsi="Arial"/>
+                <w:b w:val="false"/>
+                <w:bCs w:val="false"/>
+                <w:color w:val="2D3748"/>
+                <w:sz w:val="18"/>
+                <w:szCs w:val="18"/>
+              </w:rPr>
+              <w:t xml:space="preserve">Cost &gt; Cost Performance &gt; Cost Input Status by Execution Details</w:t>
+            </w:r>
+          </w:p>
+        </w:tc>
+        <w:tc>
+          <w:tcPr>
+            <w:tcBorders>
+              <w:top w:val="single" w:color="CBD5E0" w:sz="1"/>
+              <w:left w:val="single" w:color="CBD5E0" w:sz="1"/>
+              <w:bottom w:val="single" w:color="CBD5E0" w:sz="1"/>
+              <w:right w:val="single" w:color="CBD5E0" w:sz="1"/>
+            </w:tcBorders>
+            <w:shd w:fill="F7FAFC" w:val="clear"/>
+            <w:tcMar>
+              <w:top w:type="dxa" w:w="120"/>
+              <w:left w:type="dxa" w:w="140"/>
+              <w:bottom w:type="dxa" w:w="120"/>
+              <w:right w:type="dxa" w:w="140"/>
+            </w:tcMar>
+          </w:tcPr>
+          <w:p>
+            <w:r>
+              <w:rPr>
+                <w:rFonts w:ascii="Arial" w:cs="Arial" w:eastAsia="Arial" w:hAnsi="Arial"/>
+                <w:b w:val="false"/>
+                <w:bCs w:val="false"/>
+                <w:color w:val="2D3748"/>
+                <w:sz w:val="18"/>
+                <w:szCs w:val="18"/>
+              </w:rPr>
+              <w:t xml:space="preserve">-Row Direct Cost &gt; Common Work, Expense I, Outsoucre (data not in Common Work, Expense I)- Row Indirect Cost &gt; Expense II- Row Contingency &gt; Contingency</w:t>
             </w:r>
           </w:p>
         </w:tc>
@@ -3466,37 +3466,37 @@
                 <w:sz w:val="18"/>
                 <w:szCs w:val="18"/>
               </w:rPr>
-              <w:t xml:space="preserve">Chi Tiết Dự Án Xây Dựng - Tab Chi Phí</w:t>
-            </w:r>
-          </w:p>
-        </w:tc>
-        <w:tc>
-          <w:tcPr>
-            <w:tcBorders>
-              <w:top w:val="single" w:color="CBD5E0" w:sz="1"/>
-              <w:left w:val="single" w:color="CBD5E0" w:sz="1"/>
-              <w:bottom w:val="single" w:color="CBD5E0" w:sz="1"/>
-              <w:right w:val="single" w:color="CBD5E0" w:sz="1"/>
-            </w:tcBorders>
-            <w:shd w:fill="FFFFFF" w:val="clear"/>
-            <w:tcMar>
-              <w:top w:type="dxa" w:w="120"/>
-              <w:left w:type="dxa" w:w="140"/>
-              <w:bottom w:type="dxa" w:w="120"/>
-              <w:right w:type="dxa" w:w="140"/>
-            </w:tcMar>
-          </w:tcPr>
-          <w:p>
-            <w:r>
-              <w:rPr>
-                <w:rFonts w:ascii="Arial" w:cs="Arial" w:eastAsia="Arial" w:hAnsi="Arial"/>
-                <w:b w:val="false"/>
-                <w:bCs w:val="false"/>
-                <w:color w:val="2D3748"/>
-                <w:sz w:val="18"/>
-                <w:szCs w:val="18"/>
-              </w:rPr>
-              <w:t xml:space="preserve">Thực hiện ngân sách theo CBS (CP trực tiếp, CP gián tiếp, Dự phòng)</w:t>
+              <w:t xml:space="preserve">Chi Tiết Dự Án (Xây Dựng) - Tab Chi Phí</w:t>
+            </w:r>
+          </w:p>
+        </w:tc>
+        <w:tc>
+          <w:tcPr>
+            <w:tcBorders>
+              <w:top w:val="single" w:color="CBD5E0" w:sz="1"/>
+              <w:left w:val="single" w:color="CBD5E0" w:sz="1"/>
+              <w:bottom w:val="single" w:color="CBD5E0" w:sz="1"/>
+              <w:right w:val="single" w:color="CBD5E0" w:sz="1"/>
+            </w:tcBorders>
+            <w:shd w:fill="FFFFFF" w:val="clear"/>
+            <w:tcMar>
+              <w:top w:type="dxa" w:w="120"/>
+              <w:left w:type="dxa" w:w="140"/>
+              <w:bottom w:type="dxa" w:w="120"/>
+              <w:right w:type="dxa" w:w="140"/>
+            </w:tcMar>
+          </w:tcPr>
+          <w:p>
+            <w:r>
+              <w:rPr>
+                <w:rFonts w:ascii="Arial" w:cs="Arial" w:eastAsia="Arial" w:hAnsi="Arial"/>
+                <w:b w:val="false"/>
+                <w:bCs w:val="false"/>
+                <w:color w:val="2D3748"/>
+                <w:sz w:val="18"/>
+                <w:szCs w:val="18"/>
+              </w:rPr>
+              <w:t xml:space="preserve">Kế hoạch chi phí hàng tháng &amp; Phân loại theo loại công việc</w:t>
             </w:r>
           </w:p>
         </w:tc>
@@ -3526,67 +3526,67 @@
                 <w:sz w:val="18"/>
                 <w:szCs w:val="18"/>
               </w:rPr>
-              <w:t xml:space="preserve">🔄 Đồng bộ ERP</w:t>
-            </w:r>
-          </w:p>
-        </w:tc>
-        <w:tc>
-          <w:tcPr>
-            <w:tcBorders>
-              <w:top w:val="single" w:color="CBD5E0" w:sz="1"/>
-              <w:left w:val="single" w:color="CBD5E0" w:sz="1"/>
-              <w:bottom w:val="single" w:color="CBD5E0" w:sz="1"/>
-              <w:right w:val="single" w:color="CBD5E0" w:sz="1"/>
-            </w:tcBorders>
-            <w:shd w:fill="FFFFFF" w:val="clear"/>
-            <w:tcMar>
-              <w:top w:type="dxa" w:w="120"/>
-              <w:left w:type="dxa" w:w="140"/>
-              <w:bottom w:type="dxa" w:w="120"/>
-              <w:right w:type="dxa" w:w="140"/>
-            </w:tcMar>
-          </w:tcPr>
-          <w:p>
-            <w:r>
-              <w:rPr>
-                <w:rFonts w:ascii="Arial" w:cs="Arial" w:eastAsia="Arial" w:hAnsi="Arial"/>
-                <w:b w:val="false"/>
-                <w:bCs w:val="false"/>
-                <w:color w:val="2D3748"/>
-                <w:sz w:val="18"/>
-                <w:szCs w:val="18"/>
-              </w:rPr>
-              <w:t xml:space="preserve">Execution Budget Proposal &gt; Cost Breakdown</w:t>
-            </w:r>
-          </w:p>
-        </w:tc>
-        <w:tc>
-          <w:tcPr>
-            <w:tcBorders>
-              <w:top w:val="single" w:color="CBD5E0" w:sz="1"/>
-              <w:left w:val="single" w:color="CBD5E0" w:sz="1"/>
-              <w:bottom w:val="single" w:color="CBD5E0" w:sz="1"/>
-              <w:right w:val="single" w:color="CBD5E0" w:sz="1"/>
-            </w:tcBorders>
-            <w:shd w:fill="FFFFFF" w:val="clear"/>
-            <w:tcMar>
-              <w:top w:type="dxa" w:w="120"/>
-              <w:left w:type="dxa" w:w="140"/>
-              <w:bottom w:type="dxa" w:w="120"/>
-              <w:right w:type="dxa" w:w="140"/>
-            </w:tcMar>
-          </w:tcPr>
-          <w:p>
-            <w:r>
-              <w:rPr>
-                <w:rFonts w:ascii="Arial" w:cs="Arial" w:eastAsia="Arial" w:hAnsi="Arial"/>
-                <w:b w:val="false"/>
-                <w:bCs w:val="false"/>
-                <w:color w:val="2D3748"/>
-                <w:sz w:val="18"/>
-                <w:szCs w:val="18"/>
-              </w:rPr>
-              <w:t xml:space="preserve">Budget &amp; Incurred Cost by Standard CBS</w:t>
+              <w:t xml:space="preserve">✍️ Nhập tay</w:t>
+            </w:r>
+          </w:p>
+        </w:tc>
+        <w:tc>
+          <w:tcPr>
+            <w:tcBorders>
+              <w:top w:val="single" w:color="CBD5E0" w:sz="1"/>
+              <w:left w:val="single" w:color="CBD5E0" w:sz="1"/>
+              <w:bottom w:val="single" w:color="CBD5E0" w:sz="1"/>
+              <w:right w:val="single" w:color="CBD5E0" w:sz="1"/>
+            </w:tcBorders>
+            <w:shd w:fill="FFFFFF" w:val="clear"/>
+            <w:tcMar>
+              <w:top w:type="dxa" w:w="120"/>
+              <w:left w:type="dxa" w:w="140"/>
+              <w:bottom w:type="dxa" w:w="120"/>
+              <w:right w:type="dxa" w:w="140"/>
+            </w:tcMar>
+          </w:tcPr>
+          <w:p>
+            <w:r>
+              <w:rPr>
+                <w:rFonts w:ascii="Arial" w:cs="Arial" w:eastAsia="Arial" w:hAnsi="Arial"/>
+                <w:b w:val="false"/>
+                <w:bCs w:val="false"/>
+                <w:color w:val="2D3748"/>
+                <w:sz w:val="18"/>
+                <w:szCs w:val="18"/>
+              </w:rPr>
+              <w:t xml:space="preserve"/>
+            </w:r>
+          </w:p>
+        </w:tc>
+        <w:tc>
+          <w:tcPr>
+            <w:tcBorders>
+              <w:top w:val="single" w:color="CBD5E0" w:sz="1"/>
+              <w:left w:val="single" w:color="CBD5E0" w:sz="1"/>
+              <w:bottom w:val="single" w:color="CBD5E0" w:sz="1"/>
+              <w:right w:val="single" w:color="CBD5E0" w:sz="1"/>
+            </w:tcBorders>
+            <w:shd w:fill="FFFFFF" w:val="clear"/>
+            <w:tcMar>
+              <w:top w:type="dxa" w:w="120"/>
+              <w:left w:type="dxa" w:w="140"/>
+              <w:bottom w:type="dxa" w:w="120"/>
+              <w:right w:type="dxa" w:w="140"/>
+            </w:tcMar>
+          </w:tcPr>
+          <w:p>
+            <w:r>
+              <w:rPr>
+                <w:rFonts w:ascii="Arial" w:cs="Arial" w:eastAsia="Arial" w:hAnsi="Arial"/>
+                <w:b w:val="false"/>
+                <w:bCs w:val="false"/>
+                <w:color w:val="2D3748"/>
+                <w:sz w:val="18"/>
+                <w:szCs w:val="18"/>
+              </w:rPr>
+              <w:t xml:space="preserve">Data Entry Tab &gt; 4. Cost Plan/Actual by Work Type</w:t>
             </w:r>
           </w:p>
         </w:tc>
@@ -3618,37 +3618,37 @@
                 <w:sz w:val="18"/>
                 <w:szCs w:val="18"/>
               </w:rPr>
-              <w:t xml:space="preserve">Chi Tiết Dự Án Xây Dựng - Tab Chi Phí</w:t>
-            </w:r>
-          </w:p>
-        </w:tc>
-        <w:tc>
-          <w:tcPr>
-            <w:tcBorders>
-              <w:top w:val="single" w:color="CBD5E0" w:sz="1"/>
-              <w:left w:val="single" w:color="CBD5E0" w:sz="1"/>
-              <w:bottom w:val="single" w:color="CBD5E0" w:sz="1"/>
-              <w:right w:val="single" w:color="CBD5E0" w:sz="1"/>
-            </w:tcBorders>
-            <w:shd w:fill="FFFFFF" w:val="clear"/>
-            <w:tcMar>
-              <w:top w:type="dxa" w:w="120"/>
-              <w:left w:type="dxa" w:w="140"/>
-              <w:bottom w:type="dxa" w:w="120"/>
-              <w:right w:type="dxa" w:w="140"/>
-            </w:tcMar>
-          </w:tcPr>
-          <w:p>
-            <w:r>
-              <w:rPr>
-                <w:rFonts w:ascii="Arial" w:cs="Arial" w:eastAsia="Arial" w:hAnsi="Arial"/>
-                <w:b w:val="false"/>
-                <w:bCs w:val="false"/>
-                <w:color w:val="2D3748"/>
-                <w:sz w:val="18"/>
-                <w:szCs w:val="18"/>
-              </w:rPr>
-              <w:t xml:space="preserve">Kế hoạch chi phí hàng tháng &amp; Phân loại theo nhóm công việc</w:t>
+              <w:t xml:space="preserve">Chi Tiết Dự Án (Xây Dựng) - Tab Dòng Tiền</w:t>
+            </w:r>
+          </w:p>
+        </w:tc>
+        <w:tc>
+          <w:tcPr>
+            <w:tcBorders>
+              <w:top w:val="single" w:color="CBD5E0" w:sz="1"/>
+              <w:left w:val="single" w:color="CBD5E0" w:sz="1"/>
+              <w:bottom w:val="single" w:color="CBD5E0" w:sz="1"/>
+              <w:right w:val="single" w:color="CBD5E0" w:sz="1"/>
+            </w:tcBorders>
+            <w:shd w:fill="FFFFFF" w:val="clear"/>
+            <w:tcMar>
+              <w:top w:type="dxa" w:w="120"/>
+              <w:left w:type="dxa" w:w="140"/>
+              <w:bottom w:type="dxa" w:w="120"/>
+              <w:right w:type="dxa" w:w="140"/>
+            </w:tcMar>
+          </w:tcPr>
+          <w:p>
+            <w:r>
+              <w:rPr>
+                <w:rFonts w:ascii="Arial" w:cs="Arial" w:eastAsia="Arial" w:hAnsi="Arial"/>
+                <w:b w:val="false"/>
+                <w:bCs w:val="false"/>
+                <w:color w:val="2D3748"/>
+                <w:sz w:val="18"/>
+                <w:szCs w:val="18"/>
+              </w:rPr>
+              <w:t xml:space="preserve">Thu / Chi / Số dư tiền mặt của dự án</w:t>
             </w:r>
           </w:p>
         </w:tc>
@@ -3678,67 +3678,67 @@
                 <w:sz w:val="18"/>
                 <w:szCs w:val="18"/>
               </w:rPr>
-              <w:t xml:space="preserve">✍️ Nhập tay</w:t>
-            </w:r>
-          </w:p>
-        </w:tc>
-        <w:tc>
-          <w:tcPr>
-            <w:tcBorders>
-              <w:top w:val="single" w:color="CBD5E0" w:sz="1"/>
-              <w:left w:val="single" w:color="CBD5E0" w:sz="1"/>
-              <w:bottom w:val="single" w:color="CBD5E0" w:sz="1"/>
-              <w:right w:val="single" w:color="CBD5E0" w:sz="1"/>
-            </w:tcBorders>
-            <w:shd w:fill="FFFFFF" w:val="clear"/>
-            <w:tcMar>
-              <w:top w:type="dxa" w:w="120"/>
-              <w:left w:type="dxa" w:w="140"/>
-              <w:bottom w:type="dxa" w:w="120"/>
-              <w:right w:type="dxa" w:w="140"/>
-            </w:tcMar>
-          </w:tcPr>
-          <w:p>
-            <w:r>
-              <w:rPr>
-                <w:rFonts w:ascii="Arial" w:cs="Arial" w:eastAsia="Arial" w:hAnsi="Arial"/>
-                <w:b w:val="false"/>
-                <w:bCs w:val="false"/>
-                <w:color w:val="2D3748"/>
-                <w:sz w:val="18"/>
-                <w:szCs w:val="18"/>
-              </w:rPr>
-              <w:t xml:space="preserve">N/A (Site Cost Incurrence Plan)</w:t>
-            </w:r>
-          </w:p>
-        </w:tc>
-        <w:tc>
-          <w:tcPr>
-            <w:tcBorders>
-              <w:top w:val="single" w:color="CBD5E0" w:sz="1"/>
-              <w:left w:val="single" w:color="CBD5E0" w:sz="1"/>
-              <w:bottom w:val="single" w:color="CBD5E0" w:sz="1"/>
-              <w:right w:val="single" w:color="CBD5E0" w:sz="1"/>
-            </w:tcBorders>
-            <w:shd w:fill="FFFFFF" w:val="clear"/>
-            <w:tcMar>
-              <w:top w:type="dxa" w:w="120"/>
-              <w:left w:type="dxa" w:w="140"/>
-              <w:bottom w:type="dxa" w:w="120"/>
-              <w:right w:type="dxa" w:w="140"/>
-            </w:tcMar>
-          </w:tcPr>
-          <w:p>
-            <w:r>
-              <w:rPr>
-                <w:rFonts w:ascii="Arial" w:cs="Arial" w:eastAsia="Arial" w:hAnsi="Arial"/>
-                <w:b w:val="false"/>
-                <w:bCs w:val="false"/>
-                <w:color w:val="2D3748"/>
-                <w:sz w:val="18"/>
-                <w:szCs w:val="18"/>
-              </w:rPr>
-              <w:t xml:space="preserve">Data Entry Tab &gt; 4. Cost Plan/Actual by Work Type</w:t>
+              <w:t xml:space="preserve">🔄 Đồng bộ ERP</w:t>
+            </w:r>
+          </w:p>
+        </w:tc>
+        <w:tc>
+          <w:tcPr>
+            <w:tcBorders>
+              <w:top w:val="single" w:color="CBD5E0" w:sz="1"/>
+              <w:left w:val="single" w:color="CBD5E0" w:sz="1"/>
+              <w:bottom w:val="single" w:color="CBD5E0" w:sz="1"/>
+              <w:right w:val="single" w:color="CBD5E0" w:sz="1"/>
+            </w:tcBorders>
+            <w:shd w:fill="F7FAFC" w:val="clear"/>
+            <w:tcMar>
+              <w:top w:type="dxa" w:w="120"/>
+              <w:left w:type="dxa" w:w="140"/>
+              <w:bottom w:type="dxa" w:w="120"/>
+              <w:right w:type="dxa" w:w="140"/>
+            </w:tcMar>
+          </w:tcPr>
+          <w:p>
+            <w:r>
+              <w:rPr>
+                <w:rFonts w:ascii="Arial" w:cs="Arial" w:eastAsia="Arial" w:hAnsi="Arial"/>
+                <w:b w:val="false"/>
+                <w:bCs w:val="false"/>
+                <w:color w:val="2D3748"/>
+                <w:sz w:val="18"/>
+                <w:szCs w:val="18"/>
+              </w:rPr>
+              <w:t xml:space="preserve">Cash Flow &gt; Report &gt; Cash Flow Report</w:t>
+            </w:r>
+          </w:p>
+        </w:tc>
+        <w:tc>
+          <w:tcPr>
+            <w:tcBorders>
+              <w:top w:val="single" w:color="CBD5E0" w:sz="1"/>
+              <w:left w:val="single" w:color="CBD5E0" w:sz="1"/>
+              <w:bottom w:val="single" w:color="CBD5E0" w:sz="1"/>
+              <w:right w:val="single" w:color="CBD5E0" w:sz="1"/>
+            </w:tcBorders>
+            <w:shd w:fill="F7FAFC" w:val="clear"/>
+            <w:tcMar>
+              <w:top w:type="dxa" w:w="120"/>
+              <w:left w:type="dxa" w:w="140"/>
+              <w:bottom w:type="dxa" w:w="120"/>
+              <w:right w:type="dxa" w:w="140"/>
+            </w:tcMar>
+          </w:tcPr>
+          <w:p>
+            <w:r>
+              <w:rPr>
+                <w:rFonts w:ascii="Arial" w:cs="Arial" w:eastAsia="Arial" w:hAnsi="Arial"/>
+                <w:b w:val="false"/>
+                <w:bCs w:val="false"/>
+                <w:color w:val="2D3748"/>
+                <w:sz w:val="18"/>
+                <w:szCs w:val="18"/>
+              </w:rPr>
+              <w:t xml:space="preserve">Income &gt; month (1-12)Outcome &gt; month (1-12)</w:t>
             </w:r>
           </w:p>
         </w:tc>
@@ -3770,37 +3770,37 @@
                 <w:sz w:val="18"/>
                 <w:szCs w:val="18"/>
               </w:rPr>
-              <w:t xml:space="preserve">Chi Tiết Dự Án Xây Dựng - Tab Dòng Tiền</w:t>
-            </w:r>
-          </w:p>
-        </w:tc>
-        <w:tc>
-          <w:tcPr>
-            <w:tcBorders>
-              <w:top w:val="single" w:color="CBD5E0" w:sz="1"/>
-              <w:left w:val="single" w:color="CBD5E0" w:sz="1"/>
-              <w:bottom w:val="single" w:color="CBD5E0" w:sz="1"/>
-              <w:right w:val="single" w:color="CBD5E0" w:sz="1"/>
-            </w:tcBorders>
-            <w:shd w:fill="FFFFFF" w:val="clear"/>
-            <w:tcMar>
-              <w:top w:type="dxa" w:w="120"/>
-              <w:left w:type="dxa" w:w="140"/>
-              <w:bottom w:type="dxa" w:w="120"/>
-              <w:right w:type="dxa" w:w="140"/>
-            </w:tcMar>
-          </w:tcPr>
-          <w:p>
-            <w:r>
-              <w:rPr>
-                <w:rFonts w:ascii="Arial" w:cs="Arial" w:eastAsia="Arial" w:hAnsi="Arial"/>
-                <w:b w:val="false"/>
-                <w:bCs w:val="false"/>
-                <w:color w:val="2D3748"/>
-                <w:sz w:val="18"/>
-                <w:szCs w:val="18"/>
-              </w:rPr>
-              <w:t xml:space="preserve">Dòng tiền vào/ra &amp; Số dư tiền mặt dự án</w:t>
+              <w:t xml:space="preserve">Chi Tiết Dự Án (Dịch Vụ) - Khái Yếu &amp; Doanh Thu</w:t>
+            </w:r>
+          </w:p>
+        </w:tc>
+        <w:tc>
+          <w:tcPr>
+            <w:tcBorders>
+              <w:top w:val="single" w:color="CBD5E0" w:sz="1"/>
+              <w:left w:val="single" w:color="CBD5E0" w:sz="1"/>
+              <w:bottom w:val="single" w:color="CBD5E0" w:sz="1"/>
+              <w:right w:val="single" w:color="CBD5E0" w:sz="1"/>
+            </w:tcBorders>
+            <w:shd w:fill="FFFFFF" w:val="clear"/>
+            <w:tcMar>
+              <w:top w:type="dxa" w:w="120"/>
+              <w:left w:type="dxa" w:w="140"/>
+              <w:bottom w:type="dxa" w:w="120"/>
+              <w:right w:type="dxa" w:w="140"/>
+            </w:tcMar>
+          </w:tcPr>
+          <w:p>
+            <w:r>
+              <w:rPr>
+                <w:rFonts w:ascii="Arial" w:cs="Arial" w:eastAsia="Arial" w:hAnsi="Arial"/>
+                <w:b w:val="false"/>
+                <w:bCs w:val="false"/>
+                <w:color w:val="2D3748"/>
+                <w:sz w:val="18"/>
+                <w:szCs w:val="18"/>
+              </w:rPr>
+              <w:t xml:space="preserve">Chi tiết hợp đồng &amp; phạm vi dịch vụ</w:t>
             </w:r>
           </w:p>
         </w:tc>
@@ -3830,67 +3830,67 @@
                 <w:sz w:val="18"/>
                 <w:szCs w:val="18"/>
               </w:rPr>
-              <w:t xml:space="preserve">🔄 Đồng bộ ERP</w:t>
-            </w:r>
-          </w:p>
-        </w:tc>
-        <w:tc>
-          <w:tcPr>
-            <w:tcBorders>
-              <w:top w:val="single" w:color="CBD5E0" w:sz="1"/>
-              <w:left w:val="single" w:color="CBD5E0" w:sz="1"/>
-              <w:bottom w:val="single" w:color="CBD5E0" w:sz="1"/>
-              <w:right w:val="single" w:color="CBD5E0" w:sz="1"/>
-            </w:tcBorders>
-            <w:shd w:fill="FFFFFF" w:val="clear"/>
-            <w:tcMar>
-              <w:top w:type="dxa" w:w="120"/>
-              <w:left w:type="dxa" w:w="140"/>
-              <w:bottom w:type="dxa" w:w="120"/>
-              <w:right w:type="dxa" w:w="140"/>
-            </w:tcMar>
-          </w:tcPr>
-          <w:p>
-            <w:r>
-              <w:rPr>
-                <w:rFonts w:ascii="Arial" w:cs="Arial" w:eastAsia="Arial" w:hAnsi="Arial"/>
-                <w:b w:val="false"/>
-                <w:bCs w:val="false"/>
-                <w:color w:val="2D3748"/>
-                <w:sz w:val="18"/>
-                <w:szCs w:val="18"/>
-              </w:rPr>
-              <w:t xml:space="preserve">1. Site Fund Movement (Cash / Bank) / Transactions</w:t>
-            </w:r>
-          </w:p>
-        </w:tc>
-        <w:tc>
-          <w:tcPr>
-            <w:tcBorders>
-              <w:top w:val="single" w:color="CBD5E0" w:sz="1"/>
-              <w:left w:val="single" w:color="CBD5E0" w:sz="1"/>
-              <w:bottom w:val="single" w:color="CBD5E0" w:sz="1"/>
-              <w:right w:val="single" w:color="CBD5E0" w:sz="1"/>
-            </w:tcBorders>
-            <w:shd w:fill="FFFFFF" w:val="clear"/>
-            <w:tcMar>
-              <w:top w:type="dxa" w:w="120"/>
-              <w:left w:type="dxa" w:w="140"/>
-              <w:bottom w:type="dxa" w:w="120"/>
-              <w:right w:type="dxa" w:w="140"/>
-            </w:tcMar>
-          </w:tcPr>
-          <w:p>
-            <w:r>
-              <w:rPr>
-                <w:rFonts w:ascii="Arial" w:cs="Arial" w:eastAsia="Arial" w:hAnsi="Arial"/>
-                <w:b w:val="false"/>
-                <w:bCs w:val="false"/>
-                <w:color w:val="2D3748"/>
-                <w:sz w:val="18"/>
-                <w:szCs w:val="18"/>
-              </w:rPr>
-              <w:t xml:space="preserve">Income / Withdrawal / Opening Balance</w:t>
+              <w:t xml:space="preserve">✍️ Nhập tay</w:t>
+            </w:r>
+          </w:p>
+        </w:tc>
+        <w:tc>
+          <w:tcPr>
+            <w:tcBorders>
+              <w:top w:val="single" w:color="CBD5E0" w:sz="1"/>
+              <w:left w:val="single" w:color="CBD5E0" w:sz="1"/>
+              <w:bottom w:val="single" w:color="CBD5E0" w:sz="1"/>
+              <w:right w:val="single" w:color="CBD5E0" w:sz="1"/>
+            </w:tcBorders>
+            <w:shd w:fill="FFFFFF" w:val="clear"/>
+            <w:tcMar>
+              <w:top w:type="dxa" w:w="120"/>
+              <w:left w:type="dxa" w:w="140"/>
+              <w:bottom w:type="dxa" w:w="120"/>
+              <w:right w:type="dxa" w:w="140"/>
+            </w:tcMar>
+          </w:tcPr>
+          <w:p>
+            <w:r>
+              <w:rPr>
+                <w:rFonts w:ascii="Arial" w:cs="Arial" w:eastAsia="Arial" w:hAnsi="Arial"/>
+                <w:b w:val="false"/>
+                <w:bCs w:val="false"/>
+                <w:color w:val="2D3748"/>
+                <w:sz w:val="18"/>
+                <w:szCs w:val="18"/>
+              </w:rPr>
+              <w:t xml:space="preserve"/>
+            </w:r>
+          </w:p>
+        </w:tc>
+        <w:tc>
+          <w:tcPr>
+            <w:tcBorders>
+              <w:top w:val="single" w:color="CBD5E0" w:sz="1"/>
+              <w:left w:val="single" w:color="CBD5E0" w:sz="1"/>
+              <w:bottom w:val="single" w:color="CBD5E0" w:sz="1"/>
+              <w:right w:val="single" w:color="CBD5E0" w:sz="1"/>
+            </w:tcBorders>
+            <w:shd w:fill="FFFFFF" w:val="clear"/>
+            <w:tcMar>
+              <w:top w:type="dxa" w:w="120"/>
+              <w:left w:type="dxa" w:w="140"/>
+              <w:bottom w:type="dxa" w:w="120"/>
+              <w:right w:type="dxa" w:w="140"/>
+            </w:tcMar>
+          </w:tcPr>
+          <w:p>
+            <w:r>
+              <w:rPr>
+                <w:rFonts w:ascii="Arial" w:cs="Arial" w:eastAsia="Arial" w:hAnsi="Arial"/>
+                <w:b w:val="false"/>
+                <w:bCs w:val="false"/>
+                <w:color w:val="2D3748"/>
+                <w:sz w:val="18"/>
+                <w:szCs w:val="18"/>
+              </w:rPr>
+              <w:t xml:space="preserve">Data Entry Tab &gt; Service Overview ( Client, Scope of Work, Payment Terms)</w:t>
             </w:r>
           </w:p>
         </w:tc>
@@ -3922,37 +3922,37 @@
                 <w:sz w:val="18"/>
                 <w:szCs w:val="18"/>
               </w:rPr>
-              <w:t xml:space="preserve">Chi Tiết Dự Án Dịch Vụ - Khái Yếu &amp; Doanh Thu</w:t>
-            </w:r>
-          </w:p>
-        </w:tc>
-        <w:tc>
-          <w:tcPr>
-            <w:tcBorders>
-              <w:top w:val="single" w:color="CBD5E0" w:sz="1"/>
-              <w:left w:val="single" w:color="CBD5E0" w:sz="1"/>
-              <w:bottom w:val="single" w:color="CBD5E0" w:sz="1"/>
-              <w:right w:val="single" w:color="CBD5E0" w:sz="1"/>
-            </w:tcBorders>
-            <w:shd w:fill="FFFFFF" w:val="clear"/>
-            <w:tcMar>
-              <w:top w:type="dxa" w:w="120"/>
-              <w:left w:type="dxa" w:w="140"/>
-              <w:bottom w:type="dxa" w:w="120"/>
-              <w:right w:type="dxa" w:w="140"/>
-            </w:tcMar>
-          </w:tcPr>
-          <w:p>
-            <w:r>
-              <w:rPr>
-                <w:rFonts w:ascii="Arial" w:cs="Arial" w:eastAsia="Arial" w:hAnsi="Arial"/>
-                <w:b w:val="false"/>
-                <w:bCs w:val="false"/>
-                <w:color w:val="2D3748"/>
-                <w:sz w:val="18"/>
-                <w:szCs w:val="18"/>
-              </w:rPr>
-              <w:t xml:space="preserve">Hợp đồng dịch vụ &amp; Phạm vi công việc</w:t>
+              <w:t xml:space="preserve">Chi Tiết Dự Án (Dịch Vụ) - Tab Doanh Thu/Giá Vốn</w:t>
+            </w:r>
+          </w:p>
+        </w:tc>
+        <w:tc>
+          <w:tcPr>
+            <w:tcBorders>
+              <w:top w:val="single" w:color="CBD5E0" w:sz="1"/>
+              <w:left w:val="single" w:color="CBD5E0" w:sz="1"/>
+              <w:bottom w:val="single" w:color="CBD5E0" w:sz="1"/>
+              <w:right w:val="single" w:color="CBD5E0" w:sz="1"/>
+            </w:tcBorders>
+            <w:shd w:fill="FFFFFF" w:val="clear"/>
+            <w:tcMar>
+              <w:top w:type="dxa" w:w="120"/>
+              <w:left w:type="dxa" w:w="140"/>
+              <w:bottom w:type="dxa" w:w="120"/>
+              <w:right w:type="dxa" w:w="140"/>
+            </w:tcMar>
+          </w:tcPr>
+          <w:p>
+            <w:r>
+              <w:rPr>
+                <w:rFonts w:ascii="Arial" w:cs="Arial" w:eastAsia="Arial" w:hAnsi="Arial"/>
+                <w:b w:val="false"/>
+                <w:bCs w:val="false"/>
+                <w:color w:val="2D3748"/>
+                <w:sz w:val="18"/>
+                <w:szCs w:val="18"/>
+              </w:rPr>
+              <w:t xml:space="preserve">Kế toán hàng tháng dịch vụ &amp; Giá vốn đã thực hiện</w:t>
             </w:r>
           </w:p>
         </w:tc>
@@ -3994,55 +3994,55 @@
               <w:bottom w:val="single" w:color="CBD5E0" w:sz="1"/>
               <w:right w:val="single" w:color="CBD5E0" w:sz="1"/>
             </w:tcBorders>
-            <w:shd w:fill="FFFFFF" w:val="clear"/>
-            <w:tcMar>
-              <w:top w:type="dxa" w:w="120"/>
-              <w:left w:type="dxa" w:w="140"/>
-              <w:bottom w:type="dxa" w:w="120"/>
-              <w:right w:type="dxa" w:w="140"/>
-            </w:tcMar>
-          </w:tcPr>
-          <w:p>
-            <w:r>
-              <w:rPr>
-                <w:rFonts w:ascii="Arial" w:cs="Arial" w:eastAsia="Arial" w:hAnsi="Arial"/>
-                <w:b w:val="false"/>
-                <w:bCs w:val="false"/>
-                <w:color w:val="2D3748"/>
-                <w:sz w:val="18"/>
-                <w:szCs w:val="18"/>
-              </w:rPr>
-              <w:t xml:space="preserve">Service Contract / Order Management</w:t>
-            </w:r>
-          </w:p>
-        </w:tc>
-        <w:tc>
-          <w:tcPr>
-            <w:tcBorders>
-              <w:top w:val="single" w:color="CBD5E0" w:sz="1"/>
-              <w:left w:val="single" w:color="CBD5E0" w:sz="1"/>
-              <w:bottom w:val="single" w:color="CBD5E0" w:sz="1"/>
-              <w:right w:val="single" w:color="CBD5E0" w:sz="1"/>
-            </w:tcBorders>
-            <w:shd w:fill="FFFFFF" w:val="clear"/>
-            <w:tcMar>
-              <w:top w:type="dxa" w:w="120"/>
-              <w:left w:type="dxa" w:w="140"/>
-              <w:bottom w:type="dxa" w:w="120"/>
-              <w:right w:type="dxa" w:w="140"/>
-            </w:tcMar>
-          </w:tcPr>
-          <w:p>
-            <w:r>
-              <w:rPr>
-                <w:rFonts w:ascii="Arial" w:cs="Arial" w:eastAsia="Arial" w:hAnsi="Arial"/>
-                <w:b w:val="false"/>
-                <w:bCs w:val="false"/>
-                <w:color w:val="2D3748"/>
-                <w:sz w:val="18"/>
-                <w:szCs w:val="18"/>
-              </w:rPr>
-              <w:t xml:space="preserve">Data Entry Tab &gt; Service Overview (Period, Client, Scope, Payment Terms)</w:t>
+            <w:shd w:fill="F7FAFC" w:val="clear"/>
+            <w:tcMar>
+              <w:top w:type="dxa" w:w="120"/>
+              <w:left w:type="dxa" w:w="140"/>
+              <w:bottom w:type="dxa" w:w="120"/>
+              <w:right w:type="dxa" w:w="140"/>
+            </w:tcMar>
+          </w:tcPr>
+          <w:p>
+            <w:r>
+              <w:rPr>
+                <w:rFonts w:ascii="Arial" w:cs="Arial" w:eastAsia="Arial" w:hAnsi="Arial"/>
+                <w:b w:val="false"/>
+                <w:bCs w:val="false"/>
+                <w:color w:val="2D3748"/>
+                <w:sz w:val="18"/>
+                <w:szCs w:val="18"/>
+              </w:rPr>
+              <w:t xml:space="preserve"/>
+            </w:r>
+          </w:p>
+        </w:tc>
+        <w:tc>
+          <w:tcPr>
+            <w:tcBorders>
+              <w:top w:val="single" w:color="CBD5E0" w:sz="1"/>
+              <w:left w:val="single" w:color="CBD5E0" w:sz="1"/>
+              <w:bottom w:val="single" w:color="CBD5E0" w:sz="1"/>
+              <w:right w:val="single" w:color="CBD5E0" w:sz="1"/>
+            </w:tcBorders>
+            <w:shd w:fill="F7FAFC" w:val="clear"/>
+            <w:tcMar>
+              <w:top w:type="dxa" w:w="120"/>
+              <w:left w:type="dxa" w:w="140"/>
+              <w:bottom w:type="dxa" w:w="120"/>
+              <w:right w:type="dxa" w:w="140"/>
+            </w:tcMar>
+          </w:tcPr>
+          <w:p>
+            <w:r>
+              <w:rPr>
+                <w:rFonts w:ascii="Arial" w:cs="Arial" w:eastAsia="Arial" w:hAnsi="Arial"/>
+                <w:b w:val="false"/>
+                <w:bCs w:val="false"/>
+                <w:color w:val="2D3748"/>
+                <w:sz w:val="18"/>
+                <w:szCs w:val="18"/>
+              </w:rPr>
+              <w:t xml:space="preserve">Data Entry Tab &gt; 3. Monthly Cost of Revenue</w:t>
             </w:r>
           </w:p>
         </w:tc>
@@ -4074,37 +4074,37 @@
                 <w:sz w:val="18"/>
                 <w:szCs w:val="18"/>
               </w:rPr>
-              <w:t xml:space="preserve">Chi Tiết Dự Án Dịch Vụ - Tab Doanh Thu &amp; Giá Vốn</w:t>
-            </w:r>
-          </w:p>
-        </w:tc>
-        <w:tc>
-          <w:tcPr>
-            <w:tcBorders>
-              <w:top w:val="single" w:color="CBD5E0" w:sz="1"/>
-              <w:left w:val="single" w:color="CBD5E0" w:sz="1"/>
-              <w:bottom w:val="single" w:color="CBD5E0" w:sz="1"/>
-              <w:right w:val="single" w:color="CBD5E0" w:sz="1"/>
-            </w:tcBorders>
-            <w:shd w:fill="FFFFFF" w:val="clear"/>
-            <w:tcMar>
-              <w:top w:type="dxa" w:w="120"/>
-              <w:left w:type="dxa" w:w="140"/>
-              <w:bottom w:type="dxa" w:w="120"/>
-              <w:right w:type="dxa" w:w="140"/>
-            </w:tcMar>
-          </w:tcPr>
-          <w:p>
-            <w:r>
-              <w:rPr>
-                <w:rFonts w:ascii="Arial" w:cs="Arial" w:eastAsia="Arial" w:hAnsi="Arial"/>
-                <w:b w:val="false"/>
-                <w:bCs w:val="false"/>
-                <w:color w:val="2D3748"/>
-                <w:sz w:val="18"/>
-                <w:szCs w:val="18"/>
-              </w:rPr>
-              <w:t xml:space="preserve">Giá vốn kế toán &amp; Giá vốn thực hiện hàng tháng (Dịch vụ, WIP)</w:t>
+              <w:t xml:space="preserve">Quản Trị Hệ Thống - Đồng Bộ &amp; Nạp Dữ Liệu</w:t>
+            </w:r>
+          </w:p>
+        </w:tc>
+        <w:tc>
+          <w:tcPr>
+            <w:tcBorders>
+              <w:top w:val="single" w:color="CBD5E0" w:sz="1"/>
+              <w:left w:val="single" w:color="CBD5E0" w:sz="1"/>
+              <w:bottom w:val="single" w:color="CBD5E0" w:sz="1"/>
+              <w:right w:val="single" w:color="CBD5E0" w:sz="1"/>
+            </w:tcBorders>
+            <w:shd w:fill="FFFFFF" w:val="clear"/>
+            <w:tcMar>
+              <w:top w:type="dxa" w:w="120"/>
+              <w:left w:type="dxa" w:w="140"/>
+              <w:bottom w:type="dxa" w:w="120"/>
+              <w:right w:type="dxa" w:w="140"/>
+            </w:tcMar>
+          </w:tcPr>
+          <w:p>
+            <w:r>
+              <w:rPr>
+                <w:rFonts w:ascii="Arial" w:cs="Arial" w:eastAsia="Arial" w:hAnsi="Arial"/>
+                <w:b w:val="false"/>
+                <w:bCs w:val="false"/>
+                <w:color w:val="2D3748"/>
+                <w:sz w:val="18"/>
+                <w:szCs w:val="18"/>
+              </w:rPr>
+              <w:t xml:space="preserve">Quản lý tỷ giá (USD / VND / KRW)</w:t>
             </w:r>
           </w:p>
         </w:tc>
@@ -4134,67 +4134,67 @@
                 <w:sz w:val="18"/>
                 <w:szCs w:val="18"/>
               </w:rPr>
-              <w:t xml:space="preserve">✍️ Nhập tay</w:t>
-            </w:r>
-          </w:p>
-        </w:tc>
-        <w:tc>
-          <w:tcPr>
-            <w:tcBorders>
-              <w:top w:val="single" w:color="CBD5E0" w:sz="1"/>
-              <w:left w:val="single" w:color="CBD5E0" w:sz="1"/>
-              <w:bottom w:val="single" w:color="CBD5E0" w:sz="1"/>
-              <w:right w:val="single" w:color="CBD5E0" w:sz="1"/>
-            </w:tcBorders>
-            <w:shd w:fill="FFFFFF" w:val="clear"/>
-            <w:tcMar>
-              <w:top w:type="dxa" w:w="120"/>
-              <w:left w:type="dxa" w:w="140"/>
-              <w:bottom w:type="dxa" w:w="120"/>
-              <w:right w:type="dxa" w:w="140"/>
-            </w:tcMar>
-          </w:tcPr>
-          <w:p>
-            <w:r>
-              <w:rPr>
-                <w:rFonts w:ascii="Arial" w:cs="Arial" w:eastAsia="Arial" w:hAnsi="Arial"/>
-                <w:b w:val="false"/>
-                <w:bCs w:val="false"/>
-                <w:color w:val="2D3748"/>
-                <w:sz w:val="18"/>
-                <w:szCs w:val="18"/>
-              </w:rPr>
-              <w:t xml:space="preserve">Monthly Management Performance / Service Cost</w:t>
-            </w:r>
-          </w:p>
-        </w:tc>
-        <w:tc>
-          <w:tcPr>
-            <w:tcBorders>
-              <w:top w:val="single" w:color="CBD5E0" w:sz="1"/>
-              <w:left w:val="single" w:color="CBD5E0" w:sz="1"/>
-              <w:bottom w:val="single" w:color="CBD5E0" w:sz="1"/>
-              <w:right w:val="single" w:color="CBD5E0" w:sz="1"/>
-            </w:tcBorders>
-            <w:shd w:fill="FFFFFF" w:val="clear"/>
-            <w:tcMar>
-              <w:top w:type="dxa" w:w="120"/>
-              <w:left w:type="dxa" w:w="140"/>
-              <w:bottom w:type="dxa" w:w="120"/>
-              <w:right w:type="dxa" w:w="140"/>
-            </w:tcMar>
-          </w:tcPr>
-          <w:p>
-            <w:r>
-              <w:rPr>
-                <w:rFonts w:ascii="Arial" w:cs="Arial" w:eastAsia="Arial" w:hAnsi="Arial"/>
-                <w:b w:val="false"/>
-                <w:bCs w:val="false"/>
-                <w:color w:val="2D3748"/>
-                <w:sz w:val="18"/>
-                <w:szCs w:val="18"/>
-              </w:rPr>
-              <w:t xml:space="preserve">Data Entry Tab &gt; 3. Monthly Cost of Revenue</w:t>
+              <w:t xml:space="preserve">✍️ Nhập tay, 🔄 Đồng bộ ERP</w:t>
+            </w:r>
+          </w:p>
+        </w:tc>
+        <w:tc>
+          <w:tcPr>
+            <w:tcBorders>
+              <w:top w:val="single" w:color="CBD5E0" w:sz="1"/>
+              <w:left w:val="single" w:color="CBD5E0" w:sz="1"/>
+              <w:bottom w:val="single" w:color="CBD5E0" w:sz="1"/>
+              <w:right w:val="single" w:color="CBD5E0" w:sz="1"/>
+            </w:tcBorders>
+            <w:shd w:fill="FFFFFF" w:val="clear"/>
+            <w:tcMar>
+              <w:top w:type="dxa" w:w="120"/>
+              <w:left w:type="dxa" w:w="140"/>
+              <w:bottom w:type="dxa" w:w="120"/>
+              <w:right w:type="dxa" w:w="140"/>
+            </w:tcMar>
+          </w:tcPr>
+          <w:p>
+            <w:r>
+              <w:rPr>
+                <w:rFonts w:ascii="Arial" w:cs="Arial" w:eastAsia="Arial" w:hAnsi="Arial"/>
+                <w:b w:val="false"/>
+                <w:bCs w:val="false"/>
+                <w:color w:val="2D3748"/>
+                <w:sz w:val="18"/>
+                <w:szCs w:val="18"/>
+              </w:rPr>
+              <w:t xml:space="preserve">1.Common &gt; Construction Overview &gt; Register Construction Overview2. Main Dashboard button Fx Rate Setting- Current rate- Monthly Revenue rate</w:t>
+            </w:r>
+          </w:p>
+        </w:tc>
+        <w:tc>
+          <w:tcPr>
+            <w:tcBorders>
+              <w:top w:val="single" w:color="CBD5E0" w:sz="1"/>
+              <w:left w:val="single" w:color="CBD5E0" w:sz="1"/>
+              <w:bottom w:val="single" w:color="CBD5E0" w:sz="1"/>
+              <w:right w:val="single" w:color="CBD5E0" w:sz="1"/>
+            </w:tcBorders>
+            <w:shd w:fill="FFFFFF" w:val="clear"/>
+            <w:tcMar>
+              <w:top w:type="dxa" w:w="120"/>
+              <w:left w:type="dxa" w:w="140"/>
+              <w:bottom w:type="dxa" w:w="120"/>
+              <w:right w:type="dxa" w:w="140"/>
+            </w:tcMar>
+          </w:tcPr>
+          <w:p>
+            <w:r>
+              <w:rPr>
+                <w:rFonts w:ascii="Arial" w:cs="Arial" w:eastAsia="Arial" w:hAnsi="Arial"/>
+                <w:b w:val="false"/>
+                <w:bCs w:val="false"/>
+                <w:color w:val="2D3748"/>
+                <w:sz w:val="18"/>
+                <w:szCs w:val="18"/>
+              </w:rPr>
+              <w:t xml:space="preserve">1. Contract Exchange Rate2. Input save data</w:t>
             </w:r>
           </w:p>
         </w:tc>
@@ -4256,7 +4256,7 @@
                 <w:sz w:val="18"/>
                 <w:szCs w:val="18"/>
               </w:rPr>
-              <w:t xml:space="preserve">Quản lý tỷ giá hối đoái (USD / VND / KRW)</w:t>
+              <w:t xml:space="preserve">Nhập Excel báo cáo quản trị &amp; Hoàn tác</w:t>
             </w:r>
           </w:p>
         </w:tc>
@@ -4286,158 +4286,6 @@
                 <w:sz w:val="18"/>
                 <w:szCs w:val="18"/>
               </w:rPr>
-              <w:t xml:space="preserve">✍️ Nhập tay</w:t>
-            </w:r>
-          </w:p>
-        </w:tc>
-        <w:tc>
-          <w:tcPr>
-            <w:tcBorders>
-              <w:top w:val="single" w:color="CBD5E0" w:sz="1"/>
-              <w:left w:val="single" w:color="CBD5E0" w:sz="1"/>
-              <w:bottom w:val="single" w:color="CBD5E0" w:sz="1"/>
-              <w:right w:val="single" w:color="CBD5E0" w:sz="1"/>
-            </w:tcBorders>
-            <w:shd w:fill="FFFFFF" w:val="clear"/>
-            <w:tcMar>
-              <w:top w:type="dxa" w:w="120"/>
-              <w:left w:type="dxa" w:w="140"/>
-              <w:bottom w:type="dxa" w:w="120"/>
-              <w:right w:type="dxa" w:w="140"/>
-            </w:tcMar>
-          </w:tcPr>
-          <w:p>
-            <w:r>
-              <w:rPr>
-                <w:rFonts w:ascii="Arial" w:cs="Arial" w:eastAsia="Arial" w:hAnsi="Arial"/>
-                <w:b w:val="false"/>
-                <w:bCs w:val="false"/>
-                <w:color w:val="2D3748"/>
-                <w:sz w:val="18"/>
-                <w:szCs w:val="18"/>
-              </w:rPr>
-              <w:t xml:space="preserve">Contract Exchange Rate / CHTB_EXCHANGE_RATIO</w:t>
-            </w:r>
-          </w:p>
-        </w:tc>
-        <w:tc>
-          <w:tcPr>
-            <w:tcBorders>
-              <w:top w:val="single" w:color="CBD5E0" w:sz="1"/>
-              <w:left w:val="single" w:color="CBD5E0" w:sz="1"/>
-              <w:bottom w:val="single" w:color="CBD5E0" w:sz="1"/>
-              <w:right w:val="single" w:color="CBD5E0" w:sz="1"/>
-            </w:tcBorders>
-            <w:shd w:fill="FFFFFF" w:val="clear"/>
-            <w:tcMar>
-              <w:top w:type="dxa" w:w="120"/>
-              <w:left w:type="dxa" w:w="140"/>
-              <w:bottom w:type="dxa" w:w="120"/>
-              <w:right w:type="dxa" w:w="140"/>
-            </w:tcMar>
-          </w:tcPr>
-          <w:p>
-            <w:r>
-              <w:rPr>
-                <w:rFonts w:ascii="Arial" w:cs="Arial" w:eastAsia="Arial" w:hAnsi="Arial"/>
-                <w:b w:val="false"/>
-                <w:bCs w:val="false"/>
-                <w:color w:val="2D3748"/>
-                <w:sz w:val="18"/>
-                <w:szCs w:val="18"/>
-              </w:rPr>
-              <w:t xml:space="preserve">Dashboard Top FX Rate Editor Modal</w:t>
-            </w:r>
-          </w:p>
-        </w:tc>
-      </w:tr>
-      <w:tr>
-        <w:tc>
-          <w:tcPr>
-            <w:tcBorders>
-              <w:top w:val="single" w:color="CBD5E0" w:sz="1"/>
-              <w:left w:val="single" w:color="CBD5E0" w:sz="1"/>
-              <w:bottom w:val="single" w:color="CBD5E0" w:sz="1"/>
-              <w:right w:val="single" w:color="CBD5E0" w:sz="1"/>
-            </w:tcBorders>
-            <w:shd w:fill="FFFFFF" w:val="clear"/>
-            <w:tcMar>
-              <w:top w:type="dxa" w:w="120"/>
-              <w:left w:type="dxa" w:w="140"/>
-              <w:bottom w:type="dxa" w:w="120"/>
-              <w:right w:type="dxa" w:w="140"/>
-            </w:tcMar>
-          </w:tcPr>
-          <w:p>
-            <w:r>
-              <w:rPr>
-                <w:rFonts w:ascii="Arial" w:cs="Arial" w:eastAsia="Arial" w:hAnsi="Arial"/>
-                <w:b w:val="false"/>
-                <w:bCs w:val="false"/>
-                <w:color w:val="2D3748"/>
-                <w:sz w:val="18"/>
-                <w:szCs w:val="18"/>
-              </w:rPr>
-              <w:t xml:space="preserve">Quản Trị Hệ Thống - Đồng Bộ &amp; Nạp Dữ Liệu</w:t>
-            </w:r>
-          </w:p>
-        </w:tc>
-        <w:tc>
-          <w:tcPr>
-            <w:tcBorders>
-              <w:top w:val="single" w:color="CBD5E0" w:sz="1"/>
-              <w:left w:val="single" w:color="CBD5E0" w:sz="1"/>
-              <w:bottom w:val="single" w:color="CBD5E0" w:sz="1"/>
-              <w:right w:val="single" w:color="CBD5E0" w:sz="1"/>
-            </w:tcBorders>
-            <w:shd w:fill="FFFFFF" w:val="clear"/>
-            <w:tcMar>
-              <w:top w:type="dxa" w:w="120"/>
-              <w:left w:type="dxa" w:w="140"/>
-              <w:bottom w:type="dxa" w:w="120"/>
-              <w:right w:type="dxa" w:w="140"/>
-            </w:tcMar>
-          </w:tcPr>
-          <w:p>
-            <w:r>
-              <w:rPr>
-                <w:rFonts w:ascii="Arial" w:cs="Arial" w:eastAsia="Arial" w:hAnsi="Arial"/>
-                <w:b w:val="false"/>
-                <w:bCs w:val="false"/>
-                <w:color w:val="2D3748"/>
-                <w:sz w:val="18"/>
-                <w:szCs w:val="18"/>
-              </w:rPr>
-              <w:t xml:space="preserve">Nạp file Excel báo cáo quản trị &amp; Khôi phục phiên bản trước</w:t>
-            </w:r>
-          </w:p>
-        </w:tc>
-        <w:tc>
-          <w:tcPr>
-            <w:tcBorders>
-              <w:top w:val="single" w:color="CBD5E0" w:sz="1"/>
-              <w:left w:val="single" w:color="CBD5E0" w:sz="1"/>
-              <w:bottom w:val="single" w:color="CBD5E0" w:sz="1"/>
-              <w:right w:val="single" w:color="CBD5E0" w:sz="1"/>
-            </w:tcBorders>
-            <w:shd w:fill="FFFFFF" w:val="clear"/>
-            <w:tcMar>
-              <w:top w:type="dxa" w:w="120"/>
-              <w:left w:type="dxa" w:w="140"/>
-              <w:bottom w:type="dxa" w:w="120"/>
-              <w:right w:type="dxa" w:w="140"/>
-            </w:tcMar>
-          </w:tcPr>
-          <w:p>
-            <w:r>
-              <w:rPr>
-                <w:rFonts w:ascii="Arial" w:cs="Arial" w:eastAsia="Arial" w:hAnsi="Arial"/>
-                <w:b/>
-                <w:bCs/>
-                <w:color w:val="2D3748"/>
-                <w:sz w:val="18"/>
-                <w:szCs w:val="18"/>
-              </w:rPr>
               <w:t xml:space="preserve">📤 Tải lên Excel</w:t>
             </w:r>
           </w:p>
@@ -4450,37 +4298,37 @@
               <w:bottom w:val="single" w:color="CBD5E0" w:sz="1"/>
               <w:right w:val="single" w:color="CBD5E0" w:sz="1"/>
             </w:tcBorders>
-            <w:shd w:fill="FFFFFF" w:val="clear"/>
-            <w:tcMar>
-              <w:top w:type="dxa" w:w="120"/>
-              <w:left w:type="dxa" w:w="140"/>
-              <w:bottom w:type="dxa" w:w="120"/>
-              <w:right w:type="dxa" w:w="140"/>
-            </w:tcMar>
-          </w:tcPr>
-          <w:p>
-            <w:r>
-              <w:rPr>
-                <w:rFonts w:ascii="Arial" w:cs="Arial" w:eastAsia="Arial" w:hAnsi="Arial"/>
-                <w:b w:val="false"/>
-                <w:bCs w:val="false"/>
-                <w:color w:val="2D3748"/>
-                <w:sz w:val="18"/>
-                <w:szCs w:val="18"/>
-              </w:rPr>
-              <w:t xml:space="preserve">Monthly Management Performance Registration</w:t>
-            </w:r>
-          </w:p>
-        </w:tc>
-        <w:tc>
-          <w:tcPr>
-            <w:tcBorders>
-              <w:top w:val="single" w:color="CBD5E0" w:sz="1"/>
-              <w:left w:val="single" w:color="CBD5E0" w:sz="1"/>
-              <w:bottom w:val="single" w:color="CBD5E0" w:sz="1"/>
-              <w:right w:val="single" w:color="CBD5E0" w:sz="1"/>
-            </w:tcBorders>
-            <w:shd w:fill="FFFFFF" w:val="clear"/>
+            <w:shd w:fill="F7FAFC" w:val="clear"/>
+            <w:tcMar>
+              <w:top w:type="dxa" w:w="120"/>
+              <w:left w:type="dxa" w:w="140"/>
+              <w:bottom w:type="dxa" w:w="120"/>
+              <w:right w:type="dxa" w:w="140"/>
+            </w:tcMar>
+          </w:tcPr>
+          <w:p>
+            <w:r>
+              <w:rPr>
+                <w:rFonts w:ascii="Arial" w:cs="Arial" w:eastAsia="Arial" w:hAnsi="Arial"/>
+                <w:b w:val="false"/>
+                <w:bCs w:val="false"/>
+                <w:color w:val="2D3748"/>
+                <w:sz w:val="18"/>
+                <w:szCs w:val="18"/>
+              </w:rPr>
+              <w:t xml:space="preserve"/>
+            </w:r>
+          </w:p>
+        </w:tc>
+        <w:tc>
+          <w:tcPr>
+            <w:tcBorders>
+              <w:top w:val="single" w:color="CBD5E0" w:sz="1"/>
+              <w:left w:val="single" w:color="CBD5E0" w:sz="1"/>
+              <w:bottom w:val="single" w:color="CBD5E0" w:sz="1"/>
+              <w:right w:val="single" w:color="CBD5E0" w:sz="1"/>
+            </w:tcBorders>
+            <w:shd w:fill="F7FAFC" w:val="clear"/>
             <w:tcMar>
               <w:top w:type="dxa" w:w="120"/>
               <w:left w:type="dxa" w:w="140"/>
